--- a/downloads/teacher/ai-3-week-23.docx
+++ b/downloads/teacher/ai-3-week-23.docx
@@ -2966,6 +2966,396 @@
         <w:t>For your Verified Study Buddy, save the input, procedure, observed result and limitation of this check. Label this worked example as practice; use a different, previously unreviewed case when checking independent understanding.</w:t>
       </w:r>
     </w:p>
+    <w:p>
+      <w:pPr>
+        <w:pStyle w:val="Heading1"/>
+      </w:pPr>
+      <w:r>
+        <w:t>07. Prepare, teach and assess</w:t>
+      </w:r>
+    </w:p>
+    <w:p>
+      <w:r>
+        <w:t>Teaching target: Translate a short paper calculation into a Python script</w:t>
+      </w:r>
+    </w:p>
+    <w:p>
+      <w:r>
+        <w:t>Prepare the labelled worked-case picture, the matching workbook, fictional input cards and a place for individual responses. No paid AI account is required for the paper reasoning activities.</w:t>
+      </w:r>
+    </w:p>
+    <w:tbl>
+      <w:tblPr>
+        <w:tblStyle w:val="LightShading-Accent1"/>
+        <w:tblW w:type="auto" w:w="0"/>
+        <w:tblLook w:firstColumn="1" w:firstRow="1" w:lastColumn="0" w:lastRow="0" w:noHBand="0" w:noVBand="1" w:val="04A0"/>
+      </w:tblPr>
+      <w:tblGrid>
+        <w:gridCol w:w="3408"/>
+        <w:gridCol w:w="3408"/>
+        <w:gridCol w:w="3408"/>
+      </w:tblGrid>
+      <w:tr>
+        <w:trPr>
+          <w:tblHeader/>
+        </w:trPr>
+        <w:tc>
+          <w:tcPr>
+            <w:tcW w:type="dxa" w:w="3408"/>
+          </w:tcPr>
+          <w:p>
+            <w:r>
+              <w:t>Session</w:t>
+            </w:r>
+          </w:p>
+        </w:tc>
+        <w:tc>
+          <w:tcPr>
+            <w:tcW w:type="dxa" w:w="3408"/>
+          </w:tcPr>
+          <w:p>
+            <w:r>
+              <w:t>Plan</w:t>
+            </w:r>
+          </w:p>
+        </w:tc>
+        <w:tc>
+          <w:tcPr>
+            <w:tcW w:type="dxa" w:w="3408"/>
+          </w:tcPr>
+          <w:p>
+            <w:r>
+              <w:t>Resources</w:t>
+            </w:r>
+          </w:p>
+        </w:tc>
+      </w:tr>
+      <w:tr>
+        <w:tc>
+          <w:tcPr>
+            <w:tcW w:type="dxa" w:w="3408"/>
+          </w:tcPr>
+          <w:p>
+            <w:r>
+              <w:t>Session 1 · Understand · 45 min</w:t>
+            </w:r>
+          </w:p>
+        </w:tc>
+        <w:tc>
+          <w:tcPr>
+            <w:tcW w:type="dxa" w:w="3408"/>
+          </w:tcPr>
+          <w:p>
+            <w:r>
+              <w:t>0–7: recall and prerequisite; 7–15: inspect the concrete case and predict; 15–30: teacher models the worked trace; 30–40: learners explain a step using the text and visual; 40–45: check the core idea.</w:t>
+            </w:r>
+          </w:p>
+        </w:tc>
+        <w:tc>
+          <w:tcPr>
+            <w:tcW w:type="dxa" w:w="3408"/>
+          </w:tcPr>
+          <w:p>
+            <w:r>
+              <w:t>Sections 1–6; record the brief recall in the workbook.</w:t>
+            </w:r>
+          </w:p>
+        </w:tc>
+      </w:tr>
+      <w:tr>
+        <w:tc>
+          <w:tcPr>
+            <w:tcW w:type="dxa" w:w="3408"/>
+          </w:tcPr>
+          <w:p>
+            <w:r>
+              <w:t>Session 2 · Practise · 45 min</w:t>
+            </w:r>
+          </w:p>
+        </w:tc>
+        <w:tc>
+          <w:tcPr>
+            <w:tcW w:type="dxa" w:w="3408"/>
+          </w:tcPr>
+          <w:p>
+            <w:r>
+              <w:t>0–5: retrieve the procedure; 5–15: W2 completion practice; 15–23: explain and check with a partner; 23–30: each learner answers the misconception check; 30–40: targeted reteaching or a harder variation; 40–45: prepare the investigation.</w:t>
+            </w:r>
+          </w:p>
+        </w:tc>
+        <w:tc>
+          <w:tcPr>
+            <w:tcW w:type="dxa" w:w="3408"/>
+          </w:tcPr>
+          <w:p>
+            <w:r>
+              <w:t>Sections 7–10; use the matching workbook W2 and misconception check.</w:t>
+            </w:r>
+          </w:p>
+        </w:tc>
+      </w:tr>
+      <w:tr>
+        <w:tc>
+          <w:tcPr>
+            <w:tcW w:type="dxa" w:w="3408"/>
+          </w:tcPr>
+          <w:p>
+            <w:r>
+              <w:t>Session 3 · Investigate and transfer · 45 min</w:t>
+            </w:r>
+          </w:p>
+        </w:tc>
+        <w:tc>
+          <w:tcPr>
+            <w:tcW w:type="dxa" w:w="3408"/>
+          </w:tcPr>
+          <w:p>
+            <w:r>
+              <w:t>0–5: retrieve the decision rule; 5–20: investigate or trace; 20–30: start the independent case; 30–38: connect the project; 38–43: act on feedback; 43–45: plan the return check.</w:t>
+            </w:r>
+          </w:p>
+        </w:tc>
+        <w:tc>
+          <w:tcPr>
+            <w:tcW w:type="dxa" w:w="3408"/>
+          </w:tcPr>
+          <w:p>
+            <w:r>
+              <w:t>Sections 9 and 11–14. Give extra time to finish the full task set; use Section 15 when the week includes a coding lab.</w:t>
+            </w:r>
+          </w:p>
+        </w:tc>
+      </w:tr>
+    </w:tbl>
+    <w:p>
+      <w:r>
+        <w:t>Before class, solve the supported practice: Make records for 4 packs of 6, then 5 packs of 6. Predict before running. Record actual output, any error and what changed. If working on paper, label both results as traces.</w:t>
+      </w:r>
+    </w:p>
+    <w:p>
+      <w:r>
+        <w:t>Reasoned practice answer: Expected 24 then 30. Accept actual errors with an accurate account; do not replace observations. Record the changed pack count, saved file and run or trace status. Two matching cases do not show all inputs are handled.</w:t>
+      </w:r>
+    </w:p>
+    <w:p>
+      <w:r>
+        <w:t>Check every learner before discussion: Use the worked case for From a paper algorithm to Python. Proposed explanation: “An equals sign displays the answer”. Decide whether this explanation is supported. Point to the step or supplied fact that decides; explain your repair if needed.</w:t>
+      </w:r>
+    </w:p>
+    <w:p>
+      <w:r>
+        <w:t>Misconception repair: Assignment binds a name; print produces the displayed output.</w:t>
+      </w:r>
+    </w:p>
+    <w:p>
+      <w:r>
+        <w:t>Support: read the exact case aloud, enlarge the labelled picture, supply input cards and model only the first deciding step. Accept a spoken explanation or drawing; retain the reasoning goal.</w:t>
+      </w:r>
+    </w:p>
+    <w:p>
+      <w:r>
+        <w:t>Extension: Replace the last page count 90 with 100. Require a prediction and a reason before comparing. Expected result: The final count becomes 1. Reason: The comparison is strictly less than 100, so the boundary value does not qualify.</w:t>
+      </w:r>
+    </w:p>
+    <w:p>
+      <w:r>
+        <w:t>Independent assessment: withhold the reserved answer until the learner has attempted the new case. Record support separately from correctness.</w:t>
+      </w:r>
+    </w:p>
+    <w:tbl>
+      <w:tblPr>
+        <w:tblStyle w:val="LightShading-Accent1"/>
+        <w:tblW w:type="auto" w:w="0"/>
+        <w:tblLook w:firstColumn="1" w:firstRow="1" w:lastColumn="0" w:lastRow="0" w:noHBand="0" w:noVBand="1" w:val="04A0"/>
+      </w:tblPr>
+      <w:tblGrid>
+        <w:gridCol w:w="2556"/>
+        <w:gridCol w:w="2556"/>
+        <w:gridCol w:w="2556"/>
+        <w:gridCol w:w="2556"/>
+      </w:tblGrid>
+      <w:tr>
+        <w:trPr>
+          <w:tblHeader/>
+        </w:trPr>
+        <w:tc>
+          <w:tcPr>
+            <w:tcW w:type="dxa" w:w="2556"/>
+          </w:tcPr>
+          <w:p>
+            <w:r>
+              <w:t>Criterion</w:t>
+            </w:r>
+          </w:p>
+        </w:tc>
+        <w:tc>
+          <w:tcPr>
+            <w:tcW w:type="dxa" w:w="2556"/>
+          </w:tcPr>
+          <w:p>
+            <w:r>
+              <w:t>Not yet</w:t>
+            </w:r>
+          </w:p>
+        </w:tc>
+        <w:tc>
+          <w:tcPr>
+            <w:tcW w:type="dxa" w:w="2556"/>
+          </w:tcPr>
+          <w:p>
+            <w:r>
+              <w:t>With support</w:t>
+            </w:r>
+          </w:p>
+        </w:tc>
+        <w:tc>
+          <w:tcPr>
+            <w:tcW w:type="dxa" w:w="2556"/>
+          </w:tcPr>
+          <w:p>
+            <w:r>
+              <w:t>Independent</w:t>
+            </w:r>
+          </w:p>
+        </w:tc>
+      </w:tr>
+      <w:tr>
+        <w:tc>
+          <w:tcPr>
+            <w:tcW w:type="dxa" w:w="2556"/>
+          </w:tcPr>
+          <w:p>
+            <w:r>
+              <w:t>Explanation</w:t>
+            </w:r>
+          </w:p>
+        </w:tc>
+        <w:tc>
+          <w:tcPr>
+            <w:tcW w:type="dxa" w:w="2556"/>
+          </w:tcPr>
+          <w:p>
+            <w:r>
+              <w:t>Names an answer without a deciding fact</w:t>
+            </w:r>
+          </w:p>
+        </w:tc>
+        <w:tc>
+          <w:tcPr>
+            <w:tcW w:type="dxa" w:w="2556"/>
+          </w:tcPr>
+          <w:p>
+            <w:r>
+              <w:t>Uses a hint to link fact and decision</w:t>
+            </w:r>
+          </w:p>
+        </w:tc>
+        <w:tc>
+          <w:tcPr>
+            <w:tcW w:type="dxa" w:w="2556"/>
+          </w:tcPr>
+          <w:p>
+            <w:r>
+              <w:t>Explains the deciding fact in own words</w:t>
+            </w:r>
+          </w:p>
+        </w:tc>
+      </w:tr>
+      <w:tr>
+        <w:tc>
+          <w:tcPr>
+            <w:tcW w:type="dxa" w:w="2556"/>
+          </w:tcPr>
+          <w:p>
+            <w:r>
+              <w:t>Trace or test</w:t>
+            </w:r>
+          </w:p>
+        </w:tc>
+        <w:tc>
+          <w:tcPr>
+            <w:tcW w:type="dxa" w:w="2556"/>
+          </w:tcPr>
+          <w:p>
+            <w:r>
+              <w:t>Cannot connect input and result</w:t>
+            </w:r>
+          </w:p>
+        </w:tc>
+        <w:tc>
+          <w:tcPr>
+            <w:tcW w:type="dxa" w:w="2556"/>
+          </w:tcPr>
+          <w:p>
+            <w:r>
+              <w:t>Completes steps with prompts</w:t>
+            </w:r>
+          </w:p>
+        </w:tc>
+        <w:tc>
+          <w:tcPr>
+            <w:tcW w:type="dxa" w:w="2556"/>
+          </w:tcPr>
+          <w:p>
+            <w:r>
+              <w:t>Traces or tests a changed case accurately</w:t>
+            </w:r>
+          </w:p>
+        </w:tc>
+      </w:tr>
+      <w:tr>
+        <w:tc>
+          <w:tcPr>
+            <w:tcW w:type="dxa" w:w="2556"/>
+          </w:tcPr>
+          <w:p>
+            <w:r>
+              <w:t>Limits and revision</w:t>
+            </w:r>
+          </w:p>
+        </w:tc>
+        <w:tc>
+          <w:tcPr>
+            <w:tcW w:type="dxa" w:w="2556"/>
+          </w:tcPr>
+          <w:p>
+            <w:r>
+              <w:t>Claims more than evidence supports</w:t>
+            </w:r>
+          </w:p>
+        </w:tc>
+        <w:tc>
+          <w:tcPr>
+            <w:tcW w:type="dxa" w:w="2556"/>
+          </w:tcPr>
+          <w:p>
+            <w:r>
+              <w:t>Names a limit after a prompt</w:t>
+            </w:r>
+          </w:p>
+        </w:tc>
+        <w:tc>
+          <w:tcPr>
+            <w:tcW w:type="dxa" w:w="2556"/>
+          </w:tcPr>
+          <w:p>
+            <w:r>
+              <w:t>States a defensible limit and useful next test</w:t>
+            </w:r>
+          </w:p>
+        </w:tc>
+      </w:tr>
+    </w:tbl>
+    <w:p>
+      <w:r>
+        <w:t>Project checkpoint: Evaluate and revise. Compare with your starting method, explain errors and record a justified revision.</w:t>
+      </w:r>
+    </w:p>
+    <w:p>
+      <w:r>
+        <w:t>Use the weekly teacher answer for topic-specific reasoning. A saved progress tick is an activity record; judge mastery from the learner’s explanation and evidence.</w:t>
+      </w:r>
+    </w:p>
     <w:sectPr>
       <w:pgSz w:w="12240" w:h="15840"/>
       <w:pgMar w:top="936" w:right="1008" w:bottom="936" w:left="1008" w:header="720" w:footer="720" w:gutter="0"/>

--- a/downloads/teacher/ai-3-week-23.docx
+++ b/downloads/teacher/ai-3-week-23.docx
@@ -3356,6 +3356,39 @@
         <w:t>Use the weekly teacher answer for topic-specific reasoning. A saved progress tick is an activity record; judge mastery from the learner’s explanation and evidence.</w:t>
       </w:r>
     </w:p>
+    <w:p>
+      <w:pPr>
+        <w:pStyle w:val="Heading1"/>
+      </w:pPr>
+      <w:r>
+        <w:t>08. Use feedback, labs and repair paths</w:t>
+      </w:r>
+    </w:p>
+    <w:p>
+      <w:r>
+        <w:t>Use the two formative questions as supported practice, not as independent mastery scores. Discuss the deciding evidence rather than accepting a guessed selection.</w:t>
+      </w:r>
+    </w:p>
+    <w:p>
+      <w:r>
+        <w:t>The feedback comes from the reviewed public worked case. Do not reveal the separately reserved independent teacher answer until the learner has attempted that case.</w:t>
+      </w:r>
+    </w:p>
+    <w:p>
+      <w:r>
+        <w:t>Ask students to predict before running code. Preserve errors and actual outputs; collect a changed test and an explanation. The branch-boundary and indexing lessons deliberately include failure cases.</w:t>
+      </w:r>
+    </w:p>
+    <w:p>
+      <w:r>
+        <w:t>Use the earlier worked-explanation links to address a specific missing building block, then return to the current question. Adapt this suggestion after observing the learner; it is not an automatic diagnosis.</w:t>
+      </w:r>
+    </w:p>
+    <w:p>
+      <w:r>
+        <w:t>Collect the completed-work portfolio as evidence. Record support separately from correctness, and assess explanation, trace/test and limitations. Progress ticks and quiz selections alone do not establish mastery.</w:t>
+      </w:r>
+    </w:p>
     <w:sectPr>
       <w:pgSz w:w="12240" w:h="15840"/>
       <w:pgMar w:top="936" w:right="1008" w:bottom="936" w:left="1008" w:header="720" w:footer="720" w:gutter="0"/>

--- a/downloads/teacher/ai-3-week-23.docx
+++ b/downloads/teacher/ai-3-week-23.docx
@@ -29,6 +29,11 @@
       </w:r>
     </w:p>
     <w:p>
+      <w:r>
+        <w:t>Prepare Block to Python Bridge: check the target, prerequisites, resources and adaptable teaching schedule.</w:t>
+      </w:r>
+    </w:p>
+    <w:p>
       <w:pPr>
         <w:pStyle w:val="Heading3"/>
       </w:pPr>
@@ -37,7 +42,13 @@
       </w:r>
     </w:p>
     <w:p>
-      <w:r>
+      <w:pPr>
+        <w:spacing w:line="336" w:lineRule="auto" w:after="180"/>
+      </w:pPr>
+      <w:r>
+        <w:rPr>
+          <w:b w:val="0"/>
+        </w:rPr>
         <w:t>Primary target: Translate a short paper calculation into a Python script</w:t>
       </w:r>
     </w:p>
@@ -185,12 +196,47 @@
       </w:tr>
     </w:tbl>
     <w:p>
-      <w:r>
-        <w:t>This is a starting allocation of 135 minutes, not a validated duration. Preserve all named topics. Schedule extra time for connected examples, the full investigation, independent cases and project building. Repeated copies of a case share one recorded attempt; they are not new evidence.</w:t>
-      </w:r>
-    </w:p>
-    <w:p>
-      <w:r>
+      <w:pPr>
+        <w:spacing w:line="336" w:lineRule="auto" w:after="180"/>
+      </w:pPr>
+      <w:r>
+        <w:rPr>
+          <w:b w:val="0"/>
+        </w:rPr>
+        <w:t>This is a starting allocation of 135 minutes, not a validated duration. Preserve all named topics. Schedule extra time for connected examples, the full investigation, independent cases and project building.</w:t>
+      </w:r>
+    </w:p>
+    <w:p>
+      <w:pPr>
+        <w:spacing w:line="336" w:lineRule="auto" w:after="180"/>
+      </w:pPr>
+      <w:r>
+        <w:rPr>
+          <w:b w:val="0"/>
+        </w:rPr>
+        <w:t xml:space="preserve">Repeated copies of a case share one recorded attempt; they are not new </w:t>
+      </w:r>
+      <w:r>
+        <w:rPr>
+          <w:b/>
+        </w:rPr>
+        <w:t>evidence</w:t>
+      </w:r>
+      <w:r>
+        <w:rPr>
+          <w:b w:val="0"/>
+        </w:rPr>
+        <w:t>.</w:t>
+      </w:r>
+    </w:p>
+    <w:p>
+      <w:pPr>
+        <w:spacing w:line="336" w:lineRule="auto" w:after="180"/>
+      </w:pPr>
+      <w:r>
+        <w:rPr>
+          <w:b w:val="0"/>
+        </w:rPr>
         <w:t>Case exposure check: this source example appears in ai-2/1, ai-3/23, python-bridge/1. Reuse a familiar case for recall or modelling; verify that the case used to assess transfer has not already received feedback.</w:t>
       </w:r>
     </w:p>
@@ -211,17 +257,35 @@
       </w:r>
     </w:p>
     <w:p>
-      <w:r>
+      <w:pPr>
+        <w:spacing w:line="336" w:lineRule="auto" w:after="180"/>
+      </w:pPr>
+      <w:r>
+        <w:rPr>
+          <w:b w:val="0"/>
+        </w:rPr>
         <w:t>Without opening the old lesson, explain one key idea from Requests Responses and JSON. Give an example and a mistake that the idea helps you avoid.</w:t>
       </w:r>
     </w:p>
     <w:p>
-      <w:r>
+      <w:pPr>
+        <w:spacing w:line="336" w:lineRule="auto" w:after="180"/>
+      </w:pPr>
+      <w:r>
+        <w:rPr>
+          <w:b w:val="0"/>
+        </w:rPr>
         <w:t>Look for: Parse JSON into Python records</w:t>
       </w:r>
     </w:p>
     <w:p>
-      <w:r>
+      <w:pPr>
+        <w:spacing w:line="336" w:lineRule="auto" w:after="180"/>
+      </w:pPr>
+      <w:r>
+        <w:rPr>
+          <w:b w:val="0"/>
+        </w:rPr>
         <w:t>Reference example, not the only acceptable wording: None and true, respectively.</w:t>
       </w:r>
     </w:p>
@@ -234,18 +298,70 @@
       </w:r>
     </w:p>
     <w:p>
-      <w:r>
+      <w:pPr>
+        <w:spacing w:line="336" w:lineRule="auto" w:after="180"/>
+      </w:pPr>
+      <w:r>
+        <w:rPr>
+          <w:b w:val="0"/>
+        </w:rPr>
         <w:t>Without opening the old lesson, explain one key idea from Conversation State and Memory. Give an example and a mistake that the idea helps you avoid.</w:t>
       </w:r>
     </w:p>
     <w:p>
-      <w:r>
-        <w:t>Look for: Explain the mechanism and terminology of conversation state and retention</w:t>
-      </w:r>
-    </w:p>
-    <w:p>
-      <w:r>
-        <w:t>Reference example, not the only acceptable wording: Teacher explanation: Conversation state stores facts or prior interactions for later use. It needs scope, provenance, correction and retention rules rather than indefinite accumulation. This classroom assistant keeps an approved room ID only for the current session. A later correction replaces the active value but retains an audit event until session end. Do not persist private text merely because it appeared in conversation.</w:t>
+      <w:pPr>
+        <w:spacing w:line="336" w:lineRule="auto" w:after="180"/>
+      </w:pPr>
+      <w:r>
+        <w:rPr>
+          <w:b w:val="0"/>
+        </w:rPr>
+        <w:t xml:space="preserve">Look for: Explain the </w:t>
+      </w:r>
+      <w:r>
+        <w:rPr>
+          <w:b/>
+        </w:rPr>
+        <w:t>mechanism</w:t>
+      </w:r>
+      <w:r>
+        <w:rPr>
+          <w:b w:val="0"/>
+        </w:rPr>
+        <w:t xml:space="preserve"> and terminology of conversation state and retention</w:t>
+      </w:r>
+    </w:p>
+    <w:p>
+      <w:pPr>
+        <w:spacing w:line="336" w:lineRule="auto" w:after="180"/>
+      </w:pPr>
+      <w:r>
+        <w:rPr>
+          <w:b w:val="0"/>
+        </w:rPr>
+        <w:t>Reference example, not the only acceptable wording: Teacher explanation: Conversation state stores facts or prior interactions for later use.</w:t>
+      </w:r>
+    </w:p>
+    <w:p>
+      <w:pPr>
+        <w:spacing w:line="336" w:lineRule="auto" w:after="180"/>
+      </w:pPr>
+      <w:r>
+        <w:rPr>
+          <w:b w:val="0"/>
+        </w:rPr>
+        <w:t>It needs scope, provenance, correction and retention rules rather than indefinite accumulation. This classroom assistant keeps an approved room ID only for the current session.</w:t>
+      </w:r>
+    </w:p>
+    <w:p>
+      <w:pPr>
+        <w:spacing w:line="336" w:lineRule="auto" w:after="180"/>
+      </w:pPr>
+      <w:r>
+        <w:rPr>
+          <w:b w:val="0"/>
+        </w:rPr>
+        <w:t>A later correction replaces the active value but retains an audit event until session end. Do not persist private text merely because it appeared in conversation.</w:t>
       </w:r>
     </w:p>
     <w:p>
@@ -257,22 +373,80 @@
       </w:r>
     </w:p>
     <w:p>
-      <w:r>
+      <w:pPr>
+        <w:spacing w:line="336" w:lineRule="auto" w:after="180"/>
+      </w:pPr>
+      <w:r>
+        <w:rPr>
+          <w:b w:val="0"/>
+        </w:rPr>
         <w:t>Without opening the old lesson, explain one key idea from Model Memory vs Retrieval. Give an example and a mistake that the idea helps you avoid.</w:t>
       </w:r>
     </w:p>
     <w:p>
-      <w:r>
-        <w:t>Look for: Explain the mechanism and terminology of retrieval and indexing</w:t>
-      </w:r>
-    </w:p>
-    <w:p>
-      <w:r>
-        <w:t>Reference example, not the only acceptable wording: Teacher explanation: Retrieval returns stored records selected for a query. An index is a searchable representation of a versioned corpus; generated wording is a later operation. Assign stable document IDs, versions and permitted access before indexing. Retrieve only authorised records. Preserve source references and define behaviour when a document is missing, outdated or access-restricted.</w:t>
-      </w:r>
-    </w:p>
-    <w:p>
-      <w:r>
+      <w:pPr>
+        <w:spacing w:line="336" w:lineRule="auto" w:after="180"/>
+      </w:pPr>
+      <w:r>
+        <w:rPr>
+          <w:b w:val="0"/>
+        </w:rPr>
+        <w:t xml:space="preserve">Look for: Explain the </w:t>
+      </w:r>
+      <w:r>
+        <w:rPr>
+          <w:b/>
+        </w:rPr>
+        <w:t>mechanism</w:t>
+      </w:r>
+      <w:r>
+        <w:rPr>
+          <w:b w:val="0"/>
+        </w:rPr>
+        <w:t xml:space="preserve"> and terminology of retrieval and indexing</w:t>
+      </w:r>
+    </w:p>
+    <w:p>
+      <w:pPr>
+        <w:spacing w:line="336" w:lineRule="auto" w:after="180"/>
+      </w:pPr>
+      <w:r>
+        <w:rPr>
+          <w:b w:val="0"/>
+        </w:rPr>
+        <w:t>Reference example, not the only acceptable wording: Teacher explanation: Retrieval returns stored records selected for a query.</w:t>
+      </w:r>
+    </w:p>
+    <w:p>
+      <w:pPr>
+        <w:spacing w:line="336" w:lineRule="auto" w:after="180"/>
+      </w:pPr>
+      <w:r>
+        <w:rPr>
+          <w:b w:val="0"/>
+        </w:rPr>
+        <w:t>An index is a searchable representation of a versioned corpus; generated wording is a later operation. Assign stable document IDs, versions and permitted access before indexing. Retrieve only authorised records.</w:t>
+      </w:r>
+    </w:p>
+    <w:p>
+      <w:pPr>
+        <w:spacing w:line="336" w:lineRule="auto" w:after="180"/>
+      </w:pPr>
+      <w:r>
+        <w:rPr>
+          <w:b w:val="0"/>
+        </w:rPr>
+        <w:t>Preserve source references and define behaviour when a document is missing, outdated or access-restricted.</w:t>
+      </w:r>
+    </w:p>
+    <w:p>
+      <w:pPr>
+        <w:spacing w:line="336" w:lineRule="auto" w:after="180"/>
+      </w:pPr>
+      <w:r>
+        <w:rPr>
+          <w:b w:val="0"/>
+        </w:rPr>
         <w:t>Use the student module and workbook section with this exact week title. The worked case, independent question and answers below form one aligned lesson sequence.</w:t>
       </w:r>
     </w:p>
@@ -285,7 +459,13 @@
       </w:r>
     </w:p>
     <w:p>
-      <w:r>
+      <w:pPr>
+        <w:spacing w:line="336" w:lineRule="auto" w:after="180"/>
+      </w:pPr>
+      <w:r>
+        <w:rPr>
+          <w:b w:val="0"/>
+        </w:rPr>
         <w:t>Write Python that totals [3,5,7], then trace each total. Explain how indenting 'total=0' inside the loop changes the result.</w:t>
       </w:r>
     </w:p>
@@ -298,8 +478,56 @@
       </w:r>
     </w:p>
     <w:p>
-      <w:r>
-        <w:t>Variables, conditions, lists, loops, and functions carry the same logic across representations.</w:t>
+      <w:pPr>
+        <w:spacing w:line="336" w:lineRule="auto" w:after="180"/>
+      </w:pPr>
+      <w:r>
+        <w:rPr>
+          <w:b/>
+        </w:rPr>
+        <w:t>Variable</w:t>
+      </w:r>
+      <w:r>
+        <w:rPr>
+          <w:b w:val="0"/>
+        </w:rPr>
+        <w:t xml:space="preserve">s, </w:t>
+      </w:r>
+      <w:r>
+        <w:rPr>
+          <w:b/>
+        </w:rPr>
+        <w:t>condition</w:t>
+      </w:r>
+      <w:r>
+        <w:rPr>
+          <w:b w:val="0"/>
+        </w:rPr>
+        <w:t xml:space="preserve">s, </w:t>
+      </w:r>
+      <w:r>
+        <w:rPr>
+          <w:b/>
+        </w:rPr>
+        <w:t>list</w:t>
+      </w:r>
+      <w:r>
+        <w:rPr>
+          <w:b w:val="0"/>
+        </w:rPr>
+        <w:t xml:space="preserve">s, loops, and </w:t>
+      </w:r>
+      <w:r>
+        <w:rPr>
+          <w:b/>
+        </w:rPr>
+        <w:t>function</w:t>
+      </w:r>
+      <w:r>
+        <w:rPr>
+          <w:b w:val="0"/>
+        </w:rPr>
+        <w:t>s carry the same logic across representations.</w:t>
       </w:r>
     </w:p>
     <w:tbl>
@@ -435,12 +663,38 @@
       </w:r>
     </w:p>
     <w:p>
-      <w:r>
+      <w:pPr>
+        <w:spacing w:line="336" w:lineRule="auto" w:after="180"/>
+      </w:pPr>
+      <w:r>
+        <w:rPr>
+          <w:b w:val="0"/>
+        </w:rPr>
         <w:t>Use the supplied scenario, student illustrations and blank paper. For numeric work, offer counters or a calculator after learners show the setup. Fictional records are supplied; personal data and paid accounts are unnecessary.</w:t>
       </w:r>
     </w:p>
     <w:p>
-      <w:r>
+      <w:pPr>
+        <w:pStyle w:val="Heading3"/>
+      </w:pPr>
+      <w:r>
+        <w:t>Alternative compact allocation</w:t>
+      </w:r>
+    </w:p>
+    <w:p>
+      <w:r>
+        <w:t>This compact option is not the full-week schedule. Use the main teaching cycle and allow extra sessions for the investigation, independent work and project.</w:t>
+      </w:r>
+    </w:p>
+    <w:p>
+      <w:pPr>
+        <w:spacing w:line="336" w:lineRule="auto" w:after="180"/>
+        <w:shd w:fill="F1F6F8"/>
+      </w:pPr>
+      <w:r>
+        <w:rPr>
+          <w:b w:val="0"/>
+        </w:rPr>
         <w:t>Allow 80 minutes: recall 8; explanation 12; worked demonstration 15; guided practice 20; independent assessment 15; project and reflection 10. Extend the lab into a second session when needed.</w:t>
       </w:r>
     </w:p>
@@ -453,8 +707,49 @@
       </w:r>
     </w:p>
     <w:p>
-      <w:r>
-        <w:t>This is a first encounter with saved Python scripts, not a compressed implementation of the Grade 6 adviser. Teach assignment, multiplication and print only as needed; values and types follow in Week 2. Use a fresh run to avoid hidden interactive state. Reference: Python tutorial, An Informal Introduction to Python, https://docs.python.org/3/tutorial/introduction.html (assignment, arithmetic and print).</w:t>
+      <w:pPr>
+        <w:spacing w:line="336" w:lineRule="auto" w:after="180"/>
+      </w:pPr>
+      <w:r>
+        <w:rPr>
+          <w:b w:val="0"/>
+        </w:rPr>
+        <w:t xml:space="preserve">This is a first encounter with saved Python scripts, not a compressed implementation of the Grade 6 adviser. Teach </w:t>
+      </w:r>
+      <w:r>
+        <w:rPr>
+          <w:b/>
+        </w:rPr>
+        <w:t>assignment</w:t>
+      </w:r>
+      <w:r>
+        <w:rPr>
+          <w:b w:val="0"/>
+        </w:rPr>
+        <w:t>, multiplication and print only as needed; values and types follow in Week 2.</w:t>
+      </w:r>
+    </w:p>
+    <w:p>
+      <w:pPr>
+        <w:spacing w:line="336" w:lineRule="auto" w:after="180"/>
+      </w:pPr>
+      <w:r>
+        <w:rPr>
+          <w:b w:val="0"/>
+        </w:rPr>
+        <w:t>Use a fresh run to avoid hidden interactive state. Reference: Python tutorial, An Informal Introduction to Python, https://docs.python.org/3/tutorial/introduction.html (</w:t>
+      </w:r>
+      <w:r>
+        <w:rPr>
+          <w:b/>
+        </w:rPr>
+        <w:t>assignment</w:t>
+      </w:r>
+      <w:r>
+        <w:rPr>
+          <w:b w:val="0"/>
+        </w:rPr>
+        <w:t>, arithmetic and print).</w:t>
       </w:r>
     </w:p>
     <w:p>
@@ -466,22 +761,58 @@
       </w:r>
     </w:p>
     <w:p>
-      <w:r>
+      <w:pPr>
+        <w:spacing w:line="336" w:lineRule="auto" w:after="180"/>
+      </w:pPr>
+      <w:r>
+        <w:rPr>
+          <w:b w:val="0"/>
+        </w:rPr>
         <w:t>Record four and six, multiply them to get 24, then display 24. The order must make the required values available before use.</w:t>
       </w:r>
     </w:p>
     <w:p>
-      <w:r>
-        <w:t>Teacher-prepared Python 3 editor with a new saved .py file and a visible output area; test Run before class</w:t>
-      </w:r>
-    </w:p>
-    <w:p>
-      <w:r>
+      <w:pPr>
+        <w:spacing w:line="336" w:lineRule="auto" w:after="180"/>
+      </w:pPr>
+      <w:r>
+        <w:rPr>
+          <w:b w:val="0"/>
+        </w:rPr>
+        <w:t xml:space="preserve">Teacher-prepared Python 3 editor with a new saved .py file and a visible </w:t>
+      </w:r>
+      <w:r>
+        <w:rPr>
+          <w:b/>
+        </w:rPr>
+        <w:t>output</w:t>
+      </w:r>
+      <w:r>
+        <w:rPr>
+          <w:b w:val="0"/>
+        </w:rPr>
+        <w:t xml:space="preserve"> area; test Run before class</w:t>
+      </w:r>
+    </w:p>
+    <w:p>
+      <w:pPr>
+        <w:spacing w:line="336" w:lineRule="auto" w:after="180"/>
+      </w:pPr>
+      <w:r>
+        <w:rPr>
+          <w:b w:val="0"/>
+        </w:rPr>
         <w:t>Paper counters or equal-group sketches and a blank expected/observed record</w:t>
       </w:r>
     </w:p>
     <w:p>
-      <w:r>
+      <w:pPr>
+        <w:spacing w:line="336" w:lineRule="auto" w:after="180"/>
+      </w:pPr>
+      <w:r>
+        <w:rPr>
+          <w:b w:val="0"/>
+        </w:rPr>
         <w:t>The printed script and workbook; no logins or personal data required</w:t>
       </w:r>
     </w:p>
@@ -494,12 +825,24 @@
       </w:r>
     </w:p>
     <w:p>
-      <w:r>
+      <w:pPr>
+        <w:spacing w:line="336" w:lineRule="auto" w:after="180"/>
+      </w:pPr>
+      <w:r>
+        <w:rPr>
+          <w:b w:val="0"/>
+        </w:rPr>
         <w:t>By the end, I can explain block to python bridge using a traced example and a stated limitation.</w:t>
       </w:r>
     </w:p>
     <w:p>
-      <w:r>
+      <w:pPr>
+        <w:spacing w:line="336" w:lineRule="auto" w:after="180"/>
+      </w:pPr>
+      <w:r>
+        <w:rPr>
+          <w:b w:val="0"/>
+        </w:rPr>
         <w:t>This added worked case illustrates the week’s main idea. Retain all original and connected topics; schedule its practice within the teaching cycle.</w:t>
       </w:r>
     </w:p>
@@ -512,61 +855,215 @@
       </w:r>
     </w:p>
     <w:p>
+      <w:r>
+        <w:t>Model Block to Python Bridge using the supplied case, labelled mechanism and reasoning. Make the scope of each conclusion explicit.</w:t>
+      </w:r>
+    </w:p>
+    <w:p>
+      <w:pPr>
+        <w:spacing w:line="336" w:lineRule="auto" w:after="180"/>
+      </w:pPr>
+      <w:r>
+        <w:rPr>
+          <w:b/>
+        </w:rPr>
+        <w:t>Input</w:t>
+      </w:r>
+      <w:r>
+        <w:rPr>
+          <w:b w:val="0"/>
+        </w:rPr>
+        <w:t xml:space="preserve"> → </w:t>
+      </w:r>
+      <w:r>
+        <w:rPr>
+          <w:b/>
+        </w:rPr>
+        <w:t>Process</w:t>
+      </w:r>
+      <w:r>
+        <w:rPr>
+          <w:b w:val="0"/>
+        </w:rPr>
+        <w:t xml:space="preserve"> → </w:t>
+      </w:r>
+      <w:r>
+        <w:rPr>
+          <w:b/>
+        </w:rPr>
+        <w:t>Output</w:t>
+      </w:r>
+    </w:p>
+    <w:p>
+      <w:pPr>
+        <w:spacing w:line="336" w:lineRule="auto" w:after="180"/>
+      </w:pPr>
+      <w:r>
+        <w:rPr>
+          <w:b w:val="0"/>
+        </w:rPr>
+        <w:t>Trace the information. At each stage, ask what changed and how you could test it.</w:t>
+      </w:r>
+    </w:p>
+    <w:p>
+      <w:pPr>
+        <w:spacing w:line="336" w:lineRule="auto" w:after="180"/>
+      </w:pPr>
+      <w:r>
+        <w:rPr>
+          <w:b w:val="0"/>
+        </w:rPr>
+        <w:t>Which stage could fail even when the other two are correct? Explain:</w:t>
+      </w:r>
+    </w:p>
+    <w:p>
+      <w:pPr>
+        <w:spacing w:line="336" w:lineRule="auto" w:after="180"/>
+      </w:pPr>
+      <w:r>
+        <w:rPr>
+          <w:b w:val="0"/>
+        </w:rPr>
+        <w:t xml:space="preserve">Predict first. Then check each step. A correct answer without visible reasoning is incomplete </w:t>
+      </w:r>
+      <w:r>
+        <w:rPr>
+          <w:b/>
+        </w:rPr>
+        <w:t>evidence</w:t>
+      </w:r>
+      <w:r>
+        <w:rPr>
+          <w:b w:val="0"/>
+        </w:rPr>
+        <w:t>.</w:t>
+      </w:r>
+    </w:p>
+    <w:p>
+      <w:pPr>
+        <w:spacing w:line="336" w:lineRule="auto" w:after="180"/>
+        <w:shd w:fill="F4F9FC"/>
+      </w:pPr>
+      <w:r>
+        <w:rPr>
+          <w:b w:val="0"/>
+        </w:rPr>
+        <w:t>1. Block: for each passage, check relevance.</w:t>
+      </w:r>
+    </w:p>
+    <w:p>
+      <w:pPr>
+        <w:spacing w:line="336" w:lineRule="auto" w:after="180"/>
+        <w:shd w:fill="F4F9FC"/>
+      </w:pPr>
+      <w:r>
+        <w:rPr>
+          <w:b w:val="0"/>
+        </w:rPr>
+        <w:t>2. Python: for passage in passages: ...</w:t>
+      </w:r>
+    </w:p>
+    <w:p>
+      <w:pPr>
+        <w:spacing w:line="336" w:lineRule="auto" w:after="180"/>
+        <w:shd w:fill="F4F9FC"/>
+      </w:pPr>
+      <w:r>
+        <w:rPr>
+          <w:b w:val="0"/>
+        </w:rPr>
+        <w:t xml:space="preserve">3. </w:t>
+      </w:r>
+      <w:r>
+        <w:rPr>
+          <w:b/>
+        </w:rPr>
+        <w:t>Condition</w:t>
+      </w:r>
+      <w:r>
+        <w:rPr>
+          <w:b w:val="0"/>
+        </w:rPr>
+        <w:t xml:space="preserve"> keeps passages with score ≥ threshold.</w:t>
+      </w:r>
+    </w:p>
+    <w:p>
+      <w:pPr>
+        <w:spacing w:line="336" w:lineRule="auto" w:after="180"/>
+        <w:shd w:fill="F4F9FC"/>
+      </w:pPr>
+      <w:r>
+        <w:rPr>
+          <w:b w:val="0"/>
+        </w:rPr>
+        <w:t xml:space="preserve">4. A </w:t>
+      </w:r>
+      <w:r>
+        <w:rPr>
+          <w:b/>
+        </w:rPr>
+        <w:t>function</w:t>
+      </w:r>
+      <w:r>
+        <w:rPr>
+          <w:b w:val="0"/>
+        </w:rPr>
+        <w:t xml:space="preserve"> packages the selection logic and can be tested with normal and edge </w:t>
+      </w:r>
+      <w:r>
+        <w:rPr>
+          <w:b/>
+        </w:rPr>
+        <w:t>list</w:t>
+      </w:r>
+      <w:r>
+        <w:rPr>
+          <w:b w:val="0"/>
+        </w:rPr>
+        <w:t>s.</w:t>
+      </w:r>
+    </w:p>
+    <w:p>
+      <w:pPr>
+        <w:spacing w:line="336" w:lineRule="auto" w:after="180"/>
+      </w:pPr>
+      <w:r>
+        <w:rPr>
+          <w:b w:val="0"/>
+        </w:rPr>
+        <w:t>Recalculate, retrace, or restate the reasoning in your own representation:</w:t>
+      </w:r>
+    </w:p>
+    <w:p>
+      <w:pPr>
+        <w:spacing w:line="336" w:lineRule="auto" w:after="180"/>
+        <w:shd w:fill="F5F1FB"/>
+      </w:pPr>
+      <w:r>
+        <w:rPr>
+          <w:b w:val="0"/>
+        </w:rPr>
+        <w:t xml:space="preserve">CHECK Did the </w:t>
+      </w:r>
+      <w:r>
+        <w:rPr>
+          <w:b/>
+        </w:rPr>
+        <w:t>evidence</w:t>
+      </w:r>
+      <w:r>
+        <w:rPr>
+          <w:b w:val="0"/>
+        </w:rPr>
+        <w:t xml:space="preserve"> answer the exact question? Did the total, path, or source record stay consistent?</w:t>
+      </w:r>
+    </w:p>
+    <w:p>
       <w:pPr>
         <w:pStyle w:val="Heading3"/>
       </w:pPr>
       <w:r>
-        <w:t>Explain the mechanism</w:t>
-      </w:r>
-    </w:p>
-    <w:p>
-      <w:r>
-        <w:t>Input → Process → Output</w:t>
-      </w:r>
-    </w:p>
-    <w:p>
-      <w:r>
-        <w:t>Trace the information. At each stage, ask what changed and how you could test it.</w:t>
-      </w:r>
-    </w:p>
-    <w:p>
-      <w:r>
-        <w:t>Which stage could fail even when the other two are correct? Explain:</w:t>
-      </w:r>
-    </w:p>
-    <w:p>
-      <w:r>
-        <w:t>Predict first. Then check each step. A correct answer without visible reasoning is incomplete evidence.</w:t>
-      </w:r>
-    </w:p>
-    <w:p>
-      <w:r>
-        <w:t>1. Block: for each passage, check relevance.</w:t>
-      </w:r>
-    </w:p>
-    <w:p>
-      <w:r>
-        <w:t>2. Python: for passage in passages: ...</w:t>
-      </w:r>
-    </w:p>
-    <w:p>
-      <w:r>
-        <w:t>3. Condition keeps passages with score ≥ threshold.</w:t>
-      </w:r>
-    </w:p>
-    <w:p>
-      <w:r>
-        <w:t>4. A function packages the selection logic and can be tested with normal and edge lists.</w:t>
-      </w:r>
-    </w:p>
-    <w:p>
-      <w:r>
-        <w:t>Recalculate, retrace, or restate the reasoning in your own representation:</w:t>
-      </w:r>
-    </w:p>
-    <w:p>
-      <w:r>
-        <w:t>CHECK Did the evidence answer the exact question? Did the total, path, or source record stay consistent?</w:t>
+        <w:t>Concrete teaching case</w:t>
       </w:r>
     </w:p>
     <w:p>
@@ -574,16 +1071,50 @@
         <w:pStyle w:val="Heading3"/>
       </w:pPr>
       <w:r>
-        <w:t>Concrete teaching case</w:t>
-      </w:r>
-    </w:p>
-    <w:p>
-      <w:r>
-        <w:t>A block program sets total=0 and adds each value in [2,4,6].</w:t>
-      </w:r>
-    </w:p>
-    <w:p>
-      <w:r>
+        <w:t>The teaching case</w:t>
+      </w:r>
+    </w:p>
+    <w:p>
+      <w:pPr>
+        <w:spacing w:line="336" w:lineRule="auto" w:after="180"/>
+        <w:shd w:fill="F1F6FC"/>
+      </w:pPr>
+      <w:r>
+        <w:rPr>
+          <w:b w:val="0"/>
+        </w:rPr>
+        <w:t xml:space="preserve">A block </w:t>
+      </w:r>
+      <w:r>
+        <w:rPr>
+          <w:b/>
+        </w:rPr>
+        <w:t>program</w:t>
+      </w:r>
+      <w:r>
+        <w:rPr>
+          <w:b w:val="0"/>
+        </w:rPr>
+        <w:t xml:space="preserve"> sets total=0 and adds each value in [2,4,6].</w:t>
+      </w:r>
+    </w:p>
+    <w:p>
+      <w:pPr>
+        <w:pStyle w:val="Heading3"/>
+      </w:pPr>
+      <w:r>
+        <w:t>The teaching case</w:t>
+      </w:r>
+    </w:p>
+    <w:p>
+      <w:pPr>
+        <w:spacing w:line="336" w:lineRule="auto" w:after="180"/>
+        <w:shd w:fill="F1F6FC"/>
+      </w:pPr>
+      <w:r>
+        <w:rPr>
+          <w:b w:val="0"/>
+        </w:rPr>
         <w:t>Translate and trace.</w:t>
       </w:r>
     </w:p>
@@ -596,7 +1127,22 @@
       </w:r>
     </w:p>
     <w:p>
-      <w:r>
+      <w:pPr>
+        <w:pStyle w:val="Heading3"/>
+      </w:pPr>
+      <w:r>
+        <w:t>Why the result follows</w:t>
+      </w:r>
+    </w:p>
+    <w:p>
+      <w:pPr>
+        <w:spacing w:line="336" w:lineRule="auto" w:after="180"/>
+        <w:shd w:fill="F1F6FC"/>
+      </w:pPr>
+      <w:r>
+        <w:rPr>
+          <w:b w:val="0"/>
+        </w:rPr>
         <w:t>Python uses total=0, then an indented total += value inside for value in [2,4,6]. Totals are 2,6,12.</w:t>
       </w:r>
     </w:p>
@@ -609,18 +1155,141 @@
       </w:r>
     </w:p>
     <w:p>
-      <w:r>
-        <w:t>In Grade 6 you traced rules on paper. Now you will write a small Python program and check what it actually does. Begin with a counter-packing calculation, not the whole activity adviser. The requirement is to find the total counters in equal packs and display that total. For this first program, the supplied quantities are whole, nonnegative numbers; it does not yet validate typed input.</w:t>
-      </w:r>
-    </w:p>
-    <w:p>
-      <w:r>
-        <w:t>Use a teacher-prepared Python 3 editor that can run a saved .py file. Open a new file called counters.py, type the code exactly as shown in the next section, save it, and use the editor’s Run command. Read the output area separately from the source editor. No account, AI tool, package installation or personal data is needed. If a device is unavailable, trace on paper and label the result predicted rather than executed.</w:t>
-      </w:r>
-    </w:p>
-    <w:p>
-      <w:r>
-        <w:t>Read the script from top to bottom. The equals sign assigns the value on its right to the name on its left. The star means multiplication. print(total) displays the value of total; it does not display the letters in the name. Type ordinary straight characters and keep the parentheses. The Python prompt symbols &gt;&gt;&gt; are not part of this saved script.</w:t>
+      <w:pPr>
+        <w:pStyle w:val="Heading3"/>
+      </w:pPr>
+      <w:r>
+        <w:t>Explain the added worked example · 1</w:t>
+      </w:r>
+    </w:p>
+    <w:p>
+      <w:pPr>
+        <w:spacing w:line="336" w:lineRule="auto" w:after="180"/>
+      </w:pPr>
+      <w:r>
+        <w:rPr>
+          <w:b w:val="0"/>
+        </w:rPr>
+        <w:t xml:space="preserve">In Grade 6 you traced rules on paper. Now you will write a small Python </w:t>
+      </w:r>
+      <w:r>
+        <w:rPr>
+          <w:b/>
+        </w:rPr>
+        <w:t>program</w:t>
+      </w:r>
+      <w:r>
+        <w:rPr>
+          <w:b w:val="0"/>
+        </w:rPr>
+        <w:t xml:space="preserve"> and check what it actually does. Begin with a counter-packing calculation, not the whole activity adviser.</w:t>
+      </w:r>
+    </w:p>
+    <w:p>
+      <w:pPr>
+        <w:spacing w:line="336" w:lineRule="auto" w:after="180"/>
+      </w:pPr>
+      <w:r>
+        <w:rPr>
+          <w:b w:val="0"/>
+        </w:rPr>
+        <w:t xml:space="preserve">The requirement is to find the total counters in equal packs and display that total. For this first </w:t>
+      </w:r>
+      <w:r>
+        <w:rPr>
+          <w:b/>
+        </w:rPr>
+        <w:t>program</w:t>
+      </w:r>
+      <w:r>
+        <w:rPr>
+          <w:b w:val="0"/>
+        </w:rPr>
+        <w:t xml:space="preserve">, the supplied quantities are whole, nonnegative numbers; it does not yet validate typed </w:t>
+      </w:r>
+      <w:r>
+        <w:rPr>
+          <w:b/>
+        </w:rPr>
+        <w:t>input</w:t>
+      </w:r>
+      <w:r>
+        <w:rPr>
+          <w:b w:val="0"/>
+        </w:rPr>
+        <w:t>.</w:t>
+      </w:r>
+    </w:p>
+    <w:p>
+      <w:pPr>
+        <w:pStyle w:val="Heading3"/>
+      </w:pPr>
+      <w:r>
+        <w:t>Explain the added worked example · 2</w:t>
+      </w:r>
+    </w:p>
+    <w:p>
+      <w:pPr>
+        <w:spacing w:line="336" w:lineRule="auto" w:after="180"/>
+      </w:pPr>
+      <w:r>
+        <w:rPr>
+          <w:b w:val="0"/>
+        </w:rPr>
+        <w:t>Use a teacher-prepared Python 3 editor that can run a saved .py file. Open a new file called counters.py, type the code exactly as shown in the next section, save it, and use the editor’s Run command.</w:t>
+      </w:r>
+    </w:p>
+    <w:p>
+      <w:pPr>
+        <w:spacing w:line="336" w:lineRule="auto" w:after="180"/>
+      </w:pPr>
+      <w:r>
+        <w:rPr>
+          <w:b w:val="0"/>
+        </w:rPr>
+        <w:t xml:space="preserve">Read the </w:t>
+      </w:r>
+      <w:r>
+        <w:rPr>
+          <w:b/>
+        </w:rPr>
+        <w:t>output</w:t>
+      </w:r>
+      <w:r>
+        <w:rPr>
+          <w:b w:val="0"/>
+        </w:rPr>
+        <w:t xml:space="preserve"> area separately from the source editor. No account, AI tool, package installation or personal data is needed. If a device is unavailable, trace on paper and label the result predicted rather than executed.</w:t>
+      </w:r>
+    </w:p>
+    <w:p>
+      <w:pPr>
+        <w:pStyle w:val="Heading3"/>
+      </w:pPr>
+      <w:r>
+        <w:t>Explain the added worked example · 3</w:t>
+      </w:r>
+    </w:p>
+    <w:p>
+      <w:pPr>
+        <w:spacing w:line="336" w:lineRule="auto" w:after="180"/>
+      </w:pPr>
+      <w:r>
+        <w:rPr>
+          <w:b w:val="0"/>
+        </w:rPr>
+        <w:t>Read the script from top to bottom. The equals sign assigns the value on its right to the name on its left. The star means multiplication. print(total) displays the value of total; it does not display the letters in the name.</w:t>
+      </w:r>
+    </w:p>
+    <w:p>
+      <w:pPr>
+        <w:spacing w:line="336" w:lineRule="auto" w:after="180"/>
+      </w:pPr>
+      <w:r>
+        <w:rPr>
+          <w:b w:val="0"/>
+        </w:rPr>
+        <w:t>Type ordinary straight characters and keep the parentheses. The Python prompt symbols &gt;&gt;&gt; are not part of this saved script.</w:t>
       </w:r>
     </w:p>
     <w:p>
@@ -786,8 +1455,37 @@
       </w:r>
     </w:p>
     <w:p>
-      <w:r>
-        <w:t>Use the complete worked example below before asking learners to complete W2. Reveal a small part, invite a prediction, then explain the deciding step. These teacher notes contain solutions; do not reveal the independent case answer during modelling.</w:t>
+      <w:pPr>
+        <w:spacing w:line="336" w:lineRule="auto" w:after="180"/>
+      </w:pPr>
+      <w:r>
+        <w:rPr>
+          <w:b w:val="0"/>
+        </w:rPr>
+        <w:t xml:space="preserve">Use the complete worked example below before asking learners to complete W2. Reveal a small part, invite a </w:t>
+      </w:r>
+      <w:r>
+        <w:rPr>
+          <w:b/>
+        </w:rPr>
+        <w:t>prediction</w:t>
+      </w:r>
+      <w:r>
+        <w:rPr>
+          <w:b w:val="0"/>
+        </w:rPr>
+        <w:t>, then explain the deciding step.</w:t>
+      </w:r>
+    </w:p>
+    <w:p>
+      <w:pPr>
+        <w:spacing w:line="336" w:lineRule="auto" w:after="180"/>
+      </w:pPr>
+      <w:r>
+        <w:rPr>
+          <w:b w:val="0"/>
+        </w:rPr>
+        <w:t>These teacher notes contain solutions; do not reveal the independent case answer during modelling.</w:t>
       </w:r>
     </w:p>
     <w:tbl>
@@ -805,6 +1503,38 @@
         <w:trPr>
           <w:tblHeader/>
         </w:trPr>
+        <w:tc>
+          <w:tcPr>
+            <w:tcW w:type="dxa" w:w="3408"/>
+          </w:tcPr>
+          <w:p>
+            <w:r>
+              <w:t>After line</w:t>
+            </w:r>
+          </w:p>
+        </w:tc>
+        <w:tc>
+          <w:tcPr>
+            <w:tcW w:type="dxa" w:w="3408"/>
+          </w:tcPr>
+          <w:p>
+            <w:r>
+              <w:t>Names and values</w:t>
+            </w:r>
+          </w:p>
+        </w:tc>
+        <w:tc>
+          <w:tcPr>
+            <w:tcW w:type="dxa" w:w="3408"/>
+          </w:tcPr>
+          <w:p>
+            <w:r>
+              <w:t>Displayed output</w:t>
+            </w:r>
+          </w:p>
+        </w:tc>
+      </w:tr>
+      <w:tr>
         <w:tc>
           <w:tcPr>
             <w:tcW w:type="dxa" w:w="3408"/>
@@ -934,8 +1664,81 @@
       </w:tr>
     </w:tbl>
     <w:p>
-      <w:r>
-        <w:t>Write 24 as the expected output before running. Then copy the actual output into a separate column. A matching result supports this case, not every possible input. A saved file may contain an old edit: save again and rerun the whole script. Do not type the expected number into the output record without running.</w:t>
+      <w:pPr>
+        <w:pStyle w:val="Heading3"/>
+      </w:pPr>
+      <w:r>
+        <w:t>Model the reasoning aloud · 4</w:t>
+      </w:r>
+    </w:p>
+    <w:p>
+      <w:pPr>
+        <w:spacing w:line="336" w:lineRule="auto" w:after="180"/>
+      </w:pPr>
+      <w:r>
+        <w:rPr>
+          <w:b w:val="0"/>
+        </w:rPr>
+        <w:t xml:space="preserve">Write 24 as the expected </w:t>
+      </w:r>
+      <w:r>
+        <w:rPr>
+          <w:b/>
+        </w:rPr>
+        <w:t>output</w:t>
+      </w:r>
+      <w:r>
+        <w:rPr>
+          <w:b w:val="0"/>
+        </w:rPr>
+        <w:t xml:space="preserve"> before running. Then copy the actual </w:t>
+      </w:r>
+      <w:r>
+        <w:rPr>
+          <w:b/>
+        </w:rPr>
+        <w:t>output</w:t>
+      </w:r>
+      <w:r>
+        <w:rPr>
+          <w:b w:val="0"/>
+        </w:rPr>
+        <w:t xml:space="preserve"> into a separate column. A matching result supports this case, not every possible </w:t>
+      </w:r>
+      <w:r>
+        <w:rPr>
+          <w:b/>
+        </w:rPr>
+        <w:t>input</w:t>
+      </w:r>
+      <w:r>
+        <w:rPr>
+          <w:b w:val="0"/>
+        </w:rPr>
+        <w:t>.</w:t>
+      </w:r>
+    </w:p>
+    <w:p>
+      <w:pPr>
+        <w:spacing w:line="336" w:lineRule="auto" w:after="180"/>
+      </w:pPr>
+      <w:r>
+        <w:rPr>
+          <w:b w:val="0"/>
+        </w:rPr>
+        <w:t xml:space="preserve">A saved file may contain an old edit: save again and rerun the whole script. Do not type the expected number into the </w:t>
+      </w:r>
+      <w:r>
+        <w:rPr>
+          <w:b/>
+        </w:rPr>
+        <w:t>output</w:t>
+      </w:r>
+      <w:r>
+        <w:rPr>
+          <w:b w:val="0"/>
+        </w:rPr>
+        <w:t xml:space="preserve"> record without running.</w:t>
       </w:r>
     </w:p>
     <w:p>
@@ -1074,7 +1877,13 @@
       </w:tr>
     </w:tbl>
     <w:p>
-      <w:r>
+      <w:pPr>
+        <w:spacing w:line="336" w:lineRule="auto" w:after="180"/>
+      </w:pPr>
+      <w:r>
+        <w:rPr>
+          <w:b w:val="0"/>
+        </w:rPr>
         <w:t>Use the diagram and verbal explanation together. Ask learners to match a sentence to a specific visual step; do not assign learners fixed visual or auditory learning styles.</w:t>
       </w:r>
     </w:p>
@@ -1087,7 +1896,13 @@
       </w:r>
     </w:p>
     <w:p>
-      <w:r>
+      <w:pPr>
+        <w:spacing w:line="336" w:lineRule="auto" w:after="180"/>
+      </w:pPr>
+      <w:r>
+        <w:rPr>
+          <w:b w:val="0"/>
+        </w:rPr>
         <w:t>Translate a “count qualifying books” paper procedure into a Python-style trace.</w:t>
       </w:r>
     </w:p>
@@ -1100,13 +1915,55 @@
       </w:r>
     </w:p>
     <w:p>
-      <w:r>
+      <w:pPr>
+        <w:pStyle w:val="Heading3"/>
+      </w:pPr>
+      <w:r>
+        <w:t>Supplied facts</w:t>
+      </w:r>
+    </w:p>
+    <w:p>
+      <w:pPr>
+        <w:spacing w:line="336" w:lineRule="auto" w:after="180"/>
+        <w:shd w:fill="F1F6FC"/>
+      </w:pPr>
+      <w:r>
+        <w:rPr>
+          <w:b w:val="0"/>
+        </w:rPr>
         <w:t>Page counts are [80, 150, 90]. Start count=0; for each pages value, add 1 only when pages&lt;100.</w:t>
       </w:r>
     </w:p>
     <w:p>
-      <w:r>
-        <w:t>All inputs and outcomes in this worked example are invented classroom data; no real model run is claimed.</w:t>
+      <w:pPr>
+        <w:pStyle w:val="Heading3"/>
+      </w:pPr>
+      <w:r>
+        <w:t>Supplied facts</w:t>
+      </w:r>
+    </w:p>
+    <w:p>
+      <w:pPr>
+        <w:spacing w:line="336" w:lineRule="auto" w:after="180"/>
+        <w:shd w:fill="F1F6FC"/>
+      </w:pPr>
+      <w:r>
+        <w:rPr>
+          <w:b w:val="0"/>
+        </w:rPr>
+        <w:t xml:space="preserve">All </w:t>
+      </w:r>
+      <w:r>
+        <w:rPr>
+          <w:b/>
+        </w:rPr>
+        <w:t>input</w:t>
+      </w:r>
+      <w:r>
+        <w:rPr>
+          <w:b w:val="0"/>
+        </w:rPr>
+        <w:t>s and outcomes in this worked example are invented classroom data; no real model run is claimed.</w:t>
       </w:r>
     </w:p>
     <w:p>
@@ -1269,43 +2126,160 @@
       </w:r>
     </w:p>
     <w:p>
-      <w:r>
-        <w:t>Read the picture in order. The final result is 2 qualifying books, not the sum of their page counts. The arrows show which recorded input or intermediate result each decision uses. Explain the deciding step aloud before checking the changed case; pointing to the final answer alone does not show how it follows.</w:t>
-      </w:r>
-    </w:p>
-    <w:p>
       <w:pPr>
         <w:pStyle w:val="Heading3"/>
       </w:pPr>
       <w:r>
+        <w:t>Why the result follows</w:t>
+      </w:r>
+    </w:p>
+    <w:p>
+      <w:pPr>
+        <w:spacing w:line="336" w:lineRule="auto" w:after="180"/>
+        <w:shd w:fill="F1F6FC"/>
+      </w:pPr>
+      <w:r>
+        <w:rPr>
+          <w:b w:val="0"/>
+        </w:rPr>
+        <w:t xml:space="preserve">Read the picture in order. The final result is 2 qualifying books, not the sum of their page counts. The arrows show which recorded </w:t>
+      </w:r>
+      <w:r>
+        <w:rPr>
+          <w:b/>
+        </w:rPr>
+        <w:t>input</w:t>
+      </w:r>
+      <w:r>
+        <w:rPr>
+          <w:b w:val="0"/>
+        </w:rPr>
+        <w:t xml:space="preserve"> or intermediate result each decision uses.</w:t>
+      </w:r>
+    </w:p>
+    <w:p>
+      <w:pPr>
+        <w:spacing w:line="336" w:lineRule="auto" w:after="180"/>
+        <w:shd w:fill="F1F6FC"/>
+      </w:pPr>
+      <w:r>
+        <w:rPr>
+          <w:b w:val="0"/>
+        </w:rPr>
+        <w:t>Explain the deciding step aloud before checking the changed case; pointing to the final answer alone does not show how it follows.</w:t>
+      </w:r>
+    </w:p>
+    <w:p>
+      <w:pPr>
+        <w:pStyle w:val="Heading3"/>
+      </w:pPr>
+      <w:r>
         <w:t>What this example does not establish</w:t>
       </w:r>
     </w:p>
     <w:p>
-      <w:r>
-        <w:t>This deterministic loop counts a stated condition; it neither trains a model nor measures whether the books suit a reader.</w:t>
-      </w:r>
-    </w:p>
-    <w:p>
       <w:pPr>
         <w:pStyle w:val="Heading3"/>
       </w:pPr>
       <w:r>
+        <w:t>Keep the stated limit</w:t>
+      </w:r>
+    </w:p>
+    <w:p>
+      <w:pPr>
+        <w:spacing w:line="336" w:lineRule="auto" w:after="180"/>
+        <w:shd w:fill="FFF5E6"/>
+      </w:pPr>
+      <w:r>
+        <w:rPr>
+          <w:b w:val="0"/>
+        </w:rPr>
+        <w:t xml:space="preserve">This deterministic loop counts a stated </w:t>
+      </w:r>
+      <w:r>
+        <w:rPr>
+          <w:b/>
+        </w:rPr>
+        <w:t>condition</w:t>
+      </w:r>
+      <w:r>
+        <w:rPr>
+          <w:b w:val="0"/>
+        </w:rPr>
+        <w:t>; it neither trains a model nor measures whether the books suit a reader.</w:t>
+      </w:r>
+    </w:p>
+    <w:p>
+      <w:pPr>
+        <w:pStyle w:val="Heading3"/>
+      </w:pPr>
+      <w:r>
         <w:t>Change one thing in the pictured case</w:t>
       </w:r>
     </w:p>
     <w:p>
-      <w:r>
+      <w:pPr>
+        <w:pStyle w:val="Heading3"/>
+      </w:pPr>
+      <w:r>
+        <w:t>Change one thing</w:t>
+      </w:r>
+    </w:p>
+    <w:p>
+      <w:pPr>
+        <w:spacing w:line="336" w:lineRule="auto" w:after="180"/>
+        <w:shd w:fill="F5F1FB"/>
+      </w:pPr>
+      <w:r>
+        <w:rPr>
+          <w:b w:val="0"/>
+        </w:rPr>
         <w:t>Change: Replace the last page count 90 with 100.</w:t>
       </w:r>
     </w:p>
     <w:p>
-      <w:r>
-        <w:t>Prediction: The final count becomes 1.</w:t>
-      </w:r>
-    </w:p>
-    <w:p>
-      <w:r>
+      <w:pPr>
+        <w:pStyle w:val="Heading3"/>
+      </w:pPr>
+      <w:r>
+        <w:t>Predicted result</w:t>
+      </w:r>
+    </w:p>
+    <w:p>
+      <w:pPr>
+        <w:spacing w:line="336" w:lineRule="auto" w:after="180"/>
+        <w:shd w:fill="F1F6FC"/>
+      </w:pPr>
+      <w:r>
+        <w:rPr>
+          <w:b/>
+        </w:rPr>
+        <w:t>Prediction</w:t>
+      </w:r>
+      <w:r>
+        <w:rPr>
+          <w:b w:val="0"/>
+        </w:rPr>
+        <w:t>: The final count becomes 1.</w:t>
+      </w:r>
+    </w:p>
+    <w:p>
+      <w:pPr>
+        <w:pStyle w:val="Heading3"/>
+      </w:pPr>
+      <w:r>
+        <w:t>Why the result follows</w:t>
+      </w:r>
+    </w:p>
+    <w:p>
+      <w:pPr>
+        <w:spacing w:line="336" w:lineRule="auto" w:after="180"/>
+        <w:shd w:fill="F1F6FC"/>
+      </w:pPr>
+      <w:r>
+        <w:rPr>
+          <w:b w:val="0"/>
+        </w:rPr>
         <w:t>Reason: The comparison is strictly less than 100, so the boundary value does not qualify.</w:t>
       </w:r>
     </w:p>
@@ -1318,8 +2292,69 @@
       </w:r>
     </w:p>
     <w:p>
-      <w:r>
-        <w:t>Cover the result. Ask learners to name the inputs and predict the next step. Uncover one step, connect the icon to the actual procedure, and explain its evidence. Then change the supplied condition and compare. The picture is a representation; it does not document execution of a real AI model.</w:t>
+      <w:pPr>
+        <w:pStyle w:val="Heading3"/>
+      </w:pPr>
+      <w:r>
+        <w:t>Ask while showing the picture · 5</w:t>
+      </w:r>
+    </w:p>
+    <w:p>
+      <w:pPr>
+        <w:spacing w:line="336" w:lineRule="auto" w:after="180"/>
+      </w:pPr>
+      <w:r>
+        <w:rPr>
+          <w:b w:val="0"/>
+        </w:rPr>
+        <w:t xml:space="preserve">Cover the result. Ask learners to name the </w:t>
+      </w:r>
+      <w:r>
+        <w:rPr>
+          <w:b/>
+        </w:rPr>
+        <w:t>input</w:t>
+      </w:r>
+      <w:r>
+        <w:rPr>
+          <w:b w:val="0"/>
+        </w:rPr>
+        <w:t xml:space="preserve">s and predict the next step. Uncover one step, connect the icon to the actual procedure, and explain its </w:t>
+      </w:r>
+      <w:r>
+        <w:rPr>
+          <w:b/>
+        </w:rPr>
+        <w:t>evidence</w:t>
+      </w:r>
+      <w:r>
+        <w:rPr>
+          <w:b w:val="0"/>
+        </w:rPr>
+        <w:t xml:space="preserve">. Then change the supplied </w:t>
+      </w:r>
+      <w:r>
+        <w:rPr>
+          <w:b/>
+        </w:rPr>
+        <w:t>condition</w:t>
+      </w:r>
+      <w:r>
+        <w:rPr>
+          <w:b w:val="0"/>
+        </w:rPr>
+        <w:t xml:space="preserve"> and compare.</w:t>
+      </w:r>
+    </w:p>
+    <w:p>
+      <w:pPr>
+        <w:spacing w:line="336" w:lineRule="auto" w:after="180"/>
+      </w:pPr>
+      <w:r>
+        <w:rPr>
+          <w:b w:val="0"/>
+        </w:rPr>
+        <w:t>The picture is a representation; it does not document execution of a real AI model.</w:t>
       </w:r>
     </w:p>
     <w:p>
@@ -1331,11 +2366,16 @@
       </w:r>
     </w:p>
     <w:p>
+      <w:r>
+        <w:t>Demonstrate Block to Python Bridge, reduce support deliberately and check individual reasoning before discussing answers.</w:t>
+      </w:r>
+    </w:p>
+    <w:p>
       <w:pPr>
         <w:pStyle w:val="Heading3"/>
       </w:pPr>
       <w:r>
-        <w:t>Demonstrate and guide practice</w:t>
+        <w:t>Board sequence</w:t>
       </w:r>
     </w:p>
     <w:p>
@@ -1343,55 +2383,209 @@
         <w:pStyle w:val="Heading3"/>
       </w:pPr>
       <w:r>
-        <w:t>Board sequence</w:t>
-      </w:r>
-    </w:p>
-    <w:p>
-      <w:r>
-        <w:t>Write the given facts: A block program sets total=0 and adds each value in [2,4,6].</w:t>
-      </w:r>
-    </w:p>
-    <w:p>
-      <w:r>
+        <w:t>1. Put the facts on the board</w:t>
+      </w:r>
+    </w:p>
+    <w:p>
+      <w:pPr>
+        <w:spacing w:line="336" w:lineRule="auto" w:after="180"/>
+        <w:shd w:fill="F4F9FC"/>
+      </w:pPr>
+      <w:r>
+        <w:rPr>
+          <w:b w:val="0"/>
+        </w:rPr>
+        <w:t xml:space="preserve">Write the given facts: A block </w:t>
+      </w:r>
+      <w:r>
+        <w:rPr>
+          <w:b/>
+        </w:rPr>
+        <w:t>program</w:t>
+      </w:r>
+      <w:r>
+        <w:rPr>
+          <w:b w:val="0"/>
+        </w:rPr>
+        <w:t xml:space="preserve"> sets total=0 and adds each value in [2,4,6].</w:t>
+      </w:r>
+    </w:p>
+    <w:p>
+      <w:pPr>
+        <w:pStyle w:val="Heading3"/>
+      </w:pPr>
+      <w:r>
+        <w:t>2. State the decision to explain</w:t>
+      </w:r>
+    </w:p>
+    <w:p>
+      <w:pPr>
+        <w:spacing w:line="336" w:lineRule="auto" w:after="180"/>
+        <w:shd w:fill="F4F9FC"/>
+      </w:pPr>
+      <w:r>
+        <w:rPr>
+          <w:b w:val="0"/>
+        </w:rPr>
         <w:t>Write the question to explain: Translate and trace.</w:t>
       </w:r>
     </w:p>
     <w:p>
-      <w:r>
-        <w:t>Reveal after predictions: Python uses total=0, then an indented total += value inside for value in [2,4,6]. Totals are 2,6,12.</w:t>
-      </w:r>
-    </w:p>
-    <w:p>
-      <w:r>
-        <w:t>Keep for an independent attempt: Trace this Python: score = 2; then if score &gt;= 2: score = score + 3. What is the final value, and what changes if the condition becomes score &gt; 2?</w:t>
-      </w:r>
-    </w:p>
-    <w:p>
       <w:pPr>
         <w:pStyle w:val="Heading3"/>
       </w:pPr>
       <w:r>
+        <w:t>3. Reveal the worked reasoning</w:t>
+      </w:r>
+    </w:p>
+    <w:p>
+      <w:pPr>
+        <w:spacing w:line="336" w:lineRule="auto" w:after="180"/>
+        <w:shd w:fill="F1F6FC"/>
+      </w:pPr>
+      <w:r>
+        <w:rPr>
+          <w:b w:val="0"/>
+        </w:rPr>
+        <w:t xml:space="preserve">Reveal after </w:t>
+      </w:r>
+      <w:r>
+        <w:rPr>
+          <w:b/>
+        </w:rPr>
+        <w:t>prediction</w:t>
+      </w:r>
+      <w:r>
+        <w:rPr>
+          <w:b w:val="0"/>
+        </w:rPr>
+        <w:t>s: Python uses total=0, then an indented total += value inside for value in [2,4,6]. Totals are 2,6,12.</w:t>
+      </w:r>
+    </w:p>
+    <w:p>
+      <w:pPr>
+        <w:pStyle w:val="Heading3"/>
+      </w:pPr>
+      <w:r>
+        <w:t>Hold back the independent task</w:t>
+      </w:r>
+    </w:p>
+    <w:p>
+      <w:pPr>
+        <w:spacing w:line="336" w:lineRule="auto" w:after="180"/>
+        <w:shd w:fill="F5F1FB"/>
+      </w:pPr>
+      <w:r>
+        <w:rPr>
+          <w:b w:val="0"/>
+        </w:rPr>
+        <w:t xml:space="preserve">Keep for an independent attempt: Trace this Python: score = 2; then if score &gt;= 2: score = score + 3. What is the final value, and what changes if the </w:t>
+      </w:r>
+      <w:r>
+        <w:rPr>
+          <w:b/>
+        </w:rPr>
+        <w:t>condition</w:t>
+      </w:r>
+      <w:r>
+        <w:rPr>
+          <w:b w:val="0"/>
+        </w:rPr>
+        <w:t xml:space="preserve"> becomes score &gt; 2?</w:t>
+      </w:r>
+    </w:p>
+    <w:p>
+      <w:pPr>
+        <w:pStyle w:val="Heading3"/>
+      </w:pPr>
+      <w:r>
         <w:t>Classroom dialogue</w:t>
       </w:r>
     </w:p>
     <w:p>
-      <w:r>
+      <w:pPr>
+        <w:pStyle w:val="Heading3"/>
+      </w:pPr>
+      <w:r>
+        <w:t>Ask the class</w:t>
+      </w:r>
+    </w:p>
+    <w:p>
+      <w:pPr>
+        <w:spacing w:line="336" w:lineRule="auto" w:after="180"/>
+        <w:shd w:fill="F5F1FB"/>
+      </w:pPr>
+      <w:r>
+        <w:rPr>
+          <w:b w:val="0"/>
+        </w:rPr>
         <w:t>Ask: Which facts are given, and which would we have to assume? Learners mark relevant details before discussing answers.</w:t>
       </w:r>
     </w:p>
     <w:p>
-      <w:r>
+      <w:pPr>
+        <w:pStyle w:val="Heading3"/>
+      </w:pPr>
+      <w:r>
+        <w:t>Language to model</w:t>
+      </w:r>
+    </w:p>
+    <w:p>
+      <w:pPr>
+        <w:spacing w:line="336" w:lineRule="auto" w:after="180"/>
+        <w:shd w:fill="F1F6F8"/>
+      </w:pPr>
+      <w:r>
+        <w:rPr>
+          <w:b w:val="0"/>
+        </w:rPr>
         <w:t>Say: Predict first. Show the rule, information path or calculation that would produce the result. A correct guess is not yet an explanation.</w:t>
       </w:r>
     </w:p>
     <w:p>
-      <w:r>
-        <w:t>Reveal reasoning one step at a time. Explain why a tempting alternative fails. Write units and denominators for arithmetic, trace conditions for decisions, and identify supporting sources for claims.</w:t>
-      </w:r>
-    </w:p>
-    <w:p>
-      <w:r>
-        <w:t>In pairs, one learner solves while the other checks evidence; exchange roles. Remove the worked answer before independent assessment.</w:t>
+      <w:pPr>
+        <w:spacing w:line="336" w:lineRule="auto" w:after="180"/>
+      </w:pPr>
+      <w:r>
+        <w:rPr>
+          <w:b w:val="0"/>
+        </w:rPr>
+        <w:t xml:space="preserve">Reveal reasoning one step at a time. Explain why a tempting alternative fails. Write units and denominators for arithmetic, trace </w:t>
+      </w:r>
+      <w:r>
+        <w:rPr>
+          <w:b/>
+        </w:rPr>
+        <w:t>condition</w:t>
+      </w:r>
+      <w:r>
+        <w:rPr>
+          <w:b w:val="0"/>
+        </w:rPr>
+        <w:t>s for decisions, and identify supporting sources for claims.</w:t>
+      </w:r>
+    </w:p>
+    <w:p>
+      <w:pPr>
+        <w:spacing w:line="336" w:lineRule="auto" w:after="180"/>
+      </w:pPr>
+      <w:r>
+        <w:rPr>
+          <w:b w:val="0"/>
+        </w:rPr>
+        <w:t xml:space="preserve">In pairs, one learner solves while the other checks </w:t>
+      </w:r>
+      <w:r>
+        <w:rPr>
+          <w:b/>
+        </w:rPr>
+        <w:t>evidence</w:t>
+      </w:r>
+      <w:r>
+        <w:rPr>
+          <w:b w:val="0"/>
+        </w:rPr>
+        <w:t>; exchange roles. Remove the worked answer before independent assessment.</w:t>
       </w:r>
     </w:p>
     <w:p>
@@ -1403,8 +2597,25 @@
       </w:r>
     </w:p>
     <w:p>
-      <w:r>
-        <w:t>The third line assigns total but does not call print, so nothing is displayed. A first-line print(total) raises NameError in a fresh run because total has not been assigned. Exit: 11 is wrong for five groups of six; addition is a likely cause, and multiplication should give 30. Retain the old result and check the repaired file with both pack counts. Record whether the work was executed or traced.</w:t>
+      <w:pPr>
+        <w:spacing w:line="336" w:lineRule="auto" w:after="180"/>
+      </w:pPr>
+      <w:r>
+        <w:rPr>
+          <w:b w:val="0"/>
+        </w:rPr>
+        <w:t>The third line assigns total but does not call print, so nothing is displayed. A first-line print(total) raises NameError in a fresh run because total has not been assigned.</w:t>
+      </w:r>
+    </w:p>
+    <w:p>
+      <w:pPr>
+        <w:spacing w:line="336" w:lineRule="auto" w:after="180"/>
+      </w:pPr>
+      <w:r>
+        <w:rPr>
+          <w:b w:val="0"/>
+        </w:rPr>
+        <w:t>Exit: 11 is wrong for five groups of six; addition is a likely cause, and multiplication should give 30. Retain the old result and check the repaired file with both pack counts. Record whether the work was executed or traced.</w:t>
       </w:r>
     </w:p>
     <w:p>
@@ -1636,41 +2847,167 @@
       </w:r>
     </w:p>
     <w:p>
-      <w:r>
-        <w:t>Completion task: Make records for 4 packs of 6, then 5 packs of 6. Predict before running. Record actual output, any error and what changed. If working on paper, label both results as traces.</w:t>
-      </w:r>
-    </w:p>
-    <w:p>
-      <w:r>
-        <w:t>Teacher check: Expected 24 then 30. Accept actual errors with an accurate account; do not replace observations. Record the changed pack count, saved file and run or trace status. Two matching cases do not show all inputs are handled.</w:t>
-      </w:r>
-    </w:p>
-    <w:p>
-      <w:r>
-        <w:t>Start by identifying the given inputs together. Leave the intermediate steps blank. If needed, model one step, then withdraw that help on the next step. Move to a full trace only when the partial trace is understood. For partners, alternate explainer and checker; collect a response from every learner before discussion.</w:t>
-      </w:r>
-    </w:p>
-    <w:p>
       <w:pPr>
         <w:pStyle w:val="Heading3"/>
       </w:pPr>
       <w:r>
+        <w:t>Completion practice</w:t>
+      </w:r>
+    </w:p>
+    <w:p>
+      <w:pPr>
+        <w:spacing w:line="336" w:lineRule="auto" w:after="180"/>
+        <w:shd w:fill="F5F1FB"/>
+      </w:pPr>
+      <w:r>
+        <w:rPr>
+          <w:b w:val="0"/>
+        </w:rPr>
+        <w:t xml:space="preserve">Completion task: Make records for 4 packs of 6, then 5 packs of 6. Predict before running. Record actual </w:t>
+      </w:r>
+      <w:r>
+        <w:rPr>
+          <w:b/>
+        </w:rPr>
+        <w:t>output</w:t>
+      </w:r>
+      <w:r>
+        <w:rPr>
+          <w:b w:val="0"/>
+        </w:rPr>
+        <w:t>, any error and what changed. If working on paper, label both results as traces.</w:t>
+      </w:r>
+    </w:p>
+    <w:p>
+      <w:pPr>
+        <w:pStyle w:val="Heading3"/>
+      </w:pPr>
+      <w:r>
+        <w:t>Reasoning to listen for</w:t>
+      </w:r>
+    </w:p>
+    <w:p>
+      <w:pPr>
+        <w:spacing w:line="336" w:lineRule="auto" w:after="180"/>
+        <w:shd w:fill="F1F6FC"/>
+      </w:pPr>
+      <w:r>
+        <w:rPr>
+          <w:b w:val="0"/>
+        </w:rPr>
+        <w:t xml:space="preserve">Teacher check: Expected 24 then 30. Accept actual errors with an accurate account; do not replace </w:t>
+      </w:r>
+      <w:r>
+        <w:rPr>
+          <w:b/>
+        </w:rPr>
+        <w:t>observation</w:t>
+      </w:r>
+      <w:r>
+        <w:rPr>
+          <w:b w:val="0"/>
+        </w:rPr>
+        <w:t>s. Record the changed pack count, saved file and run or trace status.</w:t>
+      </w:r>
+    </w:p>
+    <w:p>
+      <w:pPr>
+        <w:spacing w:line="336" w:lineRule="auto" w:after="180"/>
+        <w:shd w:fill="F1F6FC"/>
+      </w:pPr>
+      <w:r>
+        <w:rPr>
+          <w:b w:val="0"/>
+        </w:rPr>
+        <w:t xml:space="preserve">Two matching cases do not show all </w:t>
+      </w:r>
+      <w:r>
+        <w:rPr>
+          <w:b/>
+        </w:rPr>
+        <w:t>input</w:t>
+      </w:r>
+      <w:r>
+        <w:rPr>
+          <w:b w:val="0"/>
+        </w:rPr>
+        <w:t>s are handled.</w:t>
+      </w:r>
+    </w:p>
+    <w:p>
+      <w:pPr>
+        <w:spacing w:line="336" w:lineRule="auto" w:after="180"/>
+      </w:pPr>
+      <w:r>
+        <w:rPr>
+          <w:b w:val="0"/>
+        </w:rPr>
+        <w:t xml:space="preserve">Start by identifying the given </w:t>
+      </w:r>
+      <w:r>
+        <w:rPr>
+          <w:b/>
+        </w:rPr>
+        <w:t>input</w:t>
+      </w:r>
+      <w:r>
+        <w:rPr>
+          <w:b w:val="0"/>
+        </w:rPr>
+        <w:t>s together. Leave the intermediate steps blank. If needed, model one step, then withdraw that help on the next step. Move to a full trace only when the partial trace is understood.</w:t>
+      </w:r>
+    </w:p>
+    <w:p>
+      <w:pPr>
+        <w:spacing w:line="336" w:lineRule="auto" w:after="180"/>
+      </w:pPr>
+      <w:r>
+        <w:rPr>
+          <w:b w:val="0"/>
+        </w:rPr>
+        <w:t>For partners, alternate explainer and checker; collect a response from every learner before discussion.</w:t>
+      </w:r>
+    </w:p>
+    <w:p>
+      <w:pPr>
+        <w:pStyle w:val="Heading3"/>
+      </w:pPr>
+      <w:r>
         <w:t>Individual reasoning check</w:t>
       </w:r>
     </w:p>
     <w:p>
-      <w:r>
-        <w:t>Use the worked case for From a paper algorithm to Python. Proposed explanation: “An equals sign displays the answer”. Decide whether this explanation is supported. Point to the step or supplied fact that decides; explain your repair if needed.</w:t>
-      </w:r>
-    </w:p>
-    <w:p>
-      <w:r>
-        <w:t>Expected correction: Assignment binds a name; print produces the displayed output.</w:t>
-      </w:r>
-    </w:p>
-    <w:p>
-      <w:r>
-        <w:t>Collect explanations, not only yes/no votes. If a misunderstanding is common, re-model the relevant step for the class. If it affects a few learners, give a short targeted group explanation while others solve a more demanding variation.</w:t>
+      <w:pPr>
+        <w:spacing w:line="336" w:lineRule="auto" w:after="180"/>
+      </w:pPr>
+      <w:r>
+        <w:rPr>
+          <w:b w:val="0"/>
+        </w:rPr>
+        <w:t xml:space="preserve">Use the worked case for From a paper </w:t>
+      </w:r>
+      <w:r>
+        <w:rPr>
+          <w:b/>
+        </w:rPr>
+        <w:t>algorithm</w:t>
+      </w:r>
+      <w:r>
+        <w:rPr>
+          <w:b w:val="0"/>
+        </w:rPr>
+        <w:t xml:space="preserve"> to Python. Proposed explanation: “An equals sign displays the answer”. Decide whether this explanation is supported.</w:t>
+      </w:r>
+    </w:p>
+    <w:p>
+      <w:pPr>
+        <w:spacing w:line="336" w:lineRule="auto" w:after="180"/>
+      </w:pPr>
+      <w:r>
+        <w:rPr>
+          <w:b w:val="0"/>
+        </w:rPr>
+        <w:t>Point to the step or supplied fact that decides; explain your repair if needed.</w:t>
       </w:r>
     </w:p>
     <w:p>
@@ -1678,12 +3015,108 @@
         <w:pStyle w:val="Heading3"/>
       </w:pPr>
       <w:r>
+        <w:t>Expected repair</w:t>
+      </w:r>
+    </w:p>
+    <w:p>
+      <w:pPr>
+        <w:spacing w:line="336" w:lineRule="auto" w:after="180"/>
+        <w:shd w:fill="F1F6FC"/>
+      </w:pPr>
+      <w:r>
+        <w:rPr>
+          <w:b w:val="0"/>
+        </w:rPr>
+        <w:t xml:space="preserve">Expected correction: </w:t>
+      </w:r>
+      <w:r>
+        <w:rPr>
+          <w:b/>
+        </w:rPr>
+        <w:t>Assignment</w:t>
+      </w:r>
+      <w:r>
+        <w:rPr>
+          <w:b w:val="0"/>
+        </w:rPr>
+        <w:t xml:space="preserve"> binds a name; print produces the displayed </w:t>
+      </w:r>
+      <w:r>
+        <w:rPr>
+          <w:b/>
+        </w:rPr>
+        <w:t>output</w:t>
+      </w:r>
+      <w:r>
+        <w:rPr>
+          <w:b w:val="0"/>
+        </w:rPr>
+        <w:t>.</w:t>
+      </w:r>
+    </w:p>
+    <w:p>
+      <w:pPr>
+        <w:spacing w:line="336" w:lineRule="auto" w:after="180"/>
+      </w:pPr>
+      <w:r>
+        <w:rPr>
+          <w:b w:val="0"/>
+        </w:rPr>
+        <w:t>Collect explanations, not only yes/no votes. If a misunderstanding is common, re-model the relevant step for the class.</w:t>
+      </w:r>
+    </w:p>
+    <w:p>
+      <w:pPr>
+        <w:spacing w:line="336" w:lineRule="auto" w:after="180"/>
+      </w:pPr>
+      <w:r>
+        <w:rPr>
+          <w:b w:val="0"/>
+        </w:rPr>
+        <w:t>If it affects a few learners, give a short targeted group explanation while others solve a more demanding variation.</w:t>
+      </w:r>
+    </w:p>
+    <w:p>
+      <w:pPr>
+        <w:pStyle w:val="Heading3"/>
+      </w:pPr>
+      <w:r>
         <w:t>Pictorial practice question</w:t>
       </w:r>
     </w:p>
     <w:p>
-      <w:r>
-        <w:t>Trace the changed list and identify where the result differs. Point to the relevant step in the picture, then write the changed result and the rule or evidence that supports it.</w:t>
+      <w:pPr>
+        <w:spacing w:line="336" w:lineRule="auto" w:after="180"/>
+      </w:pPr>
+      <w:r>
+        <w:rPr>
+          <w:b w:val="0"/>
+        </w:rPr>
+        <w:t xml:space="preserve">Trace the changed </w:t>
+      </w:r>
+      <w:r>
+        <w:rPr>
+          <w:b/>
+        </w:rPr>
+        <w:t>list</w:t>
+      </w:r>
+      <w:r>
+        <w:rPr>
+          <w:b w:val="0"/>
+        </w:rPr>
+        <w:t xml:space="preserve"> and identify where the result differs. Point to the relevant step in the picture, then write the changed result and the rule or </w:t>
+      </w:r>
+      <w:r>
+        <w:rPr>
+          <w:b/>
+        </w:rPr>
+        <w:t>evidence</w:t>
+      </w:r>
+      <w:r>
+        <w:rPr>
+          <w:b w:val="0"/>
+        </w:rPr>
+        <w:t xml:space="preserve"> that supports it.</w:t>
       </w:r>
     </w:p>
     <w:p>
@@ -1695,18 +3128,60 @@
       </w:r>
     </w:p>
     <w:p>
-      <w:r>
+      <w:pPr>
+        <w:spacing w:line="336" w:lineRule="auto" w:after="180"/>
+      </w:pPr>
+      <w:r>
+        <w:rPr>
+          <w:b w:val="0"/>
+        </w:rPr>
         <w:t>80 increments to 1; 150 leaves 1; 100 leaves 1. The last comparison changed from true to false. Changed-case check: The final count becomes 1. The comparison is strictly less than 100, so the boundary value does not qualify.</w:t>
       </w:r>
     </w:p>
     <w:p>
-      <w:r>
+      <w:pPr>
+        <w:spacing w:line="336" w:lineRule="auto" w:after="180"/>
+      </w:pPr>
+      <w:r>
+        <w:rPr>
+          <w:b w:val="0"/>
+        </w:rPr>
         <w:t>Changed-case reasoning: The final count becomes 1. The comparison is strictly less than 100, so the boundary value does not qualify.</w:t>
       </w:r>
     </w:p>
     <w:p>
-      <w:r>
-        <w:t>Collect each learner’s explanation before discussion. Use the first missing connection between input, deciding step and result to choose support. This question is worked-case practice, not fresh mastery evidence.</w:t>
+      <w:pPr>
+        <w:spacing w:line="336" w:lineRule="auto" w:after="180"/>
+      </w:pPr>
+      <w:r>
+        <w:rPr>
+          <w:b w:val="0"/>
+        </w:rPr>
+        <w:t xml:space="preserve">Collect each learner’s explanation before discussion. Use the first missing connection between </w:t>
+      </w:r>
+      <w:r>
+        <w:rPr>
+          <w:b/>
+        </w:rPr>
+        <w:t>input</w:t>
+      </w:r>
+      <w:r>
+        <w:rPr>
+          <w:b w:val="0"/>
+        </w:rPr>
+        <w:t xml:space="preserve">, deciding step and result to choose support. This question is worked-case practice, not fresh mastery </w:t>
+      </w:r>
+      <w:r>
+        <w:rPr>
+          <w:b/>
+        </w:rPr>
+        <w:t>evidence</w:t>
+      </w:r>
+      <w:r>
+        <w:rPr>
+          <w:b w:val="0"/>
+        </w:rPr>
+        <w:t>.</w:t>
       </w:r>
     </w:p>
     <w:p>
@@ -1718,54 +3193,129 @@
       </w:r>
     </w:p>
     <w:p>
+      <w:r>
+        <w:t>Run the Block to Python Bridge investigation and use the first unsupported step to choose a teaching response.</w:t>
+      </w:r>
+    </w:p>
+    <w:p>
+      <w:pPr>
+        <w:spacing w:line="336" w:lineRule="auto" w:after="180"/>
+      </w:pPr>
+      <w:r>
+        <w:rPr>
+          <w:b w:val="0"/>
+        </w:rPr>
+        <w:t>Words You Can Use to Reason</w:t>
+      </w:r>
+    </w:p>
+    <w:p>
+      <w:pPr>
+        <w:spacing w:line="336" w:lineRule="auto" w:after="180"/>
+      </w:pPr>
+      <w:r>
+        <w:rPr>
+          <w:b w:val="0"/>
+        </w:rPr>
+        <w:t>A definition matters when you can recognize the idea, use it, and contrast it with a near-miss.</w:t>
+      </w:r>
+    </w:p>
+    <w:p>
+      <w:pPr>
+        <w:spacing w:line="336" w:lineRule="auto" w:after="180"/>
+      </w:pPr>
+      <w:r>
+        <w:rPr>
+          <w:b w:val="0"/>
+        </w:rPr>
+        <w:t>Predict → Test → Record → Explain</w:t>
+      </w:r>
+    </w:p>
+    <w:p>
+      <w:pPr>
+        <w:spacing w:line="336" w:lineRule="auto" w:after="180"/>
+      </w:pPr>
+      <w:r>
+        <w:rPr>
+          <w:b w:val="0"/>
+        </w:rPr>
+        <w:t>Keep expected and actual results separate. Surprises are useful data when recorded honestly.</w:t>
+      </w:r>
+    </w:p>
+    <w:p>
+      <w:pPr>
+        <w:spacing w:line="336" w:lineRule="auto" w:after="180"/>
+      </w:pPr>
+      <w:r>
+        <w:rPr>
+          <w:b w:val="0"/>
+        </w:rPr>
+        <w:t xml:space="preserve">Translate five blocks, predict </w:t>
+      </w:r>
+      <w:r>
+        <w:rPr>
+          <w:b/>
+        </w:rPr>
+        <w:t>variable</w:t>
+      </w:r>
+      <w:r>
+        <w:rPr>
+          <w:b w:val="0"/>
+        </w:rPr>
+        <w:t xml:space="preserve"> values, run or simulate, then test empty-</w:t>
+      </w:r>
+      <w:r>
+        <w:rPr>
+          <w:b/>
+        </w:rPr>
+        <w:t>list</w:t>
+      </w:r>
+      <w:r>
+        <w:rPr>
+          <w:b w:val="0"/>
+        </w:rPr>
+        <w:t xml:space="preserve"> and missing-field cases.</w:t>
+      </w:r>
+    </w:p>
+    <w:p>
+      <w:pPr>
+        <w:spacing w:line="336" w:lineRule="auto" w:after="180"/>
+        <w:shd w:fill="F5F1FB"/>
+      </w:pPr>
+      <w:r>
+        <w:rPr>
+          <w:b w:val="0"/>
+        </w:rPr>
+        <w:t>What did the hardest test teach you that the normal test did not?</w:t>
+      </w:r>
+    </w:p>
+    <w:p>
       <w:pPr>
         <w:pStyle w:val="Heading3"/>
       </w:pPr>
       <w:r>
-        <w:t>Run the weekly evidence lab</w:t>
-      </w:r>
-    </w:p>
-    <w:p>
-      <w:r>
-        <w:t>Words You Can Use to Reason</w:t>
-      </w:r>
-    </w:p>
-    <w:p>
-      <w:r>
-        <w:t>A definition matters when you can recognize the idea, use it, and contrast it with a near-miss.</w:t>
-      </w:r>
-    </w:p>
-    <w:p>
-      <w:r>
-        <w:t>Predict → Test → Record → Explain</w:t>
-      </w:r>
-    </w:p>
-    <w:p>
-      <w:r>
-        <w:t>Keep expected and actual results separate. Surprises are useful data when recorded honestly.</w:t>
-      </w:r>
-    </w:p>
-    <w:p>
-      <w:r>
-        <w:t>Translate five blocks, predict variable values, run or simulate, then test empty-list and missing-field cases.</w:t>
-      </w:r>
-    </w:p>
-    <w:p>
-      <w:r>
-        <w:t>What did the hardest test teach you that the normal test did not?</w:t>
-      </w:r>
-    </w:p>
-    <w:p>
-      <w:pPr>
-        <w:pStyle w:val="Heading3"/>
-      </w:pPr>
-      <w:r>
         <w:t>Make the lab runnable</w:t>
       </w:r>
     </w:p>
     <w:p>
-      <w:r>
-        <w:t>Use the concrete case as the shared normal case and the independent question as a second case. Each pair creates a boundary or missing-information case and predicts its result before testing. Keep the expected result separate from an observed mistake.</w:t>
+      <w:pPr>
+        <w:spacing w:line="336" w:lineRule="auto" w:after="180"/>
+      </w:pPr>
+      <w:r>
+        <w:rPr>
+          <w:b w:val="0"/>
+        </w:rPr>
+        <w:t>Use the concrete case as the shared normal case and the independent question as a second case. Each pair creates a boundary or missing-information case and predicts its result before testing.</w:t>
+      </w:r>
+    </w:p>
+    <w:p>
+      <w:pPr>
+        <w:spacing w:line="336" w:lineRule="auto" w:after="180"/>
+      </w:pPr>
+      <w:r>
+        <w:rPr>
+          <w:b w:val="0"/>
+        </w:rPr>
+        <w:t>Keep the expected result separate from an observed mistake.</w:t>
       </w:r>
     </w:p>
     <w:tbl>
@@ -1923,8 +3473,25 @@
       </w:r>
     </w:p>
     <w:p>
-      <w:r>
-        <w:t>For guessing, return to given facts and request a trace. For vocabulary without application, use one example and one non-example. For arithmetic errors, check the setup before the calculation. Finish with a different uncoached case before recording mastery.</w:t>
+      <w:pPr>
+        <w:spacing w:line="336" w:lineRule="auto" w:after="180"/>
+      </w:pPr>
+      <w:r>
+        <w:rPr>
+          <w:b w:val="0"/>
+        </w:rPr>
+        <w:t>For guessing, return to given facts and request a trace. For vocabulary without application, use one example and one non-example. For arithmetic errors, check the setup before the calculation.</w:t>
+      </w:r>
+    </w:p>
+    <w:p>
+      <w:pPr>
+        <w:spacing w:line="336" w:lineRule="auto" w:after="180"/>
+      </w:pPr>
+      <w:r>
+        <w:rPr>
+          <w:b w:val="0"/>
+        </w:rPr>
+        <w:t>Finish with a different uncoached case before recording mastery.</w:t>
       </w:r>
     </w:p>
     <w:p>
@@ -1936,23 +3503,95 @@
       </w:r>
     </w:p>
     <w:p>
-      <w:r>
-        <w:t>An equals sign displays the answer: Assignment binds a name; print produces the displayed output.</w:t>
-      </w:r>
-    </w:p>
-    <w:p>
-      <w:r>
-        <w:t>A successful run means the requirement was met: Compare the output with the paper rule and expected result.</w:t>
-      </w:r>
-    </w:p>
-    <w:p>
-      <w:r>
+      <w:pPr>
+        <w:spacing w:line="336" w:lineRule="auto" w:after="180"/>
+      </w:pPr>
+      <w:r>
+        <w:rPr>
+          <w:b w:val="0"/>
+        </w:rPr>
+        <w:t xml:space="preserve">An equals sign displays the answer: </w:t>
+      </w:r>
+      <w:r>
+        <w:rPr>
+          <w:b/>
+        </w:rPr>
+        <w:t>Assignment</w:t>
+      </w:r>
+      <w:r>
+        <w:rPr>
+          <w:b w:val="0"/>
+        </w:rPr>
+        <w:t xml:space="preserve"> binds a name; print produces the displayed </w:t>
+      </w:r>
+      <w:r>
+        <w:rPr>
+          <w:b/>
+        </w:rPr>
+        <w:t>output</w:t>
+      </w:r>
+      <w:r>
+        <w:rPr>
+          <w:b w:val="0"/>
+        </w:rPr>
+        <w:t>.</w:t>
+      </w:r>
+    </w:p>
+    <w:p>
+      <w:pPr>
+        <w:spacing w:line="336" w:lineRule="auto" w:after="180"/>
+      </w:pPr>
+      <w:r>
+        <w:rPr>
+          <w:b w:val="0"/>
+        </w:rPr>
+        <w:t xml:space="preserve">A successful run means the requirement was met: Compare the </w:t>
+      </w:r>
+      <w:r>
+        <w:rPr>
+          <w:b/>
+        </w:rPr>
+        <w:t>output</w:t>
+      </w:r>
+      <w:r>
+        <w:rPr>
+          <w:b w:val="0"/>
+        </w:rPr>
+        <w:t xml:space="preserve"> with the paper rule and expected result.</w:t>
+      </w:r>
+    </w:p>
+    <w:p>
+      <w:pPr>
+        <w:spacing w:line="336" w:lineRule="auto" w:after="180"/>
+      </w:pPr>
+      <w:r>
+        <w:rPr>
+          <w:b w:val="0"/>
+        </w:rPr>
         <w:t>Python guesses the intended order: A name must be assigned before this script reads it.</w:t>
       </w:r>
     </w:p>
     <w:p>
-      <w:r>
-        <w:t>Typing a program trains an AI model: These statements apply an explicit multiplication rule.</w:t>
+      <w:pPr>
+        <w:spacing w:line="336" w:lineRule="auto" w:after="180"/>
+      </w:pPr>
+      <w:r>
+        <w:rPr>
+          <w:b w:val="0"/>
+        </w:rPr>
+        <w:t xml:space="preserve">Typing a </w:t>
+      </w:r>
+      <w:r>
+        <w:rPr>
+          <w:b/>
+        </w:rPr>
+        <w:t>program</w:t>
+      </w:r>
+      <w:r>
+        <w:rPr>
+          <w:b w:val="0"/>
+        </w:rPr>
+        <w:t xml:space="preserve"> trains an AI model: These statements apply an explicit multiplication rule.</w:t>
       </w:r>
     </w:p>
     <w:p>
@@ -2110,8 +3749,25 @@
       </w:tr>
     </w:tbl>
     <w:p>
-      <w:r>
-        <w:t>Offer an oral explanation, drawing, enlarged visual or fewer examples when that removes a reading/writing barrier. Keep the same reasoning goal. Stretch secure learners by changing a boundary or assumption and asking them to defend the effect, not simply by assigning more of the same questions.</w:t>
+      <w:pPr>
+        <w:spacing w:line="336" w:lineRule="auto" w:after="180"/>
+      </w:pPr>
+      <w:r>
+        <w:rPr>
+          <w:b w:val="0"/>
+        </w:rPr>
+        <w:t>Offer an oral explanation, drawing, enlarged visual or fewer examples when that removes a reading/writing barrier. Keep the same reasoning goal.</w:t>
+      </w:r>
+    </w:p>
+    <w:p>
+      <w:pPr>
+        <w:spacing w:line="336" w:lineRule="auto" w:after="180"/>
+      </w:pPr>
+      <w:r>
+        <w:rPr>
+          <w:b w:val="0"/>
+        </w:rPr>
+        <w:t>Stretch secure learners by changing a boundary or assumption and asking them to defend the effect, not simply by assigning more of the same questions.</w:t>
       </w:r>
     </w:p>
     <w:p>
@@ -2123,11 +3779,16 @@
       </w:r>
     </w:p>
     <w:p>
+      <w:r>
+        <w:t>Use the Block to Python Bridge questions, teacher keys and criteria after the relevant attempts. Previously discussed cases are practice; protect the separately selected independent task.</w:t>
+      </w:r>
+    </w:p>
+    <w:p>
       <w:pPr>
         <w:pStyle w:val="Heading3"/>
       </w:pPr>
       <w:r>
-        <w:t>Assess and explain the answers</w:t>
+        <w:t>Worked case answer</w:t>
       </w:r>
     </w:p>
     <w:p>
@@ -2135,11 +3796,18 @@
         <w:pStyle w:val="Heading3"/>
       </w:pPr>
       <w:r>
-        <w:t>Worked case answer</w:t>
-      </w:r>
-    </w:p>
-    <w:p>
-      <w:r>
+        <w:t>Teacher key · Worked case answer</w:t>
+      </w:r>
+    </w:p>
+    <w:p>
+      <w:pPr>
+        <w:spacing w:line="336" w:lineRule="auto" w:after="180"/>
+        <w:shd w:fill="F1F6FC"/>
+      </w:pPr>
+      <w:r>
+        <w:rPr>
+          <w:b w:val="0"/>
+        </w:rPr>
         <w:t>Python uses total=0, then an indented total += value inside for value in [2,4,6]. Totals are 2,6,12.</w:t>
       </w:r>
     </w:p>
@@ -2152,21 +3820,87 @@
       </w:r>
     </w:p>
     <w:p>
-      <w:r>
-        <w:t>Trace this Python: score = 2; then if score &gt;= 2: score = score + 3. What is the final value, and what changes if the condition becomes score &gt; 2?</w:t>
-      </w:r>
-    </w:p>
-    <w:p>
       <w:pPr>
         <w:pStyle w:val="Heading3"/>
       </w:pPr>
       <w:r>
+        <w:t>Independent question · withhold the key</w:t>
+      </w:r>
+    </w:p>
+    <w:p>
+      <w:pPr>
+        <w:spacing w:line="336" w:lineRule="auto" w:after="180"/>
+        <w:shd w:fill="F5F1FB"/>
+      </w:pPr>
+      <w:r>
+        <w:rPr>
+          <w:b w:val="0"/>
+        </w:rPr>
+        <w:t xml:space="preserve">Trace this Python: score = 2; then if score &gt;= 2: score = score + 3. What is the final value, and what changes if the </w:t>
+      </w:r>
+      <w:r>
+        <w:rPr>
+          <w:b/>
+        </w:rPr>
+        <w:t>condition</w:t>
+      </w:r>
+      <w:r>
+        <w:rPr>
+          <w:b w:val="0"/>
+        </w:rPr>
+        <w:t xml:space="preserve"> becomes score &gt; 2?</w:t>
+      </w:r>
+    </w:p>
+    <w:p>
+      <w:pPr>
+        <w:pStyle w:val="Heading3"/>
+      </w:pPr>
+      <w:r>
         <w:t>Expected independent answer</w:t>
       </w:r>
     </w:p>
     <w:p>
-      <w:r>
-        <w:t>The original condition is true, so score becomes 5. With score &gt; 2, the condition is false and score stays 2.</w:t>
+      <w:pPr>
+        <w:pStyle w:val="Heading3"/>
+      </w:pPr>
+      <w:r>
+        <w:t>Teacher key · Expected independent answer</w:t>
+      </w:r>
+    </w:p>
+    <w:p>
+      <w:pPr>
+        <w:spacing w:line="336" w:lineRule="auto" w:after="180"/>
+        <w:shd w:fill="F1F6FC"/>
+      </w:pPr>
+      <w:r>
+        <w:rPr>
+          <w:b w:val="0"/>
+        </w:rPr>
+        <w:t xml:space="preserve">The original </w:t>
+      </w:r>
+      <w:r>
+        <w:rPr>
+          <w:b/>
+        </w:rPr>
+        <w:t>condition</w:t>
+      </w:r>
+      <w:r>
+        <w:rPr>
+          <w:b w:val="0"/>
+        </w:rPr>
+        <w:t xml:space="preserve"> is true, so score becomes 5. With score &gt; 2, the </w:t>
+      </w:r>
+      <w:r>
+        <w:rPr>
+          <w:b/>
+        </w:rPr>
+        <w:t>condition</w:t>
+      </w:r>
+      <w:r>
+        <w:rPr>
+          <w:b w:val="0"/>
+        </w:rPr>
+        <w:t xml:space="preserve"> is false and score stays 2.</w:t>
       </w:r>
     </w:p>
     <w:p>
@@ -2404,8 +4138,25 @@
       </w:tr>
     </w:tbl>
     <w:p>
-      <w:r>
-        <w:t>Use 6/8 as a classroom checkpoint, with 2 required for both Result and Reasoning. This is a proposed teaching rule, not a validated certification threshold. Do not count a coached answer as independent mastery; correct unsafe or unsupported claims regardless of total.</w:t>
+      <w:pPr>
+        <w:spacing w:line="336" w:lineRule="auto" w:after="180"/>
+      </w:pPr>
+      <w:r>
+        <w:rPr>
+          <w:b w:val="0"/>
+        </w:rPr>
+        <w:t>Use 6/8 as a classroom checkpoint, with 2 required for both Result and Reasoning. This is a proposed teaching rule, not a validated certification threshold.</w:t>
+      </w:r>
+    </w:p>
+    <w:p>
+      <w:pPr>
+        <w:spacing w:line="336" w:lineRule="auto" w:after="180"/>
+      </w:pPr>
+      <w:r>
+        <w:rPr>
+          <w:b w:val="0"/>
+        </w:rPr>
+        <w:t>Do not count a coached answer as independent mastery; correct unsafe or unsupported claims regardless of total.</w:t>
       </w:r>
     </w:p>
     <w:p>
@@ -2417,8 +4168,26 @@
       </w:r>
     </w:p>
     <w:p>
-      <w:r>
-        <w:t>Ask the learner to find the evidence that challenges this claim: “Greater than and greater than or equal to behave identically at the boundary.” Keep the first attempt and an uncoached retry separate.</w:t>
+      <w:pPr>
+        <w:spacing w:line="336" w:lineRule="auto" w:after="180"/>
+      </w:pPr>
+      <w:r>
+        <w:rPr>
+          <w:b w:val="0"/>
+        </w:rPr>
+        <w:t xml:space="preserve">Ask the learner to find the </w:t>
+      </w:r>
+      <w:r>
+        <w:rPr>
+          <w:b/>
+        </w:rPr>
+        <w:t>evidence</w:t>
+      </w:r>
+      <w:r>
+        <w:rPr>
+          <w:b w:val="0"/>
+        </w:rPr>
+        <w:t xml:space="preserve"> that challenges this claim: “Greater than and greater than or equal to behave identically at the boundary.” Keep the first attempt and an uncoached retry separate.</w:t>
       </w:r>
     </w:p>
     <w:p>
@@ -2430,15 +4199,42 @@
       </w:r>
     </w:p>
     <w:p>
-      <w:r>
-        <w:t>Use total=0, then for value in [3,5,7]: with indented total += value. Totals are 3,8,15. Resetting to zero inside each iteration leaves 7, the last value. Trace the empty list too: the correctly initialised result is 0.</w:t>
-      </w:r>
-    </w:p>
-    <w:p>
       <w:pPr>
         <w:pStyle w:val="Heading3"/>
       </w:pPr>
       <w:r>
+        <w:t>Teacher key · Original transfer answer</w:t>
+      </w:r>
+    </w:p>
+    <w:p>
+      <w:pPr>
+        <w:spacing w:line="336" w:lineRule="auto" w:after="180"/>
+        <w:shd w:fill="F1F6FC"/>
+      </w:pPr>
+      <w:r>
+        <w:rPr>
+          <w:b w:val="0"/>
+        </w:rPr>
+        <w:t xml:space="preserve">Use total=0, then for value in [3,5,7]: with indented total += value. Totals are 3,8,15. Resetting to zero inside each iteration leaves 7, the last value. Trace the empty </w:t>
+      </w:r>
+      <w:r>
+        <w:rPr>
+          <w:b/>
+        </w:rPr>
+        <w:t>list</w:t>
+      </w:r>
+      <w:r>
+        <w:rPr>
+          <w:b w:val="0"/>
+        </w:rPr>
+        <w:t xml:space="preserve"> too: the correctly initialised result is 0.</w:t>
+      </w:r>
+    </w:p>
+    <w:p>
+      <w:pPr>
+        <w:pStyle w:val="Heading3"/>
+      </w:pPr>
+      <w:r>
         <w:t>Explanations for the additional workbook examples</w:t>
       </w:r>
     </w:p>
@@ -2451,97 +4247,412 @@
       </w:r>
     </w:p>
     <w:p>
-      <w:r>
+      <w:pPr>
+        <w:pStyle w:val="Heading3"/>
+      </w:pPr>
+      <w:r>
+        <w:t>Workbook question · W1</w:t>
+      </w:r>
+    </w:p>
+    <w:p>
+      <w:pPr>
+        <w:spacing w:line="336" w:lineRule="auto" w:after="180"/>
+        <w:shd w:fill="F5F1FB"/>
+      </w:pPr>
+      <w:r>
+        <w:rPr>
+          <w:b w:val="0"/>
+        </w:rPr>
         <w:t>Write the complete four-line script for 4 packs of 6. Beside each line explain what it does. Which line displays information?</w:t>
       </w:r>
     </w:p>
     <w:p>
-      <w:r>
-        <w:t>packs = 4; per_pack = 6; total = packs * per_pack; print(total), each on its own line. The first two bind quantities, the third computes 24 and the fourth displays 24. Assignment alone produces no displayed output in this script.</w:t>
-      </w:r>
-    </w:p>
-    <w:p>
       <w:pPr>
         <w:pStyle w:val="Heading3"/>
       </w:pPr>
       <w:r>
+        <w:t>Teacher reasoning · W1</w:t>
+      </w:r>
+    </w:p>
+    <w:p>
+      <w:pPr>
+        <w:spacing w:line="336" w:lineRule="auto" w:after="180"/>
+        <w:shd w:fill="F1F6FC"/>
+      </w:pPr>
+      <w:r>
+        <w:rPr>
+          <w:b w:val="0"/>
+        </w:rPr>
+        <w:t>packs = 4; per_pack = 6; total = packs * per_pack; print(total), each on its own line. The first two bind quantities, the third computes 24 and the fourth displays 24.</w:t>
+      </w:r>
+    </w:p>
+    <w:p>
+      <w:pPr>
+        <w:spacing w:line="336" w:lineRule="auto" w:after="180"/>
+        <w:shd w:fill="F1F6FC"/>
+      </w:pPr>
+      <w:r>
+        <w:rPr>
+          <w:b/>
+        </w:rPr>
+        <w:t>Assignment</w:t>
+      </w:r>
+      <w:r>
+        <w:rPr>
+          <w:b w:val="0"/>
+        </w:rPr>
+        <w:t xml:space="preserve"> alone produces no displayed </w:t>
+      </w:r>
+      <w:r>
+        <w:rPr>
+          <w:b/>
+        </w:rPr>
+        <w:t>output</w:t>
+      </w:r>
+      <w:r>
+        <w:rPr>
+          <w:b w:val="0"/>
+        </w:rPr>
+        <w:t xml:space="preserve"> in this script.</w:t>
+      </w:r>
+    </w:p>
+    <w:p>
+      <w:pPr>
+        <w:pStyle w:val="Heading3"/>
+      </w:pPr>
+      <w:r>
         <w:t>W2 Predict then observe</w:t>
       </w:r>
     </w:p>
     <w:p>
-      <w:r>
-        <w:t>Make records for 4 packs of 6, then 5 packs of 6. Predict before running. Record actual output, any error and what changed. If working on paper, label both results as traces.</w:t>
-      </w:r>
-    </w:p>
-    <w:p>
-      <w:r>
-        <w:t>Expected 24 then 30. Accept actual errors with an accurate account; do not replace observations. Record the changed pack count, saved file and run or trace status. Two matching cases do not show all inputs are handled.</w:t>
-      </w:r>
-    </w:p>
-    <w:p>
       <w:pPr>
         <w:pStyle w:val="Heading3"/>
       </w:pPr>
       <w:r>
+        <w:t>Workbook question · W2</w:t>
+      </w:r>
+    </w:p>
+    <w:p>
+      <w:pPr>
+        <w:spacing w:line="336" w:lineRule="auto" w:after="180"/>
+        <w:shd w:fill="F5F1FB"/>
+      </w:pPr>
+      <w:r>
+        <w:rPr>
+          <w:b w:val="0"/>
+        </w:rPr>
+        <w:t xml:space="preserve">Make records for 4 packs of 6, then 5 packs of 6. Predict before running. Record actual </w:t>
+      </w:r>
+      <w:r>
+        <w:rPr>
+          <w:b/>
+        </w:rPr>
+        <w:t>output</w:t>
+      </w:r>
+      <w:r>
+        <w:rPr>
+          <w:b w:val="0"/>
+        </w:rPr>
+        <w:t>, any error and what changed. If working on paper, label both results as traces.</w:t>
+      </w:r>
+    </w:p>
+    <w:p>
+      <w:pPr>
+        <w:pStyle w:val="Heading3"/>
+      </w:pPr>
+      <w:r>
+        <w:t>Teacher reasoning · W2</w:t>
+      </w:r>
+    </w:p>
+    <w:p>
+      <w:pPr>
+        <w:spacing w:line="336" w:lineRule="auto" w:after="180"/>
+        <w:shd w:fill="F1F6FC"/>
+      </w:pPr>
+      <w:r>
+        <w:rPr>
+          <w:b w:val="0"/>
+        </w:rPr>
+        <w:t xml:space="preserve">Expected 24 then 30. Accept actual errors with an accurate account; do not replace </w:t>
+      </w:r>
+      <w:r>
+        <w:rPr>
+          <w:b/>
+        </w:rPr>
+        <w:t>observation</w:t>
+      </w:r>
+      <w:r>
+        <w:rPr>
+          <w:b w:val="0"/>
+        </w:rPr>
+        <w:t xml:space="preserve">s. Record the changed pack count, saved file and run or trace status. Two matching cases do not show all </w:t>
+      </w:r>
+      <w:r>
+        <w:rPr>
+          <w:b/>
+        </w:rPr>
+        <w:t>input</w:t>
+      </w:r>
+      <w:r>
+        <w:rPr>
+          <w:b w:val="0"/>
+        </w:rPr>
+        <w:t>s are handled.</w:t>
+      </w:r>
+    </w:p>
+    <w:p>
+      <w:pPr>
+        <w:pStyle w:val="Heading3"/>
+      </w:pPr>
+      <w:r>
         <w:t>W3 Explain an order error</w:t>
       </w:r>
     </w:p>
     <w:p>
-      <w:r>
+      <w:pPr>
+        <w:pStyle w:val="Heading3"/>
+      </w:pPr>
+      <w:r>
+        <w:t>Workbook question · W3</w:t>
+      </w:r>
+    </w:p>
+    <w:p>
+      <w:pPr>
+        <w:spacing w:line="336" w:lineRule="auto" w:after="180"/>
+        <w:shd w:fill="F5F1FB"/>
+      </w:pPr>
+      <w:r>
+        <w:rPr>
+          <w:b w:val="0"/>
+        </w:rPr>
         <w:t>Move print(total) to the first line of a fresh script. Predict what happens and why. Put the lines back into an order that meets the requirement.</w:t>
       </w:r>
     </w:p>
     <w:p>
-      <w:r>
-        <w:t>The first line tries to read total before it exists, causing NameError in a fresh run. Assign packs and per_pack, calculate total, then print it. Earlier values lingering in an interactive session can hide the problem; run the complete saved script afresh.</w:t>
-      </w:r>
-    </w:p>
-    <w:p>
       <w:pPr>
         <w:pStyle w:val="Heading3"/>
       </w:pPr>
       <w:r>
+        <w:t>Teacher reasoning · W3</w:t>
+      </w:r>
+    </w:p>
+    <w:p>
+      <w:pPr>
+        <w:spacing w:line="336" w:lineRule="auto" w:after="180"/>
+        <w:shd w:fill="F1F6FC"/>
+      </w:pPr>
+      <w:r>
+        <w:rPr>
+          <w:b w:val="0"/>
+        </w:rPr>
+        <w:t>The first line tries to read total before it exists, causing NameError in a fresh run. Assign packs and per_pack, calculate total, then print it.</w:t>
+      </w:r>
+    </w:p>
+    <w:p>
+      <w:pPr>
+        <w:spacing w:line="336" w:lineRule="auto" w:after="180"/>
+        <w:shd w:fill="F1F6FC"/>
+      </w:pPr>
+      <w:r>
+        <w:rPr>
+          <w:b w:val="0"/>
+        </w:rPr>
+        <w:t>Earlier values lingering in an interactive session can hide the problem; run the complete saved script afresh.</w:t>
+      </w:r>
+    </w:p>
+    <w:p>
+      <w:pPr>
+        <w:pStyle w:val="Heading3"/>
+      </w:pPr>
+      <w:r>
         <w:t>W4 Transfer the procedure independently</w:t>
       </w:r>
     </w:p>
     <w:p>
-      <w:r>
-        <w:t>A fictional shelf has 3 trays of 7 tiles each. Write a four-line Python script using trays, per_tray and tiles. Predict its output. Then change only trays to 0 and predict again. Explain why adding the two quantities is wrong.</w:t>
-      </w:r>
-    </w:p>
-    <w:p>
-      <w:r>
-        <w:t>trays = 3; per_tray = 7; tiles = trays * per_tray; print(tiles), on separate lines. Outputs 21 and then 0. Zero trays contain zero tiles. Addition would give 10 then 7, not the number in equal groups.</w:t>
-      </w:r>
-    </w:p>
-    <w:p>
       <w:pPr>
         <w:pStyle w:val="Heading3"/>
       </w:pPr>
       <w:r>
+        <w:t>Workbook question · W4</w:t>
+      </w:r>
+    </w:p>
+    <w:p>
+      <w:pPr>
+        <w:spacing w:line="336" w:lineRule="auto" w:after="180"/>
+        <w:shd w:fill="F5F1FB"/>
+      </w:pPr>
+      <w:r>
+        <w:rPr>
+          <w:b w:val="0"/>
+        </w:rPr>
+        <w:t xml:space="preserve">A fictional shelf has 3 trays of 7 tiles each. Write a four-line Python script using trays, per_tray and tiles. Predict its </w:t>
+      </w:r>
+      <w:r>
+        <w:rPr>
+          <w:b/>
+        </w:rPr>
+        <w:t>output</w:t>
+      </w:r>
+      <w:r>
+        <w:rPr>
+          <w:b w:val="0"/>
+        </w:rPr>
+        <w:t>. Then change only trays to 0 and predict again. Explain why adding the two quantities is wrong.</w:t>
+      </w:r>
+    </w:p>
+    <w:p>
+      <w:pPr>
+        <w:pStyle w:val="Heading3"/>
+      </w:pPr>
+      <w:r>
+        <w:t>Teacher reasoning · W4</w:t>
+      </w:r>
+    </w:p>
+    <w:p>
+      <w:pPr>
+        <w:spacing w:line="336" w:lineRule="auto" w:after="180"/>
+        <w:shd w:fill="F1F6FC"/>
+      </w:pPr>
+      <w:r>
+        <w:rPr>
+          <w:b w:val="0"/>
+        </w:rPr>
+        <w:t xml:space="preserve">trays = 3; per_tray = 7; tiles = trays * per_tray; print(tiles), on separate lines. </w:t>
+      </w:r>
+      <w:r>
+        <w:rPr>
+          <w:b/>
+        </w:rPr>
+        <w:t>Output</w:t>
+      </w:r>
+      <w:r>
+        <w:rPr>
+          <w:b w:val="0"/>
+        </w:rPr>
+        <w:t>s 21 and then 0. Zero trays contain zero tiles. Addition would give 10 then 7, not the number in equal groups.</w:t>
+      </w:r>
+    </w:p>
+    <w:p>
+      <w:pPr>
+        <w:pStyle w:val="Heading3"/>
+      </w:pPr>
+      <w:r>
         <w:t>W5 Keep an honest conclusion</w:t>
       </w:r>
     </w:p>
     <w:p>
-      <w:r>
-        <w:t>Explain the difference between a successful run and a correct calculation. State one limit of this program and what you would keep so another person can check your work.</w:t>
-      </w:r>
-    </w:p>
-    <w:p>
-      <w:r>
-        <w:t>A successful run means the execution finished without a reported error; correctness requires matching the stated total-count rule. The script assumes supplied whole nonnegative quantities and does not validate arbitrary input. Keep source, quantities, expected and actual output and whether it was run or traced.</w:t>
-      </w:r>
-    </w:p>
-    <w:p>
       <w:pPr>
         <w:pStyle w:val="Heading3"/>
       </w:pPr>
       <w:r>
+        <w:t>Workbook question · W5</w:t>
+      </w:r>
+    </w:p>
+    <w:p>
+      <w:pPr>
+        <w:spacing w:line="336" w:lineRule="auto" w:after="180"/>
+        <w:shd w:fill="F5F1FB"/>
+      </w:pPr>
+      <w:r>
+        <w:rPr>
+          <w:b w:val="0"/>
+        </w:rPr>
+        <w:t xml:space="preserve">Explain the difference between a successful run and a correct calculation. State one limit of this </w:t>
+      </w:r>
+      <w:r>
+        <w:rPr>
+          <w:b/>
+        </w:rPr>
+        <w:t>program</w:t>
+      </w:r>
+      <w:r>
+        <w:rPr>
+          <w:b w:val="0"/>
+        </w:rPr>
+        <w:t xml:space="preserve"> and what you would keep so another person can check your work.</w:t>
+      </w:r>
+    </w:p>
+    <w:p>
+      <w:pPr>
+        <w:pStyle w:val="Heading3"/>
+      </w:pPr>
+      <w:r>
+        <w:t>Teacher reasoning · W5</w:t>
+      </w:r>
+    </w:p>
+    <w:p>
+      <w:pPr>
+        <w:spacing w:line="336" w:lineRule="auto" w:after="180"/>
+        <w:shd w:fill="F1F6FC"/>
+      </w:pPr>
+      <w:r>
+        <w:rPr>
+          <w:b w:val="0"/>
+        </w:rPr>
+        <w:t xml:space="preserve">A successful run means the execution finished without a reported error; correctness requires matching the stated total-count rule. The script assumes supplied whole nonnegative quantities and does not validate arbitrary </w:t>
+      </w:r>
+      <w:r>
+        <w:rPr>
+          <w:b/>
+        </w:rPr>
+        <w:t>input</w:t>
+      </w:r>
+      <w:r>
+        <w:rPr>
+          <w:b w:val="0"/>
+        </w:rPr>
+        <w:t>.</w:t>
+      </w:r>
+    </w:p>
+    <w:p>
+      <w:pPr>
+        <w:spacing w:line="336" w:lineRule="auto" w:after="180"/>
+        <w:shd w:fill="F1F6FC"/>
+      </w:pPr>
+      <w:r>
+        <w:rPr>
+          <w:b w:val="0"/>
+        </w:rPr>
+        <w:t xml:space="preserve">Keep source, quantities, expected and actual </w:t>
+      </w:r>
+      <w:r>
+        <w:rPr>
+          <w:b/>
+        </w:rPr>
+        <w:t>output</w:t>
+      </w:r>
+      <w:r>
+        <w:rPr>
+          <w:b w:val="0"/>
+        </w:rPr>
+        <w:t xml:space="preserve"> and whether it was run or traced.</w:t>
+      </w:r>
+    </w:p>
+    <w:p>
+      <w:pPr>
+        <w:pStyle w:val="Heading3"/>
+      </w:pPr>
+      <w:r>
         <w:t>Assess independent transfer</w:t>
       </w:r>
     </w:p>
     <w:p>
-      <w:r>
+      <w:pPr>
+        <w:pStyle w:val="Heading3"/>
+      </w:pPr>
+      <w:r>
+        <w:t>Independent question · withhold the key</w:t>
+      </w:r>
+    </w:p>
+    <w:p>
+      <w:pPr>
+        <w:spacing w:line="336" w:lineRule="auto" w:after="180"/>
+        <w:shd w:fill="F5F1FB"/>
+      </w:pPr>
+      <w:r>
+        <w:rPr>
+          <w:b w:val="0"/>
+        </w:rPr>
         <w:t>Selected case: Set total=0, then for values2,4,9 perform total=total+value. Trace the result. What changes if total=0 moves inside the loop before that addition?</w:t>
       </w:r>
     </w:p>
@@ -2554,7 +4665,22 @@
       </w:r>
     </w:p>
     <w:p>
-      <w:r>
+      <w:pPr>
+        <w:pStyle w:val="Heading3"/>
+      </w:pPr>
+      <w:r>
+        <w:t>Teacher key · Selected case answer</w:t>
+      </w:r>
+    </w:p>
+    <w:p>
+      <w:pPr>
+        <w:spacing w:line="336" w:lineRule="auto" w:after="180"/>
+        <w:shd w:fill="F1F6FC"/>
+      </w:pPr>
+      <w:r>
+        <w:rPr>
+          <w:b w:val="0"/>
+        </w:rPr>
         <w:t>Running totals are2,6,15. Resetting inside the loop produces2,4,9, leaving9. Initialization location changes the written procedure; neither version trains a model.</w:t>
       </w:r>
     </w:p>
@@ -2661,21 +4787,77 @@
       </w:tr>
     </w:tbl>
     <w:p>
-      <w:r>
-        <w:t>Record each dimension as not yet, with support, or independent. Accept a valid alternative procedure with a defensible trace. Do not penalise an honestly recorded model failure if the learner correctly explains its evidence and limits.</w:t>
-      </w:r>
-    </w:p>
-    <w:p>
       <w:pPr>
         <w:pStyle w:val="Heading3"/>
       </w:pPr>
       <w:r>
+        <w:t>Teacher key · Selected case answer</w:t>
+      </w:r>
+    </w:p>
+    <w:p>
+      <w:pPr>
+        <w:spacing w:line="336" w:lineRule="auto" w:after="180"/>
+        <w:shd w:fill="F1F6FC"/>
+      </w:pPr>
+      <w:r>
+        <w:rPr>
+          <w:b w:val="0"/>
+        </w:rPr>
+        <w:t>Record each dimension as not yet, with support, or independent. Accept a valid alternative procedure with a defensible trace.</w:t>
+      </w:r>
+    </w:p>
+    <w:p>
+      <w:pPr>
+        <w:spacing w:line="336" w:lineRule="auto" w:after="180"/>
+        <w:shd w:fill="F1F6FC"/>
+      </w:pPr>
+      <w:r>
+        <w:rPr>
+          <w:b w:val="0"/>
+        </w:rPr>
+        <w:t xml:space="preserve">Do not penalise an honestly recorded model failure if the learner correctly explains its </w:t>
+      </w:r>
+      <w:r>
+        <w:rPr>
+          <w:b/>
+        </w:rPr>
+        <w:t>evidence</w:t>
+      </w:r>
+      <w:r>
+        <w:rPr>
+          <w:b w:val="0"/>
+        </w:rPr>
+        <w:t xml:space="preserve"> and limits.</w:t>
+      </w:r>
+    </w:p>
+    <w:p>
+      <w:pPr>
+        <w:pStyle w:val="Heading3"/>
+      </w:pPr>
+      <w:r>
         <w:t>Feedback that the learner uses</w:t>
       </w:r>
     </w:p>
     <w:p>
-      <w:r>
-        <w:t>Name the earliest unsupported step and give one action to repair it. Have the learner make that repair now and explain why. Then assess the relevant skill on a fresh, fully specified case. Confirm it was not previously practised with feedback; solve and check the new case before assigning it. A follow-up design prompt is a starting brief, not automatically an equivalent test.</w:t>
+      <w:pPr>
+        <w:spacing w:line="336" w:lineRule="auto" w:after="180"/>
+      </w:pPr>
+      <w:r>
+        <w:rPr>
+          <w:b w:val="0"/>
+        </w:rPr>
+        <w:t>Name the earliest unsupported step and give one action to repair it. Have the learner make that repair now and explain why. Then assess the relevant skill on a fresh, fully specified case.</w:t>
+      </w:r>
+    </w:p>
+    <w:p>
+      <w:pPr>
+        <w:spacing w:line="336" w:lineRule="auto" w:after="180"/>
+      </w:pPr>
+      <w:r>
+        <w:rPr>
+          <w:b w:val="0"/>
+        </w:rPr>
+        <w:t>Confirm it was not previously practised with feedback; solve and check the new case before assigning it. A follow-up design prompt is a starting brief, not automatically an equivalent test.</w:t>
       </w:r>
     </w:p>
     <w:p>
@@ -2687,11 +4869,74 @@
       </w:r>
     </w:p>
     <w:p>
+      <w:r>
+        <w:t>Connect Block to Python Bridge to Verified Study Buddy, adapt support and plan a later changed-case check.</w:t>
+      </w:r>
+    </w:p>
+    <w:p>
       <w:pPr>
         <w:pStyle w:val="Heading3"/>
       </w:pPr>
       <w:r>
-        <w:t>Connect and extend learning</w:t>
+        <w:t>Verified Study Buddy</w:t>
+      </w:r>
+    </w:p>
+    <w:p>
+      <w:pPr>
+        <w:spacing w:line="336" w:lineRule="auto" w:after="180"/>
+      </w:pPr>
+      <w:r>
+        <w:rPr>
+          <w:b w:val="0"/>
+        </w:rPr>
+        <w:t xml:space="preserve">Implement small transparent </w:t>
+      </w:r>
+      <w:r>
+        <w:rPr>
+          <w:b/>
+        </w:rPr>
+        <w:t>function</w:t>
+      </w:r>
+      <w:r>
+        <w:rPr>
+          <w:b w:val="0"/>
+        </w:rPr>
+        <w:t>s for selection, validation, and citation formatting.</w:t>
+      </w:r>
+    </w:p>
+    <w:p>
+      <w:pPr>
+        <w:spacing w:line="336" w:lineRule="auto" w:after="180"/>
+      </w:pPr>
+      <w:r>
+        <w:rPr>
+          <w:b w:val="0"/>
+        </w:rPr>
+        <w:t xml:space="preserve">Keep the decision, </w:t>
+      </w:r>
+      <w:r>
+        <w:rPr>
+          <w:b/>
+        </w:rPr>
+        <w:t>input</w:t>
+      </w:r>
+      <w:r>
+        <w:rPr>
+          <w:b w:val="0"/>
+        </w:rPr>
+        <w:t xml:space="preserve">, result, explanation and remaining limitation in the project </w:t>
+      </w:r>
+      <w:r>
+        <w:rPr>
+          <w:b/>
+        </w:rPr>
+        <w:t>evidence</w:t>
+      </w:r>
+      <w:r>
+        <w:rPr>
+          <w:b w:val="0"/>
+        </w:rPr>
+        <w:t xml:space="preserve"> record. Retrieve this record next week rather than restarting the project.</w:t>
       </w:r>
     </w:p>
     <w:p>
@@ -2699,17 +4944,54 @@
         <w:pStyle w:val="Heading3"/>
       </w:pPr>
       <w:r>
-        <w:t>Verified Study Buddy</w:t>
-      </w:r>
-    </w:p>
-    <w:p>
-      <w:r>
-        <w:t>Implement small transparent functions for selection, validation, and citation formatting.</w:t>
-      </w:r>
-    </w:p>
-    <w:p>
-      <w:r>
-        <w:t>Keep the decision, input, result, explanation and remaining limitation in the project evidence record. Retrieve this record next week rather than restarting the project.</w:t>
+        <w:t>Support and stretch</w:t>
+      </w:r>
+    </w:p>
+    <w:p>
+      <w:pPr>
+        <w:spacing w:line="336" w:lineRule="auto" w:after="180"/>
+      </w:pPr>
+      <w:r>
+        <w:rPr>
+          <w:b w:val="0"/>
+        </w:rPr>
+        <w:t xml:space="preserve">Provide one short approved passage; separate instruction, </w:t>
+      </w:r>
+      <w:r>
+        <w:rPr>
+          <w:b/>
+        </w:rPr>
+        <w:t>input</w:t>
+      </w:r>
+      <w:r>
+        <w:rPr>
+          <w:b w:val="0"/>
+        </w:rPr>
+        <w:t xml:space="preserve">, </w:t>
+      </w:r>
+      <w:r>
+        <w:rPr>
+          <w:b/>
+        </w:rPr>
+        <w:t>output</w:t>
+      </w:r>
+      <w:r>
+        <w:rPr>
+          <w:b w:val="0"/>
+        </w:rPr>
+        <w:t xml:space="preserve"> and </w:t>
+      </w:r>
+      <w:r>
+        <w:rPr>
+          <w:b/>
+        </w:rPr>
+        <w:t>evidence</w:t>
+      </w:r>
+      <w:r>
+        <w:rPr>
+          <w:b w:val="0"/>
+        </w:rPr>
+        <w:t>. Stretch: introduce an unsupported claim or conflicting source and validate claim by claim with a fallback.</w:t>
       </w:r>
     </w:p>
     <w:p>
@@ -2717,12 +4999,30 @@
         <w:pStyle w:val="Heading3"/>
       </w:pPr>
       <w:r>
-        <w:t>Support and stretch</w:t>
-      </w:r>
-    </w:p>
-    <w:p>
-      <w:r>
-        <w:t>Provide one short approved passage; separate instruction, input, output and evidence. Stretch: introduce an unsupported claim or conflicting source and validate claim by claim with a fallback.</w:t>
+        <w:t>Exit reflection</w:t>
+      </w:r>
+    </w:p>
+    <w:p>
+      <w:pPr>
+        <w:spacing w:line="336" w:lineRule="auto" w:after="180"/>
+      </w:pPr>
+      <w:r>
+        <w:rPr>
+          <w:b w:val="0"/>
+        </w:rPr>
+        <w:t xml:space="preserve">Ask for one decision the learner can now justify and one situation requiring more </w:t>
+      </w:r>
+      <w:r>
+        <w:rPr>
+          <w:b/>
+        </w:rPr>
+        <w:t>evidence</w:t>
+      </w:r>
+      <w:r>
+        <w:rPr>
+          <w:b w:val="0"/>
+        </w:rPr>
+        <w:t xml:space="preserve"> or human review. Confidence ratings are separate from correct independent performance.</w:t>
       </w:r>
     </w:p>
     <w:p>
@@ -2730,12 +5030,30 @@
         <w:pStyle w:val="Heading3"/>
       </w:pPr>
       <w:r>
-        <w:t>Exit reflection</w:t>
-      </w:r>
-    </w:p>
-    <w:p>
-      <w:r>
-        <w:t>Ask for one decision the learner can now justify and one situation requiring more evidence or human review. Confidence ratings are separate from correct independent performance.</w:t>
+        <w:t>Bridge to the next week</w:t>
+      </w:r>
+    </w:p>
+    <w:p>
+      <w:pPr>
+        <w:spacing w:line="336" w:lineRule="auto" w:after="180"/>
+      </w:pPr>
+      <w:r>
+        <w:rPr>
+          <w:b w:val="0"/>
+        </w:rPr>
+        <w:t xml:space="preserve">Next: Week 24: Prototype a Grounded Assistant. Retrieve today’s </w:t>
+      </w:r>
+      <w:r>
+        <w:rPr>
+          <w:b/>
+        </w:rPr>
+        <w:t>evidence</w:t>
+      </w:r>
+      <w:r>
+        <w:rPr>
+          <w:b w:val="0"/>
+        </w:rPr>
+        <w:t xml:space="preserve"> and identify what carries forward and what is new.</w:t>
       </w:r>
     </w:p>
     <w:p>
@@ -2743,12 +5061,110 @@
         <w:pStyle w:val="Heading3"/>
       </w:pPr>
       <w:r>
-        <w:t>Bridge to the next week</w:t>
-      </w:r>
-    </w:p>
-    <w:p>
-      <w:r>
-        <w:t>Next: Week 24: Prototype a Grounded Assistant. Retrieve today’s evidence and identify what carries forward and what is new.</w:t>
+        <w:t>Support and fresh reassessment</w:t>
+      </w:r>
+    </w:p>
+    <w:p>
+      <w:pPr>
+        <w:spacing w:line="336" w:lineRule="auto" w:after="180"/>
+      </w:pPr>
+      <w:r>
+        <w:rPr>
+          <w:b w:val="0"/>
+        </w:rPr>
+        <w:t>Offer four separate line cards, a source/</w:t>
+      </w:r>
+      <w:r>
+        <w:rPr>
+          <w:b/>
+        </w:rPr>
+        <w:t>output</w:t>
+      </w:r>
+      <w:r>
+        <w:rPr>
+          <w:b w:val="0"/>
+        </w:rPr>
+        <w:t xml:space="preserve"> label and a multiplication sketch. Allow a paper trace when devices are unavailable, with execution practice still pending.</w:t>
+      </w:r>
+    </w:p>
+    <w:p>
+      <w:pPr>
+        <w:spacing w:line="336" w:lineRule="auto" w:after="180"/>
+      </w:pPr>
+      <w:r>
+        <w:rPr>
+          <w:b w:val="0"/>
+        </w:rPr>
+        <w:t xml:space="preserve">Do not supply the independent transfer numbers’ answers. Extension: explain why a plus-sign version can accidentally agree with multiplication for two packs of two, and why one passing example is weak </w:t>
+      </w:r>
+      <w:r>
+        <w:rPr>
+          <w:b/>
+        </w:rPr>
+        <w:t>evidence</w:t>
+      </w:r>
+      <w:r>
+        <w:rPr>
+          <w:b w:val="0"/>
+        </w:rPr>
+        <w:t>.</w:t>
+      </w:r>
+    </w:p>
+    <w:p>
+      <w:pPr>
+        <w:spacing w:line="336" w:lineRule="auto" w:after="180"/>
+      </w:pPr>
+      <w:r>
+        <w:rPr>
+          <w:b w:val="0"/>
+        </w:rPr>
+        <w:t xml:space="preserve">W4 must give a complete ordered script and explain </w:t>
+      </w:r>
+      <w:r>
+        <w:rPr>
+          <w:b/>
+        </w:rPr>
+        <w:t>output</w:t>
+      </w:r>
+      <w:r>
+        <w:rPr>
+          <w:b w:val="0"/>
+        </w:rPr>
+        <w:t>s 21 and 0 using equal groups. Distinguish an independent paper trace from successful use of the editor; record both skills separately.</w:t>
+      </w:r>
+    </w:p>
+    <w:p>
+      <w:pPr>
+        <w:spacing w:line="336" w:lineRule="auto" w:after="180"/>
+      </w:pPr>
+      <w:r>
+        <w:rPr>
+          <w:b w:val="0"/>
+        </w:rPr>
+        <w:t>After support, retry with 2 boxes of 9 pencils, then 0 boxes: 18 and 0. Ask for the print line and why it follows the calculation.</w:t>
+      </w:r>
+    </w:p>
+    <w:p>
+      <w:pPr>
+        <w:spacing w:line="336" w:lineRule="auto" w:after="180"/>
+      </w:pPr>
+      <w:r>
+        <w:rPr>
+          <w:b w:val="0"/>
+        </w:rPr>
+        <w:t xml:space="preserve">Week 2 studies values, </w:t>
+      </w:r>
+      <w:r>
+        <w:rPr>
+          <w:b/>
+        </w:rPr>
+        <w:t>variable</w:t>
+      </w:r>
+      <w:r>
+        <w:rPr>
+          <w:b w:val="0"/>
+        </w:rPr>
+        <w:t xml:space="preserve"> names and types, including the difference between numeric data and text.</w:t>
       </w:r>
     </w:p>
     <w:p>
@@ -2756,40 +5172,40 @@
         <w:pStyle w:val="Heading3"/>
       </w:pPr>
       <w:r>
-        <w:t>Support and fresh reassessment</w:t>
-      </w:r>
-    </w:p>
-    <w:p>
-      <w:r>
-        <w:t>Offer four separate line cards, a source/output label and a multiplication sketch. Allow a paper trace when devices are unavailable, with execution practice still pending. Do not supply the independent transfer numbers’ answers. Extension: explain why a plus-sign version can accidentally agree with multiplication for two packs of two, and why one passing example is weak evidence.</w:t>
-      </w:r>
-    </w:p>
-    <w:p>
-      <w:r>
-        <w:t>W4 must give a complete ordered script and explain outputs 21 and 0 using equal groups. Distinguish an independent paper trace from successful use of the editor; record both skills separately. After support, retry with 2 boxes of 9 pencils, then 0 boxes: 18 and 0. Ask for the print line and why it follows the calculation.</w:t>
-      </w:r>
-    </w:p>
-    <w:p>
-      <w:r>
-        <w:t>Week 2 studies values, variable names and types, including the difference between numeric data and text.</w:t>
-      </w:r>
-    </w:p>
-    <w:p>
-      <w:pPr>
-        <w:pStyle w:val="Heading3"/>
-      </w:pPr>
-      <w:r>
         <w:t>Plan the delayed return</w:t>
       </w:r>
     </w:p>
     <w:p>
-      <w:r>
+      <w:pPr>
+        <w:spacing w:line="336" w:lineRule="auto" w:after="180"/>
+      </w:pPr>
+      <w:r>
+        <w:rPr>
+          <w:b w:val="0"/>
+        </w:rPr>
         <w:t>Suggested return points in this level: ai-3/24, ai-3/26, ai-3/29. Use actual classroom dates, adjusting for holidays and gaps. One, three and six teaching weeks are scheduling choices, not a claimed optimal spacing.</w:t>
       </w:r>
     </w:p>
     <w:p>
-      <w:r>
-        <w:t>At a delayed check, ask for the idea from memory and a changed application. Compare with the earlier independent response and record support used. For a new level, revisit the previous capstone before checking the new prerequisites.</w:t>
+      <w:pPr>
+        <w:spacing w:line="336" w:lineRule="auto" w:after="180"/>
+      </w:pPr>
+      <w:r>
+        <w:rPr>
+          <w:b w:val="0"/>
+        </w:rPr>
+        <w:t>At a delayed check, ask for the idea from memory and a changed application. Compare with the earlier independent response and record support used.</w:t>
+      </w:r>
+    </w:p>
+    <w:p>
+      <w:pPr>
+        <w:spacing w:line="336" w:lineRule="auto" w:after="180"/>
+      </w:pPr>
+      <w:r>
+        <w:rPr>
+          <w:b w:val="0"/>
+        </w:rPr>
+        <w:t>For a new level, revisit the previous capstone before checking the new prerequisites.</w:t>
       </w:r>
     </w:p>
     <w:tbl>
@@ -2949,8 +5365,26 @@
       </w:tr>
     </w:tbl>
     <w:p>
-      <w:r>
-        <w:t>Use the evidence to choose reteaching or the next step. A completed page, confidence rating or attractive project does not by itself demonstrate understanding.</w:t>
+      <w:pPr>
+        <w:spacing w:line="336" w:lineRule="auto" w:after="180"/>
+      </w:pPr>
+      <w:r>
+        <w:rPr>
+          <w:b w:val="0"/>
+        </w:rPr>
+        <w:t xml:space="preserve">Use the </w:t>
+      </w:r>
+      <w:r>
+        <w:rPr>
+          <w:b/>
+        </w:rPr>
+        <w:t>evidence</w:t>
+      </w:r>
+      <w:r>
+        <w:rPr>
+          <w:b w:val="0"/>
+        </w:rPr>
+        <w:t xml:space="preserve"> to choose reteaching or the next step. A completed page, confidence rating or attractive project does not by itself demonstrate understanding.</w:t>
       </w:r>
     </w:p>
     <w:p>
@@ -2962,8 +5396,37 @@
       </w:r>
     </w:p>
     <w:p>
-      <w:r>
-        <w:t>For your Verified Study Buddy, save the input, procedure, observed result and limitation of this check. Label this worked example as practice; use a different, previously unreviewed case when checking independent understanding.</w:t>
+      <w:pPr>
+        <w:spacing w:line="336" w:lineRule="auto" w:after="180"/>
+      </w:pPr>
+      <w:r>
+        <w:rPr>
+          <w:b w:val="0"/>
+        </w:rPr>
+        <w:t xml:space="preserve">For your Verified Study Buddy, save the </w:t>
+      </w:r>
+      <w:r>
+        <w:rPr>
+          <w:b/>
+        </w:rPr>
+        <w:t>input</w:t>
+      </w:r>
+      <w:r>
+        <w:rPr>
+          <w:b w:val="0"/>
+        </w:rPr>
+        <w:t>, procedure, observed result and limitation of this check.</w:t>
+      </w:r>
+    </w:p>
+    <w:p>
+      <w:pPr>
+        <w:spacing w:line="336" w:lineRule="auto" w:after="180"/>
+      </w:pPr>
+      <w:r>
+        <w:rPr>
+          <w:b w:val="0"/>
+        </w:rPr>
+        <w:t>Label this worked example as practice; use a different, previously unreviewed case when checking independent understanding.</w:t>
       </w:r>
     </w:p>
     <w:p>
@@ -2976,12 +5439,50 @@
     </w:p>
     <w:p>
       <w:r>
+        <w:t>Use this preparation summary alongside the detailed Block to Python Bridge lesson; it is a checklist rather than a replacement for the full sequence.</w:t>
+      </w:r>
+    </w:p>
+    <w:p>
+      <w:pPr>
+        <w:pStyle w:val="Heading3"/>
+      </w:pPr>
+      <w:r>
+        <w:t>Teaching target</w:t>
+      </w:r>
+    </w:p>
+    <w:p>
+      <w:pPr>
+        <w:spacing w:line="336" w:lineRule="auto" w:after="180"/>
+        <w:shd w:fill="EDF7F3"/>
+      </w:pPr>
+      <w:r>
+        <w:rPr>
+          <w:b w:val="0"/>
+        </w:rPr>
         <w:t>Teaching target: Translate a short paper calculation into a Python script</w:t>
       </w:r>
     </w:p>
     <w:p>
-      <w:r>
-        <w:t>Prepare the labelled worked-case picture, the matching workbook, fictional input cards and a place for individual responses. No paid AI account is required for the paper reasoning activities.</w:t>
+      <w:pPr>
+        <w:spacing w:line="336" w:lineRule="auto" w:after="180"/>
+      </w:pPr>
+      <w:r>
+        <w:rPr>
+          <w:b w:val="0"/>
+        </w:rPr>
+        <w:t xml:space="preserve">Prepare the labelled worked-case picture, the matching workbook, fictional </w:t>
+      </w:r>
+      <w:r>
+        <w:rPr>
+          <w:b/>
+        </w:rPr>
+        <w:t>input</w:t>
+      </w:r>
+      <w:r>
+        <w:rPr>
+          <w:b w:val="0"/>
+        </w:rPr>
+        <w:t xml:space="preserve"> cards and a place for individual responses. No paid AI account is required for the paper reasoning activities.</w:t>
       </w:r>
     </w:p>
     <w:tbl>
@@ -3128,37 +5629,255 @@
       </w:tr>
     </w:tbl>
     <w:p>
-      <w:r>
-        <w:t>Before class, solve the supported practice: Make records for 4 packs of 6, then 5 packs of 6. Predict before running. Record actual output, any error and what changed. If working on paper, label both results as traces.</w:t>
-      </w:r>
-    </w:p>
-    <w:p>
-      <w:r>
-        <w:t>Reasoned practice answer: Expected 24 then 30. Accept actual errors with an accurate account; do not replace observations. Record the changed pack count, saved file and run or trace status. Two matching cases do not show all inputs are handled.</w:t>
-      </w:r>
-    </w:p>
-    <w:p>
-      <w:r>
-        <w:t>Check every learner before discussion: Use the worked case for From a paper algorithm to Python. Proposed explanation: “An equals sign displays the answer”. Decide whether this explanation is supported. Point to the step or supplied fact that decides; explain your repair if needed.</w:t>
-      </w:r>
-    </w:p>
-    <w:p>
-      <w:r>
-        <w:t>Misconception repair: Assignment binds a name; print produces the displayed output.</w:t>
-      </w:r>
-    </w:p>
-    <w:p>
-      <w:r>
-        <w:t>Support: read the exact case aloud, enlarge the labelled picture, supply input cards and model only the first deciding step. Accept a spoken explanation or drawing; retain the reasoning goal.</w:t>
-      </w:r>
-    </w:p>
-    <w:p>
-      <w:r>
-        <w:t>Extension: Replace the last page count 90 with 100. Require a prediction and a reason before comparing. Expected result: The final count becomes 1. Reason: The comparison is strictly less than 100, so the boundary value does not qualify.</w:t>
-      </w:r>
-    </w:p>
-    <w:p>
-      <w:r>
+      <w:pPr>
+        <w:spacing w:line="336" w:lineRule="auto" w:after="180"/>
+      </w:pPr>
+      <w:r>
+        <w:rPr>
+          <w:b w:val="0"/>
+        </w:rPr>
+        <w:t xml:space="preserve">Before class, solve the supported practice: Make records for 4 packs of 6, then 5 packs of 6. Predict before running. Record actual </w:t>
+      </w:r>
+      <w:r>
+        <w:rPr>
+          <w:b/>
+        </w:rPr>
+        <w:t>output</w:t>
+      </w:r>
+      <w:r>
+        <w:rPr>
+          <w:b w:val="0"/>
+        </w:rPr>
+        <w:t>, any error and what changed. If working on paper, label both results as traces.</w:t>
+      </w:r>
+    </w:p>
+    <w:p>
+      <w:pPr>
+        <w:pStyle w:val="Heading3"/>
+      </w:pPr>
+      <w:r>
+        <w:t>Supported practice answer</w:t>
+      </w:r>
+    </w:p>
+    <w:p>
+      <w:pPr>
+        <w:spacing w:line="336" w:lineRule="auto" w:after="180"/>
+        <w:shd w:fill="F1F6FC"/>
+      </w:pPr>
+      <w:r>
+        <w:rPr>
+          <w:b w:val="0"/>
+        </w:rPr>
+        <w:t xml:space="preserve">Reasoned practice answer: Expected 24 then 30. Accept actual errors with an accurate account; do not replace </w:t>
+      </w:r>
+      <w:r>
+        <w:rPr>
+          <w:b/>
+        </w:rPr>
+        <w:t>observation</w:t>
+      </w:r>
+      <w:r>
+        <w:rPr>
+          <w:b w:val="0"/>
+        </w:rPr>
+        <w:t>s. Record the changed pack count, saved file and run or trace status.</w:t>
+      </w:r>
+    </w:p>
+    <w:p>
+      <w:pPr>
+        <w:spacing w:line="336" w:lineRule="auto" w:after="180"/>
+        <w:shd w:fill="F1F6FC"/>
+      </w:pPr>
+      <w:r>
+        <w:rPr>
+          <w:b w:val="0"/>
+        </w:rPr>
+        <w:t xml:space="preserve">Two matching cases do not show all </w:t>
+      </w:r>
+      <w:r>
+        <w:rPr>
+          <w:b/>
+        </w:rPr>
+        <w:t>input</w:t>
+      </w:r>
+      <w:r>
+        <w:rPr>
+          <w:b w:val="0"/>
+        </w:rPr>
+        <w:t>s are handled.</w:t>
+      </w:r>
+    </w:p>
+    <w:p>
+      <w:pPr>
+        <w:spacing w:line="336" w:lineRule="auto" w:after="180"/>
+      </w:pPr>
+      <w:r>
+        <w:rPr>
+          <w:b w:val="0"/>
+        </w:rPr>
+        <w:t xml:space="preserve">Check every learner before discussion: Use the worked case for From a paper </w:t>
+      </w:r>
+      <w:r>
+        <w:rPr>
+          <w:b/>
+        </w:rPr>
+        <w:t>algorithm</w:t>
+      </w:r>
+      <w:r>
+        <w:rPr>
+          <w:b w:val="0"/>
+        </w:rPr>
+        <w:t xml:space="preserve"> to Python. Proposed explanation: “An equals sign displays the answer”. Decide whether this explanation is supported.</w:t>
+      </w:r>
+    </w:p>
+    <w:p>
+      <w:pPr>
+        <w:spacing w:line="336" w:lineRule="auto" w:after="180"/>
+      </w:pPr>
+      <w:r>
+        <w:rPr>
+          <w:b w:val="0"/>
+        </w:rPr>
+        <w:t>Point to the step or supplied fact that decides; explain your repair if needed.</w:t>
+      </w:r>
+    </w:p>
+    <w:p>
+      <w:pPr>
+        <w:pStyle w:val="Heading3"/>
+      </w:pPr>
+      <w:r>
+        <w:t>Repair the misconception</w:t>
+      </w:r>
+    </w:p>
+    <w:p>
+      <w:pPr>
+        <w:spacing w:line="336" w:lineRule="auto" w:after="180"/>
+        <w:shd w:fill="FFF5E6"/>
+      </w:pPr>
+      <w:r>
+        <w:rPr>
+          <w:b w:val="0"/>
+        </w:rPr>
+        <w:t xml:space="preserve">Misconception repair: </w:t>
+      </w:r>
+      <w:r>
+        <w:rPr>
+          <w:b/>
+        </w:rPr>
+        <w:t>Assignment</w:t>
+      </w:r>
+      <w:r>
+        <w:rPr>
+          <w:b w:val="0"/>
+        </w:rPr>
+        <w:t xml:space="preserve"> binds a name; print produces the displayed </w:t>
+      </w:r>
+      <w:r>
+        <w:rPr>
+          <w:b/>
+        </w:rPr>
+        <w:t>output</w:t>
+      </w:r>
+      <w:r>
+        <w:rPr>
+          <w:b w:val="0"/>
+        </w:rPr>
+        <w:t>.</w:t>
+      </w:r>
+    </w:p>
+    <w:p>
+      <w:pPr>
+        <w:pStyle w:val="Heading3"/>
+      </w:pPr>
+      <w:r>
+        <w:t>Support without giving away the answer</w:t>
+      </w:r>
+    </w:p>
+    <w:p>
+      <w:pPr>
+        <w:spacing w:line="336" w:lineRule="auto" w:after="180"/>
+        <w:shd w:fill="F1F6F8"/>
+      </w:pPr>
+      <w:r>
+        <w:rPr>
+          <w:b w:val="0"/>
+        </w:rPr>
+        <w:t xml:space="preserve">Support: read the exact case aloud, enlarge the labelled picture, supply </w:t>
+      </w:r>
+      <w:r>
+        <w:rPr>
+          <w:b/>
+        </w:rPr>
+        <w:t>input</w:t>
+      </w:r>
+      <w:r>
+        <w:rPr>
+          <w:b w:val="0"/>
+        </w:rPr>
+        <w:t xml:space="preserve"> cards and model only the first deciding step. Accept a spoken explanation or drawing; retain the reasoning goal.</w:t>
+      </w:r>
+    </w:p>
+    <w:p>
+      <w:pPr>
+        <w:pStyle w:val="Heading3"/>
+      </w:pPr>
+      <w:r>
+        <w:t>Extend the reasoning</w:t>
+      </w:r>
+    </w:p>
+    <w:p>
+      <w:pPr>
+        <w:spacing w:line="336" w:lineRule="auto" w:after="180"/>
+        <w:shd w:fill="F5F1FB"/>
+      </w:pPr>
+      <w:r>
+        <w:rPr>
+          <w:b w:val="0"/>
+        </w:rPr>
+        <w:t xml:space="preserve">Extension: Replace the last page count 90 with 100. Require a </w:t>
+      </w:r>
+      <w:r>
+        <w:rPr>
+          <w:b/>
+        </w:rPr>
+        <w:t>prediction</w:t>
+      </w:r>
+      <w:r>
+        <w:rPr>
+          <w:b w:val="0"/>
+        </w:rPr>
+        <w:t xml:space="preserve"> and a reason before comparing. Expected result: The final count becomes 1.</w:t>
+      </w:r>
+    </w:p>
+    <w:p>
+      <w:pPr>
+        <w:spacing w:line="336" w:lineRule="auto" w:after="180"/>
+        <w:shd w:fill="F5F1FB"/>
+      </w:pPr>
+      <w:r>
+        <w:rPr>
+          <w:b w:val="0"/>
+        </w:rPr>
+        <w:t>Reason: The comparison is strictly less than 100, so the boundary value does not qualify.</w:t>
+      </w:r>
+    </w:p>
+    <w:p>
+      <w:pPr>
+        <w:pStyle w:val="Heading3"/>
+      </w:pPr>
+      <w:r>
+        <w:t>Protect the independent attempt</w:t>
+      </w:r>
+    </w:p>
+    <w:p>
+      <w:pPr>
+        <w:spacing w:line="336" w:lineRule="auto" w:after="180"/>
+        <w:shd w:fill="FFF5E6"/>
+      </w:pPr>
+      <w:r>
+        <w:rPr>
+          <w:b w:val="0"/>
+        </w:rPr>
         <w:t>Independent assessment: withhold the reserved answer until the learner has attempted the new case. Record support separately from correctness.</w:t>
       </w:r>
     </w:p>
@@ -3347,13 +6066,46 @@
       </w:tr>
     </w:tbl>
     <w:p>
-      <w:r>
+      <w:pPr>
+        <w:pStyle w:val="Heading3"/>
+      </w:pPr>
+      <w:r>
+        <w:t>Project checkpoint</w:t>
+      </w:r>
+    </w:p>
+    <w:p>
+      <w:pPr>
+        <w:spacing w:line="336" w:lineRule="auto" w:after="180"/>
+        <w:shd w:fill="EDF7F3"/>
+      </w:pPr>
+      <w:r>
+        <w:rPr>
+          <w:b w:val="0"/>
+        </w:rPr>
         <w:t>Project checkpoint: Evaluate and revise. Compare with your starting method, explain errors and record a justified revision.</w:t>
       </w:r>
     </w:p>
     <w:p>
-      <w:r>
-        <w:t>Use the weekly teacher answer for topic-specific reasoning. A saved progress tick is an activity record; judge mastery from the learner’s explanation and evidence.</w:t>
+      <w:pPr>
+        <w:spacing w:line="336" w:lineRule="auto" w:after="180"/>
+      </w:pPr>
+      <w:r>
+        <w:rPr>
+          <w:b w:val="0"/>
+        </w:rPr>
+        <w:t xml:space="preserve">Use the weekly teacher answer for topic-specific reasoning. A saved progress tick is an activity record; judge mastery from the learner’s explanation and </w:t>
+      </w:r>
+      <w:r>
+        <w:rPr>
+          <w:b/>
+        </w:rPr>
+        <w:t>evidence</w:t>
+      </w:r>
+      <w:r>
+        <w:rPr>
+          <w:b w:val="0"/>
+        </w:rPr>
+        <w:t>.</w:t>
       </w:r>
     </w:p>
     <w:p>
@@ -3366,27 +6118,938 @@
     </w:p>
     <w:p>
       <w:r>
-        <w:t>Use the two formative questions as supported practice, not as independent mastery scores. Discuss the deciding evidence rather than accepting a guessed selection.</w:t>
-      </w:r>
-    </w:p>
-    <w:p>
-      <w:r>
+        <w:t>Use feedback, earlier review and portfolios purposefully. Apply the coding routine only when this lesson has an executable lab.</w:t>
+      </w:r>
+    </w:p>
+    <w:p>
+      <w:pPr>
+        <w:spacing w:line="336" w:lineRule="auto" w:after="180"/>
+      </w:pPr>
+      <w:r>
+        <w:rPr>
+          <w:b w:val="0"/>
+        </w:rPr>
+        <w:t xml:space="preserve">Use the two formative questions as supported practice, not as independent mastery scores. Discuss the deciding </w:t>
+      </w:r>
+      <w:r>
+        <w:rPr>
+          <w:b/>
+        </w:rPr>
+        <w:t>evidence</w:t>
+      </w:r>
+      <w:r>
+        <w:rPr>
+          <w:b w:val="0"/>
+        </w:rPr>
+        <w:t xml:space="preserve"> rather than accepting a guessed selection.</w:t>
+      </w:r>
+    </w:p>
+    <w:p>
+      <w:pPr>
+        <w:spacing w:line="336" w:lineRule="auto" w:after="180"/>
+      </w:pPr>
+      <w:r>
+        <w:rPr>
+          <w:b w:val="0"/>
+        </w:rPr>
         <w:t>The feedback comes from the reviewed public worked case. Do not reveal the separately reserved independent teacher answer until the learner has attempted that case.</w:t>
       </w:r>
     </w:p>
     <w:p>
-      <w:r>
-        <w:t>Ask students to predict before running code. Preserve errors and actual outputs; collect a changed test and an explanation. The branch-boundary and indexing lessons deliberately include failure cases.</w:t>
-      </w:r>
-    </w:p>
-    <w:p>
-      <w:r>
+      <w:pPr>
+        <w:spacing w:line="336" w:lineRule="auto" w:after="180"/>
+      </w:pPr>
+      <w:r>
+        <w:rPr>
+          <w:b w:val="0"/>
+        </w:rPr>
+        <w:t xml:space="preserve">Ask students to predict before running code. Preserve errors and actual </w:t>
+      </w:r>
+      <w:r>
+        <w:rPr>
+          <w:b/>
+        </w:rPr>
+        <w:t>output</w:t>
+      </w:r>
+      <w:r>
+        <w:rPr>
+          <w:b w:val="0"/>
+        </w:rPr>
+        <w:t>s; collect a changed test and an explanation. The branch-boundary and indexing lessons deliberately include failure cases.</w:t>
+      </w:r>
+    </w:p>
+    <w:p>
+      <w:pPr>
+        <w:spacing w:line="336" w:lineRule="auto" w:after="180"/>
+      </w:pPr>
+      <w:r>
+        <w:rPr>
+          <w:b w:val="0"/>
+        </w:rPr>
         <w:t>Use the earlier worked-explanation links to address a specific missing building block, then return to the current question. Adapt this suggestion after observing the learner; it is not an automatic diagnosis.</w:t>
       </w:r>
     </w:p>
     <w:p>
-      <w:r>
-        <w:t>Collect the completed-work portfolio as evidence. Record support separately from correctness, and assess explanation, trace/test and limitations. Progress ticks and quiz selections alone do not establish mastery.</w:t>
+      <w:pPr>
+        <w:spacing w:line="336" w:lineRule="auto" w:after="180"/>
+      </w:pPr>
+      <w:r>
+        <w:rPr>
+          <w:b w:val="0"/>
+        </w:rPr>
+        <w:t xml:space="preserve">Collect the completed-work portfolio as </w:t>
+      </w:r>
+      <w:r>
+        <w:rPr>
+          <w:b/>
+        </w:rPr>
+        <w:t>evidence</w:t>
+      </w:r>
+      <w:r>
+        <w:rPr>
+          <w:b w:val="0"/>
+        </w:rPr>
+        <w:t>. Record support separately from correctness, and assess explanation, trace/test and limitations. Progress ticks and quiz selections alone do not establish mastery.</w:t>
+      </w:r>
+    </w:p>
+    <w:p>
+      <w:pPr>
+        <w:pStyle w:val="Heading1"/>
+      </w:pPr>
+      <w:r>
+        <w:t>09. Visual concept journey</w:t>
+      </w:r>
+    </w:p>
+    <w:p>
+      <w:r>
+        <w:t>Show one Block to Python Bridge graphic at a time, request a prediction and discuss its trace before the independent assessment.</w:t>
+      </w:r>
+    </w:p>
+    <w:p>
+      <w:pPr>
+        <w:spacing w:line="336" w:lineRule="auto" w:after="180"/>
+      </w:pPr>
+      <w:r>
+        <w:rPr>
+          <w:b w:val="0"/>
+        </w:rPr>
+        <w:t xml:space="preserve">Use one picture at a time. Hide a worked result before asking for a </w:t>
+      </w:r>
+      <w:r>
+        <w:rPr>
+          <w:b/>
+        </w:rPr>
+        <w:t>prediction</w:t>
+      </w:r>
+      <w:r>
+        <w:rPr>
+          <w:b w:val="0"/>
+        </w:rPr>
+        <w:t>, then reveal it for feedback. These are supported teaching cases; retain the separate independent assessment for a fresh first attempt.</w:t>
+      </w:r>
+    </w:p>
+    <w:p>
+      <w:pPr>
+        <w:pStyle w:val="Heading3"/>
+      </w:pPr>
+      <w:r>
+        <w:t>01. Block to Python Bridge: the case</w:t>
+      </w:r>
+    </w:p>
+    <w:p>
+      <w:r>
+        <w:drawing>
+          <wp:inline xmlns:a="http://schemas.openxmlformats.org/drawingml/2006/main" xmlns:pic="http://schemas.openxmlformats.org/drawingml/2006/picture">
+            <wp:extent cx="5486400" cy="2990088"/>
+            <wp:docPr id="2" name="Picture 2" descr="Translate a “count qualifying books” paper procedure into a Python-style trace. Supplied facts: Page counts are [80, 150, 90]. Start count=0; for each pages value, add 1 only when pages&lt;100. All inputs and outcomes in this worked example are invented classroom data; no real model run is claimed."/>
+            <wp:cNvGraphicFramePr>
+              <a:graphicFrameLocks noChangeAspect="1"/>
+            </wp:cNvGraphicFramePr>
+            <a:graphic>
+              <a:graphicData uri="http://schemas.openxmlformats.org/drawingml/2006/picture">
+                <pic:pic>
+                  <pic:nvPicPr>
+                    <pic:cNvPr id="0" name="academy-story-ai-3-23-01.png"/>
+                    <pic:cNvPicPr/>
+                  </pic:nvPicPr>
+                  <pic:blipFill>
+                    <a:blip r:embed="rId10"/>
+                    <a:stretch>
+                      <a:fillRect/>
+                    </a:stretch>
+                  </pic:blipFill>
+                  <pic:spPr>
+                    <a:xfrm>
+                      <a:off x="0" y="0"/>
+                      <a:ext cx="5486400" cy="2990088"/>
+                    </a:xfrm>
+                    <a:prstGeom prst="rect"/>
+                  </pic:spPr>
+                </pic:pic>
+              </a:graphicData>
+            </a:graphic>
+          </wp:inline>
+        </w:drawing>
+      </w:r>
+    </w:p>
+    <w:p>
+      <w:pPr>
+        <w:spacing w:line="336" w:lineRule="auto" w:after="180"/>
+      </w:pPr>
+      <w:r>
+        <w:rPr>
+          <w:b w:val="0"/>
+        </w:rPr>
+        <w:t>Translate a “count qualifying books” paper procedure into a Python-style trace. Supplied facts: Page counts are [80, 150, 90]. Start count=0; for each pages value, add 1 only when pages&lt;100.</w:t>
+      </w:r>
+    </w:p>
+    <w:p>
+      <w:pPr>
+        <w:spacing w:line="336" w:lineRule="auto" w:after="180"/>
+      </w:pPr>
+      <w:r>
+        <w:rPr>
+          <w:b w:val="0"/>
+        </w:rPr>
+        <w:t xml:space="preserve">All </w:t>
+      </w:r>
+      <w:r>
+        <w:rPr>
+          <w:b/>
+        </w:rPr>
+        <w:t>input</w:t>
+      </w:r>
+      <w:r>
+        <w:rPr>
+          <w:b w:val="0"/>
+        </w:rPr>
+        <w:t>s and outcomes in this worked example are invented classroom data; no real model run is claimed.</w:t>
+      </w:r>
+    </w:p>
+    <w:p>
+      <w:pPr>
+        <w:spacing w:line="336" w:lineRule="auto" w:after="180"/>
+        <w:shd w:fill="F5F1FB"/>
+      </w:pPr>
+      <w:r>
+        <w:rPr>
+          <w:b w:val="0"/>
+        </w:rPr>
+        <w:t>Point to the given fact that matters most. Explain why it matters.</w:t>
+      </w:r>
+    </w:p>
+    <w:p>
+      <w:pPr>
+        <w:pStyle w:val="Heading3"/>
+      </w:pPr>
+      <w:r>
+        <w:t>Discuss while showing the picture</w:t>
+      </w:r>
+    </w:p>
+    <w:p>
+      <w:pPr>
+        <w:spacing w:line="336" w:lineRule="auto" w:after="180"/>
+        <w:shd w:fill="F1F6F8"/>
+      </w:pPr>
+      <w:r>
+        <w:rPr>
+          <w:b w:val="0"/>
+        </w:rPr>
+        <w:t>Teacher prompt: Point to the given fact that matters most. Explain why it matters. Ask learners to describe one label or arrow in ordinary words. Use the adjacent transcript if the image is difficult to see.</w:t>
+      </w:r>
+    </w:p>
+    <w:p>
+      <w:pPr>
+        <w:pStyle w:val="Heading3"/>
+      </w:pPr>
+      <w:r>
+        <w:t>02. Follow the deciding steps</w:t>
+      </w:r>
+    </w:p>
+    <w:p>
+      <w:r>
+        <w:drawing>
+          <wp:inline xmlns:a="http://schemas.openxmlformats.org/drawingml/2006/main" xmlns:pic="http://schemas.openxmlformats.org/drawingml/2006/picture">
+            <wp:extent cx="5486400" cy="3182112"/>
+            <wp:docPr id="3" name="Picture 3" descr="Start counter: count begins at 0 before the loop. → Trace decisions: 80 qualifies: count 1. 150 does not: count 1. 90 qualifies: count 2. → Report count: The final result is 2 qualifying books, not the sum of their page counts."/>
+            <wp:cNvGraphicFramePr>
+              <a:graphicFrameLocks noChangeAspect="1"/>
+            </wp:cNvGraphicFramePr>
+            <a:graphic>
+              <a:graphicData uri="http://schemas.openxmlformats.org/drawingml/2006/picture">
+                <pic:pic>
+                  <pic:nvPicPr>
+                    <pic:cNvPr id="0" name="academy-story-ai-3-23-02.png"/>
+                    <pic:cNvPicPr/>
+                  </pic:nvPicPr>
+                  <pic:blipFill>
+                    <a:blip r:embed="rId11"/>
+                    <a:stretch>
+                      <a:fillRect/>
+                    </a:stretch>
+                  </pic:blipFill>
+                  <pic:spPr>
+                    <a:xfrm>
+                      <a:off x="0" y="0"/>
+                      <a:ext cx="5486400" cy="3182112"/>
+                    </a:xfrm>
+                    <a:prstGeom prst="rect"/>
+                  </pic:spPr>
+                </pic:pic>
+              </a:graphicData>
+            </a:graphic>
+          </wp:inline>
+        </w:drawing>
+      </w:r>
+    </w:p>
+    <w:p>
+      <w:pPr>
+        <w:spacing w:line="336" w:lineRule="auto" w:after="180"/>
+      </w:pPr>
+      <w:r>
+        <w:rPr>
+          <w:b w:val="0"/>
+        </w:rPr>
+        <w:t>Start counter: count begins at 0 before the loop. → Trace decisions: 80 qualifies: count 1. 150 does not: count 1. 90 qualifies: count 2. → Report count: The final result is 2 qualifying books, not the sum of their page counts.</w:t>
+      </w:r>
+    </w:p>
+    <w:p>
+      <w:pPr>
+        <w:spacing w:line="336" w:lineRule="auto" w:after="180"/>
+        <w:shd w:fill="F5F1FB"/>
+      </w:pPr>
+      <w:r>
+        <w:rPr>
+          <w:b w:val="0"/>
+        </w:rPr>
+        <w:t xml:space="preserve">Point to each numbered stage and explain which recorded </w:t>
+      </w:r>
+      <w:r>
+        <w:rPr>
+          <w:b/>
+        </w:rPr>
+        <w:t>input</w:t>
+      </w:r>
+      <w:r>
+        <w:rPr>
+          <w:b w:val="0"/>
+        </w:rPr>
+        <w:t xml:space="preserve"> it uses.</w:t>
+      </w:r>
+    </w:p>
+    <w:p>
+      <w:pPr>
+        <w:pStyle w:val="Heading3"/>
+      </w:pPr>
+      <w:r>
+        <w:t>Discuss while showing the picture</w:t>
+      </w:r>
+    </w:p>
+    <w:p>
+      <w:pPr>
+        <w:spacing w:line="336" w:lineRule="auto" w:after="180"/>
+        <w:shd w:fill="F1F6F8"/>
+      </w:pPr>
+      <w:r>
+        <w:rPr>
+          <w:b w:val="0"/>
+        </w:rPr>
+        <w:t xml:space="preserve">Teacher prompt: Point to each numbered stage and explain which recorded </w:t>
+      </w:r>
+      <w:r>
+        <w:rPr>
+          <w:b/>
+        </w:rPr>
+        <w:t>input</w:t>
+      </w:r>
+      <w:r>
+        <w:rPr>
+          <w:b w:val="0"/>
+        </w:rPr>
+        <w:t xml:space="preserve"> it uses. Ask learners to describe one label or arrow in ordinary words. Use the adjacent transcript if the image is difficult to see.</w:t>
+      </w:r>
+    </w:p>
+    <w:p>
+      <w:pPr>
+        <w:pStyle w:val="Heading3"/>
+      </w:pPr>
+      <w:r>
+        <w:t>03. A calculation from paper to output</w:t>
+      </w:r>
+    </w:p>
+    <w:p>
+      <w:r>
+        <w:drawing>
+          <wp:inline xmlns:a="http://schemas.openxmlformats.org/drawingml/2006/main" xmlns:pic="http://schemas.openxmlformats.org/drawingml/2006/picture">
+            <wp:extent cx="5486400" cy="2834640"/>
+            <wp:docPr id="4" name="Picture 4" descr="A calculation from paper to output. Record pack count | packs = 4 | Name holds 4. Multiply two quantities | total = packs * per_pack | Name holds product. Show the answer | print(total) | Displays the value"/>
+            <wp:cNvGraphicFramePr>
+              <a:graphicFrameLocks noChangeAspect="1"/>
+            </wp:cNvGraphicFramePr>
+            <a:graphic>
+              <a:graphicData uri="http://schemas.openxmlformats.org/drawingml/2006/picture">
+                <pic:pic>
+                  <pic:nvPicPr>
+                    <pic:cNvPr id="0" name="academy-story-ai-3-23-03.png"/>
+                    <pic:cNvPicPr/>
+                  </pic:nvPicPr>
+                  <pic:blipFill>
+                    <a:blip r:embed="rId12"/>
+                    <a:stretch>
+                      <a:fillRect/>
+                    </a:stretch>
+                  </pic:blipFill>
+                  <pic:spPr>
+                    <a:xfrm>
+                      <a:off x="0" y="0"/>
+                      <a:ext cx="5486400" cy="2834640"/>
+                    </a:xfrm>
+                    <a:prstGeom prst="rect"/>
+                  </pic:spPr>
+                </pic:pic>
+              </a:graphicData>
+            </a:graphic>
+          </wp:inline>
+        </w:drawing>
+      </w:r>
+    </w:p>
+    <w:p>
+      <w:pPr>
+        <w:spacing w:line="336" w:lineRule="auto" w:after="180"/>
+      </w:pPr>
+      <w:r>
+        <w:rPr>
+          <w:b w:val="0"/>
+        </w:rPr>
+        <w:t xml:space="preserve">A calculation from paper to </w:t>
+      </w:r>
+      <w:r>
+        <w:rPr>
+          <w:b/>
+        </w:rPr>
+        <w:t>output</w:t>
+      </w:r>
+      <w:r>
+        <w:rPr>
+          <w:b w:val="0"/>
+        </w:rPr>
+        <w:t>. Record pack count | packs = 4 | Name holds 4. Multiply two quantities | total = packs * per_pack | Name holds product. Show the answer | print(total) | Displays the value</w:t>
+      </w:r>
+    </w:p>
+    <w:p>
+      <w:pPr>
+        <w:spacing w:line="336" w:lineRule="auto" w:after="180"/>
+        <w:shd w:fill="F5F1FB"/>
+      </w:pPr>
+      <w:r>
+        <w:rPr>
+          <w:b w:val="0"/>
+        </w:rPr>
+        <w:t>Read the labels and values. Explain the relationship the model shows.</w:t>
+      </w:r>
+    </w:p>
+    <w:p>
+      <w:pPr>
+        <w:pStyle w:val="Heading3"/>
+      </w:pPr>
+      <w:r>
+        <w:t>Discuss while showing the picture</w:t>
+      </w:r>
+    </w:p>
+    <w:p>
+      <w:pPr>
+        <w:spacing w:line="336" w:lineRule="auto" w:after="180"/>
+        <w:shd w:fill="F1F6F8"/>
+      </w:pPr>
+      <w:r>
+        <w:rPr>
+          <w:b w:val="0"/>
+        </w:rPr>
+        <w:t>Teacher prompt: Read the labels and values. Explain the relationship the model shows. Ask learners to describe one label or arrow in ordinary words. Use the adjacent transcript if the image is difficult to see.</w:t>
+      </w:r>
+    </w:p>
+    <w:p>
+      <w:pPr>
+        <w:pStyle w:val="Heading3"/>
+      </w:pPr>
+      <w:r>
+        <w:t>04. Change one thing. Trace what follows.</w:t>
+      </w:r>
+    </w:p>
+    <w:p>
+      <w:r>
+        <w:drawing>
+          <wp:inline xmlns:a="http://schemas.openxmlformats.org/drawingml/2006/main" xmlns:pic="http://schemas.openxmlformats.org/drawingml/2006/picture">
+            <wp:extent cx="5486400" cy="3026664"/>
+            <wp:docPr id="5" name="Picture 5" descr="Original case: The final result is 2 qualifying books, not the sum of their page counts. Changed condition: Replace the last page count 90 with 100. Expected result: The final count becomes 1. Reason: The comparison is strictly less than 100, so the boundary value does not qualify."/>
+            <wp:cNvGraphicFramePr>
+              <a:graphicFrameLocks noChangeAspect="1"/>
+            </wp:cNvGraphicFramePr>
+            <a:graphic>
+              <a:graphicData uri="http://schemas.openxmlformats.org/drawingml/2006/picture">
+                <pic:pic>
+                  <pic:nvPicPr>
+                    <pic:cNvPr id="0" name="academy-story-ai-3-23-04.png"/>
+                    <pic:cNvPicPr/>
+                  </pic:nvPicPr>
+                  <pic:blipFill>
+                    <a:blip r:embed="rId13"/>
+                    <a:stretch>
+                      <a:fillRect/>
+                    </a:stretch>
+                  </pic:blipFill>
+                  <pic:spPr>
+                    <a:xfrm>
+                      <a:off x="0" y="0"/>
+                      <a:ext cx="5486400" cy="3026664"/>
+                    </a:xfrm>
+                    <a:prstGeom prst="rect"/>
+                  </pic:spPr>
+                </pic:pic>
+              </a:graphicData>
+            </a:graphic>
+          </wp:inline>
+        </w:drawing>
+      </w:r>
+    </w:p>
+    <w:p>
+      <w:pPr>
+        <w:spacing w:line="336" w:lineRule="auto" w:after="180"/>
+      </w:pPr>
+      <w:r>
+        <w:rPr>
+          <w:b w:val="0"/>
+        </w:rPr>
+        <w:t xml:space="preserve">Original case: The final result is 2 qualifying books, not the sum of their page counts. Changed </w:t>
+      </w:r>
+      <w:r>
+        <w:rPr>
+          <w:b/>
+        </w:rPr>
+        <w:t>condition</w:t>
+      </w:r>
+      <w:r>
+        <w:rPr>
+          <w:b w:val="0"/>
+        </w:rPr>
+        <w:t>: Replace the last page count 90 with 100. Expected result: The final count becomes 1.</w:t>
+      </w:r>
+    </w:p>
+    <w:p>
+      <w:pPr>
+        <w:spacing w:line="336" w:lineRule="auto" w:after="180"/>
+      </w:pPr>
+      <w:r>
+        <w:rPr>
+          <w:b w:val="0"/>
+        </w:rPr>
+        <w:t>Reason: The comparison is strictly less than 100, so the boundary value does not qualify.</w:t>
+      </w:r>
+    </w:p>
+    <w:p>
+      <w:pPr>
+        <w:spacing w:line="336" w:lineRule="auto" w:after="180"/>
+        <w:shd w:fill="F5F1FB"/>
+      </w:pPr>
+      <w:r>
+        <w:rPr>
+          <w:b w:val="0"/>
+        </w:rPr>
+        <w:t>Predict before checking the worked changed-case result. Name what changed and what the supplied facts allow you to conclude.</w:t>
+      </w:r>
+    </w:p>
+    <w:p>
+      <w:pPr>
+        <w:pStyle w:val="Heading3"/>
+      </w:pPr>
+      <w:r>
+        <w:t>Discuss while showing the picture</w:t>
+      </w:r>
+    </w:p>
+    <w:p>
+      <w:pPr>
+        <w:spacing w:line="336" w:lineRule="auto" w:after="180"/>
+        <w:shd w:fill="F1F6F8"/>
+      </w:pPr>
+      <w:r>
+        <w:rPr>
+          <w:b w:val="0"/>
+        </w:rPr>
+        <w:t>Teacher prompt: Predict before checking the worked changed-case result. Name what changed and what the supplied facts allow you to conclude. Ask learners to describe one label or arrow in ordinary words.</w:t>
+      </w:r>
+    </w:p>
+    <w:p>
+      <w:pPr>
+        <w:spacing w:line="336" w:lineRule="auto" w:after="180"/>
+        <w:shd w:fill="F1F6F8"/>
+      </w:pPr>
+      <w:r>
+        <w:rPr>
+          <w:b w:val="0"/>
+        </w:rPr>
+        <w:t>Use the adjacent transcript if the image is difficult to see. Changed-case reasoning: The comparison is strictly less than 100, so the boundary value does not qualify.</w:t>
+      </w:r>
+    </w:p>
+    <w:p>
+      <w:pPr>
+        <w:pStyle w:val="Heading3"/>
+      </w:pPr>
+      <w:r>
+        <w:t>05. Connect the explanation to its limit</w:t>
+      </w:r>
+    </w:p>
+    <w:p>
+      <w:r>
+        <w:drawing>
+          <wp:inline xmlns:a="http://schemas.openxmlformats.org/drawingml/2006/main" xmlns:pic="http://schemas.openxmlformats.org/drawingml/2006/picture">
+            <wp:extent cx="5486400" cy="2834640"/>
+            <wp:docPr id="6" name="Picture 6" descr="Read the picture in order. The final result is 2 qualifying books, not the sum of their page counts. The arrows show which recorded input or intermediate result each decision uses. Explain the deciding step aloud before checking the changed case; pointing to the final answer alone does not show how it follows. Limit: This deterministic loop counts a stated condition; it neither trains a model nor measures whether the books suit a reader."/>
+            <wp:cNvGraphicFramePr>
+              <a:graphicFrameLocks noChangeAspect="1"/>
+            </wp:cNvGraphicFramePr>
+            <a:graphic>
+              <a:graphicData uri="http://schemas.openxmlformats.org/drawingml/2006/picture">
+                <pic:pic>
+                  <pic:nvPicPr>
+                    <pic:cNvPr id="0" name="academy-story-ai-3-23-05.png"/>
+                    <pic:cNvPicPr/>
+                  </pic:nvPicPr>
+                  <pic:blipFill>
+                    <a:blip r:embed="rId14"/>
+                    <a:stretch>
+                      <a:fillRect/>
+                    </a:stretch>
+                  </pic:blipFill>
+                  <pic:spPr>
+                    <a:xfrm>
+                      <a:off x="0" y="0"/>
+                      <a:ext cx="5486400" cy="2834640"/>
+                    </a:xfrm>
+                    <a:prstGeom prst="rect"/>
+                  </pic:spPr>
+                </pic:pic>
+              </a:graphicData>
+            </a:graphic>
+          </wp:inline>
+        </w:drawing>
+      </w:r>
+    </w:p>
+    <w:p>
+      <w:pPr>
+        <w:spacing w:line="336" w:lineRule="auto" w:after="180"/>
+      </w:pPr>
+      <w:r>
+        <w:rPr>
+          <w:b w:val="0"/>
+        </w:rPr>
+        <w:t xml:space="preserve">Read the picture in order. The final result is 2 qualifying books, not the sum of their page counts. The arrows show which recorded </w:t>
+      </w:r>
+      <w:r>
+        <w:rPr>
+          <w:b/>
+        </w:rPr>
+        <w:t>input</w:t>
+      </w:r>
+      <w:r>
+        <w:rPr>
+          <w:b w:val="0"/>
+        </w:rPr>
+        <w:t xml:space="preserve"> or intermediate result each decision uses.</w:t>
+      </w:r>
+    </w:p>
+    <w:p>
+      <w:pPr>
+        <w:spacing w:line="336" w:lineRule="auto" w:after="180"/>
+      </w:pPr>
+      <w:r>
+        <w:rPr>
+          <w:b w:val="0"/>
+        </w:rPr>
+        <w:t>Explain the deciding step aloud before checking the changed case; pointing to the final answer alone does not show how it follows.</w:t>
+      </w:r>
+    </w:p>
+    <w:p>
+      <w:pPr>
+        <w:spacing w:line="336" w:lineRule="auto" w:after="180"/>
+      </w:pPr>
+      <w:r>
+        <w:rPr>
+          <w:b w:val="0"/>
+        </w:rPr>
+        <w:t xml:space="preserve">Limit: This deterministic loop counts a stated </w:t>
+      </w:r>
+      <w:r>
+        <w:rPr>
+          <w:b/>
+        </w:rPr>
+        <w:t>condition</w:t>
+      </w:r>
+      <w:r>
+        <w:rPr>
+          <w:b w:val="0"/>
+        </w:rPr>
+        <w:t>; it neither trains a model nor measures whether the books suit a reader.</w:t>
+      </w:r>
+    </w:p>
+    <w:p>
+      <w:pPr>
+        <w:spacing w:line="336" w:lineRule="auto" w:after="180"/>
+        <w:shd w:fill="F5F1FB"/>
+      </w:pPr>
+      <w:r>
+        <w:rPr>
+          <w:b w:val="0"/>
+        </w:rPr>
+        <w:t>Explain the case, then point to a limit on the claim.</w:t>
+      </w:r>
+    </w:p>
+    <w:p>
+      <w:pPr>
+        <w:pStyle w:val="Heading3"/>
+      </w:pPr>
+      <w:r>
+        <w:t>Discuss while showing the picture</w:t>
+      </w:r>
+    </w:p>
+    <w:p>
+      <w:pPr>
+        <w:spacing w:line="336" w:lineRule="auto" w:after="180"/>
+        <w:shd w:fill="F1F6F8"/>
+      </w:pPr>
+      <w:r>
+        <w:rPr>
+          <w:b w:val="0"/>
+        </w:rPr>
+        <w:t>Teacher prompt: Explain the case, then point to a limit on the claim. Ask learners to describe one label or arrow in ordinary words. Use the adjacent transcript if the image is difficult to see.</w:t>
+      </w:r>
+    </w:p>
+    <w:p>
+      <w:pPr>
+        <w:spacing w:line="336" w:lineRule="auto" w:after="180"/>
+        <w:shd w:fill="F1F6F8"/>
+      </w:pPr>
+      <w:r>
+        <w:rPr>
+          <w:b w:val="0"/>
+        </w:rPr>
+        <w:t xml:space="preserve">Keep the stated scope: This deterministic loop counts a stated </w:t>
+      </w:r>
+      <w:r>
+        <w:rPr>
+          <w:b/>
+        </w:rPr>
+        <w:t>condition</w:t>
+      </w:r>
+      <w:r>
+        <w:rPr>
+          <w:b w:val="0"/>
+        </w:rPr>
+        <w:t>; it neither trains a model nor measures whether the books suit a reader.</w:t>
+      </w:r>
+    </w:p>
+    <w:p>
+      <w:pPr>
+        <w:pStyle w:val="Heading3"/>
+      </w:pPr>
+      <w:r>
+        <w:t>06. Make the idea visible in your project</w:t>
+      </w:r>
+    </w:p>
+    <w:p>
+      <w:r>
+        <w:drawing>
+          <wp:inline xmlns:a="http://schemas.openxmlformats.org/drawingml/2006/main" xmlns:pic="http://schemas.openxmlformats.org/drawingml/2006/picture">
+            <wp:extent cx="5486400" cy="3681984"/>
+            <wp:docPr id="7" name="Picture 7" descr="For your Verified Study Buddy, save the input, procedure, observed result and limitation of this check. Label this worked example as practice; use a different, previously unreviewed case when checking independent understanding. Draw your input, deciding step, result and limit. Supported question: Trace the changed list and identify where the result differs. Point to the relevant step in the picture, then write the changed result and the rule or evidence that supports it."/>
+            <wp:cNvGraphicFramePr>
+              <a:graphicFrameLocks noChangeAspect="1"/>
+            </wp:cNvGraphicFramePr>
+            <a:graphic>
+              <a:graphicData uri="http://schemas.openxmlformats.org/drawingml/2006/picture">
+                <pic:pic>
+                  <pic:nvPicPr>
+                    <pic:cNvPr id="0" name="academy-story-ai-3-23-06.png"/>
+                    <pic:cNvPicPr/>
+                  </pic:nvPicPr>
+                  <pic:blipFill>
+                    <a:blip r:embed="rId15"/>
+                    <a:stretch>
+                      <a:fillRect/>
+                    </a:stretch>
+                  </pic:blipFill>
+                  <pic:spPr>
+                    <a:xfrm>
+                      <a:off x="0" y="0"/>
+                      <a:ext cx="5486400" cy="3681984"/>
+                    </a:xfrm>
+                    <a:prstGeom prst="rect"/>
+                  </pic:spPr>
+                </pic:pic>
+              </a:graphicData>
+            </a:graphic>
+          </wp:inline>
+        </w:drawing>
+      </w:r>
+    </w:p>
+    <w:p>
+      <w:pPr>
+        <w:spacing w:line="336" w:lineRule="auto" w:after="180"/>
+      </w:pPr>
+      <w:r>
+        <w:rPr>
+          <w:b w:val="0"/>
+        </w:rPr>
+        <w:t xml:space="preserve">For your Verified Study Buddy, save the </w:t>
+      </w:r>
+      <w:r>
+        <w:rPr>
+          <w:b/>
+        </w:rPr>
+        <w:t>input</w:t>
+      </w:r>
+      <w:r>
+        <w:rPr>
+          <w:b w:val="0"/>
+        </w:rPr>
+        <w:t>, procedure, observed result and limitation of this check.</w:t>
+      </w:r>
+    </w:p>
+    <w:p>
+      <w:pPr>
+        <w:spacing w:line="336" w:lineRule="auto" w:after="180"/>
+      </w:pPr>
+      <w:r>
+        <w:rPr>
+          <w:b w:val="0"/>
+        </w:rPr>
+        <w:t xml:space="preserve">Label this worked example as practice; use a different, previously unreviewed case when checking independent understanding. Draw your </w:t>
+      </w:r>
+      <w:r>
+        <w:rPr>
+          <w:b/>
+        </w:rPr>
+        <w:t>input</w:t>
+      </w:r>
+      <w:r>
+        <w:rPr>
+          <w:b w:val="0"/>
+        </w:rPr>
+        <w:t>, deciding step, result and limit.</w:t>
+      </w:r>
+    </w:p>
+    <w:p>
+      <w:pPr>
+        <w:spacing w:line="336" w:lineRule="auto" w:after="180"/>
+      </w:pPr>
+      <w:r>
+        <w:rPr>
+          <w:b w:val="0"/>
+        </w:rPr>
+        <w:t xml:space="preserve">Supported question: Trace the changed </w:t>
+      </w:r>
+      <w:r>
+        <w:rPr>
+          <w:b/>
+        </w:rPr>
+        <w:t>list</w:t>
+      </w:r>
+      <w:r>
+        <w:rPr>
+          <w:b w:val="0"/>
+        </w:rPr>
+        <w:t xml:space="preserve"> and identify where the result differs. Point to the relevant step in the picture, then write the changed result and the rule or </w:t>
+      </w:r>
+      <w:r>
+        <w:rPr>
+          <w:b/>
+        </w:rPr>
+        <w:t>evidence</w:t>
+      </w:r>
+      <w:r>
+        <w:rPr>
+          <w:b w:val="0"/>
+        </w:rPr>
+        <w:t xml:space="preserve"> that supports it.</w:t>
+      </w:r>
+    </w:p>
+    <w:p>
+      <w:pPr>
+        <w:spacing w:line="336" w:lineRule="auto" w:after="180"/>
+        <w:shd w:fill="F5F1FB"/>
+      </w:pPr>
+      <w:r>
+        <w:rPr>
+          <w:b w:val="0"/>
+        </w:rPr>
+        <w:t xml:space="preserve">Draw your project trace and justify the deciding step using </w:t>
+      </w:r>
+      <w:r>
+        <w:rPr>
+          <w:b/>
+        </w:rPr>
+        <w:t>evidence</w:t>
+      </w:r>
+      <w:r>
+        <w:rPr>
+          <w:b w:val="0"/>
+        </w:rPr>
+        <w:t>.</w:t>
+      </w:r>
+    </w:p>
+    <w:p>
+      <w:pPr>
+        <w:pStyle w:val="Heading3"/>
+      </w:pPr>
+      <w:r>
+        <w:t>Discuss while showing the picture</w:t>
+      </w:r>
+    </w:p>
+    <w:p>
+      <w:pPr>
+        <w:spacing w:line="336" w:lineRule="auto" w:after="180"/>
+        <w:shd w:fill="F1F6F8"/>
+      </w:pPr>
+      <w:r>
+        <w:rPr>
+          <w:b w:val="0"/>
+        </w:rPr>
+        <w:t xml:space="preserve">Teacher prompt: Draw your project trace and justify the deciding step using </w:t>
+      </w:r>
+      <w:r>
+        <w:rPr>
+          <w:b/>
+        </w:rPr>
+        <w:t>evidence</w:t>
+      </w:r>
+      <w:r>
+        <w:rPr>
+          <w:b w:val="0"/>
+        </w:rPr>
+        <w:t>. Ask learners to describe one label or arrow in ordinary words. Use the adjacent transcript if the image is difficult to see.</w:t>
+      </w:r>
+    </w:p>
+    <w:p>
+      <w:pPr>
+        <w:spacing w:line="336" w:lineRule="auto" w:after="180"/>
+        <w:shd w:fill="F1F6F8"/>
+      </w:pPr>
+      <w:r>
+        <w:rPr>
+          <w:b w:val="0"/>
+        </w:rPr>
+        <w:t>Supported practice key: 80 increments to 1; 150 leaves 1; 100 leaves 1. The last comparison changed from true to false. Changed-case check: The final count becomes 1.</w:t>
+      </w:r>
+    </w:p>
+    <w:p>
+      <w:pPr>
+        <w:spacing w:line="336" w:lineRule="auto" w:after="180"/>
+        <w:shd w:fill="F1F6F8"/>
+      </w:pPr>
+      <w:r>
+        <w:rPr>
+          <w:b w:val="0"/>
+        </w:rPr>
+        <w:t>The comparison is strictly less than 100, so the boundary value does not qualify.</w:t>
       </w:r>
     </w:p>
     <w:sectPr>

--- a/downloads/teacher/ai-3-week-23.docx
+++ b/downloads/teacher/ai-3-week-23.docx
@@ -189,7 +189,7 @@
           </w:tcPr>
           <w:p>
             <w:r>
-              <w:t>Sections 9 and 11–14. Give extra time to finish the full task set; use Section 15 when the week includes a coding lab.</w:t>
+              <w:t>Use “Run the investigation”, “Connect your project”, “Show what you know”, “Study a complete case” and “Try a new case independently”. Give extra time for the full task set. If this week has a coding lab, use its named section; section numbers can change when extra explanations are included.</w:t>
             </w:r>
           </w:p>
         </w:tc>
@@ -2368,6 +2368,26 @@
     <w:p>
       <w:r>
         <w:t>Demonstrate Block to Python Bridge, reduce support deliberately and check individual reasoning before discussing answers.</w:t>
+      </w:r>
+    </w:p>
+    <w:p>
+      <w:pPr>
+        <w:pStyle w:val="Heading3"/>
+      </w:pPr>
+      <w:r>
+        <w:t>Choose the pacing route</w:t>
+      </w:r>
+    </w:p>
+    <w:p>
+      <w:pPr>
+        <w:spacing w:line="336" w:lineRule="auto" w:after="180"/>
+        <w:shd w:fill="F1F6F8"/>
+      </w:pPr>
+      <w:r>
+        <w:rPr>
+          <w:b w:val="0"/>
+        </w:rPr>
+        <w:t>Compact alternative: this two-session sequence covers selected core tasks. Use the three-session weekly plan for the full lesson, independent transfer, feedback and project work; allow extra time for extensions.</w:t>
       </w:r>
     </w:p>
     <w:p>
@@ -5622,7 +5642,7 @@
           </w:tcPr>
           <w:p>
             <w:r>
-              <w:t>Sections 9 and 11–14. Give extra time to finish the full task set; use Section 15 when the week includes a coding lab.</w:t>
+              <w:t>Use “Run the investigation”, “Connect your project”, “Show what you know”, “Study a complete case” and “Try a new case independently”. Give extra time for the full task set. If this week has a coding lab, use its named section; section numbers can change when extra explanations are included.</w:t>
             </w:r>
           </w:p>
         </w:tc>

--- a/downloads/teacher/ai-3-week-23.docx
+++ b/downloads/teacher/ai-3-week-23.docx
@@ -25,20 +25,38 @@
         <w:pStyle w:val="Heading1"/>
       </w:pPr>
       <w:r>
-        <w:t>01. Block-to-Python Bridge</w:t>
-      </w:r>
-    </w:p>
-    <w:p>
-      <w:r>
-        <w:t>Prepare Block to Python Bridge: check the target, prerequisites, resources and adaptable teaching schedule.</w:t>
-      </w:r>
-    </w:p>
-    <w:p>
-      <w:pPr>
-        <w:pStyle w:val="Heading3"/>
-      </w:pPr>
-      <w:r>
-        <w:t>Teach the learning cycle</w:t>
+        <w:t>Teach equivalent procedures and different evidence records.</w:t>
+      </w:r>
+    </w:p>
+    <w:p>
+      <w:r>
+        <w:t>Model initialization, indentation and display; preserve actual errors and assess a fresh sum trace.</w:t>
+      </w:r>
+    </w:p>
+    <w:p>
+      <w:r>
+        <w:t>Ask which line changes state, which line displays it and whether the result was predicted, traced or executed.</w:t>
+      </w:r>
+    </w:p>
+    <w:p>
+      <w:pPr>
+        <w:pStyle w:val="Heading1"/>
+      </w:pPr>
+      <w:r>
+        <w:t>01. Prepare this connected week</w:t>
+      </w:r>
+    </w:p>
+    <w:p>
+      <w:r>
+        <w:t>Use one main plan and keep practice separate from the independent first attempt.</w:t>
+      </w:r>
+    </w:p>
+    <w:p>
+      <w:pPr>
+        <w:pStyle w:val="Heading2"/>
+      </w:pPr>
+      <w:r>
+        <w:t>Learning goal and precision</w:t>
       </w:r>
     </w:p>
     <w:p>
@@ -50,6 +68,119 @@
           <w:b w:val="0"/>
         </w:rPr>
         <w:t>Primary target: Translate a short paper calculation into a Python script</w:t>
+      </w:r>
+    </w:p>
+    <w:p>
+      <w:pPr>
+        <w:spacing w:line="336" w:lineRule="auto" w:after="180"/>
+      </w:pPr>
+      <w:r>
+        <w:rPr>
+          <w:b w:val="0"/>
+        </w:rPr>
+        <w:t xml:space="preserve">This is a first encounter with saved Python scripts, not a compressed implementation of the Grade 6 adviser. Teach </w:t>
+      </w:r>
+      <w:r>
+        <w:rPr>
+          <w:b/>
+        </w:rPr>
+        <w:t>assignment</w:t>
+      </w:r>
+      <w:r>
+        <w:rPr>
+          <w:b w:val="0"/>
+        </w:rPr>
+        <w:t>, multiplication and print only as needed; values and types follow in Week 2.</w:t>
+      </w:r>
+    </w:p>
+    <w:p>
+      <w:pPr>
+        <w:spacing w:line="336" w:lineRule="auto" w:after="180"/>
+      </w:pPr>
+      <w:r>
+        <w:rPr>
+          <w:b w:val="0"/>
+        </w:rPr>
+        <w:t>Use a fresh run to avoid hidden interactive state. Reference: Python tutorial, An Informal Introduction to Python, https://docs.python.org/3/tutorial/introduction.html (</w:t>
+      </w:r>
+      <w:r>
+        <w:rPr>
+          <w:b/>
+        </w:rPr>
+        <w:t>assignment</w:t>
+      </w:r>
+      <w:r>
+        <w:rPr>
+          <w:b w:val="0"/>
+        </w:rPr>
+        <w:t>, arithmetic and print).</w:t>
+      </w:r>
+    </w:p>
+    <w:p>
+      <w:pPr>
+        <w:spacing w:line="336" w:lineRule="auto" w:after="180"/>
+      </w:pPr>
+      <w:r>
+        <w:rPr>
+          <w:b w:val="0"/>
+        </w:rPr>
+        <w:t>By the end, I can explain block to python bridge using a traced example and a stated limitation.</w:t>
+      </w:r>
+    </w:p>
+    <w:p>
+      <w:pPr>
+        <w:pStyle w:val="Heading2"/>
+      </w:pPr>
+      <w:r>
+        <w:t>What to prepare</w:t>
+      </w:r>
+    </w:p>
+    <w:p>
+      <w:pPr>
+        <w:pStyle w:val="ListBullet"/>
+      </w:pPr>
+      <w:r>
+        <w:t>Use the supplied scenario, student illustrations and blank paper. For numeric work, offer counters or a calculator after learners show the setup. Fictional records are supplied; personal data and paid accounts are unnecessary.</w:t>
+      </w:r>
+    </w:p>
+    <w:p>
+      <w:pPr>
+        <w:pStyle w:val="ListBullet"/>
+      </w:pPr>
+      <w:r>
+        <w:t>Case exposure check: this source example appears in ai-2/1, ai-3/23, python-bridge/1. Reuse a familiar case for recall or modelling; verify that the case used to assess transfer has not already received feedback.</w:t>
+      </w:r>
+    </w:p>
+    <w:p>
+      <w:pPr>
+        <w:pStyle w:val="ListBullet"/>
+      </w:pPr>
+      <w:r>
+        <w:t>Teacher-prepared Python 3 editor with a new saved .py file and a visible output area; test Run before class</w:t>
+      </w:r>
+    </w:p>
+    <w:p>
+      <w:pPr>
+        <w:pStyle w:val="ListBullet"/>
+      </w:pPr>
+      <w:r>
+        <w:t>Paper counters or equal-group sketches and a blank expected/observed record</w:t>
+      </w:r>
+    </w:p>
+    <w:p>
+      <w:pPr>
+        <w:pStyle w:val="ListBullet"/>
+      </w:pPr>
+      <w:r>
+        <w:t>The printed script and workbook; no logins or personal data required</w:t>
+      </w:r>
+    </w:p>
+    <w:p>
+      <w:pPr>
+        <w:pStyle w:val="Heading2"/>
+      </w:pPr>
+      <w:r>
+        <w:t>Main teaching plan</w:t>
       </w:r>
     </w:p>
     <w:tbl>
@@ -231,13 +362,196 @@
     </w:p>
     <w:p>
       <w:pPr>
+        <w:pStyle w:val="Heading2"/>
+      </w:pPr>
+      <w:r>
+        <w:t>Opening retrieval and readiness</w:t>
+      </w:r>
+    </w:p>
+    <w:p>
+      <w:pPr>
         <w:spacing w:line="336" w:lineRule="auto" w:after="180"/>
       </w:pPr>
       <w:r>
         <w:rPr>
           <w:b w:val="0"/>
         </w:rPr>
-        <w:t>Case exposure check: this source example appears in ai-2/1, ai-3/23, python-bridge/1. Reuse a familiar case for recall or modelling; verify that the case used to assess transfer has not already received feedback.</w:t>
+        <w:t>Without opening the old lesson, explain one key idea from Requests Responses and JSON. Give an example and a mistake that the idea helps you avoid.</w:t>
+      </w:r>
+    </w:p>
+    <w:p>
+      <w:pPr>
+        <w:spacing w:line="336" w:lineRule="auto" w:after="180"/>
+      </w:pPr>
+      <w:r>
+        <w:rPr>
+          <w:b w:val="0"/>
+        </w:rPr>
+        <w:t>Look for: Parse JSON into Python records</w:t>
+      </w:r>
+    </w:p>
+    <w:p>
+      <w:pPr>
+        <w:spacing w:line="336" w:lineRule="auto" w:after="180"/>
+      </w:pPr>
+      <w:r>
+        <w:rPr>
+          <w:b w:val="0"/>
+        </w:rPr>
+        <w:t>Reference example, not the only acceptable wording: JSON null becomes Python None and Python True serialises as JSON true. Parsing is followed by top-level, field, type and range validation; successful parsing does not prove a source observation true.</w:t>
+      </w:r>
+    </w:p>
+    <w:p>
+      <w:pPr>
+        <w:spacing w:line="336" w:lineRule="auto" w:after="180"/>
+      </w:pPr>
+      <w:r>
+        <w:rPr>
+          <w:b w:val="0"/>
+        </w:rPr>
+        <w:t>Without opening the old lesson, explain one key idea from Conversation State and Memory. Give an example and a mistake that the idea helps you avoid.</w:t>
+      </w:r>
+    </w:p>
+    <w:p>
+      <w:pPr>
+        <w:spacing w:line="336" w:lineRule="auto" w:after="180"/>
+      </w:pPr>
+      <w:r>
+        <w:rPr>
+          <w:b w:val="0"/>
+        </w:rPr>
+        <w:t xml:space="preserve">Look for: Explain the </w:t>
+      </w:r>
+      <w:r>
+        <w:rPr>
+          <w:b/>
+        </w:rPr>
+        <w:t>mechanism</w:t>
+      </w:r>
+      <w:r>
+        <w:rPr>
+          <w:b w:val="0"/>
+        </w:rPr>
+        <w:t xml:space="preserve"> and terminology of conversation state and retention</w:t>
+      </w:r>
+    </w:p>
+    <w:p>
+      <w:pPr>
+        <w:spacing w:line="336" w:lineRule="auto" w:after="180"/>
+      </w:pPr>
+      <w:r>
+        <w:rPr>
+          <w:b w:val="0"/>
+        </w:rPr>
+        <w:t>Reference example, not the only acceptable wording: Teacher explanation: Conversation state stores facts or prior interactions for later use.</w:t>
+      </w:r>
+    </w:p>
+    <w:p>
+      <w:pPr>
+        <w:spacing w:line="336" w:lineRule="auto" w:after="180"/>
+      </w:pPr>
+      <w:r>
+        <w:rPr>
+          <w:b w:val="0"/>
+        </w:rPr>
+        <w:t>It needs scope, provenance, correction and retention rules rather than indefinite accumulation. This classroom assistant keeps an approved room ID only for the current session.</w:t>
+      </w:r>
+    </w:p>
+    <w:p>
+      <w:pPr>
+        <w:spacing w:line="336" w:lineRule="auto" w:after="180"/>
+      </w:pPr>
+      <w:r>
+        <w:rPr>
+          <w:b w:val="0"/>
+        </w:rPr>
+        <w:t>A later correction replaces the active value but retains an audit event until session end. Do not persist private text merely because it appeared in conversation.</w:t>
+      </w:r>
+    </w:p>
+    <w:p>
+      <w:pPr>
+        <w:spacing w:line="336" w:lineRule="auto" w:after="180"/>
+      </w:pPr>
+      <w:r>
+        <w:rPr>
+          <w:b w:val="0"/>
+        </w:rPr>
+        <w:t>Without opening the old lesson, explain one key idea from Model Memory vs Retrieval. Give an example and a mistake that the idea helps you avoid.</w:t>
+      </w:r>
+    </w:p>
+    <w:p>
+      <w:pPr>
+        <w:spacing w:line="336" w:lineRule="auto" w:after="180"/>
+      </w:pPr>
+      <w:r>
+        <w:rPr>
+          <w:b w:val="0"/>
+        </w:rPr>
+        <w:t xml:space="preserve">Look for: Explain the </w:t>
+      </w:r>
+      <w:r>
+        <w:rPr>
+          <w:b/>
+        </w:rPr>
+        <w:t>mechanism</w:t>
+      </w:r>
+      <w:r>
+        <w:rPr>
+          <w:b w:val="0"/>
+        </w:rPr>
+        <w:t xml:space="preserve"> and terminology of retrieval and indexing</w:t>
+      </w:r>
+    </w:p>
+    <w:p>
+      <w:pPr>
+        <w:spacing w:line="336" w:lineRule="auto" w:after="180"/>
+      </w:pPr>
+      <w:r>
+        <w:rPr>
+          <w:b w:val="0"/>
+        </w:rPr>
+        <w:t>Reference example, not the only acceptable wording: Teacher explanation: Retrieval returns stored records selected for a query.</w:t>
+      </w:r>
+    </w:p>
+    <w:p>
+      <w:pPr>
+        <w:spacing w:line="336" w:lineRule="auto" w:after="180"/>
+      </w:pPr>
+      <w:r>
+        <w:rPr>
+          <w:b w:val="0"/>
+        </w:rPr>
+        <w:t>An index is a searchable representation of a versioned corpus; generated wording is a later operation. Assign stable document IDs, versions and permitted access before indexing. Retrieve only authorised records.</w:t>
+      </w:r>
+    </w:p>
+    <w:p>
+      <w:pPr>
+        <w:spacing w:line="336" w:lineRule="auto" w:after="180"/>
+      </w:pPr>
+      <w:r>
+        <w:rPr>
+          <w:b w:val="0"/>
+        </w:rPr>
+        <w:t>Preserve source references and define behaviour when a document is missing, outdated or access-restricted.</w:t>
+      </w:r>
+    </w:p>
+    <w:p>
+      <w:pPr>
+        <w:spacing w:line="336" w:lineRule="auto" w:after="180"/>
+      </w:pPr>
+      <w:r>
+        <w:rPr>
+          <w:b w:val="0"/>
+        </w:rPr>
+        <w:t>Record four and six, multiply them to get 24, then display 24. The order must make the required values available before use.</w:t>
+      </w:r>
+    </w:p>
+    <w:p>
+      <w:pPr>
+        <w:pStyle w:val="Heading2"/>
+      </w:pPr>
+      <w:r>
+        <w:t>Earlier wording, alternatives and picture transcripts · reference / check after trying</w:t>
       </w:r>
     </w:p>
     <w:p>
@@ -245,6 +559,14 @@
         <w:pStyle w:val="Heading3"/>
       </w:pPr>
       <w:r>
+        <w:t>Teach the learning cycle</w:t>
+      </w:r>
+    </w:p>
+    <w:p>
+      <w:pPr>
+        <w:pStyle w:val="Heading3"/>
+      </w:pPr>
+      <w:r>
         <w:t>Retrieval answer guidance</w:t>
       </w:r>
     </w:p>
@@ -258,39 +580,6 @@
     </w:p>
     <w:p>
       <w:pPr>
-        <w:spacing w:line="336" w:lineRule="auto" w:after="180"/>
-      </w:pPr>
-      <w:r>
-        <w:rPr>
-          <w:b w:val="0"/>
-        </w:rPr>
-        <w:t>Without opening the old lesson, explain one key idea from Requests Responses and JSON. Give an example and a mistake that the idea helps you avoid.</w:t>
-      </w:r>
-    </w:p>
-    <w:p>
-      <w:pPr>
-        <w:spacing w:line="336" w:lineRule="auto" w:after="180"/>
-      </w:pPr>
-      <w:r>
-        <w:rPr>
-          <w:b w:val="0"/>
-        </w:rPr>
-        <w:t>Look for: Parse JSON into Python records</w:t>
-      </w:r>
-    </w:p>
-    <w:p>
-      <w:pPr>
-        <w:spacing w:line="336" w:lineRule="auto" w:after="180"/>
-      </w:pPr>
-      <w:r>
-        <w:rPr>
-          <w:b w:val="0"/>
-        </w:rPr>
-        <w:t>Reference example, not the only acceptable wording: None and true, respectively.</w:t>
-      </w:r>
-    </w:p>
-    <w:p>
-      <w:pPr>
         <w:pStyle w:val="Heading3"/>
       </w:pPr>
       <w:r>
@@ -299,144 +588,10 @@
     </w:p>
     <w:p>
       <w:pPr>
-        <w:spacing w:line="336" w:lineRule="auto" w:after="180"/>
-      </w:pPr>
-      <w:r>
-        <w:rPr>
-          <w:b w:val="0"/>
-        </w:rPr>
-        <w:t>Without opening the old lesson, explain one key idea from Conversation State and Memory. Give an example and a mistake that the idea helps you avoid.</w:t>
-      </w:r>
-    </w:p>
-    <w:p>
-      <w:pPr>
-        <w:spacing w:line="336" w:lineRule="auto" w:after="180"/>
-      </w:pPr>
-      <w:r>
-        <w:rPr>
-          <w:b w:val="0"/>
-        </w:rPr>
-        <w:t xml:space="preserve">Look for: Explain the </w:t>
-      </w:r>
-      <w:r>
-        <w:rPr>
-          <w:b/>
-        </w:rPr>
-        <w:t>mechanism</w:t>
-      </w:r>
-      <w:r>
-        <w:rPr>
-          <w:b w:val="0"/>
-        </w:rPr>
-        <w:t xml:space="preserve"> and terminology of conversation state and retention</w:t>
-      </w:r>
-    </w:p>
-    <w:p>
-      <w:pPr>
-        <w:spacing w:line="336" w:lineRule="auto" w:after="180"/>
-      </w:pPr>
-      <w:r>
-        <w:rPr>
-          <w:b w:val="0"/>
-        </w:rPr>
-        <w:t>Reference example, not the only acceptable wording: Teacher explanation: Conversation state stores facts or prior interactions for later use.</w:t>
-      </w:r>
-    </w:p>
-    <w:p>
-      <w:pPr>
-        <w:spacing w:line="336" w:lineRule="auto" w:after="180"/>
-      </w:pPr>
-      <w:r>
-        <w:rPr>
-          <w:b w:val="0"/>
-        </w:rPr>
-        <w:t>It needs scope, provenance, correction and retention rules rather than indefinite accumulation. This classroom assistant keeps an approved room ID only for the current session.</w:t>
-      </w:r>
-    </w:p>
-    <w:p>
-      <w:pPr>
-        <w:spacing w:line="336" w:lineRule="auto" w:after="180"/>
-      </w:pPr>
-      <w:r>
-        <w:rPr>
-          <w:b w:val="0"/>
-        </w:rPr>
-        <w:t>A later correction replaces the active value but retains an audit event until session end. Do not persist private text merely because it appeared in conversation.</w:t>
-      </w:r>
-    </w:p>
-    <w:p>
-      <w:pPr>
         <w:pStyle w:val="Heading3"/>
       </w:pPr>
       <w:r>
         <w:t>Model Memory vs Retrieval</w:t>
-      </w:r>
-    </w:p>
-    <w:p>
-      <w:pPr>
-        <w:spacing w:line="336" w:lineRule="auto" w:after="180"/>
-      </w:pPr>
-      <w:r>
-        <w:rPr>
-          <w:b w:val="0"/>
-        </w:rPr>
-        <w:t>Without opening the old lesson, explain one key idea from Model Memory vs Retrieval. Give an example and a mistake that the idea helps you avoid.</w:t>
-      </w:r>
-    </w:p>
-    <w:p>
-      <w:pPr>
-        <w:spacing w:line="336" w:lineRule="auto" w:after="180"/>
-      </w:pPr>
-      <w:r>
-        <w:rPr>
-          <w:b w:val="0"/>
-        </w:rPr>
-        <w:t xml:space="preserve">Look for: Explain the </w:t>
-      </w:r>
-      <w:r>
-        <w:rPr>
-          <w:b/>
-        </w:rPr>
-        <w:t>mechanism</w:t>
-      </w:r>
-      <w:r>
-        <w:rPr>
-          <w:b w:val="0"/>
-        </w:rPr>
-        <w:t xml:space="preserve"> and terminology of retrieval and indexing</w:t>
-      </w:r>
-    </w:p>
-    <w:p>
-      <w:pPr>
-        <w:spacing w:line="336" w:lineRule="auto" w:after="180"/>
-      </w:pPr>
-      <w:r>
-        <w:rPr>
-          <w:b w:val="0"/>
-        </w:rPr>
-        <w:t>Reference example, not the only acceptable wording: Teacher explanation: Retrieval returns stored records selected for a query.</w:t>
-      </w:r>
-    </w:p>
-    <w:p>
-      <w:pPr>
-        <w:spacing w:line="336" w:lineRule="auto" w:after="180"/>
-      </w:pPr>
-      <w:r>
-        <w:rPr>
-          <w:b w:val="0"/>
-        </w:rPr>
-        <w:t>An index is a searchable representation of a versioned corpus; generated wording is a later operation. Assign stable document IDs, versions and permitted access before indexing. Retrieve only authorised records.</w:t>
-      </w:r>
-    </w:p>
-    <w:p>
-      <w:pPr>
-        <w:spacing w:line="336" w:lineRule="auto" w:after="180"/>
-      </w:pPr>
-      <w:r>
-        <w:rPr>
-          <w:b w:val="0"/>
-        </w:rPr>
-        <w:t>Preserve source references and define behaviour when a document is missing, outdated or access-restricted.</w:t>
       </w:r>
     </w:p>
     <w:p>
@@ -663,6 +818,11 @@
       </w:r>
     </w:p>
     <w:p>
+      <w:r>
+        <w:t>This compact option is not the full-week schedule. Use the main teaching cycle and allow extra sessions for the investigation, independent work and project.</w:t>
+      </w:r>
+    </w:p>
+    <w:p>
       <w:pPr>
         <w:spacing w:line="336" w:lineRule="auto" w:after="180"/>
       </w:pPr>
@@ -670,7 +830,7 @@
         <w:rPr>
           <w:b w:val="0"/>
         </w:rPr>
-        <w:t>Use the supplied scenario, student illustrations and blank paper. For numeric work, offer counters or a calculator after learners show the setup. Fictional records are supplied; personal data and paid accounts are unnecessary.</w:t>
+        <w:t>Allow 80 minutes: recall 8; explanation 12; worked demonstration 15; guided practice 20; independent assessment 15; project and reflection 10. Extend the lab into a second session when needed.</w:t>
       </w:r>
     </w:p>
     <w:p>
@@ -678,24 +838,344 @@
         <w:pStyle w:val="Heading3"/>
       </w:pPr>
       <w:r>
-        <w:t>Alternative compact allocation</w:t>
-      </w:r>
-    </w:p>
-    <w:p>
-      <w:r>
-        <w:t>This compact option is not the full-week schedule. Use the main teaching cycle and allow extra sessions for the investigation, independent work and project.</w:t>
+        <w:t>Preparation for the connected explanation</w:t>
+      </w:r>
+    </w:p>
+    <w:p>
+      <w:pPr>
+        <w:pStyle w:val="Heading3"/>
+      </w:pPr>
+      <w:r>
+        <w:t>Readiness answer</w:t>
+      </w:r>
+    </w:p>
+    <w:p>
+      <w:pPr>
+        <w:pStyle w:val="Heading3"/>
+      </w:pPr>
+      <w:r>
+        <w:t>End goal for the pictorial case</w:t>
       </w:r>
     </w:p>
     <w:p>
       <w:pPr>
         <w:spacing w:line="336" w:lineRule="auto" w:after="180"/>
-        <w:shd w:fill="F1F6F8"/>
       </w:pPr>
       <w:r>
         <w:rPr>
           <w:b w:val="0"/>
         </w:rPr>
-        <w:t>Allow 80 minutes: recall 8; explanation 12; worked demonstration 15; guided practice 20; independent assessment 15; project and reflection 10. Extend the lab into a second session when needed.</w:t>
+        <w:t>This added worked case illustrates the week’s main idea. Retain all original and connected topics; schedule its practice within the teaching cycle.</w:t>
+      </w:r>
+    </w:p>
+    <w:p>
+      <w:pPr>
+        <w:pStyle w:val="Heading1"/>
+      </w:pPr>
+      <w:r>
+        <w:t>02. Teach equivalent actions before syntax details</w:t>
+      </w:r>
+    </w:p>
+    <w:p>
+      <w:r>
+        <w:t>Separate packing multiplication, qualifying counts and independent summation.</w:t>
+      </w:r>
+    </w:p>
+    <w:p>
+      <w:pPr>
+        <w:pStyle w:val="Heading2"/>
+      </w:pPr>
+      <w:r>
+        <w:t>Set the short-script environment</w:t>
+      </w:r>
+    </w:p>
+    <w:p>
+      <w:pPr>
+        <w:spacing w:line="336" w:lineRule="auto" w:after="180"/>
+      </w:pPr>
+      <w:r>
+        <w:rPr>
+          <w:b w:val="0"/>
+        </w:rPr>
+        <w:t xml:space="preserve">In Grade 6 you traced rules on paper. Now you will write a small Python </w:t>
+      </w:r>
+      <w:r>
+        <w:rPr>
+          <w:b/>
+        </w:rPr>
+        <w:t>program</w:t>
+      </w:r>
+      <w:r>
+        <w:rPr>
+          <w:b w:val="0"/>
+        </w:rPr>
+        <w:t xml:space="preserve"> and check what it actually does. Begin with a counter-packing calculation, not the whole activity adviser.</w:t>
+      </w:r>
+    </w:p>
+    <w:p>
+      <w:pPr>
+        <w:spacing w:line="336" w:lineRule="auto" w:after="180"/>
+      </w:pPr>
+      <w:r>
+        <w:rPr>
+          <w:b w:val="0"/>
+        </w:rPr>
+        <w:t xml:space="preserve">The requirement is to find the total counters in equal packs and display that total. For this first </w:t>
+      </w:r>
+      <w:r>
+        <w:rPr>
+          <w:b/>
+        </w:rPr>
+        <w:t>program</w:t>
+      </w:r>
+      <w:r>
+        <w:rPr>
+          <w:b w:val="0"/>
+        </w:rPr>
+        <w:t xml:space="preserve">, the supplied quantities are whole, nonnegative numbers; it does not yet validate typed </w:t>
+      </w:r>
+      <w:r>
+        <w:rPr>
+          <w:b/>
+        </w:rPr>
+        <w:t>input</w:t>
+      </w:r>
+      <w:r>
+        <w:rPr>
+          <w:b w:val="0"/>
+        </w:rPr>
+        <w:t>.</w:t>
+      </w:r>
+    </w:p>
+    <w:p>
+      <w:pPr>
+        <w:spacing w:line="336" w:lineRule="auto" w:after="180"/>
+      </w:pPr>
+      <w:r>
+        <w:rPr>
+          <w:b w:val="0"/>
+        </w:rPr>
+        <w:t>Use a teacher-prepared Python 3 editor that can run a saved .py file. Open a new file called counters.py, type the code exactly as shown in the next section, save it, and use the editor’s Run command.</w:t>
+      </w:r>
+    </w:p>
+    <w:p>
+      <w:pPr>
+        <w:spacing w:line="336" w:lineRule="auto" w:after="180"/>
+      </w:pPr>
+      <w:r>
+        <w:rPr>
+          <w:b w:val="0"/>
+        </w:rPr>
+        <w:t xml:space="preserve">Read the </w:t>
+      </w:r>
+      <w:r>
+        <w:rPr>
+          <w:b/>
+        </w:rPr>
+        <w:t>output</w:t>
+      </w:r>
+      <w:r>
+        <w:rPr>
+          <w:b w:val="0"/>
+        </w:rPr>
+        <w:t xml:space="preserve"> area separately from the source editor. No account, AI tool, package installation or personal data is needed. If a device is unavailable, trace on paper and label the result predicted rather than executed.</w:t>
+      </w:r>
+    </w:p>
+    <w:p>
+      <w:pPr>
+        <w:spacing w:line="336" w:lineRule="auto" w:after="180"/>
+      </w:pPr>
+      <w:r>
+        <w:rPr>
+          <w:b w:val="0"/>
+        </w:rPr>
+        <w:t>Read the script from top to bottom. The equals sign assigns the value on its right to the name on its left. The star means multiplication. print(total) displays the value of total; it does not display the letters in the name.</w:t>
+      </w:r>
+    </w:p>
+    <w:p>
+      <w:pPr>
+        <w:spacing w:line="336" w:lineRule="auto" w:after="180"/>
+      </w:pPr>
+      <w:r>
+        <w:rPr>
+          <w:b w:val="0"/>
+        </w:rPr>
+        <w:t>Type ordinary straight characters and keep the parentheses. The Python prompt symbols &gt;&gt;&gt; are not part of this saved script.</w:t>
+      </w:r>
+    </w:p>
+    <w:p>
+      <w:pPr>
+        <w:pStyle w:val="Heading2"/>
+      </w:pPr>
+      <w:r>
+        <w:t>Model the packing prediction record</w:t>
+      </w:r>
+    </w:p>
+    <w:p>
+      <w:pPr>
+        <w:spacing w:line="336" w:lineRule="auto" w:after="180"/>
+      </w:pPr>
+      <w:r>
+        <w:rPr>
+          <w:b w:val="0"/>
+        </w:rPr>
+        <w:t xml:space="preserve">Write 24 as the expected </w:t>
+      </w:r>
+      <w:r>
+        <w:rPr>
+          <w:b/>
+        </w:rPr>
+        <w:t>output</w:t>
+      </w:r>
+      <w:r>
+        <w:rPr>
+          <w:b w:val="0"/>
+        </w:rPr>
+        <w:t xml:space="preserve"> before running. Then copy the actual </w:t>
+      </w:r>
+      <w:r>
+        <w:rPr>
+          <w:b/>
+        </w:rPr>
+        <w:t>output</w:t>
+      </w:r>
+      <w:r>
+        <w:rPr>
+          <w:b w:val="0"/>
+        </w:rPr>
+        <w:t xml:space="preserve"> into a separate column. A matching result supports this case, not every possible </w:t>
+      </w:r>
+      <w:r>
+        <w:rPr>
+          <w:b/>
+        </w:rPr>
+        <w:t>input</w:t>
+      </w:r>
+      <w:r>
+        <w:rPr>
+          <w:b w:val="0"/>
+        </w:rPr>
+        <w:t>.</w:t>
+      </w:r>
+    </w:p>
+    <w:p>
+      <w:pPr>
+        <w:spacing w:line="336" w:lineRule="auto" w:after="180"/>
+      </w:pPr>
+      <w:r>
+        <w:rPr>
+          <w:b w:val="0"/>
+        </w:rPr>
+        <w:t xml:space="preserve">A saved file may contain an old edit: save again and rerun the whole script. Do not type the expected number into the </w:t>
+      </w:r>
+      <w:r>
+        <w:rPr>
+          <w:b/>
+        </w:rPr>
+        <w:t>output</w:t>
+      </w:r>
+      <w:r>
+        <w:rPr>
+          <w:b w:val="0"/>
+        </w:rPr>
+        <w:t xml:space="preserve"> record without running.</w:t>
+      </w:r>
+    </w:p>
+    <w:p>
+      <w:pPr>
+        <w:pStyle w:val="Heading2"/>
+      </w:pPr>
+      <w:r>
+        <w:t>Read the book-count case</w:t>
+      </w:r>
+    </w:p>
+    <w:p>
+      <w:pPr>
+        <w:spacing w:line="336" w:lineRule="auto" w:after="180"/>
+      </w:pPr>
+      <w:r>
+        <w:rPr>
+          <w:b w:val="0"/>
+        </w:rPr>
+        <w:t>Translate a “count qualifying books” paper procedure into a Python-style trace.</w:t>
+      </w:r>
+    </w:p>
+    <w:p>
+      <w:pPr>
+        <w:spacing w:line="336" w:lineRule="auto" w:after="180"/>
+      </w:pPr>
+      <w:r>
+        <w:rPr>
+          <w:b w:val="0"/>
+        </w:rPr>
+        <w:t>Page counts are [80, 150, 90]. Start count=0; for each pages value, add 1 only when pages&lt;100.</w:t>
+      </w:r>
+    </w:p>
+    <w:p>
+      <w:pPr>
+        <w:spacing w:line="336" w:lineRule="auto" w:after="180"/>
+      </w:pPr>
+      <w:r>
+        <w:rPr>
+          <w:b w:val="0"/>
+        </w:rPr>
+        <w:t xml:space="preserve">All </w:t>
+      </w:r>
+      <w:r>
+        <w:rPr>
+          <w:b/>
+        </w:rPr>
+        <w:t>input</w:t>
+      </w:r>
+      <w:r>
+        <w:rPr>
+          <w:b w:val="0"/>
+        </w:rPr>
+        <w:t>s and outcomes in this worked example are invented classroom data; no real model run is claimed.</w:t>
+      </w:r>
+    </w:p>
+    <w:p>
+      <w:pPr>
+        <w:pStyle w:val="Heading2"/>
+      </w:pPr>
+      <w:r>
+        <w:t>Trace the same procedure in picture and code</w:t>
+      </w:r>
+    </w:p>
+    <w:p>
+      <w:r>
+        <w:drawing>
+          <wp:inline xmlns:a="http://schemas.openxmlformats.org/drawingml/2006/main" xmlns:pic="http://schemas.openxmlformats.org/drawingml/2006/picture">
+            <wp:extent cx="5486400" cy="3182112"/>
+            <wp:docPr id="1" name="Picture 1" descr="Start counter: count begins at 0 before the loop. → Trace decisions: 80 qualifies: count 1. 150 does not: count 1. 90 qualifies: count 2. → Report count: The final result is 2 qualifying books, not the sum of their page counts."/>
+            <wp:cNvGraphicFramePr>
+              <a:graphicFrameLocks noChangeAspect="1"/>
+            </wp:cNvGraphicFramePr>
+            <a:graphic>
+              <a:graphicData uri="http://schemas.openxmlformats.org/drawingml/2006/picture">
+                <pic:pic>
+                  <pic:nvPicPr>
+                    <pic:cNvPr id="0" name="academy-story-ai-3-23-02.png"/>
+                    <pic:cNvPicPr/>
+                  </pic:nvPicPr>
+                  <pic:blipFill>
+                    <a:blip r:embed="rId9"/>
+                    <a:stretch>
+                      <a:fillRect/>
+                    </a:stretch>
+                  </pic:blipFill>
+                  <pic:spPr>
+                    <a:xfrm>
+                      <a:off x="0" y="0"/>
+                      <a:ext cx="5486400" cy="3182112"/>
+                    </a:xfrm>
+                    <a:prstGeom prst="rect"/>
+                  </pic:spPr>
+                </pic:pic>
+              </a:graphicData>
+            </a:graphic>
+          </wp:inline>
+        </w:drawing>
       </w:r>
     </w:p>
     <w:p>
@@ -703,7 +1183,114 @@
         <w:pStyle w:val="Heading3"/>
       </w:pPr>
       <w:r>
-        <w:t>Preparation for the connected explanation</w:t>
+        <w:t>Read the picture one step at a time</w:t>
+      </w:r>
+    </w:p>
+    <w:tbl>
+      <w:tblPr>
+        <w:tblStyle w:val="LightShading-Accent1"/>
+        <w:tblW w:type="auto" w:w="0"/>
+        <w:tblLook w:firstColumn="1" w:firstRow="1" w:lastColumn="0" w:lastRow="0" w:noHBand="0" w:noVBand="1" w:val="04A0"/>
+      </w:tblPr>
+      <w:tblGrid>
+        <w:gridCol w:w="5112"/>
+        <w:gridCol w:w="5112"/>
+      </w:tblGrid>
+      <w:tr>
+        <w:trPr>
+          <w:tblHeader/>
+        </w:trPr>
+        <w:tc>
+          <w:tcPr>
+            <w:tcW w:type="dxa" w:w="5112"/>
+          </w:tcPr>
+          <w:p>
+            <w:r>
+              <w:t>Step</w:t>
+            </w:r>
+          </w:p>
+        </w:tc>
+        <w:tc>
+          <w:tcPr>
+            <w:tcW w:type="dxa" w:w="5112"/>
+          </w:tcPr>
+          <w:p>
+            <w:r>
+              <w:t>What happens and why</w:t>
+            </w:r>
+          </w:p>
+        </w:tc>
+      </w:tr>
+      <w:tr>
+        <w:tc>
+          <w:tcPr>
+            <w:tcW w:type="dxa" w:w="5112"/>
+          </w:tcPr>
+          <w:p>
+            <w:r>
+              <w:t>1. Start counter</w:t>
+            </w:r>
+          </w:p>
+        </w:tc>
+        <w:tc>
+          <w:tcPr>
+            <w:tcW w:type="dxa" w:w="5112"/>
+          </w:tcPr>
+          <w:p>
+            <w:r>
+              <w:t>count begins at 0 before the loop.</w:t>
+            </w:r>
+          </w:p>
+        </w:tc>
+      </w:tr>
+      <w:tr>
+        <w:tc>
+          <w:tcPr>
+            <w:tcW w:type="dxa" w:w="5112"/>
+          </w:tcPr>
+          <w:p>
+            <w:r>
+              <w:t>2. Trace decisions</w:t>
+            </w:r>
+          </w:p>
+        </w:tc>
+        <w:tc>
+          <w:tcPr>
+            <w:tcW w:type="dxa" w:w="5112"/>
+          </w:tcPr>
+          <w:p>
+            <w:r>
+              <w:t>80 qualifies: count 1. 150 does not: count 1. 90 qualifies: count 2.</w:t>
+            </w:r>
+          </w:p>
+        </w:tc>
+      </w:tr>
+      <w:tr>
+        <w:tc>
+          <w:tcPr>
+            <w:tcW w:type="dxa" w:w="5112"/>
+          </w:tcPr>
+          <w:p>
+            <w:r>
+              <w:t>3. Report count</w:t>
+            </w:r>
+          </w:p>
+        </w:tc>
+        <w:tc>
+          <w:tcPr>
+            <w:tcW w:type="dxa" w:w="5112"/>
+          </w:tcPr>
+          <w:p>
+            <w:r>
+              <w:t>The final result is 2 qualifying books, not the sum of their page counts.</w:t>
+            </w:r>
+          </w:p>
+        </w:tc>
+      </w:tr>
+    </w:tbl>
+    <w:p>
+      <w:r>
+        <w:t>Match each pictured step to the supplied facts. This is a worked teaching case, not an independent assessment.</w:t>
       </w:r>
     </w:p>
     <w:p>
@@ -714,19 +1301,19 @@
         <w:rPr>
           <w:b w:val="0"/>
         </w:rPr>
-        <w:t xml:space="preserve">This is a first encounter with saved Python scripts, not a compressed implementation of the Grade 6 adviser. Teach </w:t>
+        <w:t xml:space="preserve">Read the picture in order. The final result is 2 qualifying books, not the sum of their page counts. The arrows show which recorded </w:t>
       </w:r>
       <w:r>
         <w:rPr>
           <w:b/>
         </w:rPr>
-        <w:t>assignment</w:t>
+        <w:t>input</w:t>
       </w:r>
       <w:r>
         <w:rPr>
           <w:b w:val="0"/>
         </w:rPr>
-        <w:t>, multiplication and print only as needed; values and types follow in Week 2.</w:t>
+        <w:t xml:space="preserve"> or intermediate result each decision uses.</w:t>
       </w:r>
     </w:p>
     <w:p>
@@ -737,19 +1324,584 @@
         <w:rPr>
           <w:b w:val="0"/>
         </w:rPr>
-        <w:t>Use a fresh run to avoid hidden interactive state. Reference: Python tutorial, An Informal Introduction to Python, https://docs.python.org/3/tutorial/introduction.html (</w:t>
-      </w:r>
+        <w:t>Explain the deciding step aloud before checking the changed case; pointing to the final answer alone does not show how it follows.</w:t>
+      </w:r>
+    </w:p>
+    <w:tbl>
+      <w:tblPr>
+        <w:tblStyle w:val="LightShading-Accent1"/>
+        <w:tblW w:type="auto" w:w="0"/>
+        <w:tblLook w:firstColumn="1" w:firstRow="1" w:lastColumn="0" w:lastRow="0" w:noHBand="0" w:noVBand="1" w:val="04A0"/>
+      </w:tblPr>
+      <w:tblGrid>
+        <w:gridCol w:w="5112"/>
+        <w:gridCol w:w="5112"/>
+      </w:tblGrid>
+      <w:tr>
+        <w:trPr>
+          <w:tblHeader/>
+        </w:trPr>
+        <w:tc>
+          <w:tcPr>
+            <w:tcW w:type="dxa" w:w="5112"/>
+          </w:tcPr>
+          <w:p>
+            <w:r>
+              <w:t>Block action</w:t>
+            </w:r>
+          </w:p>
+        </w:tc>
+        <w:tc>
+          <w:tcPr>
+            <w:tcW w:type="dxa" w:w="5112"/>
+          </w:tcPr>
+          <w:p>
+            <w:r>
+              <w:t>Python and effect</w:t>
+            </w:r>
+          </w:p>
+        </w:tc>
+      </w:tr>
+      <w:tr>
+        <w:tc>
+          <w:tcPr>
+            <w:tcW w:type="dxa" w:w="5112"/>
+          </w:tcPr>
+          <w:p>
+            <w:r>
+              <w:t>Set counter once</w:t>
+            </w:r>
+          </w:p>
+        </w:tc>
+        <w:tc>
+          <w:tcPr>
+            <w:tcW w:type="dxa" w:w="5112"/>
+          </w:tcPr>
+          <w:p>
+            <w:r>
+              <w:t>count = 0 before the loop</w:t>
+            </w:r>
+          </w:p>
+        </w:tc>
+      </w:tr>
+      <w:tr>
+        <w:tc>
+          <w:tcPr>
+            <w:tcW w:type="dxa" w:w="5112"/>
+          </w:tcPr>
+          <w:p>
+            <w:r>
+              <w:t>Repeat for each book</w:t>
+            </w:r>
+          </w:p>
+        </w:tc>
+        <w:tc>
+          <w:tcPr>
+            <w:tcW w:type="dxa" w:w="5112"/>
+          </w:tcPr>
+          <w:p>
+            <w:r>
+              <w:t>for pages in page_counts:</w:t>
+            </w:r>
+          </w:p>
+        </w:tc>
+      </w:tr>
+      <w:tr>
+        <w:tc>
+          <w:tcPr>
+            <w:tcW w:type="dxa" w:w="5112"/>
+          </w:tcPr>
+          <w:p>
+            <w:r>
+              <w:t>Test the strict rule</w:t>
+            </w:r>
+          </w:p>
+        </w:tc>
+        <w:tc>
+          <w:tcPr>
+            <w:tcW w:type="dxa" w:w="5112"/>
+          </w:tcPr>
+          <w:p>
+            <w:r>
+              <w:t>if pages &lt; 100:</w:t>
+            </w:r>
+          </w:p>
+        </w:tc>
+      </w:tr>
+      <w:tr>
+        <w:tc>
+          <w:tcPr>
+            <w:tcW w:type="dxa" w:w="5112"/>
+          </w:tcPr>
+          <w:p>
+            <w:r>
+              <w:t>Increase qualifying count</w:t>
+            </w:r>
+          </w:p>
+        </w:tc>
+        <w:tc>
+          <w:tcPr>
+            <w:tcW w:type="dxa" w:w="5112"/>
+          </w:tcPr>
+          <w:p>
+            <w:r>
+              <w:t>count = count + 1, inside the condition</w:t>
+            </w:r>
+          </w:p>
+        </w:tc>
+      </w:tr>
+      <w:tr>
+        <w:tc>
+          <w:tcPr>
+            <w:tcW w:type="dxa" w:w="5112"/>
+          </w:tcPr>
+          <w:p>
+            <w:r>
+              <w:t>Finish the function</w:t>
+            </w:r>
+          </w:p>
+        </w:tc>
+        <w:tc>
+          <w:tcPr>
+            <w:tcW w:type="dxa" w:w="5112"/>
+          </w:tcPr>
+          <w:p>
+            <w:r>
+              <w:t>return count after the loop; print the returned result</w:t>
+            </w:r>
+          </w:p>
+        </w:tc>
+      </w:tr>
+    </w:tbl>
+    <w:p>
+      <w:r>
+        <w:rPr>
+          <w:rFonts w:ascii="Courier New" w:hAnsi="Courier New"/>
+          <w:sz w:val="18"/>
+        </w:rPr>
+        <w:t>def count_short_books(page_counts):</w:t>
+        <w:br/>
+        <w:t xml:space="preserve">    # Supplied input: a list of nonnegative integer page counts.</w:t>
+        <w:br/>
+        <w:t xml:space="preserve">    count = 0</w:t>
+        <w:br/>
+        <w:t xml:space="preserve">    for pages in page_counts:</w:t>
+        <w:br/>
+        <w:t xml:space="preserve">        if pages &lt; 100:</w:t>
+        <w:br/>
+        <w:t xml:space="preserve">            count = count + 1</w:t>
+        <w:br/>
+        <w:t xml:space="preserve">    return count</w:t>
+        <w:br/>
+        <w:br/>
+        <w:t>print(count_short_books([80, 150, 90]))</w:t>
+        <w:br/>
+        <w:t>print(count_short_books([80, 150, 100]))</w:t>
+        <w:br/>
+        <w:t>print(count_short_books([]))</w:t>
+        <w:br/>
+      </w:r>
+    </w:p>
+    <w:p>
+      <w:pPr>
+        <w:pStyle w:val="Heading2"/>
+      </w:pPr>
+      <w:r>
+        <w:t>Predict the strict boundary</w:t>
+      </w:r>
+    </w:p>
+    <w:p>
+      <w:pPr>
+        <w:spacing w:line="336" w:lineRule="auto" w:after="180"/>
+      </w:pPr>
+      <w:r>
+        <w:rPr>
+          <w:b w:val="0"/>
+        </w:rPr>
+        <w:t>Change: Replace the last page count 90 with 100.</w:t>
+      </w:r>
+    </w:p>
+    <w:p>
+      <w:pPr>
+        <w:spacing w:line="336" w:lineRule="auto" w:after="180"/>
+      </w:pPr>
       <w:r>
         <w:rPr>
           <w:b/>
         </w:rPr>
-        <w:t>assignment</w:t>
+        <w:t>Prediction</w:t>
       </w:r>
       <w:r>
         <w:rPr>
           <w:b w:val="0"/>
         </w:rPr>
-        <w:t>, arithmetic and print).</w:t>
+        <w:t>: The final count becomes 1.</w:t>
+      </w:r>
+    </w:p>
+    <w:p>
+      <w:pPr>
+        <w:spacing w:line="336" w:lineRule="auto" w:after="180"/>
+      </w:pPr>
+      <w:r>
+        <w:rPr>
+          <w:b w:val="0"/>
+        </w:rPr>
+        <w:t>Reason: The comparison is strictly less than 100, so the boundary value does not qualify.</w:t>
+      </w:r>
+    </w:p>
+    <w:p>
+      <w:pPr>
+        <w:pStyle w:val="Heading2"/>
+      </w:pPr>
+      <w:r>
+        <w:t>State the deterministic limitation</w:t>
+      </w:r>
+    </w:p>
+    <w:p>
+      <w:pPr>
+        <w:spacing w:line="336" w:lineRule="auto" w:after="180"/>
+      </w:pPr>
+      <w:r>
+        <w:rPr>
+          <w:b w:val="0"/>
+        </w:rPr>
+        <w:t xml:space="preserve">This deterministic loop counts a stated </w:t>
+      </w:r>
+      <w:r>
+        <w:rPr>
+          <w:b/>
+        </w:rPr>
+        <w:t>condition</w:t>
+      </w:r>
+      <w:r>
+        <w:rPr>
+          <w:b w:val="0"/>
+        </w:rPr>
+        <w:t>; it neither trains a model nor measures whether the books suit a reader.</w:t>
+      </w:r>
+    </w:p>
+    <w:p>
+      <w:pPr>
+        <w:spacing w:line="336" w:lineRule="auto" w:after="180"/>
+      </w:pPr>
+      <w:r>
+        <w:rPr>
+          <w:b w:val="0"/>
+        </w:rPr>
+        <w:t xml:space="preserve">Cover the result. Ask learners to name the </w:t>
+      </w:r>
+      <w:r>
+        <w:rPr>
+          <w:b/>
+        </w:rPr>
+        <w:t>input</w:t>
+      </w:r>
+      <w:r>
+        <w:rPr>
+          <w:b w:val="0"/>
+        </w:rPr>
+        <w:t xml:space="preserve">s and predict the next step. Uncover one step, connect the icon to the actual procedure, and explain its </w:t>
+      </w:r>
+      <w:r>
+        <w:rPr>
+          <w:b/>
+        </w:rPr>
+        <w:t>evidence</w:t>
+      </w:r>
+      <w:r>
+        <w:rPr>
+          <w:b w:val="0"/>
+        </w:rPr>
+        <w:t xml:space="preserve">. Then change the supplied </w:t>
+      </w:r>
+      <w:r>
+        <w:rPr>
+          <w:b/>
+        </w:rPr>
+        <w:t>condition</w:t>
+      </w:r>
+      <w:r>
+        <w:rPr>
+          <w:b w:val="0"/>
+        </w:rPr>
+        <w:t xml:space="preserve"> and compare.</w:t>
+      </w:r>
+    </w:p>
+    <w:p>
+      <w:pPr>
+        <w:spacing w:line="336" w:lineRule="auto" w:after="180"/>
+      </w:pPr>
+      <w:r>
+        <w:rPr>
+          <w:b w:val="0"/>
+        </w:rPr>
+        <w:t>The picture is a representation; it does not document execution of a real AI model.</w:t>
+      </w:r>
+    </w:p>
+    <w:p>
+      <w:pPr>
+        <w:pStyle w:val="Heading2"/>
+      </w:pPr>
+      <w:r>
+        <w:t>Additional practice · Different sum values · reference / check after trying</w:t>
+      </w:r>
+    </w:p>
+    <w:p>
+      <w:pPr>
+        <w:spacing w:line="336" w:lineRule="auto" w:after="180"/>
+      </w:pPr>
+      <w:r>
+        <w:rPr>
+          <w:b w:val="0"/>
+        </w:rPr>
+        <w:t xml:space="preserve">A block </w:t>
+      </w:r>
+      <w:r>
+        <w:rPr>
+          <w:b/>
+        </w:rPr>
+        <w:t>program</w:t>
+      </w:r>
+      <w:r>
+        <w:rPr>
+          <w:b w:val="0"/>
+        </w:rPr>
+        <w:t xml:space="preserve"> sets total=0 and adds each value in [2,4,6].</w:t>
+      </w:r>
+    </w:p>
+    <w:p>
+      <w:pPr>
+        <w:spacing w:line="336" w:lineRule="auto" w:after="180"/>
+      </w:pPr>
+      <w:r>
+        <w:rPr>
+          <w:b w:val="0"/>
+        </w:rPr>
+        <w:t>Translate and trace.</w:t>
+      </w:r>
+    </w:p>
+    <w:p>
+      <w:pPr>
+        <w:spacing w:line="336" w:lineRule="auto" w:after="180"/>
+      </w:pPr>
+      <w:r>
+        <w:rPr>
+          <w:b w:val="0"/>
+        </w:rPr>
+        <w:t>Python uses total=0, then an indented total += value inside for value in [2,4,6]. Totals are 2,6,12.</w:t>
+      </w:r>
+    </w:p>
+    <w:p>
+      <w:pPr>
+        <w:pStyle w:val="Heading2"/>
+      </w:pPr>
+      <w:r>
+        <w:t>Earlier wording, alternatives and picture transcripts · reference / check after trying</w:t>
+      </w:r>
+    </w:p>
+    <w:p>
+      <w:pPr>
+        <w:spacing w:line="336" w:lineRule="auto" w:after="180"/>
+      </w:pPr>
+      <w:r>
+        <w:rPr>
+          <w:b w:val="0"/>
+        </w:rPr>
+        <w:t>Explain the mechanism</w:t>
+      </w:r>
+    </w:p>
+    <w:p>
+      <w:pPr>
+        <w:spacing w:line="336" w:lineRule="auto" w:after="180"/>
+      </w:pPr>
+      <w:r>
+        <w:rPr>
+          <w:b/>
+        </w:rPr>
+        <w:t>Input</w:t>
+      </w:r>
+      <w:r>
+        <w:rPr>
+          <w:b w:val="0"/>
+        </w:rPr>
+        <w:t xml:space="preserve"> → </w:t>
+      </w:r>
+      <w:r>
+        <w:rPr>
+          <w:b/>
+        </w:rPr>
+        <w:t>Process</w:t>
+      </w:r>
+      <w:r>
+        <w:rPr>
+          <w:b w:val="0"/>
+        </w:rPr>
+        <w:t xml:space="preserve"> → </w:t>
+      </w:r>
+      <w:r>
+        <w:rPr>
+          <w:b/>
+        </w:rPr>
+        <w:t>Output</w:t>
+      </w:r>
+    </w:p>
+    <w:p>
+      <w:pPr>
+        <w:spacing w:line="336" w:lineRule="auto" w:after="180"/>
+      </w:pPr>
+      <w:r>
+        <w:rPr>
+          <w:b w:val="0"/>
+        </w:rPr>
+        <w:t>Trace the information. At each stage, ask what changed and how you could test it.</w:t>
+      </w:r>
+    </w:p>
+    <w:p>
+      <w:pPr>
+        <w:spacing w:line="336" w:lineRule="auto" w:after="180"/>
+      </w:pPr>
+      <w:r>
+        <w:rPr>
+          <w:b w:val="0"/>
+        </w:rPr>
+        <w:t>Which stage could fail even when the other two are correct? Explain:</w:t>
+      </w:r>
+    </w:p>
+    <w:p>
+      <w:pPr>
+        <w:spacing w:line="336" w:lineRule="auto" w:after="180"/>
+      </w:pPr>
+      <w:r>
+        <w:rPr>
+          <w:b w:val="0"/>
+        </w:rPr>
+        <w:t xml:space="preserve">Predict first. Then check each step. A correct answer without visible reasoning is incomplete </w:t>
+      </w:r>
+      <w:r>
+        <w:rPr>
+          <w:b/>
+        </w:rPr>
+        <w:t>evidence</w:t>
+      </w:r>
+      <w:r>
+        <w:rPr>
+          <w:b w:val="0"/>
+        </w:rPr>
+        <w:t>.</w:t>
+      </w:r>
+    </w:p>
+    <w:p>
+      <w:pPr>
+        <w:spacing w:line="336" w:lineRule="auto" w:after="180"/>
+      </w:pPr>
+      <w:r>
+        <w:rPr>
+          <w:b w:val="0"/>
+        </w:rPr>
+        <w:t>1. Block: for each passage, check relevance.</w:t>
+      </w:r>
+    </w:p>
+    <w:p>
+      <w:pPr>
+        <w:spacing w:line="336" w:lineRule="auto" w:after="180"/>
+      </w:pPr>
+      <w:r>
+        <w:rPr>
+          <w:b w:val="0"/>
+        </w:rPr>
+        <w:t>2. Python: for passage in passages: ...</w:t>
+      </w:r>
+    </w:p>
+    <w:p>
+      <w:pPr>
+        <w:spacing w:line="336" w:lineRule="auto" w:after="180"/>
+      </w:pPr>
+      <w:r>
+        <w:rPr>
+          <w:b w:val="0"/>
+        </w:rPr>
+        <w:t xml:space="preserve">3. </w:t>
+      </w:r>
+      <w:r>
+        <w:rPr>
+          <w:b/>
+        </w:rPr>
+        <w:t>Condition</w:t>
+      </w:r>
+      <w:r>
+        <w:rPr>
+          <w:b w:val="0"/>
+        </w:rPr>
+        <w:t xml:space="preserve"> keeps passages with score ≥ threshold.</w:t>
+      </w:r>
+    </w:p>
+    <w:p>
+      <w:pPr>
+        <w:spacing w:line="336" w:lineRule="auto" w:after="180"/>
+      </w:pPr>
+      <w:r>
+        <w:rPr>
+          <w:b w:val="0"/>
+        </w:rPr>
+        <w:t xml:space="preserve">4. A </w:t>
+      </w:r>
+      <w:r>
+        <w:rPr>
+          <w:b/>
+        </w:rPr>
+        <w:t>function</w:t>
+      </w:r>
+      <w:r>
+        <w:rPr>
+          <w:b w:val="0"/>
+        </w:rPr>
+        <w:t xml:space="preserve"> packages the selection logic and can be tested with normal and edge </w:t>
+      </w:r>
+      <w:r>
+        <w:rPr>
+          <w:b/>
+        </w:rPr>
+        <w:t>list</w:t>
+      </w:r>
+      <w:r>
+        <w:rPr>
+          <w:b w:val="0"/>
+        </w:rPr>
+        <w:t>s.</w:t>
+      </w:r>
+    </w:p>
+    <w:p>
+      <w:pPr>
+        <w:spacing w:line="336" w:lineRule="auto" w:after="180"/>
+      </w:pPr>
+      <w:r>
+        <w:rPr>
+          <w:b w:val="0"/>
+        </w:rPr>
+        <w:t>Recalculate, retrace, or restate the reasoning in your own representation:</w:t>
+      </w:r>
+    </w:p>
+    <w:p>
+      <w:pPr>
+        <w:spacing w:line="336" w:lineRule="auto" w:after="180"/>
+      </w:pPr>
+      <w:r>
+        <w:rPr>
+          <w:b w:val="0"/>
+        </w:rPr>
+        <w:t xml:space="preserve">CHECK Did the </w:t>
+      </w:r>
+      <w:r>
+        <w:rPr>
+          <w:b/>
+        </w:rPr>
+        <w:t>evidence</w:t>
+      </w:r>
+      <w:r>
+        <w:rPr>
+          <w:b w:val="0"/>
+        </w:rPr>
+        <w:t xml:space="preserve"> answer the exact question? Did the total, path, or source record stay consistent?</w:t>
       </w:r>
     </w:p>
     <w:p>
@@ -757,63 +1909,7 @@
         <w:pStyle w:val="Heading3"/>
       </w:pPr>
       <w:r>
-        <w:t>Readiness answer</w:t>
-      </w:r>
-    </w:p>
-    <w:p>
-      <w:pPr>
-        <w:spacing w:line="336" w:lineRule="auto" w:after="180"/>
-      </w:pPr>
-      <w:r>
-        <w:rPr>
-          <w:b w:val="0"/>
-        </w:rPr>
-        <w:t>Record four and six, multiply them to get 24, then display 24. The order must make the required values available before use.</w:t>
-      </w:r>
-    </w:p>
-    <w:p>
-      <w:pPr>
-        <w:spacing w:line="336" w:lineRule="auto" w:after="180"/>
-      </w:pPr>
-      <w:r>
-        <w:rPr>
-          <w:b w:val="0"/>
-        </w:rPr>
-        <w:t xml:space="preserve">Teacher-prepared Python 3 editor with a new saved .py file and a visible </w:t>
-      </w:r>
-      <w:r>
-        <w:rPr>
-          <w:b/>
-        </w:rPr>
-        <w:t>output</w:t>
-      </w:r>
-      <w:r>
-        <w:rPr>
-          <w:b w:val="0"/>
-        </w:rPr>
-        <w:t xml:space="preserve"> area; test Run before class</w:t>
-      </w:r>
-    </w:p>
-    <w:p>
-      <w:pPr>
-        <w:spacing w:line="336" w:lineRule="auto" w:after="180"/>
-      </w:pPr>
-      <w:r>
-        <w:rPr>
-          <w:b w:val="0"/>
-        </w:rPr>
-        <w:t>Paper counters or equal-group sketches and a blank expected/observed record</w:t>
-      </w:r>
-    </w:p>
-    <w:p>
-      <w:pPr>
-        <w:spacing w:line="336" w:lineRule="auto" w:after="180"/>
-      </w:pPr>
-      <w:r>
-        <w:rPr>
-          <w:b w:val="0"/>
-        </w:rPr>
-        <w:t>The printed script and workbook; no logins or personal data required</w:t>
+        <w:t>Concrete teaching case</w:t>
       </w:r>
     </w:p>
     <w:p>
@@ -821,241 +1917,7 @@
         <w:pStyle w:val="Heading3"/>
       </w:pPr>
       <w:r>
-        <w:t>End goal for the pictorial case</w:t>
-      </w:r>
-    </w:p>
-    <w:p>
-      <w:pPr>
-        <w:spacing w:line="336" w:lineRule="auto" w:after="180"/>
-      </w:pPr>
-      <w:r>
-        <w:rPr>
-          <w:b w:val="0"/>
-        </w:rPr>
-        <w:t>By the end, I can explain block to python bridge using a traced example and a stated limitation.</w:t>
-      </w:r>
-    </w:p>
-    <w:p>
-      <w:pPr>
-        <w:spacing w:line="336" w:lineRule="auto" w:after="180"/>
-      </w:pPr>
-      <w:r>
-        <w:rPr>
-          <w:b w:val="0"/>
-        </w:rPr>
-        <w:t>This added worked case illustrates the week’s main idea. Retain all original and connected topics; schedule its practice within the teaching cycle.</w:t>
-      </w:r>
-    </w:p>
-    <w:p>
-      <w:pPr>
-        <w:pStyle w:val="Heading1"/>
-      </w:pPr>
-      <w:r>
-        <w:t>02. Explain the mechanism</w:t>
-      </w:r>
-    </w:p>
-    <w:p>
-      <w:r>
-        <w:t>Model Block to Python Bridge using the supplied case, labelled mechanism and reasoning. Make the scope of each conclusion explicit.</w:t>
-      </w:r>
-    </w:p>
-    <w:p>
-      <w:pPr>
-        <w:spacing w:line="336" w:lineRule="auto" w:after="180"/>
-      </w:pPr>
-      <w:r>
-        <w:rPr>
-          <w:b/>
-        </w:rPr>
-        <w:t>Input</w:t>
-      </w:r>
-      <w:r>
-        <w:rPr>
-          <w:b w:val="0"/>
-        </w:rPr>
-        <w:t xml:space="preserve"> → </w:t>
-      </w:r>
-      <w:r>
-        <w:rPr>
-          <w:b/>
-        </w:rPr>
-        <w:t>Process</w:t>
-      </w:r>
-      <w:r>
-        <w:rPr>
-          <w:b w:val="0"/>
-        </w:rPr>
-        <w:t xml:space="preserve"> → </w:t>
-      </w:r>
-      <w:r>
-        <w:rPr>
-          <w:b/>
-        </w:rPr>
-        <w:t>Output</w:t>
-      </w:r>
-    </w:p>
-    <w:p>
-      <w:pPr>
-        <w:spacing w:line="336" w:lineRule="auto" w:after="180"/>
-      </w:pPr>
-      <w:r>
-        <w:rPr>
-          <w:b w:val="0"/>
-        </w:rPr>
-        <w:t>Trace the information. At each stage, ask what changed and how you could test it.</w:t>
-      </w:r>
-    </w:p>
-    <w:p>
-      <w:pPr>
-        <w:spacing w:line="336" w:lineRule="auto" w:after="180"/>
-      </w:pPr>
-      <w:r>
-        <w:rPr>
-          <w:b w:val="0"/>
-        </w:rPr>
-        <w:t>Which stage could fail even when the other two are correct? Explain:</w:t>
-      </w:r>
-    </w:p>
-    <w:p>
-      <w:pPr>
-        <w:spacing w:line="336" w:lineRule="auto" w:after="180"/>
-      </w:pPr>
-      <w:r>
-        <w:rPr>
-          <w:b w:val="0"/>
-        </w:rPr>
-        <w:t xml:space="preserve">Predict first. Then check each step. A correct answer without visible reasoning is incomplete </w:t>
-      </w:r>
-      <w:r>
-        <w:rPr>
-          <w:b/>
-        </w:rPr>
-        <w:t>evidence</w:t>
-      </w:r>
-      <w:r>
-        <w:rPr>
-          <w:b w:val="0"/>
-        </w:rPr>
-        <w:t>.</w:t>
-      </w:r>
-    </w:p>
-    <w:p>
-      <w:pPr>
-        <w:spacing w:line="336" w:lineRule="auto" w:after="180"/>
-        <w:shd w:fill="F4F9FC"/>
-      </w:pPr>
-      <w:r>
-        <w:rPr>
-          <w:b w:val="0"/>
-        </w:rPr>
-        <w:t>1. Block: for each passage, check relevance.</w:t>
-      </w:r>
-    </w:p>
-    <w:p>
-      <w:pPr>
-        <w:spacing w:line="336" w:lineRule="auto" w:after="180"/>
-        <w:shd w:fill="F4F9FC"/>
-      </w:pPr>
-      <w:r>
-        <w:rPr>
-          <w:b w:val="0"/>
-        </w:rPr>
-        <w:t>2. Python: for passage in passages: ...</w:t>
-      </w:r>
-    </w:p>
-    <w:p>
-      <w:pPr>
-        <w:spacing w:line="336" w:lineRule="auto" w:after="180"/>
-        <w:shd w:fill="F4F9FC"/>
-      </w:pPr>
-      <w:r>
-        <w:rPr>
-          <w:b w:val="0"/>
-        </w:rPr>
-        <w:t xml:space="preserve">3. </w:t>
-      </w:r>
-      <w:r>
-        <w:rPr>
-          <w:b/>
-        </w:rPr>
-        <w:t>Condition</w:t>
-      </w:r>
-      <w:r>
-        <w:rPr>
-          <w:b w:val="0"/>
-        </w:rPr>
-        <w:t xml:space="preserve"> keeps passages with score ≥ threshold.</w:t>
-      </w:r>
-    </w:p>
-    <w:p>
-      <w:pPr>
-        <w:spacing w:line="336" w:lineRule="auto" w:after="180"/>
-        <w:shd w:fill="F4F9FC"/>
-      </w:pPr>
-      <w:r>
-        <w:rPr>
-          <w:b w:val="0"/>
-        </w:rPr>
-        <w:t xml:space="preserve">4. A </w:t>
-      </w:r>
-      <w:r>
-        <w:rPr>
-          <w:b/>
-        </w:rPr>
-        <w:t>function</w:t>
-      </w:r>
-      <w:r>
-        <w:rPr>
-          <w:b w:val="0"/>
-        </w:rPr>
-        <w:t xml:space="preserve"> packages the selection logic and can be tested with normal and edge </w:t>
-      </w:r>
-      <w:r>
-        <w:rPr>
-          <w:b/>
-        </w:rPr>
-        <w:t>list</w:t>
-      </w:r>
-      <w:r>
-        <w:rPr>
-          <w:b w:val="0"/>
-        </w:rPr>
-        <w:t>s.</w:t>
-      </w:r>
-    </w:p>
-    <w:p>
-      <w:pPr>
-        <w:spacing w:line="336" w:lineRule="auto" w:after="180"/>
-      </w:pPr>
-      <w:r>
-        <w:rPr>
-          <w:b w:val="0"/>
-        </w:rPr>
-        <w:t>Recalculate, retrace, or restate the reasoning in your own representation:</w:t>
-      </w:r>
-    </w:p>
-    <w:p>
-      <w:pPr>
-        <w:spacing w:line="336" w:lineRule="auto" w:after="180"/>
-        <w:shd w:fill="F5F1FB"/>
-      </w:pPr>
-      <w:r>
-        <w:rPr>
-          <w:b w:val="0"/>
-        </w:rPr>
-        <w:t xml:space="preserve">CHECK Did the </w:t>
-      </w:r>
-      <w:r>
-        <w:rPr>
-          <w:b/>
-        </w:rPr>
-        <w:t>evidence</w:t>
-      </w:r>
-      <w:r>
-        <w:rPr>
-          <w:b w:val="0"/>
-        </w:rPr>
-        <w:t xml:space="preserve"> answer the exact question? Did the total, path, or source record stay consistent?</w:t>
+        <w:t>Exact explanation to model</w:t>
       </w:r>
     </w:p>
     <w:p>
@@ -1063,233 +1925,7 @@
         <w:pStyle w:val="Heading3"/>
       </w:pPr>
       <w:r>
-        <w:t>Concrete teaching case</w:t>
-      </w:r>
-    </w:p>
-    <w:p>
-      <w:pPr>
-        <w:pStyle w:val="Heading3"/>
-      </w:pPr>
-      <w:r>
-        <w:t>The teaching case</w:t>
-      </w:r>
-    </w:p>
-    <w:p>
-      <w:pPr>
-        <w:spacing w:line="336" w:lineRule="auto" w:after="180"/>
-        <w:shd w:fill="F1F6FC"/>
-      </w:pPr>
-      <w:r>
-        <w:rPr>
-          <w:b w:val="0"/>
-        </w:rPr>
-        <w:t xml:space="preserve">A block </w:t>
-      </w:r>
-      <w:r>
-        <w:rPr>
-          <w:b/>
-        </w:rPr>
-        <w:t>program</w:t>
-      </w:r>
-      <w:r>
-        <w:rPr>
-          <w:b w:val="0"/>
-        </w:rPr>
-        <w:t xml:space="preserve"> sets total=0 and adds each value in [2,4,6].</w:t>
-      </w:r>
-    </w:p>
-    <w:p>
-      <w:pPr>
-        <w:pStyle w:val="Heading3"/>
-      </w:pPr>
-      <w:r>
-        <w:t>The teaching case</w:t>
-      </w:r>
-    </w:p>
-    <w:p>
-      <w:pPr>
-        <w:spacing w:line="336" w:lineRule="auto" w:after="180"/>
-        <w:shd w:fill="F1F6FC"/>
-      </w:pPr>
-      <w:r>
-        <w:rPr>
-          <w:b w:val="0"/>
-        </w:rPr>
-        <w:t>Translate and trace.</w:t>
-      </w:r>
-    </w:p>
-    <w:p>
-      <w:pPr>
-        <w:pStyle w:val="Heading3"/>
-      </w:pPr>
-      <w:r>
-        <w:t>Exact explanation to model</w:t>
-      </w:r>
-    </w:p>
-    <w:p>
-      <w:pPr>
-        <w:pStyle w:val="Heading3"/>
-      </w:pPr>
-      <w:r>
-        <w:t>Why the result follows</w:t>
-      </w:r>
-    </w:p>
-    <w:p>
-      <w:pPr>
-        <w:spacing w:line="336" w:lineRule="auto" w:after="180"/>
-        <w:shd w:fill="F1F6FC"/>
-      </w:pPr>
-      <w:r>
-        <w:rPr>
-          <w:b w:val="0"/>
-        </w:rPr>
-        <w:t>Python uses total=0, then an indented total += value inside for value in [2,4,6]. Totals are 2,6,12.</w:t>
-      </w:r>
-    </w:p>
-    <w:p>
-      <w:pPr>
-        <w:pStyle w:val="Heading3"/>
-      </w:pPr>
-      <w:r>
         <w:t>Explain the added worked example</w:t>
-      </w:r>
-    </w:p>
-    <w:p>
-      <w:pPr>
-        <w:pStyle w:val="Heading3"/>
-      </w:pPr>
-      <w:r>
-        <w:t>Explain the added worked example · 1</w:t>
-      </w:r>
-    </w:p>
-    <w:p>
-      <w:pPr>
-        <w:spacing w:line="336" w:lineRule="auto" w:after="180"/>
-      </w:pPr>
-      <w:r>
-        <w:rPr>
-          <w:b w:val="0"/>
-        </w:rPr>
-        <w:t xml:space="preserve">In Grade 6 you traced rules on paper. Now you will write a small Python </w:t>
-      </w:r>
-      <w:r>
-        <w:rPr>
-          <w:b/>
-        </w:rPr>
-        <w:t>program</w:t>
-      </w:r>
-      <w:r>
-        <w:rPr>
-          <w:b w:val="0"/>
-        </w:rPr>
-        <w:t xml:space="preserve"> and check what it actually does. Begin with a counter-packing calculation, not the whole activity adviser.</w:t>
-      </w:r>
-    </w:p>
-    <w:p>
-      <w:pPr>
-        <w:spacing w:line="336" w:lineRule="auto" w:after="180"/>
-      </w:pPr>
-      <w:r>
-        <w:rPr>
-          <w:b w:val="0"/>
-        </w:rPr>
-        <w:t xml:space="preserve">The requirement is to find the total counters in equal packs and display that total. For this first </w:t>
-      </w:r>
-      <w:r>
-        <w:rPr>
-          <w:b/>
-        </w:rPr>
-        <w:t>program</w:t>
-      </w:r>
-      <w:r>
-        <w:rPr>
-          <w:b w:val="0"/>
-        </w:rPr>
-        <w:t xml:space="preserve">, the supplied quantities are whole, nonnegative numbers; it does not yet validate typed </w:t>
-      </w:r>
-      <w:r>
-        <w:rPr>
-          <w:b/>
-        </w:rPr>
-        <w:t>input</w:t>
-      </w:r>
-      <w:r>
-        <w:rPr>
-          <w:b w:val="0"/>
-        </w:rPr>
-        <w:t>.</w:t>
-      </w:r>
-    </w:p>
-    <w:p>
-      <w:pPr>
-        <w:pStyle w:val="Heading3"/>
-      </w:pPr>
-      <w:r>
-        <w:t>Explain the added worked example · 2</w:t>
-      </w:r>
-    </w:p>
-    <w:p>
-      <w:pPr>
-        <w:spacing w:line="336" w:lineRule="auto" w:after="180"/>
-      </w:pPr>
-      <w:r>
-        <w:rPr>
-          <w:b w:val="0"/>
-        </w:rPr>
-        <w:t>Use a teacher-prepared Python 3 editor that can run a saved .py file. Open a new file called counters.py, type the code exactly as shown in the next section, save it, and use the editor’s Run command.</w:t>
-      </w:r>
-    </w:p>
-    <w:p>
-      <w:pPr>
-        <w:spacing w:line="336" w:lineRule="auto" w:after="180"/>
-      </w:pPr>
-      <w:r>
-        <w:rPr>
-          <w:b w:val="0"/>
-        </w:rPr>
-        <w:t xml:space="preserve">Read the </w:t>
-      </w:r>
-      <w:r>
-        <w:rPr>
-          <w:b/>
-        </w:rPr>
-        <w:t>output</w:t>
-      </w:r>
-      <w:r>
-        <w:rPr>
-          <w:b w:val="0"/>
-        </w:rPr>
-        <w:t xml:space="preserve"> area separately from the source editor. No account, AI tool, package installation or personal data is needed. If a device is unavailable, trace on paper and label the result predicted rather than executed.</w:t>
-      </w:r>
-    </w:p>
-    <w:p>
-      <w:pPr>
-        <w:pStyle w:val="Heading3"/>
-      </w:pPr>
-      <w:r>
-        <w:t>Explain the added worked example · 3</w:t>
-      </w:r>
-    </w:p>
-    <w:p>
-      <w:pPr>
-        <w:spacing w:line="336" w:lineRule="auto" w:after="180"/>
-      </w:pPr>
-      <w:r>
-        <w:rPr>
-          <w:b w:val="0"/>
-        </w:rPr>
-        <w:t>Read the script from top to bottom. The equals sign assigns the value on its right to the name on its left. The star means multiplication. print(total) displays the value of total; it does not display the letters in the name.</w:t>
-      </w:r>
-    </w:p>
-    <w:p>
-      <w:pPr>
-        <w:spacing w:line="336" w:lineRule="auto" w:after="180"/>
-      </w:pPr>
-      <w:r>
-        <w:rPr>
-          <w:b w:val="0"/>
-        </w:rPr>
-        <w:t>Type ordinary straight characters and keep the parentheses. The Python prompt symbols &gt;&gt;&gt; are not part of this saved script.</w:t>
       </w:r>
     </w:p>
     <w:p>
@@ -1668,84 +2304,6 @@
         <w:pStyle w:val="Heading3"/>
       </w:pPr>
       <w:r>
-        <w:t>Model the reasoning aloud · 4</w:t>
-      </w:r>
-    </w:p>
-    <w:p>
-      <w:pPr>
-        <w:spacing w:line="336" w:lineRule="auto" w:after="180"/>
-      </w:pPr>
-      <w:r>
-        <w:rPr>
-          <w:b w:val="0"/>
-        </w:rPr>
-        <w:t xml:space="preserve">Write 24 as the expected </w:t>
-      </w:r>
-      <w:r>
-        <w:rPr>
-          <w:b/>
-        </w:rPr>
-        <w:t>output</w:t>
-      </w:r>
-      <w:r>
-        <w:rPr>
-          <w:b w:val="0"/>
-        </w:rPr>
-        <w:t xml:space="preserve"> before running. Then copy the actual </w:t>
-      </w:r>
-      <w:r>
-        <w:rPr>
-          <w:b/>
-        </w:rPr>
-        <w:t>output</w:t>
-      </w:r>
-      <w:r>
-        <w:rPr>
-          <w:b w:val="0"/>
-        </w:rPr>
-        <w:t xml:space="preserve"> into a separate column. A matching result supports this case, not every possible </w:t>
-      </w:r>
-      <w:r>
-        <w:rPr>
-          <w:b/>
-        </w:rPr>
-        <w:t>input</w:t>
-      </w:r>
-      <w:r>
-        <w:rPr>
-          <w:b w:val="0"/>
-        </w:rPr>
-        <w:t>.</w:t>
-      </w:r>
-    </w:p>
-    <w:p>
-      <w:pPr>
-        <w:spacing w:line="336" w:lineRule="auto" w:after="180"/>
-      </w:pPr>
-      <w:r>
-        <w:rPr>
-          <w:b w:val="0"/>
-        </w:rPr>
-        <w:t xml:space="preserve">A saved file may contain an old edit: save again and rerun the whole script. Do not type the expected number into the </w:t>
-      </w:r>
-      <w:r>
-        <w:rPr>
-          <w:b/>
-        </w:rPr>
-        <w:t>output</w:t>
-      </w:r>
-      <w:r>
-        <w:rPr>
-          <w:b w:val="0"/>
-        </w:rPr>
-        <w:t xml:space="preserve"> record without running.</w:t>
-      </w:r>
-    </w:p>
-    <w:p>
-      <w:pPr>
-        <w:pStyle w:val="Heading3"/>
-      </w:pPr>
-      <w:r>
         <w:t>Why is there no displayed output after the third line? What changes if print(total) is placed first in a fresh run, before any assignment? Explain using which names exist.</w:t>
       </w:r>
     </w:p>
@@ -1897,73 +2455,10 @@
     </w:p>
     <w:p>
       <w:pPr>
-        <w:spacing w:line="336" w:lineRule="auto" w:after="180"/>
-      </w:pPr>
-      <w:r>
-        <w:rPr>
-          <w:b w:val="0"/>
-        </w:rPr>
-        <w:t>Translate a “count qualifying books” paper procedure into a Python-style trace.</w:t>
-      </w:r>
-    </w:p>
-    <w:p>
-      <w:pPr>
         <w:pStyle w:val="Heading3"/>
       </w:pPr>
       <w:r>
         <w:t>The facts we will use</w:t>
-      </w:r>
-    </w:p>
-    <w:p>
-      <w:pPr>
-        <w:pStyle w:val="Heading3"/>
-      </w:pPr>
-      <w:r>
-        <w:t>Supplied facts</w:t>
-      </w:r>
-    </w:p>
-    <w:p>
-      <w:pPr>
-        <w:spacing w:line="336" w:lineRule="auto" w:after="180"/>
-        <w:shd w:fill="F1F6FC"/>
-      </w:pPr>
-      <w:r>
-        <w:rPr>
-          <w:b w:val="0"/>
-        </w:rPr>
-        <w:t>Page counts are [80, 150, 90]. Start count=0; for each pages value, add 1 only when pages&lt;100.</w:t>
-      </w:r>
-    </w:p>
-    <w:p>
-      <w:pPr>
-        <w:pStyle w:val="Heading3"/>
-      </w:pPr>
-      <w:r>
-        <w:t>Supplied facts</w:t>
-      </w:r>
-    </w:p>
-    <w:p>
-      <w:pPr>
-        <w:spacing w:line="336" w:lineRule="auto" w:after="180"/>
-        <w:shd w:fill="F1F6FC"/>
-      </w:pPr>
-      <w:r>
-        <w:rPr>
-          <w:b w:val="0"/>
-        </w:rPr>
-        <w:t xml:space="preserve">All </w:t>
-      </w:r>
-      <w:r>
-        <w:rPr>
-          <w:b/>
-        </w:rPr>
-        <w:t>input</w:t>
-      </w:r>
-      <w:r>
-        <w:rPr>
-          <w:b w:val="0"/>
-        </w:rPr>
-        <w:t>s and outcomes in this worked example are invented classroom data; no real model run is claimed.</w:t>
       </w:r>
     </w:p>
     <w:p>
@@ -1971,7 +2466,7 @@
         <w:drawing>
           <wp:inline xmlns:a="http://schemas.openxmlformats.org/drawingml/2006/main" xmlns:pic="http://schemas.openxmlformats.org/drawingml/2006/picture">
             <wp:extent cx="5486400" cy="5225143"/>
-            <wp:docPr id="1" name="Picture 1" descr="Block to Python Bridge. Start counter: count begins at 0 before the loop.. Trace decisions: 80 qualifies: count 1. 150 does not: count 1. 90 qualifies: count 2.. Report count: The final result is 2 qualifying books, not the sum of their page counts."/>
+            <wp:docPr id="2" name="Picture 2" descr="Block to Python Bridge. Start counter: count begins at 0 before the loop.. Trace decisions: 80 qualifies: count 1. 150 does not: count 1. 90 qualifies: count 2.. Report count: The final result is 2 qualifying books, not the sum of their page counts."/>
             <wp:cNvGraphicFramePr>
               <a:graphicFrameLocks noChangeAspect="1"/>
             </wp:cNvGraphicFramePr>
@@ -1983,7 +2478,7 @@
                     <pic:cNvPicPr/>
                   </pic:nvPicPr>
                   <pic:blipFill>
-                    <a:blip r:embed="rId9"/>
+                    <a:blip r:embed="rId10"/>
                     <a:stretch>
                       <a:fillRect/>
                     </a:stretch>
@@ -2007,114 +2502,7 @@
         <w:pStyle w:val="Heading3"/>
       </w:pPr>
       <w:r>
-        <w:t>Read the picture one step at a time</w:t>
-      </w:r>
-    </w:p>
-    <w:tbl>
-      <w:tblPr>
-        <w:tblStyle w:val="LightShading-Accent1"/>
-        <w:tblW w:type="auto" w:w="0"/>
-        <w:tblLook w:firstColumn="1" w:firstRow="1" w:lastColumn="0" w:lastRow="0" w:noHBand="0" w:noVBand="1" w:val="04A0"/>
-      </w:tblPr>
-      <w:tblGrid>
-        <w:gridCol w:w="5112"/>
-        <w:gridCol w:w="5112"/>
-      </w:tblGrid>
-      <w:tr>
-        <w:trPr>
-          <w:tblHeader/>
-        </w:trPr>
-        <w:tc>
-          <w:tcPr>
-            <w:tcW w:type="dxa" w:w="5112"/>
-          </w:tcPr>
-          <w:p>
-            <w:r>
-              <w:t>Step</w:t>
-            </w:r>
-          </w:p>
-        </w:tc>
-        <w:tc>
-          <w:tcPr>
-            <w:tcW w:type="dxa" w:w="5112"/>
-          </w:tcPr>
-          <w:p>
-            <w:r>
-              <w:t>What happens and why</w:t>
-            </w:r>
-          </w:p>
-        </w:tc>
-      </w:tr>
-      <w:tr>
-        <w:tc>
-          <w:tcPr>
-            <w:tcW w:type="dxa" w:w="5112"/>
-          </w:tcPr>
-          <w:p>
-            <w:r>
-              <w:t>1. Start counter</w:t>
-            </w:r>
-          </w:p>
-        </w:tc>
-        <w:tc>
-          <w:tcPr>
-            <w:tcW w:type="dxa" w:w="5112"/>
-          </w:tcPr>
-          <w:p>
-            <w:r>
-              <w:t>count begins at 0 before the loop.</w:t>
-            </w:r>
-          </w:p>
-        </w:tc>
-      </w:tr>
-      <w:tr>
-        <w:tc>
-          <w:tcPr>
-            <w:tcW w:type="dxa" w:w="5112"/>
-          </w:tcPr>
-          <w:p>
-            <w:r>
-              <w:t>2. Trace decisions</w:t>
-            </w:r>
-          </w:p>
-        </w:tc>
-        <w:tc>
-          <w:tcPr>
-            <w:tcW w:type="dxa" w:w="5112"/>
-          </w:tcPr>
-          <w:p>
-            <w:r>
-              <w:t>80 qualifies: count 1. 150 does not: count 1. 90 qualifies: count 2.</w:t>
-            </w:r>
-          </w:p>
-        </w:tc>
-      </w:tr>
-      <w:tr>
-        <w:tc>
-          <w:tcPr>
-            <w:tcW w:type="dxa" w:w="5112"/>
-          </w:tcPr>
-          <w:p>
-            <w:r>
-              <w:t>3. Report count</w:t>
-            </w:r>
-          </w:p>
-        </w:tc>
-        <w:tc>
-          <w:tcPr>
-            <w:tcW w:type="dxa" w:w="5112"/>
-          </w:tcPr>
-          <w:p>
-            <w:r>
-              <w:t>The final result is 2 qualifying books, not the sum of their page counts.</w:t>
-            </w:r>
-          </w:p>
-        </w:tc>
-      </w:tr>
-    </w:tbl>
-    <w:p>
-      <w:r>
-        <w:t>Match each pictured step to the supplied facts. This is a worked teaching case, not an independent assessment.</w:t>
+        <w:t>Why this result follows</w:t>
       </w:r>
     </w:p>
     <w:p>
@@ -2122,7 +2510,7 @@
         <w:pStyle w:val="Heading3"/>
       </w:pPr>
       <w:r>
-        <w:t>Why this result follows</w:t>
+        <w:t>What this example does not establish</w:t>
       </w:r>
     </w:p>
     <w:p>
@@ -2130,43 +2518,408 @@
         <w:pStyle w:val="Heading3"/>
       </w:pPr>
       <w:r>
-        <w:t>Why the result follows</w:t>
+        <w:t>Change one thing in the pictured case</w:t>
+      </w:r>
+    </w:p>
+    <w:p>
+      <w:pPr>
+        <w:pStyle w:val="Heading3"/>
+      </w:pPr>
+      <w:r>
+        <w:t>Ask while showing the picture</w:t>
+      </w:r>
+    </w:p>
+    <w:p>
+      <w:pPr>
+        <w:pStyle w:val="Heading1"/>
+      </w:pPr>
+      <w:r>
+        <w:t>03. Guide the explanation, then remove help</w:t>
+      </w:r>
+    </w:p>
+    <w:p>
+      <w:r>
+        <w:t>Collect each learner’s reasoning before showing feedback.</w:t>
+      </w:r>
+    </w:p>
+    <w:p>
+      <w:pPr>
+        <w:pStyle w:val="Heading2"/>
+      </w:pPr>
+      <w:r>
+        <w:t>Main completion prompt</w:t>
       </w:r>
     </w:p>
     <w:p>
       <w:pPr>
         <w:spacing w:line="336" w:lineRule="auto" w:after="180"/>
-        <w:shd w:fill="F1F6FC"/>
       </w:pPr>
       <w:r>
         <w:rPr>
           <w:b w:val="0"/>
         </w:rPr>
-        <w:t xml:space="preserve">Read the picture in order. The final result is 2 qualifying books, not the sum of their page counts. The arrows show which recorded </w:t>
+        <w:t xml:space="preserve">Completion task: Make records for 4 packs of 6, then 5 packs of 6. Predict before running. Record actual </w:t>
       </w:r>
       <w:r>
         <w:rPr>
           <w:b/>
         </w:rPr>
+        <w:t>output</w:t>
+      </w:r>
+      <w:r>
+        <w:rPr>
+          <w:b w:val="0"/>
+        </w:rPr>
+        <w:t>, any error and what changed. If working on paper, label both results as traces.</w:t>
+      </w:r>
+    </w:p>
+    <w:p>
+      <w:pPr>
+        <w:pStyle w:val="Heading2"/>
+      </w:pPr>
+      <w:r>
+        <w:t>Expected reasoning and fading help</w:t>
+      </w:r>
+    </w:p>
+    <w:p>
+      <w:pPr>
+        <w:spacing w:line="336" w:lineRule="auto" w:after="180"/>
+      </w:pPr>
+      <w:r>
+        <w:rPr>
+          <w:b w:val="0"/>
+        </w:rPr>
+        <w:t xml:space="preserve">Teacher check: Expected 24 then 30. Accept actual errors with an accurate account; do not replace </w:t>
+      </w:r>
+      <w:r>
+        <w:rPr>
+          <w:b/>
+        </w:rPr>
+        <w:t>observation</w:t>
+      </w:r>
+      <w:r>
+        <w:rPr>
+          <w:b w:val="0"/>
+        </w:rPr>
+        <w:t>s. Record the changed pack count, saved file and run or trace status.</w:t>
+      </w:r>
+    </w:p>
+    <w:p>
+      <w:pPr>
+        <w:spacing w:line="336" w:lineRule="auto" w:after="180"/>
+      </w:pPr>
+      <w:r>
+        <w:rPr>
+          <w:b w:val="0"/>
+        </w:rPr>
+        <w:t xml:space="preserve">Two matching cases do not show all </w:t>
+      </w:r>
+      <w:r>
+        <w:rPr>
+          <w:b/>
+        </w:rPr>
         <w:t>input</w:t>
       </w:r>
       <w:r>
         <w:rPr>
           <w:b w:val="0"/>
         </w:rPr>
-        <w:t xml:space="preserve"> or intermediate result each decision uses.</w:t>
+        <w:t>s are handled.</w:t>
       </w:r>
     </w:p>
     <w:p>
       <w:pPr>
         <w:spacing w:line="336" w:lineRule="auto" w:after="180"/>
-        <w:shd w:fill="F1F6FC"/>
       </w:pPr>
       <w:r>
         <w:rPr>
           <w:b w:val="0"/>
         </w:rPr>
-        <w:t>Explain the deciding step aloud before checking the changed case; pointing to the final answer alone does not show how it follows.</w:t>
+        <w:t xml:space="preserve">Start by identifying the given </w:t>
+      </w:r>
+      <w:r>
+        <w:rPr>
+          <w:b/>
+        </w:rPr>
+        <w:t>input</w:t>
+      </w:r>
+      <w:r>
+        <w:rPr>
+          <w:b w:val="0"/>
+        </w:rPr>
+        <w:t>s together. Leave the intermediate steps blank. If needed, model one step, then withdraw that help on the next step. Move to a full trace only when the partial trace is understood.</w:t>
+      </w:r>
+    </w:p>
+    <w:p>
+      <w:pPr>
+        <w:spacing w:line="336" w:lineRule="auto" w:after="180"/>
+      </w:pPr>
+      <w:r>
+        <w:rPr>
+          <w:b w:val="0"/>
+        </w:rPr>
+        <w:t>For partners, alternate explainer and checker; collect a response from every learner before discussion.</w:t>
+      </w:r>
+    </w:p>
+    <w:p>
+      <w:pPr>
+        <w:pStyle w:val="Heading2"/>
+      </w:pPr>
+      <w:r>
+        <w:t>Individual misconception check</w:t>
+      </w:r>
+    </w:p>
+    <w:p>
+      <w:pPr>
+        <w:spacing w:line="336" w:lineRule="auto" w:after="180"/>
+      </w:pPr>
+      <w:r>
+        <w:rPr>
+          <w:b w:val="0"/>
+        </w:rPr>
+        <w:t xml:space="preserve">Use the worked case for From a paper </w:t>
+      </w:r>
+      <w:r>
+        <w:rPr>
+          <w:b/>
+        </w:rPr>
+        <w:t>algorithm</w:t>
+      </w:r>
+      <w:r>
+        <w:rPr>
+          <w:b w:val="0"/>
+        </w:rPr>
+        <w:t xml:space="preserve"> to Python. Proposed explanation: “An equals sign displays the answer”. Decide whether this explanation is supported.</w:t>
+      </w:r>
+    </w:p>
+    <w:p>
+      <w:pPr>
+        <w:spacing w:line="336" w:lineRule="auto" w:after="180"/>
+      </w:pPr>
+      <w:r>
+        <w:rPr>
+          <w:b w:val="0"/>
+        </w:rPr>
+        <w:t>Point to the step or supplied fact that decides; explain your repair if needed.</w:t>
+      </w:r>
+    </w:p>
+    <w:p>
+      <w:pPr>
+        <w:spacing w:line="336" w:lineRule="auto" w:after="180"/>
+      </w:pPr>
+      <w:r>
+        <w:rPr>
+          <w:b w:val="0"/>
+        </w:rPr>
+        <w:t xml:space="preserve">Expected correction: </w:t>
+      </w:r>
+      <w:r>
+        <w:rPr>
+          <w:b/>
+        </w:rPr>
+        <w:t>Assignment</w:t>
+      </w:r>
+      <w:r>
+        <w:rPr>
+          <w:b w:val="0"/>
+        </w:rPr>
+        <w:t xml:space="preserve"> binds a name; print produces the displayed </w:t>
+      </w:r>
+      <w:r>
+        <w:rPr>
+          <w:b/>
+        </w:rPr>
+        <w:t>output</w:t>
+      </w:r>
+      <w:r>
+        <w:rPr>
+          <w:b w:val="0"/>
+        </w:rPr>
+        <w:t>.</w:t>
+      </w:r>
+    </w:p>
+    <w:p>
+      <w:pPr>
+        <w:spacing w:line="336" w:lineRule="auto" w:after="180"/>
+      </w:pPr>
+      <w:r>
+        <w:rPr>
+          <w:b w:val="0"/>
+        </w:rPr>
+        <w:t>Collect explanations, not only yes/no votes. If a misunderstanding is common, re-model the relevant step for the class.</w:t>
+      </w:r>
+    </w:p>
+    <w:p>
+      <w:pPr>
+        <w:spacing w:line="336" w:lineRule="auto" w:after="180"/>
+      </w:pPr>
+      <w:r>
+        <w:rPr>
+          <w:b w:val="0"/>
+        </w:rPr>
+        <w:t>If it affects a few learners, give a short targeted group explanation while others solve a more demanding variation.</w:t>
+      </w:r>
+    </w:p>
+    <w:p>
+      <w:pPr>
+        <w:pStyle w:val="Heading2"/>
+      </w:pPr>
+      <w:r>
+        <w:t>Pictorial question and changed-case reasoning</w:t>
+      </w:r>
+    </w:p>
+    <w:p>
+      <w:pPr>
+        <w:spacing w:line="336" w:lineRule="auto" w:after="180"/>
+      </w:pPr>
+      <w:r>
+        <w:rPr>
+          <w:b w:val="0"/>
+        </w:rPr>
+        <w:t xml:space="preserve">Trace the changed </w:t>
+      </w:r>
+      <w:r>
+        <w:rPr>
+          <w:b/>
+        </w:rPr>
+        <w:t>list</w:t>
+      </w:r>
+      <w:r>
+        <w:rPr>
+          <w:b w:val="0"/>
+        </w:rPr>
+        <w:t xml:space="preserve"> and identify where the result differs. Point to the relevant step in the picture, then write the changed result and the rule or </w:t>
+      </w:r>
+      <w:r>
+        <w:rPr>
+          <w:b/>
+        </w:rPr>
+        <w:t>evidence</w:t>
+      </w:r>
+      <w:r>
+        <w:rPr>
+          <w:b w:val="0"/>
+        </w:rPr>
+        <w:t xml:space="preserve"> that supports it.</w:t>
+      </w:r>
+    </w:p>
+    <w:p>
+      <w:pPr>
+        <w:spacing w:line="336" w:lineRule="auto" w:after="180"/>
+      </w:pPr>
+      <w:r>
+        <w:rPr>
+          <w:b w:val="0"/>
+        </w:rPr>
+        <w:t>80 increments to 1; 150 leaves 1; 100 leaves 1. The last comparison changed from true to false. Changed-case check: The final count becomes 1. The comparison is strictly less than 100, so the boundary value does not qualify.</w:t>
+      </w:r>
+    </w:p>
+    <w:p>
+      <w:pPr>
+        <w:spacing w:line="336" w:lineRule="auto" w:after="180"/>
+      </w:pPr>
+      <w:r>
+        <w:rPr>
+          <w:b w:val="0"/>
+        </w:rPr>
+        <w:t>Changed-case reasoning: The final count becomes 1. The comparison is strictly less than 100, so the boundary value does not qualify.</w:t>
+      </w:r>
+    </w:p>
+    <w:p>
+      <w:pPr>
+        <w:spacing w:line="336" w:lineRule="auto" w:after="180"/>
+      </w:pPr>
+      <w:r>
+        <w:rPr>
+          <w:b w:val="0"/>
+        </w:rPr>
+        <w:t xml:space="preserve">Collect each learner’s explanation before discussion. Use the first missing connection between </w:t>
+      </w:r>
+      <w:r>
+        <w:rPr>
+          <w:b/>
+        </w:rPr>
+        <w:t>input</w:t>
+      </w:r>
+      <w:r>
+        <w:rPr>
+          <w:b w:val="0"/>
+        </w:rPr>
+        <w:t xml:space="preserve">, deciding step and result to choose support. This question is worked-case practice, not fresh mastery </w:t>
+      </w:r>
+      <w:r>
+        <w:rPr>
+          <w:b/>
+        </w:rPr>
+        <w:t>evidence</w:t>
+      </w:r>
+      <w:r>
+        <w:rPr>
+          <w:b w:val="0"/>
+        </w:rPr>
+        <w:t>.</w:t>
+      </w:r>
+    </w:p>
+    <w:p>
+      <w:pPr>
+        <w:pStyle w:val="Heading2"/>
+      </w:pPr>
+      <w:r>
+        <w:t>Keep each learner explaining</w:t>
+      </w:r>
+    </w:p>
+    <w:p>
+      <w:pPr>
+        <w:pStyle w:val="ListBullet"/>
+      </w:pPr>
+      <w:r>
+        <w:t>Ask: Which facts are given, and which would we have to assume? Learners mark relevant details before discussing answers.</w:t>
+      </w:r>
+    </w:p>
+    <w:p>
+      <w:pPr>
+        <w:pStyle w:val="ListBullet"/>
+      </w:pPr>
+      <w:r>
+        <w:t>Say: Predict first. Show the rule, information path or calculation that would produce the result. A correct guess is not yet an explanation.</w:t>
+      </w:r>
+    </w:p>
+    <w:p>
+      <w:pPr>
+        <w:pStyle w:val="ListBullet"/>
+      </w:pPr>
+      <w:r>
+        <w:t>In pairs, one learner solves while the other checks evidence; exchange roles. Remove the worked answer before independent assessment.</w:t>
+      </w:r>
+    </w:p>
+    <w:p>
+      <w:pPr>
+        <w:pStyle w:val="Heading2"/>
+      </w:pPr>
+      <w:r>
+        <w:t>Earlier wording, alternatives and picture transcripts · reference / check after trying</w:t>
+      </w:r>
+    </w:p>
+    <w:p>
+      <w:pPr>
+        <w:spacing w:line="336" w:lineRule="auto" w:after="180"/>
+      </w:pPr>
+      <w:r>
+        <w:rPr>
+          <w:b w:val="0"/>
+        </w:rPr>
+        <w:t>Compact alternative: this two-session sequence covers selected core tasks. Use the three-session weekly plan for the full lesson, independent transfer, feedback and project work; allow extra time for extensions.</w:t>
+      </w:r>
+    </w:p>
+    <w:p>
+      <w:pPr>
+        <w:spacing w:line="336" w:lineRule="auto" w:after="180"/>
+      </w:pPr>
+      <w:r>
+        <w:rPr>
+          <w:b w:val="0"/>
+        </w:rPr>
+        <w:t>Demonstrate and guide practice</w:t>
       </w:r>
     </w:p>
     <w:p>
@@ -2174,7 +2927,75 @@
         <w:pStyle w:val="Heading3"/>
       </w:pPr>
       <w:r>
-        <w:t>What this example does not establish</w:t>
+        <w:t>Board sequence</w:t>
+      </w:r>
+    </w:p>
+    <w:p>
+      <w:pPr>
+        <w:spacing w:line="336" w:lineRule="auto" w:after="180"/>
+      </w:pPr>
+      <w:r>
+        <w:rPr>
+          <w:b w:val="0"/>
+        </w:rPr>
+        <w:t xml:space="preserve">Write the given facts: A block </w:t>
+      </w:r>
+      <w:r>
+        <w:rPr>
+          <w:b/>
+        </w:rPr>
+        <w:t>program</w:t>
+      </w:r>
+      <w:r>
+        <w:rPr>
+          <w:b w:val="0"/>
+        </w:rPr>
+        <w:t xml:space="preserve"> sets total=0 and adds each value in [2,4,6].</w:t>
+      </w:r>
+    </w:p>
+    <w:p>
+      <w:pPr>
+        <w:spacing w:line="336" w:lineRule="auto" w:after="180"/>
+      </w:pPr>
+      <w:r>
+        <w:rPr>
+          <w:b w:val="0"/>
+        </w:rPr>
+        <w:t>Write the question to explain: Translate and trace.</w:t>
+      </w:r>
+    </w:p>
+    <w:p>
+      <w:pPr>
+        <w:spacing w:line="336" w:lineRule="auto" w:after="180"/>
+      </w:pPr>
+      <w:r>
+        <w:rPr>
+          <w:b w:val="0"/>
+        </w:rPr>
+        <w:t xml:space="preserve">Reveal after </w:t>
+      </w:r>
+      <w:r>
+        <w:rPr>
+          <w:b/>
+        </w:rPr>
+        <w:t>prediction</w:t>
+      </w:r>
+      <w:r>
+        <w:rPr>
+          <w:b w:val="0"/>
+        </w:rPr>
+        <w:t>s: Python uses total=0, then an indented total += value inside for value in [2,4,6]. Totals are 2,6,12.</w:t>
+      </w:r>
+    </w:p>
+    <w:p>
+      <w:pPr>
+        <w:spacing w:line="336" w:lineRule="auto" w:after="180"/>
+      </w:pPr>
+      <w:r>
+        <w:rPr>
+          <w:b w:val="0"/>
+        </w:rPr>
+        <w:t>Use the earlier changed question as optional later practice. Reserve Trace the new sum/reset procedure independently for the first independent attempt before hints or feedback.</w:t>
       </w:r>
     </w:p>
     <w:p>
@@ -2182,19 +3003,18 @@
         <w:pStyle w:val="Heading3"/>
       </w:pPr>
       <w:r>
-        <w:t>Keep the stated limit</w:t>
+        <w:t>Classroom dialogue</w:t>
       </w:r>
     </w:p>
     <w:p>
       <w:pPr>
         <w:spacing w:line="336" w:lineRule="auto" w:after="180"/>
-        <w:shd w:fill="FFF5E6"/>
       </w:pPr>
       <w:r>
         <w:rPr>
           <w:b w:val="0"/>
         </w:rPr>
-        <w:t xml:space="preserve">This deterministic loop counts a stated </w:t>
+        <w:t xml:space="preserve">Reveal reasoning one step at a time. Explain why a tempting alternative fails. Write units and denominators for arithmetic, trace </w:t>
       </w:r>
       <w:r>
         <w:rPr>
@@ -2206,406 +3026,7 @@
         <w:rPr>
           <w:b w:val="0"/>
         </w:rPr>
-        <w:t>; it neither trains a model nor measures whether the books suit a reader.</w:t>
-      </w:r>
-    </w:p>
-    <w:p>
-      <w:pPr>
-        <w:pStyle w:val="Heading3"/>
-      </w:pPr>
-      <w:r>
-        <w:t>Change one thing in the pictured case</w:t>
-      </w:r>
-    </w:p>
-    <w:p>
-      <w:pPr>
-        <w:pStyle w:val="Heading3"/>
-      </w:pPr>
-      <w:r>
-        <w:t>Change one thing</w:t>
-      </w:r>
-    </w:p>
-    <w:p>
-      <w:pPr>
-        <w:spacing w:line="336" w:lineRule="auto" w:after="180"/>
-        <w:shd w:fill="F5F1FB"/>
-      </w:pPr>
-      <w:r>
-        <w:rPr>
-          <w:b w:val="0"/>
-        </w:rPr>
-        <w:t>Change: Replace the last page count 90 with 100.</w:t>
-      </w:r>
-    </w:p>
-    <w:p>
-      <w:pPr>
-        <w:pStyle w:val="Heading3"/>
-      </w:pPr>
-      <w:r>
-        <w:t>Predicted result</w:t>
-      </w:r>
-    </w:p>
-    <w:p>
-      <w:pPr>
-        <w:spacing w:line="336" w:lineRule="auto" w:after="180"/>
-        <w:shd w:fill="F1F6FC"/>
-      </w:pPr>
-      <w:r>
-        <w:rPr>
-          <w:b/>
-        </w:rPr>
-        <w:t>Prediction</w:t>
-      </w:r>
-      <w:r>
-        <w:rPr>
-          <w:b w:val="0"/>
-        </w:rPr>
-        <w:t>: The final count becomes 1.</w:t>
-      </w:r>
-    </w:p>
-    <w:p>
-      <w:pPr>
-        <w:pStyle w:val="Heading3"/>
-      </w:pPr>
-      <w:r>
-        <w:t>Why the result follows</w:t>
-      </w:r>
-    </w:p>
-    <w:p>
-      <w:pPr>
-        <w:spacing w:line="336" w:lineRule="auto" w:after="180"/>
-        <w:shd w:fill="F1F6FC"/>
-      </w:pPr>
-      <w:r>
-        <w:rPr>
-          <w:b w:val="0"/>
-        </w:rPr>
-        <w:t>Reason: The comparison is strictly less than 100, so the boundary value does not qualify.</w:t>
-      </w:r>
-    </w:p>
-    <w:p>
-      <w:pPr>
-        <w:pStyle w:val="Heading3"/>
-      </w:pPr>
-      <w:r>
-        <w:t>Ask while showing the picture</w:t>
-      </w:r>
-    </w:p>
-    <w:p>
-      <w:pPr>
-        <w:pStyle w:val="Heading3"/>
-      </w:pPr>
-      <w:r>
-        <w:t>Ask while showing the picture · 5</w:t>
-      </w:r>
-    </w:p>
-    <w:p>
-      <w:pPr>
-        <w:spacing w:line="336" w:lineRule="auto" w:after="180"/>
-      </w:pPr>
-      <w:r>
-        <w:rPr>
-          <w:b w:val="0"/>
-        </w:rPr>
-        <w:t xml:space="preserve">Cover the result. Ask learners to name the </w:t>
-      </w:r>
-      <w:r>
-        <w:rPr>
-          <w:b/>
-        </w:rPr>
-        <w:t>input</w:t>
-      </w:r>
-      <w:r>
-        <w:rPr>
-          <w:b w:val="0"/>
-        </w:rPr>
-        <w:t xml:space="preserve">s and predict the next step. Uncover one step, connect the icon to the actual procedure, and explain its </w:t>
-      </w:r>
-      <w:r>
-        <w:rPr>
-          <w:b/>
-        </w:rPr>
-        <w:t>evidence</w:t>
-      </w:r>
-      <w:r>
-        <w:rPr>
-          <w:b w:val="0"/>
-        </w:rPr>
-        <w:t xml:space="preserve">. Then change the supplied </w:t>
-      </w:r>
-      <w:r>
-        <w:rPr>
-          <w:b/>
-        </w:rPr>
-        <w:t>condition</w:t>
-      </w:r>
-      <w:r>
-        <w:rPr>
-          <w:b w:val="0"/>
-        </w:rPr>
-        <w:t xml:space="preserve"> and compare.</w:t>
-      </w:r>
-    </w:p>
-    <w:p>
-      <w:pPr>
-        <w:spacing w:line="336" w:lineRule="auto" w:after="180"/>
-      </w:pPr>
-      <w:r>
-        <w:rPr>
-          <w:b w:val="0"/>
-        </w:rPr>
-        <w:t>The picture is a representation; it does not document execution of a real AI model.</w:t>
-      </w:r>
-    </w:p>
-    <w:p>
-      <w:pPr>
-        <w:pStyle w:val="Heading1"/>
-      </w:pPr>
-      <w:r>
-        <w:t>03. Demonstrate and guide practice</w:t>
-      </w:r>
-    </w:p>
-    <w:p>
-      <w:r>
-        <w:t>Demonstrate Block to Python Bridge, reduce support deliberately and check individual reasoning before discussing answers.</w:t>
-      </w:r>
-    </w:p>
-    <w:p>
-      <w:pPr>
-        <w:pStyle w:val="Heading3"/>
-      </w:pPr>
-      <w:r>
-        <w:t>Choose the pacing route</w:t>
-      </w:r>
-    </w:p>
-    <w:p>
-      <w:pPr>
-        <w:spacing w:line="336" w:lineRule="auto" w:after="180"/>
-        <w:shd w:fill="F1F6F8"/>
-      </w:pPr>
-      <w:r>
-        <w:rPr>
-          <w:b w:val="0"/>
-        </w:rPr>
-        <w:t>Compact alternative: this two-session sequence covers selected core tasks. Use the three-session weekly plan for the full lesson, independent transfer, feedback and project work; allow extra time for extensions.</w:t>
-      </w:r>
-    </w:p>
-    <w:p>
-      <w:pPr>
-        <w:pStyle w:val="Heading3"/>
-      </w:pPr>
-      <w:r>
-        <w:t>Board sequence</w:t>
-      </w:r>
-    </w:p>
-    <w:p>
-      <w:pPr>
-        <w:pStyle w:val="Heading3"/>
-      </w:pPr>
-      <w:r>
-        <w:t>1. Put the facts on the board</w:t>
-      </w:r>
-    </w:p>
-    <w:p>
-      <w:pPr>
-        <w:spacing w:line="336" w:lineRule="auto" w:after="180"/>
-        <w:shd w:fill="F4F9FC"/>
-      </w:pPr>
-      <w:r>
-        <w:rPr>
-          <w:b w:val="0"/>
-        </w:rPr>
-        <w:t xml:space="preserve">Write the given facts: A block </w:t>
-      </w:r>
-      <w:r>
-        <w:rPr>
-          <w:b/>
-        </w:rPr>
-        <w:t>program</w:t>
-      </w:r>
-      <w:r>
-        <w:rPr>
-          <w:b w:val="0"/>
-        </w:rPr>
-        <w:t xml:space="preserve"> sets total=0 and adds each value in [2,4,6].</w:t>
-      </w:r>
-    </w:p>
-    <w:p>
-      <w:pPr>
-        <w:pStyle w:val="Heading3"/>
-      </w:pPr>
-      <w:r>
-        <w:t>2. State the decision to explain</w:t>
-      </w:r>
-    </w:p>
-    <w:p>
-      <w:pPr>
-        <w:spacing w:line="336" w:lineRule="auto" w:after="180"/>
-        <w:shd w:fill="F4F9FC"/>
-      </w:pPr>
-      <w:r>
-        <w:rPr>
-          <w:b w:val="0"/>
-        </w:rPr>
-        <w:t>Write the question to explain: Translate and trace.</w:t>
-      </w:r>
-    </w:p>
-    <w:p>
-      <w:pPr>
-        <w:pStyle w:val="Heading3"/>
-      </w:pPr>
-      <w:r>
-        <w:t>3. Reveal the worked reasoning</w:t>
-      </w:r>
-    </w:p>
-    <w:p>
-      <w:pPr>
-        <w:spacing w:line="336" w:lineRule="auto" w:after="180"/>
-        <w:shd w:fill="F1F6FC"/>
-      </w:pPr>
-      <w:r>
-        <w:rPr>
-          <w:b w:val="0"/>
-        </w:rPr>
-        <w:t xml:space="preserve">Reveal after </w:t>
-      </w:r>
-      <w:r>
-        <w:rPr>
-          <w:b/>
-        </w:rPr>
-        <w:t>prediction</w:t>
-      </w:r>
-      <w:r>
-        <w:rPr>
-          <w:b w:val="0"/>
-        </w:rPr>
-        <w:t>s: Python uses total=0, then an indented total += value inside for value in [2,4,6]. Totals are 2,6,12.</w:t>
-      </w:r>
-    </w:p>
-    <w:p>
-      <w:pPr>
-        <w:pStyle w:val="Heading3"/>
-      </w:pPr>
-      <w:r>
-        <w:t>Hold back the independent task</w:t>
-      </w:r>
-    </w:p>
-    <w:p>
-      <w:pPr>
-        <w:spacing w:line="336" w:lineRule="auto" w:after="180"/>
-        <w:shd w:fill="F5F1FB"/>
-      </w:pPr>
-      <w:r>
-        <w:rPr>
-          <w:b w:val="0"/>
-        </w:rPr>
-        <w:t xml:space="preserve">Keep for an independent attempt: Trace this Python: score = 2; then if score &gt;= 2: score = score + 3. What is the final value, and what changes if the </w:t>
-      </w:r>
-      <w:r>
-        <w:rPr>
-          <w:b/>
-        </w:rPr>
-        <w:t>condition</w:t>
-      </w:r>
-      <w:r>
-        <w:rPr>
-          <w:b w:val="0"/>
-        </w:rPr>
-        <w:t xml:space="preserve"> becomes score &gt; 2?</w:t>
-      </w:r>
-    </w:p>
-    <w:p>
-      <w:pPr>
-        <w:pStyle w:val="Heading3"/>
-      </w:pPr>
-      <w:r>
-        <w:t>Classroom dialogue</w:t>
-      </w:r>
-    </w:p>
-    <w:p>
-      <w:pPr>
-        <w:pStyle w:val="Heading3"/>
-      </w:pPr>
-      <w:r>
-        <w:t>Ask the class</w:t>
-      </w:r>
-    </w:p>
-    <w:p>
-      <w:pPr>
-        <w:spacing w:line="336" w:lineRule="auto" w:after="180"/>
-        <w:shd w:fill="F5F1FB"/>
-      </w:pPr>
-      <w:r>
-        <w:rPr>
-          <w:b w:val="0"/>
-        </w:rPr>
-        <w:t>Ask: Which facts are given, and which would we have to assume? Learners mark relevant details before discussing answers.</w:t>
-      </w:r>
-    </w:p>
-    <w:p>
-      <w:pPr>
-        <w:pStyle w:val="Heading3"/>
-      </w:pPr>
-      <w:r>
-        <w:t>Language to model</w:t>
-      </w:r>
-    </w:p>
-    <w:p>
-      <w:pPr>
-        <w:spacing w:line="336" w:lineRule="auto" w:after="180"/>
-        <w:shd w:fill="F1F6F8"/>
-      </w:pPr>
-      <w:r>
-        <w:rPr>
-          <w:b w:val="0"/>
-        </w:rPr>
-        <w:t>Say: Predict first. Show the rule, information path or calculation that would produce the result. A correct guess is not yet an explanation.</w:t>
-      </w:r>
-    </w:p>
-    <w:p>
-      <w:pPr>
-        <w:spacing w:line="336" w:lineRule="auto" w:after="180"/>
-      </w:pPr>
-      <w:r>
-        <w:rPr>
-          <w:b w:val="0"/>
-        </w:rPr>
-        <w:t xml:space="preserve">Reveal reasoning one step at a time. Explain why a tempting alternative fails. Write units and denominators for arithmetic, trace </w:t>
-      </w:r>
-      <w:r>
-        <w:rPr>
-          <w:b/>
-        </w:rPr>
-        <w:t>condition</w:t>
-      </w:r>
-      <w:r>
-        <w:rPr>
-          <w:b w:val="0"/>
-        </w:rPr>
         <w:t>s for decisions, and identify supporting sources for claims.</w:t>
-      </w:r>
-    </w:p>
-    <w:p>
-      <w:pPr>
-        <w:spacing w:line="336" w:lineRule="auto" w:after="180"/>
-      </w:pPr>
-      <w:r>
-        <w:rPr>
-          <w:b w:val="0"/>
-        </w:rPr>
-        <w:t xml:space="preserve">In pairs, one learner solves while the other checks </w:t>
-      </w:r>
-      <w:r>
-        <w:rPr>
-          <w:b/>
-        </w:rPr>
-        <w:t>evidence</w:t>
-      </w:r>
-      <w:r>
-        <w:rPr>
-          <w:b w:val="0"/>
-        </w:rPr>
-        <w:t>; exchange roles. Remove the worked answer before independent assessment.</w:t>
       </w:r>
     </w:p>
     <w:p>
@@ -2871,471 +3292,103 @@
         <w:pStyle w:val="Heading3"/>
       </w:pPr>
       <w:r>
-        <w:t>Completion practice</w:t>
+        <w:t>Individual reasoning check</w:t>
+      </w:r>
+    </w:p>
+    <w:p>
+      <w:pPr>
+        <w:pStyle w:val="Heading3"/>
+      </w:pPr>
+      <w:r>
+        <w:t>Pictorial practice question</w:t>
+      </w:r>
+    </w:p>
+    <w:p>
+      <w:pPr>
+        <w:pStyle w:val="Heading3"/>
+      </w:pPr>
+      <w:r>
+        <w:t>Reasoned teacher answer</w:t>
+      </w:r>
+    </w:p>
+    <w:p>
+      <w:pPr>
+        <w:pStyle w:val="Heading1"/>
+      </w:pPr>
+      <w:r>
+        <w:t>04. Run the supplied investigation</w:t>
+      </w:r>
+    </w:p>
+    <w:p>
+      <w:r>
+        <w:t>Keep expected results, observed paper traces and remaining limits distinguishable.</w:t>
+      </w:r>
+    </w:p>
+    <w:p>
+      <w:pPr>
+        <w:pStyle w:val="Heading2"/>
+      </w:pPr>
+      <w:r>
+        <w:t>Supplied materials and answer guidance</w:t>
       </w:r>
     </w:p>
     <w:p>
       <w:pPr>
         <w:spacing w:line="336" w:lineRule="auto" w:after="180"/>
-        <w:shd w:fill="F5F1FB"/>
       </w:pPr>
       <w:r>
         <w:rPr>
           <w:b w:val="0"/>
         </w:rPr>
-        <w:t xml:space="preserve">Completion task: Make records for 4 packs of 6, then 5 packs of 6. Predict before running. Record actual </w:t>
-      </w:r>
-      <w:r>
-        <w:rPr>
-          <w:b/>
-        </w:rPr>
-        <w:t>output</w:t>
-      </w:r>
-      <w:r>
-        <w:rPr>
-          <w:b w:val="0"/>
-        </w:rPr>
-        <w:t>, any error and what changed. If working on paper, label both results as traces.</w:t>
-      </w:r>
-    </w:p>
-    <w:p>
-      <w:pPr>
-        <w:pStyle w:val="Heading3"/>
-      </w:pPr>
-      <w:r>
-        <w:t>Reasoning to listen for</w:t>
-      </w:r>
-    </w:p>
-    <w:p>
-      <w:pPr>
-        <w:spacing w:line="336" w:lineRule="auto" w:after="180"/>
-        <w:shd w:fill="F1F6FC"/>
-      </w:pPr>
-      <w:r>
-        <w:rPr>
-          <w:b w:val="0"/>
-        </w:rPr>
-        <w:t xml:space="preserve">Teacher check: Expected 24 then 30. Accept actual errors with an accurate account; do not replace </w:t>
-      </w:r>
-      <w:r>
-        <w:rPr>
-          <w:b/>
-        </w:rPr>
-        <w:t>observation</w:t>
-      </w:r>
-      <w:r>
-        <w:rPr>
-          <w:b w:val="0"/>
-        </w:rPr>
-        <w:t>s. Record the changed pack count, saved file and run or trace status.</w:t>
-      </w:r>
-    </w:p>
-    <w:p>
-      <w:pPr>
-        <w:spacing w:line="336" w:lineRule="auto" w:after="180"/>
-        <w:shd w:fill="F1F6FC"/>
-      </w:pPr>
-      <w:r>
-        <w:rPr>
-          <w:b w:val="0"/>
-        </w:rPr>
-        <w:t xml:space="preserve">Two matching cases do not show all </w:t>
-      </w:r>
-      <w:r>
-        <w:rPr>
-          <w:b/>
-        </w:rPr>
-        <w:t>input</w:t>
-      </w:r>
-      <w:r>
-        <w:rPr>
-          <w:b w:val="0"/>
-        </w:rPr>
-        <w:t>s are handled.</w:t>
-      </w:r>
-    </w:p>
-    <w:p>
-      <w:pPr>
-        <w:spacing w:line="336" w:lineRule="auto" w:after="180"/>
-      </w:pPr>
-      <w:r>
-        <w:rPr>
-          <w:b w:val="0"/>
-        </w:rPr>
-        <w:t xml:space="preserve">Start by identifying the given </w:t>
-      </w:r>
-      <w:r>
-        <w:rPr>
-          <w:b/>
-        </w:rPr>
-        <w:t>input</w:t>
-      </w:r>
-      <w:r>
-        <w:rPr>
-          <w:b w:val="0"/>
-        </w:rPr>
-        <w:t>s together. Leave the intermediate steps blank. If needed, model one step, then withdraw that help on the next step. Move to a full trace only when the partial trace is understood.</w:t>
-      </w:r>
-    </w:p>
-    <w:p>
-      <w:pPr>
-        <w:spacing w:line="336" w:lineRule="auto" w:after="180"/>
-      </w:pPr>
-      <w:r>
-        <w:rPr>
-          <w:b w:val="0"/>
-        </w:rPr>
-        <w:t>For partners, alternate explainer and checker; collect a response from every learner before discussion.</w:t>
-      </w:r>
-    </w:p>
-    <w:p>
-      <w:pPr>
-        <w:pStyle w:val="Heading3"/>
-      </w:pPr>
-      <w:r>
-        <w:t>Individual reasoning check</w:t>
-      </w:r>
-    </w:p>
-    <w:p>
-      <w:pPr>
-        <w:spacing w:line="336" w:lineRule="auto" w:after="180"/>
-      </w:pPr>
-      <w:r>
-        <w:rPr>
-          <w:b w:val="0"/>
-        </w:rPr>
-        <w:t xml:space="preserve">Use the worked case for From a paper </w:t>
-      </w:r>
-      <w:r>
-        <w:rPr>
-          <w:b/>
-        </w:rPr>
-        <w:t>algorithm</w:t>
-      </w:r>
-      <w:r>
-        <w:rPr>
-          <w:b w:val="0"/>
-        </w:rPr>
-        <w:t xml:space="preserve"> to Python. Proposed explanation: “An equals sign displays the answer”. Decide whether this explanation is supported.</w:t>
-      </w:r>
-    </w:p>
-    <w:p>
-      <w:pPr>
-        <w:spacing w:line="336" w:lineRule="auto" w:after="180"/>
-      </w:pPr>
-      <w:r>
-        <w:rPr>
-          <w:b w:val="0"/>
-        </w:rPr>
-        <w:t>Point to the step or supplied fact that decides; explain your repair if needed.</w:t>
-      </w:r>
-    </w:p>
-    <w:p>
-      <w:pPr>
-        <w:pStyle w:val="Heading3"/>
-      </w:pPr>
-      <w:r>
-        <w:t>Expected repair</w:t>
-      </w:r>
-    </w:p>
-    <w:p>
-      <w:pPr>
-        <w:spacing w:line="336" w:lineRule="auto" w:after="180"/>
-        <w:shd w:fill="F1F6FC"/>
-      </w:pPr>
-      <w:r>
-        <w:rPr>
-          <w:b w:val="0"/>
-        </w:rPr>
-        <w:t xml:space="preserve">Expected correction: </w:t>
-      </w:r>
-      <w:r>
-        <w:rPr>
-          <w:b/>
-        </w:rPr>
-        <w:t>Assignment</w:t>
-      </w:r>
-      <w:r>
-        <w:rPr>
-          <w:b w:val="0"/>
-        </w:rPr>
-        <w:t xml:space="preserve"> binds a name; print produces the displayed </w:t>
-      </w:r>
-      <w:r>
-        <w:rPr>
-          <w:b/>
-        </w:rPr>
-        <w:t>output</w:t>
-      </w:r>
-      <w:r>
-        <w:rPr>
-          <w:b w:val="0"/>
-        </w:rPr>
-        <w:t>.</w:t>
-      </w:r>
-    </w:p>
-    <w:p>
-      <w:pPr>
-        <w:spacing w:line="336" w:lineRule="auto" w:after="180"/>
-      </w:pPr>
-      <w:r>
-        <w:rPr>
-          <w:b w:val="0"/>
-        </w:rPr>
-        <w:t>Collect explanations, not only yes/no votes. If a misunderstanding is common, re-model the relevant step for the class.</w:t>
-      </w:r>
-    </w:p>
-    <w:p>
-      <w:pPr>
-        <w:spacing w:line="336" w:lineRule="auto" w:after="180"/>
-      </w:pPr>
-      <w:r>
-        <w:rPr>
-          <w:b w:val="0"/>
-        </w:rPr>
-        <w:t>If it affects a few learners, give a short targeted group explanation while others solve a more demanding variation.</w:t>
-      </w:r>
-    </w:p>
-    <w:p>
-      <w:pPr>
-        <w:pStyle w:val="Heading3"/>
-      </w:pPr>
-      <w:r>
-        <w:t>Pictorial practice question</w:t>
-      </w:r>
-    </w:p>
-    <w:p>
-      <w:pPr>
-        <w:spacing w:line="336" w:lineRule="auto" w:after="180"/>
-      </w:pPr>
-      <w:r>
-        <w:rPr>
-          <w:b w:val="0"/>
-        </w:rPr>
-        <w:t xml:space="preserve">Trace the changed </w:t>
-      </w:r>
-      <w:r>
-        <w:rPr>
-          <w:b/>
-        </w:rPr>
-        <w:t>list</w:t>
-      </w:r>
-      <w:r>
-        <w:rPr>
-          <w:b w:val="0"/>
-        </w:rPr>
-        <w:t xml:space="preserve"> and identify where the result differs. Point to the relevant step in the picture, then write the changed result and the rule or </w:t>
-      </w:r>
-      <w:r>
-        <w:rPr>
-          <w:b/>
-        </w:rPr>
-        <w:t>evidence</w:t>
-      </w:r>
-      <w:r>
-        <w:rPr>
-          <w:b w:val="0"/>
-        </w:rPr>
-        <w:t xml:space="preserve"> that supports it.</w:t>
-      </w:r>
-    </w:p>
-    <w:p>
-      <w:pPr>
-        <w:pStyle w:val="Heading3"/>
-      </w:pPr>
-      <w:r>
-        <w:t>Reasoned teacher answer</w:t>
-      </w:r>
-    </w:p>
-    <w:p>
-      <w:pPr>
-        <w:spacing w:line="336" w:lineRule="auto" w:after="180"/>
-      </w:pPr>
-      <w:r>
-        <w:rPr>
-          <w:b w:val="0"/>
-        </w:rPr>
-        <w:t>80 increments to 1; 150 leaves 1; 100 leaves 1. The last comparison changed from true to false. Changed-case check: The final count becomes 1. The comparison is strictly less than 100, so the boundary value does not qualify.</w:t>
-      </w:r>
-    </w:p>
-    <w:p>
-      <w:pPr>
-        <w:spacing w:line="336" w:lineRule="auto" w:after="180"/>
-      </w:pPr>
-      <w:r>
-        <w:rPr>
-          <w:b w:val="0"/>
-        </w:rPr>
-        <w:t>Changed-case reasoning: The final count becomes 1. The comparison is strictly less than 100, so the boundary value does not qualify.</w:t>
-      </w:r>
-    </w:p>
-    <w:p>
-      <w:pPr>
-        <w:spacing w:line="336" w:lineRule="auto" w:after="180"/>
-      </w:pPr>
-      <w:r>
-        <w:rPr>
-          <w:b w:val="0"/>
-        </w:rPr>
-        <w:t xml:space="preserve">Collect each learner’s explanation before discussion. Use the first missing connection between </w:t>
-      </w:r>
-      <w:r>
-        <w:rPr>
-          <w:b/>
-        </w:rPr>
-        <w:t>input</w:t>
-      </w:r>
-      <w:r>
-        <w:rPr>
-          <w:b w:val="0"/>
-        </w:rPr>
-        <w:t xml:space="preserve">, deciding step and result to choose support. This question is worked-case practice, not fresh mastery </w:t>
-      </w:r>
-      <w:r>
-        <w:rPr>
-          <w:b/>
-        </w:rPr>
-        <w:t>evidence</w:t>
-      </w:r>
-      <w:r>
-        <w:rPr>
-          <w:b w:val="0"/>
-        </w:rPr>
-        <w:t>.</w:t>
-      </w:r>
-    </w:p>
-    <w:p>
-      <w:pPr>
-        <w:pStyle w:val="Heading1"/>
-      </w:pPr>
-      <w:r>
-        <w:t>04. Run the weekly evidence lab</w:t>
-      </w:r>
-    </w:p>
-    <w:p>
-      <w:r>
-        <w:t>Run the Block to Python Bridge investigation and use the first unsupported step to choose a teaching response.</w:t>
-      </w:r>
-    </w:p>
-    <w:p>
-      <w:pPr>
-        <w:spacing w:line="336" w:lineRule="auto" w:after="180"/>
-      </w:pPr>
-      <w:r>
-        <w:rPr>
-          <w:b w:val="0"/>
-        </w:rPr>
-        <w:t>Words You Can Use to Reason</w:t>
-      </w:r>
-    </w:p>
-    <w:p>
-      <w:pPr>
-        <w:spacing w:line="336" w:lineRule="auto" w:after="180"/>
-      </w:pPr>
-      <w:r>
-        <w:rPr>
-          <w:b w:val="0"/>
-        </w:rPr>
-        <w:t>A definition matters when you can recognize the idea, use it, and contrast it with a near-miss.</w:t>
-      </w:r>
-    </w:p>
-    <w:p>
-      <w:pPr>
-        <w:spacing w:line="336" w:lineRule="auto" w:after="180"/>
-      </w:pPr>
-      <w:r>
-        <w:rPr>
-          <w:b w:val="0"/>
-        </w:rPr>
+        <w:t>Packing outputs 24 and 30 are predictions until run; paper traces must be labelled. Book counts 2, 1, 0 for supplied normal/boundary/empty lists. Record D has pages 80 and qualifies; E lacks pages, so no count can be inferred from an invented zero. Independent sum: totals 2, 6, 15; resetting before each addition gives 2, 4, 9 and final 9. Deterministic code does not train a model.</w:t>
+      </w:r>
+    </w:p>
+    <w:p>
+      <w:pPr>
+        <w:pStyle w:val="Heading2"/>
+      </w:pPr>
+      <w:r>
+        <w:t>Run and record</w:t>
+      </w:r>
+    </w:p>
+    <w:p>
+      <w:pPr>
+        <w:pStyle w:val="ListNumber"/>
+      </w:pPr>
+      <w:r>
         <w:t>Predict → Test → Record → Explain</w:t>
       </w:r>
     </w:p>
     <w:p>
       <w:pPr>
-        <w:spacing w:line="336" w:lineRule="auto" w:after="180"/>
-      </w:pPr>
-      <w:r>
-        <w:rPr>
-          <w:b w:val="0"/>
-        </w:rPr>
+        <w:pStyle w:val="ListNumber"/>
+      </w:pPr>
+      <w:r>
         <w:t>Keep expected and actual results separate. Surprises are useful data when recorded honestly.</w:t>
       </w:r>
     </w:p>
     <w:p>
       <w:pPr>
-        <w:spacing w:line="336" w:lineRule="auto" w:after="180"/>
-      </w:pPr>
-      <w:r>
-        <w:rPr>
-          <w:b w:val="0"/>
-        </w:rPr>
-        <w:t xml:space="preserve">Translate five blocks, predict </w:t>
-      </w:r>
-      <w:r>
-        <w:rPr>
-          <w:b/>
-        </w:rPr>
-        <w:t>variable</w:t>
-      </w:r>
-      <w:r>
-        <w:rPr>
-          <w:b w:val="0"/>
-        </w:rPr>
-        <w:t xml:space="preserve"> values, run or simulate, then test empty-</w:t>
-      </w:r>
-      <w:r>
-        <w:rPr>
-          <w:b/>
-        </w:rPr>
-        <w:t>list</w:t>
-      </w:r>
-      <w:r>
-        <w:rPr>
-          <w:b w:val="0"/>
-        </w:rPr>
-        <w:t xml:space="preserve"> and missing-field cases.</w:t>
-      </w:r>
-    </w:p>
-    <w:p>
-      <w:pPr>
-        <w:spacing w:line="336" w:lineRule="auto" w:after="180"/>
-        <w:shd w:fill="F5F1FB"/>
-      </w:pPr>
-      <w:r>
-        <w:rPr>
-          <w:b w:val="0"/>
-        </w:rPr>
+        <w:pStyle w:val="ListNumber"/>
+      </w:pPr>
+      <w:r>
+        <w:t>Use the complete five-action book-count mapping and supplied cases A–E. Run or trace numeric lists, including empty and boundary cases. For record cards, explain the missing-pages guard separately; do not claim the numeric-list function parses records or validates arbitrary input.</w:t>
+      </w:r>
+    </w:p>
+    <w:p>
+      <w:pPr>
+        <w:pStyle w:val="ListNumber"/>
+      </w:pPr>
+      <w:r>
         <w:t>What did the hardest test teach you that the normal test did not?</w:t>
       </w:r>
     </w:p>
     <w:p>
       <w:pPr>
-        <w:pStyle w:val="Heading3"/>
-      </w:pPr>
-      <w:r>
-        <w:t>Make the lab runnable</w:t>
-      </w:r>
-    </w:p>
-    <w:p>
-      <w:pPr>
-        <w:spacing w:line="336" w:lineRule="auto" w:after="180"/>
-      </w:pPr>
-      <w:r>
-        <w:rPr>
-          <w:b w:val="0"/>
-        </w:rPr>
-        <w:t>Use the concrete case as the shared normal case and the independent question as a second case. Each pair creates a boundary or missing-information case and predicts its result before testing.</w:t>
-      </w:r>
-    </w:p>
-    <w:p>
-      <w:pPr>
-        <w:spacing w:line="336" w:lineRule="auto" w:after="180"/>
-      </w:pPr>
-      <w:r>
-        <w:rPr>
-          <w:b w:val="0"/>
-        </w:rPr>
-        <w:t>Keep the expected result separate from an observed mistake.</w:t>
+        <w:pStyle w:val="Heading2"/>
+      </w:pPr>
+      <w:r>
+        <w:t>Keep an inspectable record</w:t>
       </w:r>
     </w:p>
     <w:tbl>
@@ -3486,10 +3539,10 @@
     </w:tbl>
     <w:p>
       <w:pPr>
-        <w:pStyle w:val="Heading3"/>
-      </w:pPr>
-      <w:r>
-        <w:t>Diagnose and reteach</w:t>
+        <w:pStyle w:val="Heading2"/>
+      </w:pPr>
+      <w:r>
+        <w:t>Diagnose the first misunderstanding</w:t>
       </w:r>
     </w:p>
     <w:p>
@@ -3500,7 +3553,31 @@
         <w:rPr>
           <w:b w:val="0"/>
         </w:rPr>
-        <w:t>For guessing, return to given facts and request a trace. For vocabulary without application, use one example and one non-example. For arithmetic errors, check the setup before the calculation.</w:t>
+        <w:t xml:space="preserve">An equals sign displays the answer: </w:t>
+      </w:r>
+      <w:r>
+        <w:rPr>
+          <w:b/>
+        </w:rPr>
+        <w:t>Assignment</w:t>
+      </w:r>
+      <w:r>
+        <w:rPr>
+          <w:b w:val="0"/>
+        </w:rPr>
+        <w:t xml:space="preserve"> binds a name; print produces the displayed </w:t>
+      </w:r>
+      <w:r>
+        <w:rPr>
+          <w:b/>
+        </w:rPr>
+        <w:t>output</w:t>
+      </w:r>
+      <w:r>
+        <w:rPr>
+          <w:b w:val="0"/>
+        </w:rPr>
+        <w:t>.</w:t>
       </w:r>
     </w:p>
     <w:p>
@@ -3511,15 +3588,19 @@
         <w:rPr>
           <w:b w:val="0"/>
         </w:rPr>
-        <w:t>Finish with a different uncoached case before recording mastery.</w:t>
-      </w:r>
-    </w:p>
-    <w:p>
-      <w:pPr>
-        <w:pStyle w:val="Heading3"/>
-      </w:pPr>
-      <w:r>
-        <w:t>Address these additional misconceptions</w:t>
+        <w:t xml:space="preserve">A successful run means the requirement was met: Compare the </w:t>
+      </w:r>
+      <w:r>
+        <w:rPr>
+          <w:b/>
+        </w:rPr>
+        <w:t>output</w:t>
+      </w:r>
+      <w:r>
+        <w:rPr>
+          <w:b w:val="0"/>
+        </w:rPr>
+        <w:t xml:space="preserve"> with the paper rule and expected result.</w:t>
       </w:r>
     </w:p>
     <w:p>
@@ -3530,96 +3611,38 @@
         <w:rPr>
           <w:b w:val="0"/>
         </w:rPr>
-        <w:t xml:space="preserve">An equals sign displays the answer: </w:t>
+        <w:t>Python guesses the intended order: A name must be assigned before this script reads it.</w:t>
+      </w:r>
+    </w:p>
+    <w:p>
+      <w:pPr>
+        <w:spacing w:line="336" w:lineRule="auto" w:after="180"/>
+      </w:pPr>
+      <w:r>
+        <w:rPr>
+          <w:b w:val="0"/>
+        </w:rPr>
+        <w:t xml:space="preserve">Typing a </w:t>
       </w:r>
       <w:r>
         <w:rPr>
           <w:b/>
         </w:rPr>
-        <w:t>Assignment</w:t>
+        <w:t>program</w:t>
       </w:r>
       <w:r>
         <w:rPr>
           <w:b w:val="0"/>
         </w:rPr>
-        <w:t xml:space="preserve"> binds a name; print produces the displayed </w:t>
-      </w:r>
-      <w:r>
-        <w:rPr>
-          <w:b/>
-        </w:rPr>
-        <w:t>output</w:t>
-      </w:r>
-      <w:r>
-        <w:rPr>
-          <w:b w:val="0"/>
-        </w:rPr>
-        <w:t>.</w:t>
-      </w:r>
-    </w:p>
-    <w:p>
-      <w:pPr>
-        <w:spacing w:line="336" w:lineRule="auto" w:after="180"/>
-      </w:pPr>
-      <w:r>
-        <w:rPr>
-          <w:b w:val="0"/>
-        </w:rPr>
-        <w:t xml:space="preserve">A successful run means the requirement was met: Compare the </w:t>
-      </w:r>
-      <w:r>
-        <w:rPr>
-          <w:b/>
-        </w:rPr>
-        <w:t>output</w:t>
-      </w:r>
-      <w:r>
-        <w:rPr>
-          <w:b w:val="0"/>
-        </w:rPr>
-        <w:t xml:space="preserve"> with the paper rule and expected result.</w:t>
-      </w:r>
-    </w:p>
-    <w:p>
-      <w:pPr>
-        <w:spacing w:line="336" w:lineRule="auto" w:after="180"/>
-      </w:pPr>
-      <w:r>
-        <w:rPr>
-          <w:b w:val="0"/>
-        </w:rPr>
-        <w:t>Python guesses the intended order: A name must be assigned before this script reads it.</w:t>
-      </w:r>
-    </w:p>
-    <w:p>
-      <w:pPr>
-        <w:spacing w:line="336" w:lineRule="auto" w:after="180"/>
-      </w:pPr>
-      <w:r>
-        <w:rPr>
-          <w:b w:val="0"/>
-        </w:rPr>
-        <w:t xml:space="preserve">Typing a </w:t>
-      </w:r>
-      <w:r>
-        <w:rPr>
-          <w:b/>
-        </w:rPr>
-        <w:t>program</w:t>
-      </w:r>
-      <w:r>
-        <w:rPr>
-          <w:b w:val="0"/>
-        </w:rPr>
         <w:t xml:space="preserve"> trains an AI model: These statements apply an explicit multiplication rule.</w:t>
       </w:r>
     </w:p>
     <w:p>
       <w:pPr>
-        <w:pStyle w:val="Heading3"/>
-      </w:pPr>
-      <w:r>
-        <w:t>Match the support to the first error</w:t>
+        <w:pStyle w:val="Heading2"/>
+      </w:pPr>
+      <w:r>
+        <w:t>Choose support from the response</w:t>
       </w:r>
     </w:p>
     <w:tbl>
@@ -3792,15 +3815,333 @@
     </w:p>
     <w:p>
       <w:pPr>
+        <w:pStyle w:val="Heading2"/>
+      </w:pPr>
+      <w:r>
+        <w:t>Earlier wording, alternatives and picture transcripts · reference / check after trying</w:t>
+      </w:r>
+    </w:p>
+    <w:p>
+      <w:pPr>
+        <w:spacing w:line="336" w:lineRule="auto" w:after="180"/>
+      </w:pPr>
+      <w:r>
+        <w:rPr>
+          <w:b w:val="0"/>
+        </w:rPr>
+        <w:t>Run the weekly evidence lab</w:t>
+      </w:r>
+    </w:p>
+    <w:p>
+      <w:pPr>
+        <w:spacing w:line="336" w:lineRule="auto" w:after="180"/>
+      </w:pPr>
+      <w:r>
+        <w:rPr>
+          <w:b w:val="0"/>
+        </w:rPr>
+        <w:t>Words You Can Use to Reason</w:t>
+      </w:r>
+    </w:p>
+    <w:p>
+      <w:pPr>
+        <w:spacing w:line="336" w:lineRule="auto" w:after="180"/>
+      </w:pPr>
+      <w:r>
+        <w:rPr>
+          <w:b w:val="0"/>
+        </w:rPr>
+        <w:t>A definition matters when you can recognize the idea, use it, and contrast it with a near-miss.</w:t>
+      </w:r>
+    </w:p>
+    <w:p>
+      <w:pPr>
+        <w:pStyle w:val="Heading3"/>
+      </w:pPr>
+      <w:r>
+        <w:t>Make the lab runnable</w:t>
+      </w:r>
+    </w:p>
+    <w:p>
+      <w:pPr>
+        <w:spacing w:line="336" w:lineRule="auto" w:after="180"/>
+      </w:pPr>
+      <w:r>
+        <w:rPr>
+          <w:b w:val="0"/>
+        </w:rPr>
+        <w:t>Use the supplied investigation for shared practice. Keep predictions and observed paper-trace results separate. Reserve Trace the new sum/reset procedure independently for the individual first attempt before feedback; do not use the reserved case as a paired lab task.</w:t>
+      </w:r>
+    </w:p>
+    <w:p>
+      <w:pPr>
+        <w:pStyle w:val="Heading3"/>
+      </w:pPr>
+      <w:r>
+        <w:t>Diagnose and reteach</w:t>
+      </w:r>
+    </w:p>
+    <w:p>
+      <w:pPr>
+        <w:spacing w:line="336" w:lineRule="auto" w:after="180"/>
+      </w:pPr>
+      <w:r>
+        <w:rPr>
+          <w:b w:val="0"/>
+        </w:rPr>
+        <w:t>For guessing, return to given facts and request a trace. For vocabulary without application, use one example and one non-example. For arithmetic errors, check the setup before the calculation.</w:t>
+      </w:r>
+    </w:p>
+    <w:p>
+      <w:pPr>
+        <w:spacing w:line="336" w:lineRule="auto" w:after="180"/>
+      </w:pPr>
+      <w:r>
+        <w:rPr>
+          <w:b w:val="0"/>
+        </w:rPr>
+        <w:t>Finish with a different uncoached case before recording mastery.</w:t>
+      </w:r>
+    </w:p>
+    <w:p>
+      <w:pPr>
+        <w:pStyle w:val="Heading3"/>
+      </w:pPr>
+      <w:r>
+        <w:t>Address these additional misconceptions</w:t>
+      </w:r>
+    </w:p>
+    <w:p>
+      <w:pPr>
+        <w:pStyle w:val="Heading3"/>
+      </w:pPr>
+      <w:r>
+        <w:t>Match the support to the first error</w:t>
+      </w:r>
+    </w:p>
+    <w:p>
+      <w:pPr>
         <w:pStyle w:val="Heading1"/>
       </w:pPr>
       <w:r>
-        <w:t>05. Assess and explain the answers</w:t>
-      </w:r>
-    </w:p>
-    <w:p>
-      <w:r>
-        <w:t>Use the Block to Python Bridge questions, teacher keys and criteria after the relevant attempts. Previously discussed cases are practice; protect the separately selected independent task.</w:t>
+        <w:t>05. Assess the selected sum/reset trace</w:t>
+      </w:r>
+    </w:p>
+    <w:p>
+      <w:r>
+        <w:t>Reveal the selected key after the first attempt; packing transfer remains additional practice.</w:t>
+      </w:r>
+    </w:p>
+    <w:p>
+      <w:pPr>
+        <w:pStyle w:val="Heading2"/>
+      </w:pPr>
+      <w:r>
+        <w:t>Selected independent question and key</w:t>
+      </w:r>
+    </w:p>
+    <w:p>
+      <w:pPr>
+        <w:spacing w:line="336" w:lineRule="auto" w:after="180"/>
+      </w:pPr>
+      <w:r>
+        <w:rPr>
+          <w:b w:val="0"/>
+        </w:rPr>
+        <w:t>Selected case: Set total=0, then for values2,4,9 perform total=total+value. Trace the result. What changes if total=0 moves inside the loop before that addition?</w:t>
+      </w:r>
+    </w:p>
+    <w:p>
+      <w:pPr>
+        <w:spacing w:line="336" w:lineRule="auto" w:after="180"/>
+      </w:pPr>
+      <w:r>
+        <w:rPr>
+          <w:b w:val="0"/>
+        </w:rPr>
+        <w:t>Running totals are2,6,15. Resetting inside the loop produces2,4,9, leaving9. Initialization location changes the written procedure; neither version trains a model.</w:t>
+      </w:r>
+    </w:p>
+    <w:p>
+      <w:pPr>
+        <w:pStyle w:val="Heading2"/>
+      </w:pPr>
+      <w:r>
+        <w:t>Judge trace and scope</w:t>
+      </w:r>
+    </w:p>
+    <w:tbl>
+      <w:tblPr>
+        <w:tblStyle w:val="LightShading-Accent1"/>
+        <w:tblW w:type="auto" w:w="0"/>
+        <w:tblLook w:firstColumn="1" w:firstRow="1" w:lastColumn="0" w:lastRow="0" w:noHBand="0" w:noVBand="1" w:val="04A0"/>
+      </w:tblPr>
+      <w:tblGrid>
+        <w:gridCol w:w="5112"/>
+        <w:gridCol w:w="5112"/>
+      </w:tblGrid>
+      <w:tr>
+        <w:trPr>
+          <w:tblHeader/>
+        </w:trPr>
+        <w:tc>
+          <w:tcPr>
+            <w:tcW w:type="dxa" w:w="5112"/>
+          </w:tcPr>
+          <w:p>
+            <w:r>
+              <w:t>Dimension</w:t>
+            </w:r>
+          </w:p>
+        </w:tc>
+        <w:tc>
+          <w:tcPr>
+            <w:tcW w:type="dxa" w:w="5112"/>
+          </w:tcPr>
+          <w:p>
+            <w:r>
+              <w:t>Evidence required</w:t>
+            </w:r>
+          </w:p>
+        </w:tc>
+      </w:tr>
+      <w:tr>
+        <w:tc>
+          <w:tcPr>
+            <w:tcW w:type="dxa" w:w="5112"/>
+          </w:tcPr>
+          <w:p>
+            <w:r>
+              <w:t>Explanation</w:t>
+            </w:r>
+          </w:p>
+        </w:tc>
+        <w:tc>
+          <w:tcPr>
+            <w:tcW w:type="dxa" w:w="5112"/>
+          </w:tcPr>
+          <w:p>
+            <w:r>
+              <w:t>Names the applicable idea or procedure and ties it to the supplied facts.</w:t>
+            </w:r>
+          </w:p>
+        </w:tc>
+      </w:tr>
+      <w:tr>
+        <w:tc>
+          <w:tcPr>
+            <w:tcW w:type="dxa" w:w="5112"/>
+          </w:tcPr>
+          <w:p>
+            <w:r>
+              <w:t>Trace and result</w:t>
+            </w:r>
+          </w:p>
+        </w:tc>
+        <w:tc>
+          <w:tcPr>
+            <w:tcW w:type="dxa" w:w="5112"/>
+          </w:tcPr>
+          <w:p>
+            <w:r>
+              <w:t>Preserves the given inputs and shows the relevant intermediate steps; distinguishes a prediction from an observed execution.</w:t>
+            </w:r>
+          </w:p>
+        </w:tc>
+      </w:tr>
+      <w:tr>
+        <w:tc>
+          <w:tcPr>
+            <w:tcW w:type="dxa" w:w="5112"/>
+          </w:tcPr>
+          <w:p>
+            <w:r>
+              <w:t>Limits</w:t>
+            </w:r>
+          </w:p>
+        </w:tc>
+        <w:tc>
+          <w:tcPr>
+            <w:tcW w:type="dxa" w:w="5112"/>
+          </w:tcPr>
+          <w:p>
+            <w:r>
+              <w:t>States the assumptions, missing evidence or conditions under which the result would change.</w:t>
+            </w:r>
+          </w:p>
+        </w:tc>
+      </w:tr>
+    </w:tbl>
+    <w:p>
+      <w:pPr>
+        <w:spacing w:line="336" w:lineRule="auto" w:after="180"/>
+      </w:pPr>
+      <w:r>
+        <w:rPr>
+          <w:b w:val="0"/>
+        </w:rPr>
+        <w:t>Record each dimension as not yet, with support, or independent. Accept a valid alternative procedure with a defensible trace.</w:t>
+      </w:r>
+    </w:p>
+    <w:p>
+      <w:pPr>
+        <w:spacing w:line="336" w:lineRule="auto" w:after="180"/>
+      </w:pPr>
+      <w:r>
+        <w:rPr>
+          <w:b w:val="0"/>
+        </w:rPr>
+        <w:t xml:space="preserve">Do not penalise an honestly recorded model failure if the learner correctly explains its </w:t>
+      </w:r>
+      <w:r>
+        <w:rPr>
+          <w:b/>
+        </w:rPr>
+        <w:t>evidence</w:t>
+      </w:r>
+      <w:r>
+        <w:rPr>
+          <w:b w:val="0"/>
+        </w:rPr>
+        <w:t xml:space="preserve"> and limits.</w:t>
+      </w:r>
+    </w:p>
+    <w:p>
+      <w:pPr>
+        <w:pStyle w:val="Heading2"/>
+      </w:pPr>
+      <w:r>
+        <w:t>Give one repair action</w:t>
+      </w:r>
+    </w:p>
+    <w:p>
+      <w:pPr>
+        <w:spacing w:line="336" w:lineRule="auto" w:after="180"/>
+      </w:pPr>
+      <w:r>
+        <w:rPr>
+          <w:b w:val="0"/>
+        </w:rPr>
+        <w:t>Name the earliest unsupported step and give one action to repair it. Have the learner make that repair now and explain why. Then assess the relevant skill on a fresh, fully specified case.</w:t>
+      </w:r>
+    </w:p>
+    <w:p>
+      <w:pPr>
+        <w:spacing w:line="336" w:lineRule="auto" w:after="180"/>
+      </w:pPr>
+      <w:r>
+        <w:rPr>
+          <w:b w:val="0"/>
+        </w:rPr>
+        <w:t>Confirm it was not previously practised with feedback; solve and check the new case before assigning it. A follow-up design prompt is a starting brief, not automatically an equivalent test.</w:t>
+      </w:r>
+    </w:p>
+    <w:p>
+      <w:pPr>
+        <w:pStyle w:val="Heading2"/>
+      </w:pPr>
+      <w:r>
+        <w:t>Packing workbook guidance · reference / check after trying</w:t>
       </w:r>
     </w:p>
     <w:p>
@@ -3808,27 +4149,365 @@
         <w:pStyle w:val="Heading3"/>
       </w:pPr>
       <w:r>
+        <w:t>W1 Connect the paper steps to Python</w:t>
+      </w:r>
+    </w:p>
+    <w:p>
+      <w:pPr>
+        <w:spacing w:line="336" w:lineRule="auto" w:after="180"/>
+      </w:pPr>
+      <w:r>
+        <w:rPr>
+          <w:b w:val="0"/>
+        </w:rPr>
+        <w:t>Write the complete four-line script for 4 packs of 6. Beside each line explain what it does. Which line displays information?</w:t>
+      </w:r>
+    </w:p>
+    <w:p>
+      <w:pPr>
+        <w:spacing w:line="336" w:lineRule="auto" w:after="180"/>
+      </w:pPr>
+      <w:r>
+        <w:rPr>
+          <w:b w:val="0"/>
+        </w:rPr>
+        <w:t>packs = 4; per_pack = 6; total = packs * per_pack; print(total), each on its own line. The first two bind quantities, the third computes 24 and the fourth displays 24.</w:t>
+      </w:r>
+    </w:p>
+    <w:p>
+      <w:pPr>
+        <w:spacing w:line="336" w:lineRule="auto" w:after="180"/>
+      </w:pPr>
+      <w:r>
+        <w:rPr>
+          <w:b/>
+        </w:rPr>
+        <w:t>Assignment</w:t>
+      </w:r>
+      <w:r>
+        <w:rPr>
+          <w:b w:val="0"/>
+        </w:rPr>
+        <w:t xml:space="preserve"> alone produces no displayed </w:t>
+      </w:r>
+      <w:r>
+        <w:rPr>
+          <w:b/>
+        </w:rPr>
+        <w:t>output</w:t>
+      </w:r>
+      <w:r>
+        <w:rPr>
+          <w:b w:val="0"/>
+        </w:rPr>
+        <w:t xml:space="preserve"> in this script.</w:t>
+      </w:r>
+    </w:p>
+    <w:p>
+      <w:pPr>
+        <w:pStyle w:val="Heading3"/>
+      </w:pPr>
+      <w:r>
+        <w:t>W2 Predict then observe</w:t>
+      </w:r>
+    </w:p>
+    <w:p>
+      <w:pPr>
+        <w:spacing w:line="336" w:lineRule="auto" w:after="180"/>
+      </w:pPr>
+      <w:r>
+        <w:rPr>
+          <w:b w:val="0"/>
+        </w:rPr>
+        <w:t xml:space="preserve">Make records for 4 packs of 6, then 5 packs of 6. Predict before running. Record actual </w:t>
+      </w:r>
+      <w:r>
+        <w:rPr>
+          <w:b/>
+        </w:rPr>
+        <w:t>output</w:t>
+      </w:r>
+      <w:r>
+        <w:rPr>
+          <w:b w:val="0"/>
+        </w:rPr>
+        <w:t>, any error and what changed. If working on paper, label both results as traces.</w:t>
+      </w:r>
+    </w:p>
+    <w:p>
+      <w:pPr>
+        <w:spacing w:line="336" w:lineRule="auto" w:after="180"/>
+      </w:pPr>
+      <w:r>
+        <w:rPr>
+          <w:b w:val="0"/>
+        </w:rPr>
+        <w:t xml:space="preserve">Expected 24 then 30. Accept actual errors with an accurate account; do not replace </w:t>
+      </w:r>
+      <w:r>
+        <w:rPr>
+          <w:b/>
+        </w:rPr>
+        <w:t>observation</w:t>
+      </w:r>
+      <w:r>
+        <w:rPr>
+          <w:b w:val="0"/>
+        </w:rPr>
+        <w:t xml:space="preserve">s. Record the changed pack count, saved file and run or trace status. Two matching cases do not show all </w:t>
+      </w:r>
+      <w:r>
+        <w:rPr>
+          <w:b/>
+        </w:rPr>
+        <w:t>input</w:t>
+      </w:r>
+      <w:r>
+        <w:rPr>
+          <w:b w:val="0"/>
+        </w:rPr>
+        <w:t>s are handled.</w:t>
+      </w:r>
+    </w:p>
+    <w:p>
+      <w:pPr>
+        <w:pStyle w:val="Heading3"/>
+      </w:pPr>
+      <w:r>
+        <w:t>W3 Explain an order error</w:t>
+      </w:r>
+    </w:p>
+    <w:p>
+      <w:pPr>
+        <w:spacing w:line="336" w:lineRule="auto" w:after="180"/>
+      </w:pPr>
+      <w:r>
+        <w:rPr>
+          <w:b w:val="0"/>
+        </w:rPr>
+        <w:t>Move print(total) to the first line of a fresh script. Predict what happens and why. Put the lines back into an order that meets the requirement.</w:t>
+      </w:r>
+    </w:p>
+    <w:p>
+      <w:pPr>
+        <w:spacing w:line="336" w:lineRule="auto" w:after="180"/>
+      </w:pPr>
+      <w:r>
+        <w:rPr>
+          <w:b w:val="0"/>
+        </w:rPr>
+        <w:t>The first line tries to read total before it exists, causing NameError in a fresh run. Assign packs and per_pack, calculate total, then print it.</w:t>
+      </w:r>
+    </w:p>
+    <w:p>
+      <w:pPr>
+        <w:spacing w:line="336" w:lineRule="auto" w:after="180"/>
+      </w:pPr>
+      <w:r>
+        <w:rPr>
+          <w:b w:val="0"/>
+        </w:rPr>
+        <w:t>Earlier values lingering in an interactive session can hide the problem; run the complete saved script afresh.</w:t>
+      </w:r>
+    </w:p>
+    <w:p>
+      <w:pPr>
+        <w:pStyle w:val="Heading3"/>
+      </w:pPr>
+      <w:r>
+        <w:t>W4 Transfer the procedure independently</w:t>
+      </w:r>
+    </w:p>
+    <w:p>
+      <w:pPr>
+        <w:spacing w:line="336" w:lineRule="auto" w:after="180"/>
+      </w:pPr>
+      <w:r>
+        <w:rPr>
+          <w:b w:val="0"/>
+        </w:rPr>
+        <w:t xml:space="preserve">A fictional shelf has 3 trays of 7 tiles each. Write a four-line Python script using trays, per_tray and tiles. Predict its </w:t>
+      </w:r>
+      <w:r>
+        <w:rPr>
+          <w:b/>
+        </w:rPr>
+        <w:t>output</w:t>
+      </w:r>
+      <w:r>
+        <w:rPr>
+          <w:b w:val="0"/>
+        </w:rPr>
+        <w:t>. Then change only trays to 0 and predict again. Explain why adding the two quantities is wrong.</w:t>
+      </w:r>
+    </w:p>
+    <w:p>
+      <w:pPr>
+        <w:spacing w:line="336" w:lineRule="auto" w:after="180"/>
+      </w:pPr>
+      <w:r>
+        <w:rPr>
+          <w:b w:val="0"/>
+        </w:rPr>
+        <w:t xml:space="preserve">trays = 3; per_tray = 7; tiles = trays * per_tray; print(tiles), on separate lines. </w:t>
+      </w:r>
+      <w:r>
+        <w:rPr>
+          <w:b/>
+        </w:rPr>
+        <w:t>Output</w:t>
+      </w:r>
+      <w:r>
+        <w:rPr>
+          <w:b w:val="0"/>
+        </w:rPr>
+        <w:t>s 21 and then 0. Zero trays contain zero tiles. Addition would give 10 then 7, not the number in equal groups.</w:t>
+      </w:r>
+    </w:p>
+    <w:p>
+      <w:pPr>
+        <w:pStyle w:val="Heading3"/>
+      </w:pPr>
+      <w:r>
+        <w:t>W5 Keep an honest conclusion</w:t>
+      </w:r>
+    </w:p>
+    <w:p>
+      <w:pPr>
+        <w:spacing w:line="336" w:lineRule="auto" w:after="180"/>
+      </w:pPr>
+      <w:r>
+        <w:rPr>
+          <w:b w:val="0"/>
+        </w:rPr>
+        <w:t xml:space="preserve">Explain the difference between a successful run and a correct calculation. State one limit of this </w:t>
+      </w:r>
+      <w:r>
+        <w:rPr>
+          <w:b/>
+        </w:rPr>
+        <w:t>program</w:t>
+      </w:r>
+      <w:r>
+        <w:rPr>
+          <w:b w:val="0"/>
+        </w:rPr>
+        <w:t xml:space="preserve"> and what you would keep so another person can check your work.</w:t>
+      </w:r>
+    </w:p>
+    <w:p>
+      <w:pPr>
+        <w:spacing w:line="336" w:lineRule="auto" w:after="180"/>
+      </w:pPr>
+      <w:r>
+        <w:rPr>
+          <w:b w:val="0"/>
+        </w:rPr>
+        <w:t xml:space="preserve">A successful run means the execution finished without a reported error; correctness requires matching the stated total-count rule. The script assumes supplied whole nonnegative quantities and does not validate arbitrary </w:t>
+      </w:r>
+      <w:r>
+        <w:rPr>
+          <w:b/>
+        </w:rPr>
+        <w:t>input</w:t>
+      </w:r>
+      <w:r>
+        <w:rPr>
+          <w:b w:val="0"/>
+        </w:rPr>
+        <w:t>.</w:t>
+      </w:r>
+    </w:p>
+    <w:p>
+      <w:pPr>
+        <w:spacing w:line="336" w:lineRule="auto" w:after="180"/>
+      </w:pPr>
+      <w:r>
+        <w:rPr>
+          <w:b w:val="0"/>
+        </w:rPr>
+        <w:t xml:space="preserve">Keep source, quantities, expected and actual </w:t>
+      </w:r>
+      <w:r>
+        <w:rPr>
+          <w:b/>
+        </w:rPr>
+        <w:t>output</w:t>
+      </w:r>
+      <w:r>
+        <w:rPr>
+          <w:b w:val="0"/>
+        </w:rPr>
+        <w:t xml:space="preserve"> and whether it was run or traced.</w:t>
+      </w:r>
+    </w:p>
+    <w:p>
+      <w:pPr>
+        <w:pStyle w:val="Heading2"/>
+      </w:pPr>
+      <w:r>
+        <w:t>Earlier wording, alternatives and picture transcripts · reference / check after trying</w:t>
+      </w:r>
+    </w:p>
+    <w:p>
+      <w:pPr>
+        <w:spacing w:line="336" w:lineRule="auto" w:after="180"/>
+      </w:pPr>
+      <w:r>
+        <w:rPr>
+          <w:b w:val="0"/>
+        </w:rPr>
+        <w:t>Assess and explain the answers</w:t>
+      </w:r>
+    </w:p>
+    <w:p>
+      <w:pPr>
+        <w:pStyle w:val="Heading3"/>
+      </w:pPr>
+      <w:r>
         <w:t>Worked case answer</w:t>
       </w:r>
     </w:p>
     <w:p>
       <w:pPr>
+        <w:spacing w:line="336" w:lineRule="auto" w:after="180"/>
+      </w:pPr>
+      <w:r>
+        <w:rPr>
+          <w:b w:val="0"/>
+        </w:rPr>
+        <w:t>Python uses total=0, then an indented total += value inside for value in [2,4,6]. Totals are 2,6,12.</w:t>
+      </w:r>
+    </w:p>
+    <w:p>
+      <w:pPr>
         <w:pStyle w:val="Heading3"/>
       </w:pPr>
       <w:r>
-        <w:t>Teacher key · Worked case answer</w:t>
+        <w:t>Additional transfer practice question</w:t>
       </w:r>
     </w:p>
     <w:p>
       <w:pPr>
         <w:spacing w:line="336" w:lineRule="auto" w:after="180"/>
-        <w:shd w:fill="F1F6FC"/>
       </w:pPr>
       <w:r>
         <w:rPr>
           <w:b w:val="0"/>
         </w:rPr>
-        <w:t>Python uses total=0, then an indented total += value inside for value in [2,4,6]. Totals are 2,6,12.</w:t>
+        <w:t xml:space="preserve">Trace this Python: score = 2; then if score &gt;= 2: score = score + 3. What is the final value, and what changes if the </w:t>
+      </w:r>
+      <w:r>
+        <w:rPr>
+          <w:b/>
+        </w:rPr>
+        <w:t>condition</w:t>
+      </w:r>
+      <w:r>
+        <w:rPr>
+          <w:b w:val="0"/>
+        </w:rPr>
+        <w:t xml:space="preserve"> becomes score &gt; 2?</w:t>
       </w:r>
     </w:p>
     <w:p>
@@ -3836,61 +4515,12 @@
         <w:pStyle w:val="Heading3"/>
       </w:pPr>
       <w:r>
-        <w:t>Independent question</w:t>
-      </w:r>
-    </w:p>
-    <w:p>
-      <w:pPr>
-        <w:pStyle w:val="Heading3"/>
-      </w:pPr>
-      <w:r>
-        <w:t>Independent question · withhold the key</w:t>
+        <w:t>Reasoned practice answer</w:t>
       </w:r>
     </w:p>
     <w:p>
       <w:pPr>
         <w:spacing w:line="336" w:lineRule="auto" w:after="180"/>
-        <w:shd w:fill="F5F1FB"/>
-      </w:pPr>
-      <w:r>
-        <w:rPr>
-          <w:b w:val="0"/>
-        </w:rPr>
-        <w:t xml:space="preserve">Trace this Python: score = 2; then if score &gt;= 2: score = score + 3. What is the final value, and what changes if the </w:t>
-      </w:r>
-      <w:r>
-        <w:rPr>
-          <w:b/>
-        </w:rPr>
-        <w:t>condition</w:t>
-      </w:r>
-      <w:r>
-        <w:rPr>
-          <w:b w:val="0"/>
-        </w:rPr>
-        <w:t xml:space="preserve"> becomes score &gt; 2?</w:t>
-      </w:r>
-    </w:p>
-    <w:p>
-      <w:pPr>
-        <w:pStyle w:val="Heading3"/>
-      </w:pPr>
-      <w:r>
-        <w:t>Expected independent answer</w:t>
-      </w:r>
-    </w:p>
-    <w:p>
-      <w:pPr>
-        <w:pStyle w:val="Heading3"/>
-      </w:pPr>
-      <w:r>
-        <w:t>Teacher key · Expected independent answer</w:t>
-      </w:r>
-    </w:p>
-    <w:p>
-      <w:pPr>
-        <w:spacing w:line="336" w:lineRule="auto" w:after="180"/>
-        <w:shd w:fill="F1F6FC"/>
       </w:pPr>
       <w:r>
         <w:rPr>
@@ -4220,108 +4850,201 @@
     </w:p>
     <w:p>
       <w:pPr>
+        <w:spacing w:line="336" w:lineRule="auto" w:after="180"/>
+      </w:pPr>
+      <w:r>
+        <w:rPr>
+          <w:b w:val="0"/>
+        </w:rPr>
+        <w:t xml:space="preserve">Use total=0, then for value in [3,5,7]: with indented total += value. Totals are 3,8,15. Resetting to zero inside each iteration leaves 7, the last value. Trace the empty </w:t>
+      </w:r>
+      <w:r>
+        <w:rPr>
+          <w:b/>
+        </w:rPr>
+        <w:t>list</w:t>
+      </w:r>
+      <w:r>
+        <w:rPr>
+          <w:b w:val="0"/>
+        </w:rPr>
+        <w:t xml:space="preserve"> too: the correctly initialised result is 0.</w:t>
+      </w:r>
+    </w:p>
+    <w:p>
+      <w:pPr>
         <w:pStyle w:val="Heading3"/>
       </w:pPr>
       <w:r>
-        <w:t>Teacher key · Original transfer answer</w:t>
+        <w:t>Explanations for the additional workbook examples</w:t>
+      </w:r>
+    </w:p>
+    <w:p>
+      <w:pPr>
+        <w:pStyle w:val="Heading3"/>
+      </w:pPr>
+      <w:r>
+        <w:t>Assess independent transfer</w:t>
+      </w:r>
+    </w:p>
+    <w:p>
+      <w:pPr>
+        <w:pStyle w:val="Heading3"/>
+      </w:pPr>
+      <w:r>
+        <w:t>Selected case answer</w:t>
+      </w:r>
+    </w:p>
+    <w:p>
+      <w:pPr>
+        <w:pStyle w:val="Heading3"/>
+      </w:pPr>
+      <w:r>
+        <w:t>Feedback that the learner uses</w:t>
+      </w:r>
+    </w:p>
+    <w:p>
+      <w:pPr>
+        <w:pStyle w:val="Heading1"/>
+      </w:pPr>
+      <w:r>
+        <w:t>06. Connect, adapt and return</w:t>
+      </w:r>
+    </w:p>
+    <w:p>
+      <w:r>
+        <w:t>Retain the project evidence and revisit the reasoning on a changed case.</w:t>
+      </w:r>
+    </w:p>
+    <w:p>
+      <w:pPr>
+        <w:pStyle w:val="Heading2"/>
+      </w:pPr>
+      <w:r>
+        <w:t>Project evidence to keep</w:t>
       </w:r>
     </w:p>
     <w:p>
       <w:pPr>
         <w:spacing w:line="336" w:lineRule="auto" w:after="180"/>
-        <w:shd w:fill="F1F6FC"/>
       </w:pPr>
       <w:r>
         <w:rPr>
           <w:b w:val="0"/>
         </w:rPr>
-        <w:t xml:space="preserve">Use total=0, then for value in [3,5,7]: with indented total += value. Totals are 3,8,15. Resetting to zero inside each iteration leaves 7, the last value. Trace the empty </w:t>
+        <w:t xml:space="preserve">Implement small transparent </w:t>
       </w:r>
       <w:r>
         <w:rPr>
           <w:b/>
         </w:rPr>
-        <w:t>list</w:t>
+        <w:t>function</w:t>
       </w:r>
       <w:r>
         <w:rPr>
           <w:b w:val="0"/>
         </w:rPr>
-        <w:t xml:space="preserve"> too: the correctly initialised result is 0.</w:t>
-      </w:r>
-    </w:p>
-    <w:p>
-      <w:pPr>
-        <w:pStyle w:val="Heading3"/>
-      </w:pPr>
-      <w:r>
-        <w:t>Explanations for the additional workbook examples</w:t>
-      </w:r>
-    </w:p>
-    <w:p>
-      <w:pPr>
-        <w:pStyle w:val="Heading3"/>
-      </w:pPr>
-      <w:r>
-        <w:t>W1 Connect the paper steps to Python</w:t>
-      </w:r>
-    </w:p>
-    <w:p>
-      <w:pPr>
-        <w:pStyle w:val="Heading3"/>
-      </w:pPr>
-      <w:r>
-        <w:t>Workbook question · W1</w:t>
+        <w:t>s for selection, validation, and citation formatting.</w:t>
       </w:r>
     </w:p>
     <w:p>
       <w:pPr>
         <w:spacing w:line="336" w:lineRule="auto" w:after="180"/>
-        <w:shd w:fill="F5F1FB"/>
       </w:pPr>
       <w:r>
         <w:rPr>
           <w:b w:val="0"/>
         </w:rPr>
-        <w:t>Write the complete four-line script for 4 packs of 6. Beside each line explain what it does. Which line displays information?</w:t>
-      </w:r>
-    </w:p>
-    <w:p>
-      <w:pPr>
-        <w:pStyle w:val="Heading3"/>
-      </w:pPr>
-      <w:r>
-        <w:t>Teacher reasoning · W1</w:t>
+        <w:t xml:space="preserve">Keep the decision, </w:t>
+      </w:r>
+      <w:r>
+        <w:rPr>
+          <w:b/>
+        </w:rPr>
+        <w:t>input</w:t>
+      </w:r>
+      <w:r>
+        <w:rPr>
+          <w:b w:val="0"/>
+        </w:rPr>
+        <w:t xml:space="preserve">, result, explanation and remaining limitation in the project </w:t>
+      </w:r>
+      <w:r>
+        <w:rPr>
+          <w:b/>
+        </w:rPr>
+        <w:t>evidence</w:t>
+      </w:r>
+      <w:r>
+        <w:rPr>
+          <w:b w:val="0"/>
+        </w:rPr>
+        <w:t xml:space="preserve"> record. Retrieve this record next week rather than restarting the project.</w:t>
       </w:r>
     </w:p>
     <w:p>
       <w:pPr>
         <w:spacing w:line="336" w:lineRule="auto" w:after="180"/>
-        <w:shd w:fill="F1F6FC"/>
       </w:pPr>
       <w:r>
         <w:rPr>
           <w:b w:val="0"/>
         </w:rPr>
-        <w:t>packs = 4; per_pack = 6; total = packs * per_pack; print(total), each on its own line. The first two bind quantities, the third computes 24 and the fourth displays 24.</w:t>
+        <w:t xml:space="preserve">For your Verified Study Buddy, save the </w:t>
+      </w:r>
+      <w:r>
+        <w:rPr>
+          <w:b/>
+        </w:rPr>
+        <w:t>input</w:t>
+      </w:r>
+      <w:r>
+        <w:rPr>
+          <w:b w:val="0"/>
+        </w:rPr>
+        <w:t>, procedure, observed result and limitation of this check.</w:t>
       </w:r>
     </w:p>
     <w:p>
       <w:pPr>
         <w:spacing w:line="336" w:lineRule="auto" w:after="180"/>
-        <w:shd w:fill="F1F6FC"/>
-      </w:pPr>
+      </w:pPr>
+      <w:r>
+        <w:rPr>
+          <w:b w:val="0"/>
+        </w:rPr>
+        <w:t>Label this worked example as practice; use a different, previously unreviewed case when checking independent understanding.</w:t>
+      </w:r>
+    </w:p>
+    <w:p>
+      <w:pPr>
+        <w:pStyle w:val="Heading2"/>
+      </w:pPr>
+      <w:r>
+        <w:t>Support while preserving the reasoning goal</w:t>
+      </w:r>
+    </w:p>
+    <w:p>
+      <w:pPr>
+        <w:spacing w:line="336" w:lineRule="auto" w:after="180"/>
+      </w:pPr>
+      <w:r>
+        <w:rPr>
+          <w:b w:val="0"/>
+        </w:rPr>
+        <w:t xml:space="preserve">Provide one short approved passage; separate instruction, </w:t>
+      </w:r>
       <w:r>
         <w:rPr>
           <w:b/>
         </w:rPr>
-        <w:t>Assignment</w:t>
+        <w:t>input</w:t>
       </w:r>
       <w:r>
         <w:rPr>
           <w:b w:val="0"/>
         </w:rPr>
-        <w:t xml:space="preserve"> alone produces no displayed </w:t>
+        <w:t xml:space="preserve">, </w:t>
       </w:r>
       <w:r>
         <w:rPr>
@@ -4333,35 +5056,30 @@
         <w:rPr>
           <w:b w:val="0"/>
         </w:rPr>
-        <w:t xml:space="preserve"> in this script.</w:t>
-      </w:r>
-    </w:p>
-    <w:p>
-      <w:pPr>
-        <w:pStyle w:val="Heading3"/>
-      </w:pPr>
-      <w:r>
-        <w:t>W2 Predict then observe</w:t>
-      </w:r>
-    </w:p>
-    <w:p>
-      <w:pPr>
-        <w:pStyle w:val="Heading3"/>
-      </w:pPr>
-      <w:r>
-        <w:t>Workbook question · W2</w:t>
+        <w:t xml:space="preserve"> and </w:t>
+      </w:r>
+      <w:r>
+        <w:rPr>
+          <w:b/>
+        </w:rPr>
+        <w:t>evidence</w:t>
+      </w:r>
+      <w:r>
+        <w:rPr>
+          <w:b w:val="0"/>
+        </w:rPr>
+        <w:t>. Stretch: introduce an unsupported claim or conflicting source and validate claim by claim with a fallback.</w:t>
       </w:r>
     </w:p>
     <w:p>
       <w:pPr>
         <w:spacing w:line="336" w:lineRule="auto" w:after="180"/>
-        <w:shd w:fill="F5F1FB"/>
       </w:pPr>
       <w:r>
         <w:rPr>
           <w:b w:val="0"/>
         </w:rPr>
-        <w:t xml:space="preserve">Make records for 4 packs of 6, then 5 packs of 6. Predict before running. Record actual </w:t>
+        <w:t>Offer four separate line cards, a source/</w:t>
       </w:r>
       <w:r>
         <w:rPr>
@@ -4373,826 +5091,49 @@
         <w:rPr>
           <w:b w:val="0"/>
         </w:rPr>
-        <w:t>, any error and what changed. If working on paper, label both results as traces.</w:t>
-      </w:r>
-    </w:p>
-    <w:p>
-      <w:pPr>
-        <w:pStyle w:val="Heading3"/>
-      </w:pPr>
-      <w:r>
-        <w:t>Teacher reasoning · W2</w:t>
+        <w:t xml:space="preserve"> label and a multiplication sketch. Allow a paper trace when devices are unavailable, with execution practice still pending.</w:t>
       </w:r>
     </w:p>
     <w:p>
       <w:pPr>
         <w:spacing w:line="336" w:lineRule="auto" w:after="180"/>
-        <w:shd w:fill="F1F6FC"/>
       </w:pPr>
       <w:r>
         <w:rPr>
           <w:b w:val="0"/>
         </w:rPr>
-        <w:t xml:space="preserve">Expected 24 then 30. Accept actual errors with an accurate account; do not replace </w:t>
+        <w:t xml:space="preserve">Do not supply the independent transfer numbers’ answers. Extension: explain why a plus-sign version can accidentally agree with multiplication for two packs of two, and why one passing example is weak </w:t>
       </w:r>
       <w:r>
         <w:rPr>
           <w:b/>
         </w:rPr>
-        <w:t>observation</w:t>
+        <w:t>evidence</w:t>
       </w:r>
       <w:r>
         <w:rPr>
           <w:b w:val="0"/>
         </w:rPr>
-        <w:t xml:space="preserve">s. Record the changed pack count, saved file and run or trace status. Two matching cases do not show all </w:t>
-      </w:r>
-      <w:r>
-        <w:rPr>
-          <w:b/>
-        </w:rPr>
-        <w:t>input</w:t>
-      </w:r>
+        <w:t>.</w:t>
+      </w:r>
+    </w:p>
+    <w:p>
+      <w:pPr>
+        <w:spacing w:line="336" w:lineRule="auto" w:after="180"/>
+      </w:pPr>
       <w:r>
         <w:rPr>
           <w:b w:val="0"/>
         </w:rPr>
-        <w:t>s are handled.</w:t>
-      </w:r>
-    </w:p>
-    <w:p>
-      <w:pPr>
-        <w:pStyle w:val="Heading3"/>
-      </w:pPr>
-      <w:r>
-        <w:t>W3 Explain an order error</w:t>
-      </w:r>
-    </w:p>
-    <w:p>
-      <w:pPr>
-        <w:pStyle w:val="Heading3"/>
-      </w:pPr>
-      <w:r>
-        <w:t>Workbook question · W3</w:t>
-      </w:r>
-    </w:p>
-    <w:p>
-      <w:pPr>
-        <w:spacing w:line="336" w:lineRule="auto" w:after="180"/>
-        <w:shd w:fill="F5F1FB"/>
-      </w:pPr>
-      <w:r>
-        <w:rPr>
-          <w:b w:val="0"/>
-        </w:rPr>
-        <w:t>Move print(total) to the first line of a fresh script. Predict what happens and why. Put the lines back into an order that meets the requirement.</w:t>
-      </w:r>
-    </w:p>
-    <w:p>
-      <w:pPr>
-        <w:pStyle w:val="Heading3"/>
-      </w:pPr>
-      <w:r>
-        <w:t>Teacher reasoning · W3</w:t>
-      </w:r>
-    </w:p>
-    <w:p>
-      <w:pPr>
-        <w:spacing w:line="336" w:lineRule="auto" w:after="180"/>
-        <w:shd w:fill="F1F6FC"/>
-      </w:pPr>
-      <w:r>
-        <w:rPr>
-          <w:b w:val="0"/>
-        </w:rPr>
-        <w:t>The first line tries to read total before it exists, causing NameError in a fresh run. Assign packs and per_pack, calculate total, then print it.</w:t>
-      </w:r>
-    </w:p>
-    <w:p>
-      <w:pPr>
-        <w:spacing w:line="336" w:lineRule="auto" w:after="180"/>
-        <w:shd w:fill="F1F6FC"/>
-      </w:pPr>
-      <w:r>
-        <w:rPr>
-          <w:b w:val="0"/>
-        </w:rPr>
-        <w:t>Earlier values lingering in an interactive session can hide the problem; run the complete saved script afresh.</w:t>
-      </w:r>
-    </w:p>
-    <w:p>
-      <w:pPr>
-        <w:pStyle w:val="Heading3"/>
-      </w:pPr>
-      <w:r>
-        <w:t>W4 Transfer the procedure independently</w:t>
-      </w:r>
-    </w:p>
-    <w:p>
-      <w:pPr>
-        <w:pStyle w:val="Heading3"/>
-      </w:pPr>
-      <w:r>
-        <w:t>Workbook question · W4</w:t>
-      </w:r>
-    </w:p>
-    <w:p>
-      <w:pPr>
-        <w:spacing w:line="336" w:lineRule="auto" w:after="180"/>
-        <w:shd w:fill="F5F1FB"/>
-      </w:pPr>
-      <w:r>
-        <w:rPr>
-          <w:b w:val="0"/>
-        </w:rPr>
-        <w:t xml:space="preserve">A fictional shelf has 3 trays of 7 tiles each. Write a four-line Python script using trays, per_tray and tiles. Predict its </w:t>
-      </w:r>
-      <w:r>
-        <w:rPr>
-          <w:b/>
-        </w:rPr>
-        <w:t>output</w:t>
-      </w:r>
-      <w:r>
-        <w:rPr>
-          <w:b w:val="0"/>
-        </w:rPr>
-        <w:t>. Then change only trays to 0 and predict again. Explain why adding the two quantities is wrong.</w:t>
-      </w:r>
-    </w:p>
-    <w:p>
-      <w:pPr>
-        <w:pStyle w:val="Heading3"/>
-      </w:pPr>
-      <w:r>
-        <w:t>Teacher reasoning · W4</w:t>
-      </w:r>
-    </w:p>
-    <w:p>
-      <w:pPr>
-        <w:spacing w:line="336" w:lineRule="auto" w:after="180"/>
-        <w:shd w:fill="F1F6FC"/>
-      </w:pPr>
-      <w:r>
-        <w:rPr>
-          <w:b w:val="0"/>
-        </w:rPr>
-        <w:t xml:space="preserve">trays = 3; per_tray = 7; tiles = trays * per_tray; print(tiles), on separate lines. </w:t>
-      </w:r>
-      <w:r>
-        <w:rPr>
-          <w:b/>
-        </w:rPr>
-        <w:t>Output</w:t>
-      </w:r>
-      <w:r>
-        <w:rPr>
-          <w:b w:val="0"/>
-        </w:rPr>
-        <w:t>s 21 and then 0. Zero trays contain zero tiles. Addition would give 10 then 7, not the number in equal groups.</w:t>
-      </w:r>
-    </w:p>
-    <w:p>
-      <w:pPr>
-        <w:pStyle w:val="Heading3"/>
-      </w:pPr>
-      <w:r>
-        <w:t>W5 Keep an honest conclusion</w:t>
-      </w:r>
-    </w:p>
-    <w:p>
-      <w:pPr>
-        <w:pStyle w:val="Heading3"/>
-      </w:pPr>
-      <w:r>
-        <w:t>Workbook question · W5</w:t>
-      </w:r>
-    </w:p>
-    <w:p>
-      <w:pPr>
-        <w:spacing w:line="336" w:lineRule="auto" w:after="180"/>
-        <w:shd w:fill="F5F1FB"/>
-      </w:pPr>
-      <w:r>
-        <w:rPr>
-          <w:b w:val="0"/>
-        </w:rPr>
-        <w:t xml:space="preserve">Explain the difference between a successful run and a correct calculation. State one limit of this </w:t>
-      </w:r>
-      <w:r>
-        <w:rPr>
-          <w:b/>
-        </w:rPr>
-        <w:t>program</w:t>
-      </w:r>
-      <w:r>
-        <w:rPr>
-          <w:b w:val="0"/>
-        </w:rPr>
-        <w:t xml:space="preserve"> and what you would keep so another person can check your work.</w:t>
-      </w:r>
-    </w:p>
-    <w:p>
-      <w:pPr>
-        <w:pStyle w:val="Heading3"/>
-      </w:pPr>
-      <w:r>
-        <w:t>Teacher reasoning · W5</w:t>
-      </w:r>
-    </w:p>
-    <w:p>
-      <w:pPr>
-        <w:spacing w:line="336" w:lineRule="auto" w:after="180"/>
-        <w:shd w:fill="F1F6FC"/>
-      </w:pPr>
-      <w:r>
-        <w:rPr>
-          <w:b w:val="0"/>
-        </w:rPr>
-        <w:t xml:space="preserve">A successful run means the execution finished without a reported error; correctness requires matching the stated total-count rule. The script assumes supplied whole nonnegative quantities and does not validate arbitrary </w:t>
-      </w:r>
-      <w:r>
-        <w:rPr>
-          <w:b/>
-        </w:rPr>
-        <w:t>input</w:t>
-      </w:r>
-      <w:r>
-        <w:rPr>
-          <w:b w:val="0"/>
-        </w:rPr>
-        <w:t>.</w:t>
-      </w:r>
-    </w:p>
-    <w:p>
-      <w:pPr>
-        <w:spacing w:line="336" w:lineRule="auto" w:after="180"/>
-        <w:shd w:fill="F1F6FC"/>
-      </w:pPr>
-      <w:r>
-        <w:rPr>
-          <w:b w:val="0"/>
-        </w:rPr>
-        <w:t xml:space="preserve">Keep source, quantities, expected and actual </w:t>
-      </w:r>
-      <w:r>
-        <w:rPr>
-          <w:b/>
-        </w:rPr>
-        <w:t>output</w:t>
-      </w:r>
-      <w:r>
-        <w:rPr>
-          <w:b w:val="0"/>
-        </w:rPr>
-        <w:t xml:space="preserve"> and whether it was run or traced.</w:t>
-      </w:r>
-    </w:p>
-    <w:p>
-      <w:pPr>
-        <w:pStyle w:val="Heading3"/>
-      </w:pPr>
-      <w:r>
-        <w:t>Assess independent transfer</w:t>
-      </w:r>
-    </w:p>
-    <w:p>
-      <w:pPr>
-        <w:pStyle w:val="Heading3"/>
-      </w:pPr>
-      <w:r>
-        <w:t>Independent question · withhold the key</w:t>
-      </w:r>
-    </w:p>
-    <w:p>
-      <w:pPr>
-        <w:spacing w:line="336" w:lineRule="auto" w:after="180"/>
-        <w:shd w:fill="F5F1FB"/>
-      </w:pPr>
-      <w:r>
-        <w:rPr>
-          <w:b w:val="0"/>
-        </w:rPr>
-        <w:t>Selected case: Set total=0, then for values2,4,9 perform total=total+value. Trace the result. What changes if total=0 moves inside the loop before that addition?</w:t>
-      </w:r>
-    </w:p>
-    <w:p>
-      <w:pPr>
-        <w:pStyle w:val="Heading3"/>
-      </w:pPr>
-      <w:r>
-        <w:t>Selected case answer</w:t>
-      </w:r>
-    </w:p>
-    <w:p>
-      <w:pPr>
-        <w:pStyle w:val="Heading3"/>
-      </w:pPr>
-      <w:r>
-        <w:t>Teacher key · Selected case answer</w:t>
-      </w:r>
-    </w:p>
-    <w:p>
-      <w:pPr>
-        <w:spacing w:line="336" w:lineRule="auto" w:after="180"/>
-        <w:shd w:fill="F1F6FC"/>
-      </w:pPr>
-      <w:r>
-        <w:rPr>
-          <w:b w:val="0"/>
-        </w:rPr>
-        <w:t>Running totals are2,6,15. Resetting inside the loop produces2,4,9, leaving9. Initialization location changes the written procedure; neither version trains a model.</w:t>
-      </w:r>
-    </w:p>
-    <w:tbl>
-      <w:tblPr>
-        <w:tblStyle w:val="LightShading-Accent1"/>
-        <w:tblW w:type="auto" w:w="0"/>
-        <w:tblLook w:firstColumn="1" w:firstRow="1" w:lastColumn="0" w:lastRow="0" w:noHBand="0" w:noVBand="1" w:val="04A0"/>
-      </w:tblPr>
-      <w:tblGrid>
-        <w:gridCol w:w="5112"/>
-        <w:gridCol w:w="5112"/>
-      </w:tblGrid>
-      <w:tr>
-        <w:trPr>
-          <w:tblHeader/>
-        </w:trPr>
-        <w:tc>
-          <w:tcPr>
-            <w:tcW w:type="dxa" w:w="5112"/>
-          </w:tcPr>
-          <w:p>
-            <w:r>
-              <w:t>Dimension</w:t>
-            </w:r>
-          </w:p>
-        </w:tc>
-        <w:tc>
-          <w:tcPr>
-            <w:tcW w:type="dxa" w:w="5112"/>
-          </w:tcPr>
-          <w:p>
-            <w:r>
-              <w:t>Evidence required</w:t>
-            </w:r>
-          </w:p>
-        </w:tc>
-      </w:tr>
-      <w:tr>
-        <w:tc>
-          <w:tcPr>
-            <w:tcW w:type="dxa" w:w="5112"/>
-          </w:tcPr>
-          <w:p>
-            <w:r>
-              <w:t>Explanation</w:t>
-            </w:r>
-          </w:p>
-        </w:tc>
-        <w:tc>
-          <w:tcPr>
-            <w:tcW w:type="dxa" w:w="5112"/>
-          </w:tcPr>
-          <w:p>
-            <w:r>
-              <w:t>Names the applicable idea or procedure and ties it to the supplied facts.</w:t>
-            </w:r>
-          </w:p>
-        </w:tc>
-      </w:tr>
-      <w:tr>
-        <w:tc>
-          <w:tcPr>
-            <w:tcW w:type="dxa" w:w="5112"/>
-          </w:tcPr>
-          <w:p>
-            <w:r>
-              <w:t>Trace and result</w:t>
-            </w:r>
-          </w:p>
-        </w:tc>
-        <w:tc>
-          <w:tcPr>
-            <w:tcW w:type="dxa" w:w="5112"/>
-          </w:tcPr>
-          <w:p>
-            <w:r>
-              <w:t>Preserves the given inputs and shows the relevant intermediate steps; distinguishes a prediction from an observed execution.</w:t>
-            </w:r>
-          </w:p>
-        </w:tc>
-      </w:tr>
-      <w:tr>
-        <w:tc>
-          <w:tcPr>
-            <w:tcW w:type="dxa" w:w="5112"/>
-          </w:tcPr>
-          <w:p>
-            <w:r>
-              <w:t>Limits</w:t>
-            </w:r>
-          </w:p>
-        </w:tc>
-        <w:tc>
-          <w:tcPr>
-            <w:tcW w:type="dxa" w:w="5112"/>
-          </w:tcPr>
-          <w:p>
-            <w:r>
-              <w:t>States the assumptions, missing evidence or conditions under which the result would change.</w:t>
-            </w:r>
-          </w:p>
-        </w:tc>
-      </w:tr>
-    </w:tbl>
-    <w:p>
-      <w:pPr>
-        <w:pStyle w:val="Heading3"/>
-      </w:pPr>
-      <w:r>
-        <w:t>Teacher key · Selected case answer</w:t>
-      </w:r>
-    </w:p>
-    <w:p>
-      <w:pPr>
-        <w:spacing w:line="336" w:lineRule="auto" w:after="180"/>
-        <w:shd w:fill="F1F6FC"/>
-      </w:pPr>
-      <w:r>
-        <w:rPr>
-          <w:b w:val="0"/>
-        </w:rPr>
-        <w:t>Record each dimension as not yet, with support, or independent. Accept a valid alternative procedure with a defensible trace.</w:t>
-      </w:r>
-    </w:p>
-    <w:p>
-      <w:pPr>
-        <w:spacing w:line="336" w:lineRule="auto" w:after="180"/>
-        <w:shd w:fill="F1F6FC"/>
-      </w:pPr>
-      <w:r>
-        <w:rPr>
-          <w:b w:val="0"/>
-        </w:rPr>
-        <w:t xml:space="preserve">Do not penalise an honestly recorded model failure if the learner correctly explains its </w:t>
-      </w:r>
-      <w:r>
-        <w:rPr>
-          <w:b/>
-        </w:rPr>
-        <w:t>evidence</w:t>
-      </w:r>
-      <w:r>
-        <w:rPr>
-          <w:b w:val="0"/>
-        </w:rPr>
-        <w:t xml:space="preserve"> and limits.</w:t>
-      </w:r>
-    </w:p>
-    <w:p>
-      <w:pPr>
-        <w:pStyle w:val="Heading3"/>
-      </w:pPr>
-      <w:r>
-        <w:t>Feedback that the learner uses</w:t>
-      </w:r>
-    </w:p>
-    <w:p>
-      <w:pPr>
-        <w:spacing w:line="336" w:lineRule="auto" w:after="180"/>
-      </w:pPr>
-      <w:r>
-        <w:rPr>
-          <w:b w:val="0"/>
-        </w:rPr>
-        <w:t>Name the earliest unsupported step and give one action to repair it. Have the learner make that repair now and explain why. Then assess the relevant skill on a fresh, fully specified case.</w:t>
-      </w:r>
-    </w:p>
-    <w:p>
-      <w:pPr>
-        <w:spacing w:line="336" w:lineRule="auto" w:after="180"/>
-      </w:pPr>
-      <w:r>
-        <w:rPr>
-          <w:b w:val="0"/>
-        </w:rPr>
-        <w:t>Confirm it was not previously practised with feedback; solve and check the new case before assigning it. A follow-up design prompt is a starting brief, not automatically an equivalent test.</w:t>
-      </w:r>
-    </w:p>
-    <w:p>
-      <w:pPr>
-        <w:pStyle w:val="Heading1"/>
-      </w:pPr>
-      <w:r>
-        <w:t>06. Connect and extend learning</w:t>
-      </w:r>
-    </w:p>
-    <w:p>
-      <w:r>
-        <w:t>Connect Block to Python Bridge to Verified Study Buddy, adapt support and plan a later changed-case check.</w:t>
-      </w:r>
-    </w:p>
-    <w:p>
-      <w:pPr>
-        <w:pStyle w:val="Heading3"/>
-      </w:pPr>
-      <w:r>
-        <w:t>Verified Study Buddy</w:t>
-      </w:r>
-    </w:p>
-    <w:p>
-      <w:pPr>
-        <w:spacing w:line="336" w:lineRule="auto" w:after="180"/>
-      </w:pPr>
-      <w:r>
-        <w:rPr>
-          <w:b w:val="0"/>
-        </w:rPr>
-        <w:t xml:space="preserve">Implement small transparent </w:t>
-      </w:r>
-      <w:r>
-        <w:rPr>
-          <w:b/>
-        </w:rPr>
-        <w:t>function</w:t>
-      </w:r>
-      <w:r>
-        <w:rPr>
-          <w:b w:val="0"/>
-        </w:rPr>
-        <w:t>s for selection, validation, and citation formatting.</w:t>
-      </w:r>
-    </w:p>
-    <w:p>
-      <w:pPr>
-        <w:spacing w:line="336" w:lineRule="auto" w:after="180"/>
-      </w:pPr>
-      <w:r>
-        <w:rPr>
-          <w:b w:val="0"/>
-        </w:rPr>
-        <w:t xml:space="preserve">Keep the decision, </w:t>
-      </w:r>
-      <w:r>
-        <w:rPr>
-          <w:b/>
-        </w:rPr>
-        <w:t>input</w:t>
-      </w:r>
-      <w:r>
-        <w:rPr>
-          <w:b w:val="0"/>
-        </w:rPr>
-        <w:t xml:space="preserve">, result, explanation and remaining limitation in the project </w:t>
-      </w:r>
-      <w:r>
-        <w:rPr>
-          <w:b/>
-        </w:rPr>
-        <w:t>evidence</w:t>
-      </w:r>
-      <w:r>
-        <w:rPr>
-          <w:b w:val="0"/>
-        </w:rPr>
-        <w:t xml:space="preserve"> record. Retrieve this record next week rather than restarting the project.</w:t>
-      </w:r>
-    </w:p>
-    <w:p>
-      <w:pPr>
-        <w:pStyle w:val="Heading3"/>
-      </w:pPr>
-      <w:r>
-        <w:t>Support and stretch</w:t>
-      </w:r>
-    </w:p>
-    <w:p>
-      <w:pPr>
-        <w:spacing w:line="336" w:lineRule="auto" w:after="180"/>
-      </w:pPr>
-      <w:r>
-        <w:rPr>
-          <w:b w:val="0"/>
-        </w:rPr>
-        <w:t xml:space="preserve">Provide one short approved passage; separate instruction, </w:t>
-      </w:r>
-      <w:r>
-        <w:rPr>
-          <w:b/>
-        </w:rPr>
-        <w:t>input</w:t>
-      </w:r>
-      <w:r>
-        <w:rPr>
-          <w:b w:val="0"/>
-        </w:rPr>
-        <w:t xml:space="preserve">, </w:t>
-      </w:r>
-      <w:r>
-        <w:rPr>
-          <w:b/>
-        </w:rPr>
-        <w:t>output</w:t>
-      </w:r>
-      <w:r>
-        <w:rPr>
-          <w:b w:val="0"/>
-        </w:rPr>
-        <w:t xml:space="preserve"> and </w:t>
-      </w:r>
-      <w:r>
-        <w:rPr>
-          <w:b/>
-        </w:rPr>
-        <w:t>evidence</w:t>
-      </w:r>
-      <w:r>
-        <w:rPr>
-          <w:b w:val="0"/>
-        </w:rPr>
-        <w:t>. Stretch: introduce an unsupported claim or conflicting source and validate claim by claim with a fallback.</w:t>
-      </w:r>
-    </w:p>
-    <w:p>
-      <w:pPr>
-        <w:pStyle w:val="Heading3"/>
-      </w:pPr>
-      <w:r>
-        <w:t>Exit reflection</w:t>
-      </w:r>
-    </w:p>
-    <w:p>
-      <w:pPr>
-        <w:spacing w:line="336" w:lineRule="auto" w:after="180"/>
-      </w:pPr>
-      <w:r>
-        <w:rPr>
-          <w:b w:val="0"/>
-        </w:rPr>
-        <w:t xml:space="preserve">Ask for one decision the learner can now justify and one situation requiring more </w:t>
-      </w:r>
-      <w:r>
-        <w:rPr>
-          <w:b/>
-        </w:rPr>
-        <w:t>evidence</w:t>
-      </w:r>
-      <w:r>
-        <w:rPr>
-          <w:b w:val="0"/>
-        </w:rPr>
-        <w:t xml:space="preserve"> or human review. Confidence ratings are separate from correct independent performance.</w:t>
-      </w:r>
-    </w:p>
-    <w:p>
-      <w:pPr>
-        <w:pStyle w:val="Heading3"/>
-      </w:pPr>
-      <w:r>
-        <w:t>Bridge to the next week</w:t>
-      </w:r>
-    </w:p>
-    <w:p>
-      <w:pPr>
-        <w:spacing w:line="336" w:lineRule="auto" w:after="180"/>
-      </w:pPr>
-      <w:r>
-        <w:rPr>
-          <w:b w:val="0"/>
-        </w:rPr>
-        <w:t xml:space="preserve">Next: Week 24: Prototype a Grounded Assistant. Retrieve today’s </w:t>
-      </w:r>
-      <w:r>
-        <w:rPr>
-          <w:b/>
-        </w:rPr>
-        <w:t>evidence</w:t>
-      </w:r>
-      <w:r>
-        <w:rPr>
-          <w:b w:val="0"/>
-        </w:rPr>
-        <w:t xml:space="preserve"> and identify what carries forward and what is new.</w:t>
-      </w:r>
-    </w:p>
-    <w:p>
-      <w:pPr>
-        <w:pStyle w:val="Heading3"/>
-      </w:pPr>
-      <w:r>
-        <w:t>Support and fresh reassessment</w:t>
-      </w:r>
-    </w:p>
-    <w:p>
-      <w:pPr>
-        <w:spacing w:line="336" w:lineRule="auto" w:after="180"/>
-      </w:pPr>
-      <w:r>
-        <w:rPr>
-          <w:b w:val="0"/>
-        </w:rPr>
-        <w:t>Offer four separate line cards, a source/</w:t>
-      </w:r>
-      <w:r>
-        <w:rPr>
-          <w:b/>
-        </w:rPr>
-        <w:t>output</w:t>
-      </w:r>
-      <w:r>
-        <w:rPr>
-          <w:b w:val="0"/>
-        </w:rPr>
-        <w:t xml:space="preserve"> label and a multiplication sketch. Allow a paper trace when devices are unavailable, with execution practice still pending.</w:t>
-      </w:r>
-    </w:p>
-    <w:p>
-      <w:pPr>
-        <w:spacing w:line="336" w:lineRule="auto" w:after="180"/>
-      </w:pPr>
-      <w:r>
-        <w:rPr>
-          <w:b w:val="0"/>
-        </w:rPr>
-        <w:t xml:space="preserve">Do not supply the independent transfer numbers’ answers. Extension: explain why a plus-sign version can accidentally agree with multiplication for two packs of two, and why one passing example is weak </w:t>
-      </w:r>
-      <w:r>
-        <w:rPr>
-          <w:b/>
-        </w:rPr>
-        <w:t>evidence</w:t>
-      </w:r>
-      <w:r>
-        <w:rPr>
-          <w:b w:val="0"/>
-        </w:rPr>
-        <w:t>.</w:t>
-      </w:r>
-    </w:p>
-    <w:p>
-      <w:pPr>
-        <w:spacing w:line="336" w:lineRule="auto" w:after="180"/>
-      </w:pPr>
-      <w:r>
-        <w:rPr>
-          <w:b w:val="0"/>
-        </w:rPr>
-        <w:t xml:space="preserve">W4 must give a complete ordered script and explain </w:t>
-      </w:r>
-      <w:r>
-        <w:rPr>
-          <w:b/>
-        </w:rPr>
-        <w:t>output</w:t>
-      </w:r>
-      <w:r>
-        <w:rPr>
-          <w:b w:val="0"/>
-        </w:rPr>
-        <w:t>s 21 and 0 using equal groups. Distinguish an independent paper trace from successful use of the editor; record both skills separately.</w:t>
-      </w:r>
-    </w:p>
-    <w:p>
-      <w:pPr>
-        <w:spacing w:line="336" w:lineRule="auto" w:after="180"/>
-      </w:pPr>
-      <w:r>
-        <w:rPr>
-          <w:b w:val="0"/>
-        </w:rPr>
-        <w:t>After support, retry with 2 boxes of 9 pencils, then 0 boxes: 18 and 0. Ask for the print line and why it follows the calculation.</w:t>
-      </w:r>
-    </w:p>
-    <w:p>
-      <w:pPr>
-        <w:spacing w:line="336" w:lineRule="auto" w:after="180"/>
-      </w:pPr>
-      <w:r>
-        <w:rPr>
-          <w:b w:val="0"/>
-        </w:rPr>
-        <w:t xml:space="preserve">Week 2 studies values, </w:t>
-      </w:r>
-      <w:r>
-        <w:rPr>
-          <w:b/>
-        </w:rPr>
-        <w:t>variable</w:t>
-      </w:r>
-      <w:r>
-        <w:rPr>
-          <w:b w:val="0"/>
-        </w:rPr>
-        <w:t xml:space="preserve"> names and types, including the difference between numeric data and text.</w:t>
-      </w:r>
-    </w:p>
-    <w:p>
-      <w:pPr>
-        <w:pStyle w:val="Heading3"/>
-      </w:pPr>
-      <w:r>
-        <w:t>Plan the delayed return</w:t>
+        <w:t>Selected independent task: running totals 2, 6, 15. Resetting total to 0 inside the loop before addition gives 2, 4, 9 and final 9. Require a trace of both placements. Fresh retry: sum 3, 5, 8 gives 3, 8, 16; resetting each time gives 3, 5, 8 and final 8. Keep paper reasoning and actual execution separate; neither procedure trains a model. Earlier packing tasks remain additional practice.</w:t>
+      </w:r>
+    </w:p>
+    <w:p>
+      <w:pPr>
+        <w:pStyle w:val="Heading2"/>
+      </w:pPr>
+      <w:r>
+        <w:t>Plan the delayed check</w:t>
       </w:r>
     </w:p>
     <w:p>
@@ -5409,71 +5350,176 @@
     </w:p>
     <w:p>
       <w:pPr>
+        <w:pStyle w:val="Heading2"/>
+      </w:pPr>
+      <w:r>
+        <w:t>Bridge to next week</w:t>
+      </w:r>
+    </w:p>
+    <w:p>
+      <w:pPr>
+        <w:spacing w:line="336" w:lineRule="auto" w:after="180"/>
+      </w:pPr>
+      <w:r>
+        <w:rPr>
+          <w:b w:val="0"/>
+        </w:rPr>
+        <w:t xml:space="preserve">Ask for one decision the learner can now justify and one situation requiring more </w:t>
+      </w:r>
+      <w:r>
+        <w:rPr>
+          <w:b/>
+        </w:rPr>
+        <w:t>evidence</w:t>
+      </w:r>
+      <w:r>
+        <w:rPr>
+          <w:b w:val="0"/>
+        </w:rPr>
+        <w:t xml:space="preserve"> or human review. Confidence ratings are separate from correct independent performance.</w:t>
+      </w:r>
+    </w:p>
+    <w:p>
+      <w:pPr>
+        <w:spacing w:line="336" w:lineRule="auto" w:after="180"/>
+      </w:pPr>
+      <w:r>
+        <w:rPr>
+          <w:b w:val="0"/>
+        </w:rPr>
+        <w:t xml:space="preserve">Next: Week 24: Prototype a Grounded Assistant. Retrieve today’s </w:t>
+      </w:r>
+      <w:r>
+        <w:rPr>
+          <w:b/>
+        </w:rPr>
+        <w:t>evidence</w:t>
+      </w:r>
+      <w:r>
+        <w:rPr>
+          <w:b w:val="0"/>
+        </w:rPr>
+        <w:t xml:space="preserve"> and identify what carries forward and what is new.</w:t>
+      </w:r>
+    </w:p>
+    <w:p>
+      <w:pPr>
+        <w:spacing w:line="336" w:lineRule="auto" w:after="180"/>
+      </w:pPr>
+      <w:r>
+        <w:rPr>
+          <w:b w:val="0"/>
+        </w:rPr>
+        <w:t>Next is Week 24: Prototype a Grounded Assistant. Carry forward small readable procedures, explicit inputs and outputs, and separate predictions from actual test evidence.</w:t>
+      </w:r>
+    </w:p>
+    <w:p>
+      <w:pPr>
+        <w:pStyle w:val="Heading2"/>
+      </w:pPr>
+      <w:r>
+        <w:t>Earlier wording, alternatives and picture transcripts · reference / check after trying</w:t>
+      </w:r>
+    </w:p>
+    <w:p>
+      <w:pPr>
+        <w:spacing w:line="336" w:lineRule="auto" w:after="180"/>
+      </w:pPr>
+      <w:r>
+        <w:rPr>
+          <w:b w:val="0"/>
+        </w:rPr>
+        <w:t>Connect and extend learning</w:t>
+      </w:r>
+    </w:p>
+    <w:p>
+      <w:pPr>
         <w:pStyle w:val="Heading3"/>
       </w:pPr>
       <w:r>
+        <w:t>Verified Study Buddy</w:t>
+      </w:r>
+    </w:p>
+    <w:p>
+      <w:pPr>
+        <w:pStyle w:val="Heading3"/>
+      </w:pPr>
+      <w:r>
+        <w:t>Support and stretch</w:t>
+      </w:r>
+    </w:p>
+    <w:p>
+      <w:pPr>
+        <w:pStyle w:val="Heading3"/>
+      </w:pPr>
+      <w:r>
+        <w:t>Exit reflection</w:t>
+      </w:r>
+    </w:p>
+    <w:p>
+      <w:pPr>
+        <w:pStyle w:val="Heading3"/>
+      </w:pPr>
+      <w:r>
+        <w:t>Bridge to the next week</w:t>
+      </w:r>
+    </w:p>
+    <w:p>
+      <w:pPr>
+        <w:pStyle w:val="Heading3"/>
+      </w:pPr>
+      <w:r>
+        <w:t>Support and fresh reassessment</w:t>
+      </w:r>
+    </w:p>
+    <w:p>
+      <w:pPr>
+        <w:pStyle w:val="Heading3"/>
+      </w:pPr>
+      <w:r>
+        <w:t>Plan the delayed return</w:t>
+      </w:r>
+    </w:p>
+    <w:p>
+      <w:pPr>
+        <w:pStyle w:val="Heading3"/>
+      </w:pPr>
+      <w:r>
         <w:t>Project evidence from this case</w:t>
       </w:r>
     </w:p>
     <w:p>
       <w:pPr>
+        <w:pStyle w:val="Heading1"/>
+      </w:pPr>
+      <w:r>
+        <w:t>Reference bank and extra practice</w:t>
+      </w:r>
+    </w:p>
+    <w:p>
+      <w:pPr>
+        <w:pStyle w:val="Heading1"/>
+      </w:pPr>
+      <w:r>
+        <w:t>07. Reference: alternative planning checklist</w:t>
+      </w:r>
+    </w:p>
+    <w:p>
+      <w:r>
+        <w:t>Use as a reminder alongside the main route rather than teaching the cycle twice.</w:t>
+      </w:r>
+    </w:p>
+    <w:p>
+      <w:pPr>
+        <w:pStyle w:val="Heading2"/>
+      </w:pPr>
+      <w:r>
+        <w:t>Preparation and schedule</w:t>
+      </w:r>
+    </w:p>
+    <w:p>
+      <w:pPr>
         <w:spacing w:line="336" w:lineRule="auto" w:after="180"/>
-      </w:pPr>
-      <w:r>
-        <w:rPr>
-          <w:b w:val="0"/>
-        </w:rPr>
-        <w:t xml:space="preserve">For your Verified Study Buddy, save the </w:t>
-      </w:r>
-      <w:r>
-        <w:rPr>
-          <w:b/>
-        </w:rPr>
-        <w:t>input</w:t>
-      </w:r>
-      <w:r>
-        <w:rPr>
-          <w:b w:val="0"/>
-        </w:rPr>
-        <w:t>, procedure, observed result and limitation of this check.</w:t>
-      </w:r>
-    </w:p>
-    <w:p>
-      <w:pPr>
-        <w:spacing w:line="336" w:lineRule="auto" w:after="180"/>
-      </w:pPr>
-      <w:r>
-        <w:rPr>
-          <w:b w:val="0"/>
-        </w:rPr>
-        <w:t>Label this worked example as practice; use a different, previously unreviewed case when checking independent understanding.</w:t>
-      </w:r>
-    </w:p>
-    <w:p>
-      <w:pPr>
-        <w:pStyle w:val="Heading1"/>
-      </w:pPr>
-      <w:r>
-        <w:t>07. Prepare, teach and assess</w:t>
-      </w:r>
-    </w:p>
-    <w:p>
-      <w:r>
-        <w:t>Use this preparation summary alongside the detailed Block to Python Bridge lesson; it is a checklist rather than a replacement for the full sequence.</w:t>
-      </w:r>
-    </w:p>
-    <w:p>
-      <w:pPr>
-        <w:pStyle w:val="Heading3"/>
-      </w:pPr>
-      <w:r>
-        <w:t>Teaching target</w:t>
-      </w:r>
-    </w:p>
-    <w:p>
-      <w:pPr>
-        <w:spacing w:line="336" w:lineRule="auto" w:after="180"/>
-        <w:shd w:fill="EDF7F3"/>
       </w:pPr>
       <w:r>
         <w:rPr>
@@ -5650,6 +5696,14 @@
     </w:tbl>
     <w:p>
       <w:pPr>
+        <w:pStyle w:val="Heading2"/>
+      </w:pPr>
+      <w:r>
+        <w:t>Practice and assessment reminders</w:t>
+      </w:r>
+    </w:p>
+    <w:p>
+      <w:pPr>
         <w:spacing w:line="336" w:lineRule="auto" w:after="180"/>
       </w:pPr>
       <w:r>
@@ -5673,16 +5727,7 @@
     </w:p>
     <w:p>
       <w:pPr>
-        <w:pStyle w:val="Heading3"/>
-      </w:pPr>
-      <w:r>
-        <w:t>Supported practice answer</w:t>
-      </w:r>
-    </w:p>
-    <w:p>
-      <w:pPr>
         <w:spacing w:line="336" w:lineRule="auto" w:after="180"/>
-        <w:shd w:fill="F1F6FC"/>
       </w:pPr>
       <w:r>
         <w:rPr>
@@ -5706,7 +5751,6 @@
     <w:p>
       <w:pPr>
         <w:spacing w:line="336" w:lineRule="auto" w:after="180"/>
-        <w:shd w:fill="F1F6FC"/>
       </w:pPr>
       <w:r>
         <w:rPr>
@@ -5763,16 +5807,7 @@
     </w:p>
     <w:p>
       <w:pPr>
-        <w:pStyle w:val="Heading3"/>
-      </w:pPr>
-      <w:r>
-        <w:t>Repair the misconception</w:t>
-      </w:r>
-    </w:p>
-    <w:p>
-      <w:pPr>
         <w:spacing w:line="336" w:lineRule="auto" w:after="180"/>
-        <w:shd w:fill="FFF5E6"/>
       </w:pPr>
       <w:r>
         <w:rPr>
@@ -5807,16 +5842,7 @@
     </w:p>
     <w:p>
       <w:pPr>
-        <w:pStyle w:val="Heading3"/>
-      </w:pPr>
-      <w:r>
-        <w:t>Support without giving away the answer</w:t>
-      </w:r>
-    </w:p>
-    <w:p>
-      <w:pPr>
         <w:spacing w:line="336" w:lineRule="auto" w:after="180"/>
-        <w:shd w:fill="F1F6F8"/>
       </w:pPr>
       <w:r>
         <w:rPr>
@@ -5839,16 +5865,7 @@
     </w:p>
     <w:p>
       <w:pPr>
-        <w:pStyle w:val="Heading3"/>
-      </w:pPr>
-      <w:r>
-        <w:t>Extend the reasoning</w:t>
-      </w:r>
-    </w:p>
-    <w:p>
-      <w:pPr>
         <w:spacing w:line="336" w:lineRule="auto" w:after="180"/>
-        <w:shd w:fill="F5F1FB"/>
       </w:pPr>
       <w:r>
         <w:rPr>
@@ -5872,7 +5889,6 @@
     <w:p>
       <w:pPr>
         <w:spacing w:line="336" w:lineRule="auto" w:after="180"/>
-        <w:shd w:fill="F5F1FB"/>
       </w:pPr>
       <w:r>
         <w:rPr>
@@ -5883,16 +5899,7 @@
     </w:p>
     <w:p>
       <w:pPr>
-        <w:pStyle w:val="Heading3"/>
-      </w:pPr>
-      <w:r>
-        <w:t>Protect the independent attempt</w:t>
-      </w:r>
-    </w:p>
-    <w:p>
-      <w:pPr>
         <w:spacing w:line="336" w:lineRule="auto" w:after="180"/>
-        <w:shd w:fill="FFF5E6"/>
       </w:pPr>
       <w:r>
         <w:rPr>
@@ -6087,16 +6094,7 @@
     </w:tbl>
     <w:p>
       <w:pPr>
-        <w:pStyle w:val="Heading3"/>
-      </w:pPr>
-      <w:r>
-        <w:t>Project checkpoint</w:t>
-      </w:r>
-    </w:p>
-    <w:p>
-      <w:pPr>
         <w:spacing w:line="336" w:lineRule="auto" w:after="180"/>
-        <w:shd w:fill="EDF7F3"/>
       </w:pPr>
       <w:r>
         <w:rPr>
@@ -6133,12 +6131,20 @@
         <w:pStyle w:val="Heading1"/>
       </w:pPr>
       <w:r>
-        <w:t>08. Use feedback, labs and repair paths</w:t>
-      </w:r>
-    </w:p>
-    <w:p>
-      <w:r>
-        <w:t>Use feedback, earlier review and portfolios purposefully. Apply the coding routine only when this lesson has an executable lab.</w:t>
+        <w:t>08. Reference: feedback and records</w:t>
+      </w:r>
+    </w:p>
+    <w:p>
+      <w:r>
+        <w:t>Use digital tools where they help retain an explanation and its evidence.</w:t>
+      </w:r>
+    </w:p>
+    <w:p>
+      <w:pPr>
+        <w:pStyle w:val="Heading2"/>
+      </w:pPr>
+      <w:r>
+        <w:t>Keep practice and independent evidence separate</w:t>
       </w:r>
     </w:p>
     <w:p>
@@ -6177,12 +6183,62 @@
     </w:p>
     <w:p>
       <w:pPr>
+        <w:pStyle w:val="Heading2"/>
+      </w:pPr>
+      <w:r>
+        <w:t>Repair and portfolio records</w:t>
+      </w:r>
+    </w:p>
+    <w:p>
+      <w:pPr>
         <w:spacing w:line="336" w:lineRule="auto" w:after="180"/>
       </w:pPr>
       <w:r>
         <w:rPr>
           <w:b w:val="0"/>
         </w:rPr>
+        <w:t>Use the earlier worked-explanation links to address a specific missing building block, then return to the current question. Adapt this suggestion after observing the learner; it is not an automatic diagnosis.</w:t>
+      </w:r>
+    </w:p>
+    <w:p>
+      <w:pPr>
+        <w:spacing w:line="336" w:lineRule="auto" w:after="180"/>
+      </w:pPr>
+      <w:r>
+        <w:rPr>
+          <w:b w:val="0"/>
+        </w:rPr>
+        <w:t xml:space="preserve">Collect the completed-work portfolio as </w:t>
+      </w:r>
+      <w:r>
+        <w:rPr>
+          <w:b/>
+        </w:rPr>
+        <w:t>evidence</w:t>
+      </w:r>
+      <w:r>
+        <w:rPr>
+          <w:b w:val="0"/>
+        </w:rPr>
+        <w:t>. Record support separately from correctness, and assess explanation, trace/test and limitations. Progress ticks and quiz selections alone do not establish mastery.</w:t>
+      </w:r>
+    </w:p>
+    <w:p>
+      <w:pPr>
+        <w:pStyle w:val="Heading2"/>
+      </w:pPr>
+      <w:r>
+        <w:t>Earlier wording, alternatives and picture transcripts · reference / check after trying</w:t>
+      </w:r>
+    </w:p>
+    <w:p>
+      <w:pPr>
+        <w:spacing w:line="336" w:lineRule="auto" w:after="180"/>
+      </w:pPr>
+      <w:r>
+        <w:rPr>
+          <w:b w:val="0"/>
+        </w:rPr>
         <w:t xml:space="preserve">Ask students to predict before running code. Preserve errors and actual </w:t>
       </w:r>
       <w:r>
@@ -6200,77 +6256,20 @@
     </w:p>
     <w:p>
       <w:pPr>
-        <w:spacing w:line="336" w:lineRule="auto" w:after="180"/>
-      </w:pPr>
-      <w:r>
-        <w:rPr>
-          <w:b w:val="0"/>
-        </w:rPr>
-        <w:t>Use the earlier worked-explanation links to address a specific missing building block, then return to the current question. Adapt this suggestion after observing the learner; it is not an automatic diagnosis.</w:t>
-      </w:r>
-    </w:p>
-    <w:p>
-      <w:pPr>
-        <w:spacing w:line="336" w:lineRule="auto" w:after="180"/>
-      </w:pPr>
-      <w:r>
-        <w:rPr>
-          <w:b w:val="0"/>
-        </w:rPr>
-        <w:t xml:space="preserve">Collect the completed-work portfolio as </w:t>
-      </w:r>
-      <w:r>
-        <w:rPr>
-          <w:b/>
-        </w:rPr>
-        <w:t>evidence</w:t>
-      </w:r>
-      <w:r>
-        <w:rPr>
-          <w:b w:val="0"/>
-        </w:rPr>
-        <w:t>. Record support separately from correctness, and assess explanation, trace/test and limitations. Progress ticks and quiz selections alone do not establish mastery.</w:t>
-      </w:r>
-    </w:p>
-    <w:p>
-      <w:pPr>
         <w:pStyle w:val="Heading1"/>
       </w:pPr>
       <w:r>
-        <w:t>09. Visual concept journey</w:t>
-      </w:r>
-    </w:p>
-    <w:p>
-      <w:r>
-        <w:t>Show one Block to Python Bridge graphic at a time, request a prediction and discuss its trace before the independent assessment.</w:t>
-      </w:r>
-    </w:p>
-    <w:p>
-      <w:pPr>
-        <w:spacing w:line="336" w:lineRule="auto" w:after="180"/>
-      </w:pPr>
-      <w:r>
-        <w:rPr>
-          <w:b w:val="0"/>
-        </w:rPr>
-        <w:t xml:space="preserve">Use one picture at a time. Hide a worked result before asking for a </w:t>
-      </w:r>
-      <w:r>
-        <w:rPr>
-          <w:b/>
-        </w:rPr>
-        <w:t>prediction</w:t>
-      </w:r>
-      <w:r>
-        <w:rPr>
-          <w:b w:val="0"/>
-        </w:rPr>
-        <w:t>, then reveal it for feedback. These are supported teaching cases; retain the separate independent assessment for a fresh first attempt.</w:t>
-      </w:r>
-    </w:p>
-    <w:p>
-      <w:pPr>
-        <w:pStyle w:val="Heading3"/>
+        <w:t>09. Reference: teach with the six pictures</w:t>
+      </w:r>
+    </w:p>
+    <w:p>
+      <w:r>
+        <w:t>Choose the picture for the teaching move and connect it to the explanation.</w:t>
+      </w:r>
+    </w:p>
+    <w:p>
+      <w:pPr>
+        <w:pStyle w:val="Heading2"/>
       </w:pPr>
       <w:r>
         <w:t>01. Block to Python Bridge: the case</w:t>
@@ -6281,7 +6280,7 @@
         <w:drawing>
           <wp:inline xmlns:a="http://schemas.openxmlformats.org/drawingml/2006/main" xmlns:pic="http://schemas.openxmlformats.org/drawingml/2006/picture">
             <wp:extent cx="5486400" cy="2990088"/>
-            <wp:docPr id="2" name="Picture 2" descr="Translate a “count qualifying books” paper procedure into a Python-style trace. Supplied facts: Page counts are [80, 150, 90]. Start count=0; for each pages value, add 1 only when pages&lt;100. All inputs and outcomes in this worked example are invented classroom data; no real model run is claimed."/>
+            <wp:docPr id="3" name="Picture 3" descr="Translate a “count qualifying books” paper procedure into a Python-style trace. Supplied facts: Page counts are [80, 150, 90]. Start count=0; for each pages value, add 1 only when pages&lt;100. All inputs and outcomes in this worked example are invented classroom data; no real model run is claimed."/>
             <wp:cNvGraphicFramePr>
               <a:graphicFrameLocks noChangeAspect="1"/>
             </wp:cNvGraphicFramePr>
@@ -6293,7 +6292,7 @@
                     <pic:cNvPicPr/>
                   </pic:nvPicPr>
                   <pic:blipFill>
-                    <a:blip r:embed="rId10"/>
+                    <a:blip r:embed="rId11"/>
                     <a:stretch>
                       <a:fillRect/>
                     </a:stretch>
@@ -6349,7 +6348,6 @@
     <w:p>
       <w:pPr>
         <w:spacing w:line="336" w:lineRule="auto" w:after="180"/>
-        <w:shd w:fill="F5F1FB"/>
       </w:pPr>
       <w:r>
         <w:rPr>
@@ -6360,16 +6358,7 @@
     </w:p>
     <w:p>
       <w:pPr>
-        <w:pStyle w:val="Heading3"/>
-      </w:pPr>
-      <w:r>
-        <w:t>Discuss while showing the picture</w:t>
-      </w:r>
-    </w:p>
-    <w:p>
-      <w:pPr>
         <w:spacing w:line="336" w:lineRule="auto" w:after="180"/>
-        <w:shd w:fill="F1F6F8"/>
       </w:pPr>
       <w:r>
         <w:rPr>
@@ -6380,7 +6369,7 @@
     </w:p>
     <w:p>
       <w:pPr>
-        <w:pStyle w:val="Heading3"/>
+        <w:pStyle w:val="Heading2"/>
       </w:pPr>
       <w:r>
         <w:t>02. Follow the deciding steps</w:t>
@@ -6391,7 +6380,7 @@
         <w:drawing>
           <wp:inline xmlns:a="http://schemas.openxmlformats.org/drawingml/2006/main" xmlns:pic="http://schemas.openxmlformats.org/drawingml/2006/picture">
             <wp:extent cx="5486400" cy="3182112"/>
-            <wp:docPr id="3" name="Picture 3" descr="Start counter: count begins at 0 before the loop. → Trace decisions: 80 qualifies: count 1. 150 does not: count 1. 90 qualifies: count 2. → Report count: The final result is 2 qualifying books, not the sum of their page counts."/>
+            <wp:docPr id="4" name="Picture 4" descr="Start counter: count begins at 0 before the loop. → Trace decisions: 80 qualifies: count 1. 150 does not: count 1. 90 qualifies: count 2. → Report count: The final result is 2 qualifying books, not the sum of their page counts."/>
             <wp:cNvGraphicFramePr>
               <a:graphicFrameLocks noChangeAspect="1"/>
             </wp:cNvGraphicFramePr>
@@ -6403,7 +6392,7 @@
                     <pic:cNvPicPr/>
                   </pic:nvPicPr>
                   <pic:blipFill>
-                    <a:blip r:embed="rId11"/>
+                    <a:blip r:embed="rId9"/>
                     <a:stretch>
                       <a:fillRect/>
                     </a:stretch>
@@ -6436,7 +6425,6 @@
     <w:p>
       <w:pPr>
         <w:spacing w:line="336" w:lineRule="auto" w:after="180"/>
-        <w:shd w:fill="F5F1FB"/>
       </w:pPr>
       <w:r>
         <w:rPr>
@@ -6459,16 +6447,7 @@
     </w:p>
     <w:p>
       <w:pPr>
-        <w:pStyle w:val="Heading3"/>
-      </w:pPr>
-      <w:r>
-        <w:t>Discuss while showing the picture</w:t>
-      </w:r>
-    </w:p>
-    <w:p>
-      <w:pPr>
         <w:spacing w:line="336" w:lineRule="auto" w:after="180"/>
-        <w:shd w:fill="F1F6F8"/>
       </w:pPr>
       <w:r>
         <w:rPr>
@@ -6491,7 +6470,7 @@
     </w:p>
     <w:p>
       <w:pPr>
-        <w:pStyle w:val="Heading3"/>
+        <w:pStyle w:val="Heading2"/>
       </w:pPr>
       <w:r>
         <w:t>03. A calculation from paper to output</w:t>
@@ -6502,7 +6481,7 @@
         <w:drawing>
           <wp:inline xmlns:a="http://schemas.openxmlformats.org/drawingml/2006/main" xmlns:pic="http://schemas.openxmlformats.org/drawingml/2006/picture">
             <wp:extent cx="5486400" cy="2834640"/>
-            <wp:docPr id="4" name="Picture 4" descr="A calculation from paper to output. Record pack count | packs = 4 | Name holds 4. Multiply two quantities | total = packs * per_pack | Name holds product. Show the answer | print(total) | Displays the value"/>
+            <wp:docPr id="5" name="Picture 5" descr="A calculation from paper to output. Record pack count | packs = 4 | Name holds 4. Multiply two quantities | total = packs * per_pack | Name holds product. Show the answer | print(total) | Displays the value"/>
             <wp:cNvGraphicFramePr>
               <a:graphicFrameLocks noChangeAspect="1"/>
             </wp:cNvGraphicFramePr>
@@ -6559,7 +6538,6 @@
     <w:p>
       <w:pPr>
         <w:spacing w:line="336" w:lineRule="auto" w:after="180"/>
-        <w:shd w:fill="F5F1FB"/>
       </w:pPr>
       <w:r>
         <w:rPr>
@@ -6570,16 +6548,7 @@
     </w:p>
     <w:p>
       <w:pPr>
-        <w:pStyle w:val="Heading3"/>
-      </w:pPr>
-      <w:r>
-        <w:t>Discuss while showing the picture</w:t>
-      </w:r>
-    </w:p>
-    <w:p>
-      <w:pPr>
         <w:spacing w:line="336" w:lineRule="auto" w:after="180"/>
-        <w:shd w:fill="F1F6F8"/>
       </w:pPr>
       <w:r>
         <w:rPr>
@@ -6590,7 +6559,7 @@
     </w:p>
     <w:p>
       <w:pPr>
-        <w:pStyle w:val="Heading3"/>
+        <w:pStyle w:val="Heading2"/>
       </w:pPr>
       <w:r>
         <w:t>04. Change one thing. Trace what follows.</w:t>
@@ -6601,7 +6570,7 @@
         <w:drawing>
           <wp:inline xmlns:a="http://schemas.openxmlformats.org/drawingml/2006/main" xmlns:pic="http://schemas.openxmlformats.org/drawingml/2006/picture">
             <wp:extent cx="5486400" cy="3026664"/>
-            <wp:docPr id="5" name="Picture 5" descr="Original case: The final result is 2 qualifying books, not the sum of their page counts. Changed condition: Replace the last page count 90 with 100. Expected result: The final count becomes 1. Reason: The comparison is strictly less than 100, so the boundary value does not qualify."/>
+            <wp:docPr id="6" name="Picture 6" descr="Original case: The final result is 2 qualifying books, not the sum of their page counts. Changed condition: Replace the last page count 90 with 100. Expected result: The final count becomes 1. Reason: The comparison is strictly less than 100, so the boundary value does not qualify."/>
             <wp:cNvGraphicFramePr>
               <a:graphicFrameLocks noChangeAspect="1"/>
             </wp:cNvGraphicFramePr>
@@ -6669,7 +6638,6 @@
     <w:p>
       <w:pPr>
         <w:spacing w:line="336" w:lineRule="auto" w:after="180"/>
-        <w:shd w:fill="F5F1FB"/>
       </w:pPr>
       <w:r>
         <w:rPr>
@@ -6680,16 +6648,7 @@
     </w:p>
     <w:p>
       <w:pPr>
-        <w:pStyle w:val="Heading3"/>
-      </w:pPr>
-      <w:r>
-        <w:t>Discuss while showing the picture</w:t>
-      </w:r>
-    </w:p>
-    <w:p>
-      <w:pPr>
         <w:spacing w:line="336" w:lineRule="auto" w:after="180"/>
-        <w:shd w:fill="F1F6F8"/>
       </w:pPr>
       <w:r>
         <w:rPr>
@@ -6701,7 +6660,6 @@
     <w:p>
       <w:pPr>
         <w:spacing w:line="336" w:lineRule="auto" w:after="180"/>
-        <w:shd w:fill="F1F6F8"/>
       </w:pPr>
       <w:r>
         <w:rPr>
@@ -6712,7 +6670,7 @@
     </w:p>
     <w:p>
       <w:pPr>
-        <w:pStyle w:val="Heading3"/>
+        <w:pStyle w:val="Heading2"/>
       </w:pPr>
       <w:r>
         <w:t>05. Connect the explanation to its limit</w:t>
@@ -6723,7 +6681,7 @@
         <w:drawing>
           <wp:inline xmlns:a="http://schemas.openxmlformats.org/drawingml/2006/main" xmlns:pic="http://schemas.openxmlformats.org/drawingml/2006/picture">
             <wp:extent cx="5486400" cy="2834640"/>
-            <wp:docPr id="6" name="Picture 6" descr="Read the picture in order. The final result is 2 qualifying books, not the sum of their page counts. The arrows show which recorded input or intermediate result each decision uses. Explain the deciding step aloud before checking the changed case; pointing to the final answer alone does not show how it follows. Limit: This deterministic loop counts a stated condition; it neither trains a model nor measures whether the books suit a reader."/>
+            <wp:docPr id="7" name="Picture 7" descr="Read the picture in order. The final result is 2 qualifying books, not the sum of their page counts. The arrows show which recorded input or intermediate result each decision uses. Explain the deciding step aloud before checking the changed case; pointing to the final answer alone does not show how it follows. Limit: This deterministic loop counts a stated condition; it neither trains a model nor measures whether the books suit a reader."/>
             <wp:cNvGraphicFramePr>
               <a:graphicFrameLocks noChangeAspect="1"/>
             </wp:cNvGraphicFramePr>
@@ -6814,7 +6772,6 @@
     <w:p>
       <w:pPr>
         <w:spacing w:line="336" w:lineRule="auto" w:after="180"/>
-        <w:shd w:fill="F5F1FB"/>
       </w:pPr>
       <w:r>
         <w:rPr>
@@ -6825,16 +6782,7 @@
     </w:p>
     <w:p>
       <w:pPr>
-        <w:pStyle w:val="Heading3"/>
-      </w:pPr>
-      <w:r>
-        <w:t>Discuss while showing the picture</w:t>
-      </w:r>
-    </w:p>
-    <w:p>
-      <w:pPr>
         <w:spacing w:line="336" w:lineRule="auto" w:after="180"/>
-        <w:shd w:fill="F1F6F8"/>
       </w:pPr>
       <w:r>
         <w:rPr>
@@ -6846,7 +6794,6 @@
     <w:p>
       <w:pPr>
         <w:spacing w:line="336" w:lineRule="auto" w:after="180"/>
-        <w:shd w:fill="F1F6F8"/>
       </w:pPr>
       <w:r>
         <w:rPr>
@@ -6869,7 +6816,7 @@
     </w:p>
     <w:p>
       <w:pPr>
-        <w:pStyle w:val="Heading3"/>
+        <w:pStyle w:val="Heading2"/>
       </w:pPr>
       <w:r>
         <w:t>06. Make the idea visible in your project</w:t>
@@ -6880,7 +6827,7 @@
         <w:drawing>
           <wp:inline xmlns:a="http://schemas.openxmlformats.org/drawingml/2006/main" xmlns:pic="http://schemas.openxmlformats.org/drawingml/2006/picture">
             <wp:extent cx="5486400" cy="3681984"/>
-            <wp:docPr id="7" name="Picture 7" descr="For your Verified Study Buddy, save the input, procedure, observed result and limitation of this check. Label this worked example as practice; use a different, previously unreviewed case when checking independent understanding. Draw your input, deciding step, result and limit. Supported question: Trace the changed list and identify where the result differs. Point to the relevant step in the picture, then write the changed result and the rule or evidence that supports it."/>
+            <wp:docPr id="8" name="Picture 8" descr="For your Verified Study Buddy, save the input, procedure, observed result and limitation of this check. Label this worked example as practice; use a different, previously unreviewed case when checking independent understanding. Draw your input, deciding step, result and limit. Supported question: Trace the changed list and identify where the result differs. Point to the relevant step in the picture, then write the changed result and the rule or evidence that supports it."/>
             <wp:cNvGraphicFramePr>
               <a:graphicFrameLocks noChangeAspect="1"/>
             </wp:cNvGraphicFramePr>
@@ -6995,7 +6942,6 @@
     <w:p>
       <w:pPr>
         <w:spacing w:line="336" w:lineRule="auto" w:after="180"/>
-        <w:shd w:fill="F5F1FB"/>
       </w:pPr>
       <w:r>
         <w:rPr>
@@ -7018,58 +6964,126 @@
     </w:p>
     <w:p>
       <w:pPr>
+        <w:spacing w:line="336" w:lineRule="auto" w:after="180"/>
+      </w:pPr>
+      <w:r>
+        <w:rPr>
+          <w:b w:val="0"/>
+        </w:rPr>
+        <w:t xml:space="preserve">Teacher prompt: Draw your project trace and justify the deciding step using </w:t>
+      </w:r>
+      <w:r>
+        <w:rPr>
+          <w:b/>
+        </w:rPr>
+        <w:t>evidence</w:t>
+      </w:r>
+      <w:r>
+        <w:rPr>
+          <w:b w:val="0"/>
+        </w:rPr>
+        <w:t>. Ask learners to describe one label or arrow in ordinary words. Use the adjacent transcript if the image is difficult to see.</w:t>
+      </w:r>
+    </w:p>
+    <w:p>
+      <w:pPr>
+        <w:spacing w:line="336" w:lineRule="auto" w:after="180"/>
+      </w:pPr>
+      <w:r>
+        <w:rPr>
+          <w:b w:val="0"/>
+        </w:rPr>
+        <w:t>Supported practice key: 80 increments to 1; 150 leaves 1; 100 leaves 1. The last comparison changed from true to false. Changed-case check: The final count becomes 1.</w:t>
+      </w:r>
+    </w:p>
+    <w:p>
+      <w:pPr>
+        <w:spacing w:line="336" w:lineRule="auto" w:after="180"/>
+      </w:pPr>
+      <w:r>
+        <w:rPr>
+          <w:b w:val="0"/>
+        </w:rPr>
+        <w:t>The comparison is strictly less than 100, so the boundary value does not qualify.</w:t>
+      </w:r>
+    </w:p>
+    <w:p>
+      <w:pPr>
+        <w:pStyle w:val="Heading2"/>
+      </w:pPr>
+      <w:r>
+        <w:t>Earlier wording, alternatives and picture transcripts · reference / check after trying</w:t>
+      </w:r>
+    </w:p>
+    <w:p>
+      <w:pPr>
+        <w:spacing w:line="336" w:lineRule="auto" w:after="180"/>
+      </w:pPr>
+      <w:r>
+        <w:rPr>
+          <w:b w:val="0"/>
+        </w:rPr>
+        <w:t xml:space="preserve">Use one picture at a time. Hide a worked result before asking for a </w:t>
+      </w:r>
+      <w:r>
+        <w:rPr>
+          <w:b/>
+        </w:rPr>
+        <w:t>prediction</w:t>
+      </w:r>
+      <w:r>
+        <w:rPr>
+          <w:b w:val="0"/>
+        </w:rPr>
+        <w:t>, then reveal it for feedback. These are supported teaching cases; retain the separate independent assessment for a fresh first attempt.</w:t>
+      </w:r>
+    </w:p>
+    <w:p>
+      <w:pPr>
         <w:pStyle w:val="Heading3"/>
       </w:pPr>
       <w:r>
-        <w:t>Discuss while showing the picture</w:t>
-      </w:r>
-    </w:p>
-    <w:p>
-      <w:pPr>
-        <w:spacing w:line="336" w:lineRule="auto" w:after="180"/>
-        <w:shd w:fill="F1F6F8"/>
-      </w:pPr>
-      <w:r>
-        <w:rPr>
-          <w:b w:val="0"/>
-        </w:rPr>
-        <w:t xml:space="preserve">Teacher prompt: Draw your project trace and justify the deciding step using </w:t>
-      </w:r>
-      <w:r>
-        <w:rPr>
-          <w:b/>
-        </w:rPr>
-        <w:t>evidence</w:t>
-      </w:r>
-      <w:r>
-        <w:rPr>
-          <w:b w:val="0"/>
-        </w:rPr>
-        <w:t>. Ask learners to describe one label or arrow in ordinary words. Use the adjacent transcript if the image is difficult to see.</w:t>
-      </w:r>
-    </w:p>
-    <w:p>
-      <w:pPr>
-        <w:spacing w:line="336" w:lineRule="auto" w:after="180"/>
-        <w:shd w:fill="F1F6F8"/>
-      </w:pPr>
-      <w:r>
-        <w:rPr>
-          <w:b w:val="0"/>
-        </w:rPr>
-        <w:t>Supported practice key: 80 increments to 1; 150 leaves 1; 100 leaves 1. The last comparison changed from true to false. Changed-case check: The final count becomes 1.</w:t>
-      </w:r>
-    </w:p>
-    <w:p>
-      <w:pPr>
-        <w:spacing w:line="336" w:lineRule="auto" w:after="180"/>
-        <w:shd w:fill="F1F6F8"/>
-      </w:pPr>
-      <w:r>
-        <w:rPr>
-          <w:b w:val="0"/>
-        </w:rPr>
-        <w:t>The comparison is strictly less than 100, so the boundary value does not qualify.</w:t>
+        <w:t>01. Block to Python Bridge: the case</w:t>
+      </w:r>
+    </w:p>
+    <w:p>
+      <w:pPr>
+        <w:pStyle w:val="Heading3"/>
+      </w:pPr>
+      <w:r>
+        <w:t>02. Follow the deciding steps</w:t>
+      </w:r>
+    </w:p>
+    <w:p>
+      <w:pPr>
+        <w:pStyle w:val="Heading3"/>
+      </w:pPr>
+      <w:r>
+        <w:t>03. A calculation from paper to output</w:t>
+      </w:r>
+    </w:p>
+    <w:p>
+      <w:pPr>
+        <w:pStyle w:val="Heading3"/>
+      </w:pPr>
+      <w:r>
+        <w:t>04. Change one thing. Trace what follows.</w:t>
+      </w:r>
+    </w:p>
+    <w:p>
+      <w:pPr>
+        <w:pStyle w:val="Heading3"/>
+      </w:pPr>
+      <w:r>
+        <w:t>05. Connect the explanation to its limit</w:t>
+      </w:r>
+    </w:p>
+    <w:p>
+      <w:pPr>
+        <w:pStyle w:val="Heading3"/>
+      </w:pPr>
+      <w:r>
+        <w:t>06. Make the idea visible in your project</w:t>
       </w:r>
     </w:p>
     <w:sectPr>
